--- a/C++ NOTES/C++ NOTES.docx
+++ b/C++ NOTES/C++ NOTES.docx
@@ -12,6 +12,7 @@
           <w:u w:val="single"/>
         </w:rPr>
       </w:pPr>
+      <w:bookmarkStart w:id="0" w:name="_Hlk221832472"/>
       <w:r>
         <w:rPr>
           <w:b/>
@@ -42,9 +43,20 @@
           <w:szCs w:val="36"/>
           <w:u w:val="single"/>
         </w:rPr>
-        <w:t>PART 1)</w:t>
-      </w:r>
-    </w:p>
+        <w:t>CHAPTER</w:t>
+      </w:r>
+      <w:r>
+        <w:rPr>
+          <w:b/>
+          <w:bCs/>
+          <w:sz w:val="36"/>
+          <w:szCs w:val="36"/>
+          <w:u w:val="single"/>
+        </w:rPr>
+        <w:t xml:space="preserve"> 1)</w:t>
+      </w:r>
+    </w:p>
+    <w:bookmarkEnd w:id="0"/>
     <w:p>
       <w:pPr>
         <w:rPr>
@@ -742,7 +754,7 @@
     <w:p>
       <w:r>
         <w:pict w14:anchorId="0400826B">
-          <v:rect id="_x0000_i1049" style="width:0;height:1.5pt" o:hralign="center" o:hrstd="t" o:hr="t" fillcolor="#a0a0a0" stroked="f"/>
+          <v:rect id="_x0000_i1025" style="width:0;height:1.5pt" o:hralign="center" o:hrstd="t" o:hr="t" fillcolor="#a0a0a0" stroked="f"/>
         </w:pict>
       </w:r>
     </w:p>
@@ -1271,7 +1283,7 @@
     <w:p>
       <w:r>
         <w:pict w14:anchorId="2297FEAA">
-          <v:rect id="_x0000_i1050" style="width:0;height:1.5pt" o:hralign="center" o:hrstd="t" o:hr="t" fillcolor="#a0a0a0" stroked="f"/>
+          <v:rect id="_x0000_i1026" style="width:0;height:1.5pt" o:hralign="center" o:hrstd="t" o:hr="t" fillcolor="#a0a0a0" stroked="f"/>
         </w:pict>
       </w:r>
     </w:p>
@@ -1677,7 +1689,7 @@
     <w:p>
       <w:r>
         <w:pict w14:anchorId="3C1197A6">
-          <v:rect id="_x0000_i1051" style="width:0;height:1.5pt" o:hralign="center" o:hrstd="t" o:hr="t" fillcolor="#a0a0a0" stroked="f"/>
+          <v:rect id="_x0000_i1027" style="width:0;height:1.5pt" o:hralign="center" o:hrstd="t" o:hr="t" fillcolor="#a0a0a0" stroked="f"/>
         </w:pict>
       </w:r>
     </w:p>
@@ -1958,22 +1970,91 @@
     <w:p>
       <w:r>
         <w:pict w14:anchorId="09F3979F">
-          <v:rect id="_x0000_i1052" style="width:0;height:1.5pt" o:hralign="center" o:hrstd="t" o:hr="t" fillcolor="#a0a0a0" stroked="f"/>
+          <v:rect id="_x0000_i1028" style="width:0;height:1.5pt" o:hralign="center" o:hrstd="t" o:hr="t" fillcolor="#a0a0a0" stroked="f"/>
         </w:pict>
       </w:r>
     </w:p>
     <w:p>
-      <w:pPr>
-        <w:rPr>
-          <w:b/>
-          <w:bCs/>
-        </w:rPr>
-      </w:pPr>
-      <w:r>
-        <w:rPr>
-          <w:b/>
-          <w:bCs/>
-        </w:rPr>
+      <w:r>
+        <w:drawing>
+          <wp:inline distT="0" distB="0" distL="0" distR="0" wp14:anchorId="699B5250" wp14:editId="512C0378">
+            <wp:extent cx="5731510" cy="2403475"/>
+            <wp:effectExtent l="0" t="0" r="2540" b="0"/>
+            <wp:docPr id="1376857438" name="Picture 1"/>
+            <wp:cNvGraphicFramePr>
+              <a:graphicFrameLocks xmlns:a="http://schemas.openxmlformats.org/drawingml/2006/main" noChangeAspect="1"/>
+            </wp:cNvGraphicFramePr>
+            <a:graphic xmlns:a="http://schemas.openxmlformats.org/drawingml/2006/main">
+              <a:graphicData uri="http://schemas.openxmlformats.org/drawingml/2006/picture">
+                <pic:pic xmlns:pic="http://schemas.openxmlformats.org/drawingml/2006/picture">
+                  <pic:nvPicPr>
+                    <pic:cNvPr id="1376857438" name=""/>
+                    <pic:cNvPicPr/>
+                  </pic:nvPicPr>
+                  <pic:blipFill>
+                    <a:blip r:embed="rId5"/>
+                    <a:stretch>
+                      <a:fillRect/>
+                    </a:stretch>
+                  </pic:blipFill>
+                  <pic:spPr>
+                    <a:xfrm>
+                      <a:off x="0" y="0"/>
+                      <a:ext cx="5731510" cy="2403475"/>
+                    </a:xfrm>
+                    <a:prstGeom prst="rect">
+                      <a:avLst/>
+                    </a:prstGeom>
+                  </pic:spPr>
+                </pic:pic>
+              </a:graphicData>
+            </a:graphic>
+          </wp:inline>
+        </w:drawing>
+      </w:r>
+    </w:p>
+    <w:p>
+      <w:pPr>
+        <w:rPr>
+          <w:b/>
+          <w:bCs/>
+        </w:rPr>
+      </w:pPr>
+      <w:r>
+        <w:pict w14:anchorId="33E53BBB">
+          <v:rect id="_x0000_i1032" style="width:0;height:1.5pt" o:hralign="center" o:hrstd="t" o:hr="t" fillcolor="#a0a0a0" stroked="f"/>
+        </w:pict>
+      </w:r>
+    </w:p>
+    <w:p>
+      <w:pPr>
+        <w:rPr>
+          <w:b/>
+          <w:bCs/>
+        </w:rPr>
+      </w:pPr>
+    </w:p>
+    <w:p>
+      <w:pPr>
+        <w:rPr>
+          <w:b/>
+          <w:bCs/>
+        </w:rPr>
+      </w:pPr>
+    </w:p>
+    <w:p>
+      <w:pPr>
+        <w:rPr>
+          <w:b/>
+          <w:bCs/>
+        </w:rPr>
+      </w:pPr>
+      <w:r>
+        <w:rPr>
+          <w:b/>
+          <w:bCs/>
+        </w:rPr>
+        <w:lastRenderedPageBreak/>
         <w:t>5. Setup &amp; Practical (How to Run?)</w:t>
       </w:r>
     </w:p>
@@ -2317,7 +2398,3033 @@
         <w:t>.</w:t>
       </w:r>
     </w:p>
-    <w:p/>
+    <w:p>
+      <w:r>
+        <w:pict w14:anchorId="44D14593">
+          <v:rect id="_x0000_i1029" style="width:0;height:1.5pt" o:hralign="center" o:hrstd="t" o:hr="t" fillcolor="#a0a0a0" stroked="f"/>
+        </w:pict>
+      </w:r>
+    </w:p>
+    <w:p>
+      <w:r>
+        <w:drawing>
+          <wp:inline distT="0" distB="0" distL="0" distR="0" wp14:anchorId="6D413A70" wp14:editId="7A6BC828">
+            <wp:extent cx="5706271" cy="2286319"/>
+            <wp:effectExtent l="0" t="0" r="8890" b="0"/>
+            <wp:docPr id="2086263718" name="Picture 1"/>
+            <wp:cNvGraphicFramePr>
+              <a:graphicFrameLocks xmlns:a="http://schemas.openxmlformats.org/drawingml/2006/main" noChangeAspect="1"/>
+            </wp:cNvGraphicFramePr>
+            <a:graphic xmlns:a="http://schemas.openxmlformats.org/drawingml/2006/main">
+              <a:graphicData uri="http://schemas.openxmlformats.org/drawingml/2006/picture">
+                <pic:pic xmlns:pic="http://schemas.openxmlformats.org/drawingml/2006/picture">
+                  <pic:nvPicPr>
+                    <pic:cNvPr id="2086263718" name=""/>
+                    <pic:cNvPicPr/>
+                  </pic:nvPicPr>
+                  <pic:blipFill>
+                    <a:blip r:embed="rId6"/>
+                    <a:stretch>
+                      <a:fillRect/>
+                    </a:stretch>
+                  </pic:blipFill>
+                  <pic:spPr>
+                    <a:xfrm>
+                      <a:off x="0" y="0"/>
+                      <a:ext cx="5706271" cy="2286319"/>
+                    </a:xfrm>
+                    <a:prstGeom prst="rect">
+                      <a:avLst/>
+                    </a:prstGeom>
+                  </pic:spPr>
+                </pic:pic>
+              </a:graphicData>
+            </a:graphic>
+          </wp:inline>
+        </w:drawing>
+      </w:r>
+    </w:p>
+    <w:p>
+      <w:pPr>
+        <w:pStyle w:val="ListParagraph"/>
+        <w:numPr>
+          <w:ilvl w:val="0"/>
+          <w:numId w:val="6"/>
+        </w:numPr>
+      </w:pPr>
+      <w:r>
+        <w:rPr>
+          <w:b/>
+          <w:bCs/>
+        </w:rPr>
+        <w:t>#include &lt;iostream&gt;:</w:t>
+      </w:r>
+      <w:r>
+        <w:t xml:space="preserve"> Iske </w:t>
+      </w:r>
+      <w:proofErr w:type="spellStart"/>
+      <w:r>
+        <w:t>bina</w:t>
+      </w:r>
+      <w:proofErr w:type="spellEnd"/>
+      <w:r>
+        <w:t xml:space="preserve"> </w:t>
+      </w:r>
+      <w:proofErr w:type="spellStart"/>
+      <w:r>
+        <w:t>aap</w:t>
+      </w:r>
+      <w:proofErr w:type="spellEnd"/>
+      <w:r>
+        <w:t xml:space="preserve"> </w:t>
+      </w:r>
+      <w:proofErr w:type="spellStart"/>
+      <w:r>
+        <w:t>cout</w:t>
+      </w:r>
+      <w:proofErr w:type="spellEnd"/>
+      <w:r>
+        <w:t xml:space="preserve"> (print) </w:t>
+      </w:r>
+      <w:proofErr w:type="spellStart"/>
+      <w:r>
+        <w:t>ya</w:t>
+      </w:r>
+      <w:proofErr w:type="spellEnd"/>
+      <w:r>
+        <w:t xml:space="preserve"> </w:t>
+      </w:r>
+      <w:proofErr w:type="spellStart"/>
+      <w:r>
+        <w:t>cin</w:t>
+      </w:r>
+      <w:proofErr w:type="spellEnd"/>
+      <w:r>
+        <w:t xml:space="preserve"> (input) use </w:t>
+      </w:r>
+      <w:proofErr w:type="spellStart"/>
+      <w:r>
+        <w:t>nahi</w:t>
+      </w:r>
+      <w:proofErr w:type="spellEnd"/>
+      <w:r>
+        <w:t xml:space="preserve"> </w:t>
+      </w:r>
+      <w:proofErr w:type="spellStart"/>
+      <w:r>
+        <w:t>kar</w:t>
+      </w:r>
+      <w:proofErr w:type="spellEnd"/>
+      <w:r>
+        <w:t xml:space="preserve"> </w:t>
+      </w:r>
+      <w:proofErr w:type="spellStart"/>
+      <w:r>
+        <w:t>sakte</w:t>
+      </w:r>
+      <w:proofErr w:type="spellEnd"/>
+      <w:r>
+        <w:t>.</w:t>
+      </w:r>
+    </w:p>
+    <w:p>
+      <w:pPr>
+        <w:pStyle w:val="ListParagraph"/>
+        <w:numPr>
+          <w:ilvl w:val="0"/>
+          <w:numId w:val="6"/>
+        </w:numPr>
+      </w:pPr>
+      <w:r>
+        <w:rPr>
+          <w:b/>
+          <w:bCs/>
+        </w:rPr>
+        <w:t xml:space="preserve">Semi-colon </w:t>
+      </w:r>
+      <w:proofErr w:type="gramStart"/>
+      <w:r>
+        <w:rPr>
+          <w:b/>
+          <w:bCs/>
+        </w:rPr>
+        <w:t>( ;</w:t>
+      </w:r>
+      <w:proofErr w:type="gramEnd"/>
+      <w:r>
+        <w:rPr>
+          <w:b/>
+          <w:bCs/>
+        </w:rPr>
+        <w:t xml:space="preserve"> ):</w:t>
+      </w:r>
+      <w:r>
+        <w:t xml:space="preserve"> C++ </w:t>
+      </w:r>
+      <w:proofErr w:type="spellStart"/>
+      <w:r>
+        <w:t>mein</w:t>
+      </w:r>
+      <w:proofErr w:type="spellEnd"/>
+      <w:r>
+        <w:t xml:space="preserve"> </w:t>
+      </w:r>
+      <w:proofErr w:type="spellStart"/>
+      <w:r>
+        <w:t>har</w:t>
+      </w:r>
+      <w:proofErr w:type="spellEnd"/>
+      <w:r>
+        <w:t xml:space="preserve"> statement </w:t>
+      </w:r>
+      <w:proofErr w:type="spellStart"/>
+      <w:r>
+        <w:t>ke</w:t>
+      </w:r>
+      <w:proofErr w:type="spellEnd"/>
+      <w:r>
+        <w:t xml:space="preserve"> </w:t>
+      </w:r>
+      <w:proofErr w:type="spellStart"/>
+      <w:proofErr w:type="gramStart"/>
+      <w:r>
+        <w:t>baad</w:t>
+      </w:r>
+      <w:proofErr w:type="spellEnd"/>
+      <w:r>
+        <w:t xml:space="preserve"> ;</w:t>
+      </w:r>
+      <w:proofErr w:type="gramEnd"/>
+      <w:r>
+        <w:t xml:space="preserve"> </w:t>
+      </w:r>
+      <w:proofErr w:type="spellStart"/>
+      <w:r>
+        <w:t>lagana</w:t>
+      </w:r>
+      <w:proofErr w:type="spellEnd"/>
+      <w:r>
+        <w:t xml:space="preserve"> compulsory </w:t>
+      </w:r>
+      <w:proofErr w:type="spellStart"/>
+      <w:r>
+        <w:t>hai</w:t>
+      </w:r>
+      <w:proofErr w:type="spellEnd"/>
+      <w:r>
+        <w:t xml:space="preserve">, varna compiler </w:t>
+      </w:r>
+      <w:proofErr w:type="spellStart"/>
+      <w:r>
+        <w:t>gussa</w:t>
+      </w:r>
+      <w:proofErr w:type="spellEnd"/>
+      <w:r>
+        <w:t xml:space="preserve"> </w:t>
+      </w:r>
+      <w:proofErr w:type="spellStart"/>
+      <w:r>
+        <w:t>ho</w:t>
+      </w:r>
+      <w:proofErr w:type="spellEnd"/>
+      <w:r>
+        <w:t xml:space="preserve"> </w:t>
+      </w:r>
+      <w:proofErr w:type="spellStart"/>
+      <w:r>
+        <w:t>jayega</w:t>
+      </w:r>
+      <w:proofErr w:type="spellEnd"/>
+      <w:r>
+        <w:t>.</w:t>
+      </w:r>
+    </w:p>
+    <w:p>
+      <w:pPr>
+        <w:pStyle w:val="ListParagraph"/>
+        <w:numPr>
+          <w:ilvl w:val="0"/>
+          <w:numId w:val="6"/>
+        </w:numPr>
+      </w:pPr>
+      <w:r>
+        <w:rPr>
+          <w:b/>
+          <w:bCs/>
+        </w:rPr>
+        <w:t>using namespace std:</w:t>
+      </w:r>
+      <w:r>
+        <w:t xml:space="preserve"> Ye shortcut </w:t>
+      </w:r>
+      <w:proofErr w:type="spellStart"/>
+      <w:r>
+        <w:t>hai</w:t>
+      </w:r>
+      <w:proofErr w:type="spellEnd"/>
+      <w:r>
+        <w:t xml:space="preserve">, </w:t>
+      </w:r>
+      <w:proofErr w:type="spellStart"/>
+      <w:r>
+        <w:t>taaki</w:t>
+      </w:r>
+      <w:proofErr w:type="spellEnd"/>
+      <w:r>
+        <w:t xml:space="preserve"> </w:t>
+      </w:r>
+      <w:proofErr w:type="spellStart"/>
+      <w:r>
+        <w:t>humein</w:t>
+      </w:r>
+      <w:proofErr w:type="spellEnd"/>
+      <w:r>
+        <w:t xml:space="preserve"> </w:t>
+      </w:r>
+      <w:proofErr w:type="spellStart"/>
+      <w:r>
+        <w:t>har</w:t>
+      </w:r>
+      <w:proofErr w:type="spellEnd"/>
+      <w:r>
+        <w:t xml:space="preserve"> </w:t>
+      </w:r>
+      <w:proofErr w:type="spellStart"/>
+      <w:r>
+        <w:t>baar</w:t>
+      </w:r>
+      <w:proofErr w:type="spellEnd"/>
+      <w:r>
+        <w:t xml:space="preserve"> </w:t>
+      </w:r>
+      <w:proofErr w:type="gramStart"/>
+      <w:r>
+        <w:t>std::</w:t>
+      </w:r>
+      <w:proofErr w:type="spellStart"/>
+      <w:proofErr w:type="gramEnd"/>
+      <w:r>
+        <w:t>cout</w:t>
+      </w:r>
+      <w:proofErr w:type="spellEnd"/>
+      <w:r>
+        <w:t xml:space="preserve"> </w:t>
+      </w:r>
+      <w:proofErr w:type="spellStart"/>
+      <w:r>
+        <w:t>na</w:t>
+      </w:r>
+      <w:proofErr w:type="spellEnd"/>
+      <w:r>
+        <w:t xml:space="preserve"> </w:t>
+      </w:r>
+      <w:proofErr w:type="spellStart"/>
+      <w:r>
+        <w:t>likhna</w:t>
+      </w:r>
+      <w:proofErr w:type="spellEnd"/>
+      <w:r>
+        <w:t xml:space="preserve"> </w:t>
+      </w:r>
+      <w:proofErr w:type="spellStart"/>
+      <w:r>
+        <w:t>pade</w:t>
+      </w:r>
+      <w:proofErr w:type="spellEnd"/>
+      <w:r>
+        <w:t>.</w:t>
+      </w:r>
+    </w:p>
+    <w:p>
+      <w:r>
+        <w:pict w14:anchorId="768734E4">
+          <v:rect id="_x0000_i1030" style="width:0;height:1.5pt" o:hralign="center" o:hrstd="t" o:hr="t" fillcolor="#a0a0a0" stroked="f"/>
+        </w:pict>
+      </w:r>
+    </w:p>
+    <w:p>
+      <w:r>
+        <w:rPr>
+          <w:b/>
+          <w:bCs/>
+        </w:rPr>
+        <w:t>Extra Insight for Game Dev:</w:t>
+      </w:r>
+      <w:r>
+        <w:t xml:space="preserve"> C++ </w:t>
+      </w:r>
+      <w:proofErr w:type="spellStart"/>
+      <w:r>
+        <w:t>seekhne</w:t>
+      </w:r>
+      <w:proofErr w:type="spellEnd"/>
+      <w:r>
+        <w:t xml:space="preserve"> ka </w:t>
+      </w:r>
+      <w:proofErr w:type="spellStart"/>
+      <w:r>
+        <w:t>sabse</w:t>
+      </w:r>
+      <w:proofErr w:type="spellEnd"/>
+      <w:r>
+        <w:t xml:space="preserve"> </w:t>
+      </w:r>
+      <w:proofErr w:type="spellStart"/>
+      <w:r>
+        <w:t>bada</w:t>
+      </w:r>
+      <w:proofErr w:type="spellEnd"/>
+      <w:r>
+        <w:t xml:space="preserve"> </w:t>
+      </w:r>
+      <w:proofErr w:type="spellStart"/>
+      <w:r>
+        <w:t>fayda</w:t>
+      </w:r>
+      <w:proofErr w:type="spellEnd"/>
+      <w:r>
+        <w:t xml:space="preserve"> ye </w:t>
+      </w:r>
+      <w:proofErr w:type="spellStart"/>
+      <w:r>
+        <w:t>hai</w:t>
+      </w:r>
+      <w:proofErr w:type="spellEnd"/>
+      <w:r>
+        <w:t xml:space="preserve"> ki </w:t>
+      </w:r>
+      <w:proofErr w:type="spellStart"/>
+      <w:r>
+        <w:t>tumhein</w:t>
+      </w:r>
+      <w:proofErr w:type="spellEnd"/>
+      <w:r>
+        <w:t xml:space="preserve"> </w:t>
+      </w:r>
+      <w:r>
+        <w:rPr>
+          <w:b/>
+          <w:bCs/>
+        </w:rPr>
+        <w:t>Memory Reference</w:t>
+      </w:r>
+      <w:r>
+        <w:t xml:space="preserve"> ki </w:t>
+      </w:r>
+      <w:proofErr w:type="spellStart"/>
+      <w:r>
+        <w:t>samajh</w:t>
+      </w:r>
+      <w:proofErr w:type="spellEnd"/>
+      <w:r>
+        <w:t xml:space="preserve"> aa </w:t>
+      </w:r>
+      <w:proofErr w:type="spellStart"/>
+      <w:r>
+        <w:t>jayegi</w:t>
+      </w:r>
+      <w:proofErr w:type="spellEnd"/>
+      <w:r>
+        <w:t xml:space="preserve">. Jab tum Unity </w:t>
+      </w:r>
+      <w:proofErr w:type="spellStart"/>
+      <w:r>
+        <w:t>ke</w:t>
+      </w:r>
+      <w:proofErr w:type="spellEnd"/>
+      <w:r>
+        <w:t xml:space="preserve"> </w:t>
+      </w:r>
+      <w:proofErr w:type="spellStart"/>
+      <w:r>
+        <w:t>liye</w:t>
+      </w:r>
+      <w:proofErr w:type="spellEnd"/>
+      <w:r>
+        <w:t xml:space="preserve"> C# </w:t>
+      </w:r>
+      <w:proofErr w:type="spellStart"/>
+      <w:r>
+        <w:t>ya</w:t>
+      </w:r>
+      <w:proofErr w:type="spellEnd"/>
+      <w:r>
+        <w:t xml:space="preserve"> Unreal </w:t>
+      </w:r>
+      <w:proofErr w:type="spellStart"/>
+      <w:r>
+        <w:t>ke</w:t>
+      </w:r>
+      <w:proofErr w:type="spellEnd"/>
+      <w:r>
+        <w:t xml:space="preserve"> </w:t>
+      </w:r>
+      <w:proofErr w:type="spellStart"/>
+      <w:r>
+        <w:t>liye</w:t>
+      </w:r>
+      <w:proofErr w:type="spellEnd"/>
+      <w:r>
+        <w:t xml:space="preserve"> C++ </w:t>
+      </w:r>
+      <w:proofErr w:type="spellStart"/>
+      <w:r>
+        <w:t>karoge</w:t>
+      </w:r>
+      <w:proofErr w:type="spellEnd"/>
+      <w:r>
+        <w:t xml:space="preserve">, </w:t>
+      </w:r>
+      <w:proofErr w:type="spellStart"/>
+      <w:r>
+        <w:t>toh</w:t>
+      </w:r>
+      <w:proofErr w:type="spellEnd"/>
+      <w:r>
+        <w:t xml:space="preserve"> </w:t>
+      </w:r>
+      <w:proofErr w:type="spellStart"/>
+      <w:r>
+        <w:t>tumhein</w:t>
+      </w:r>
+      <w:proofErr w:type="spellEnd"/>
+      <w:r>
+        <w:t xml:space="preserve"> </w:t>
+      </w:r>
+      <w:proofErr w:type="spellStart"/>
+      <w:r>
+        <w:t>pata</w:t>
+      </w:r>
+      <w:proofErr w:type="spellEnd"/>
+      <w:r>
+        <w:t xml:space="preserve"> </w:t>
+      </w:r>
+      <w:proofErr w:type="spellStart"/>
+      <w:r>
+        <w:t>hoga</w:t>
+      </w:r>
+      <w:proofErr w:type="spellEnd"/>
+      <w:r>
+        <w:t xml:space="preserve"> ki variable </w:t>
+      </w:r>
+      <w:proofErr w:type="spellStart"/>
+      <w:r>
+        <w:t>piche</w:t>
+      </w:r>
+      <w:proofErr w:type="spellEnd"/>
+      <w:r>
+        <w:t xml:space="preserve"> RAM </w:t>
+      </w:r>
+      <w:proofErr w:type="spellStart"/>
+      <w:r>
+        <w:t>mein</w:t>
+      </w:r>
+      <w:proofErr w:type="spellEnd"/>
+      <w:r>
+        <w:t xml:space="preserve"> </w:t>
+      </w:r>
+      <w:proofErr w:type="spellStart"/>
+      <w:r>
+        <w:t>kaise</w:t>
+      </w:r>
+      <w:proofErr w:type="spellEnd"/>
+      <w:r>
+        <w:t xml:space="preserve"> store </w:t>
+      </w:r>
+      <w:proofErr w:type="spellStart"/>
+      <w:r>
+        <w:t>ho</w:t>
+      </w:r>
+      <w:proofErr w:type="spellEnd"/>
+      <w:r>
+        <w:t xml:space="preserve"> </w:t>
+      </w:r>
+      <w:proofErr w:type="spellStart"/>
+      <w:r>
+        <w:t>raha</w:t>
+      </w:r>
+      <w:proofErr w:type="spellEnd"/>
+      <w:r>
+        <w:t xml:space="preserve"> </w:t>
+      </w:r>
+      <w:proofErr w:type="spellStart"/>
+      <w:r>
+        <w:t>hai</w:t>
+      </w:r>
+      <w:proofErr w:type="spellEnd"/>
+      <w:r>
+        <w:t xml:space="preserve">. Isse </w:t>
+      </w:r>
+      <w:proofErr w:type="spellStart"/>
+      <w:r>
+        <w:t>tumhare</w:t>
+      </w:r>
+      <w:proofErr w:type="spellEnd"/>
+      <w:r>
+        <w:t xml:space="preserve"> games "lag-free" </w:t>
+      </w:r>
+      <w:proofErr w:type="spellStart"/>
+      <w:r>
+        <w:t>banenge</w:t>
+      </w:r>
+      <w:proofErr w:type="spellEnd"/>
+      <w:r>
+        <w:t>!</w:t>
+      </w:r>
+      <w:r>
+        <w:pict w14:anchorId="4EB13B0C">
+          <v:rect id="_x0000_i1031" style="width:0;height:1.5pt" o:hralign="center" o:hrstd="t" o:hr="t" fillcolor="#a0a0a0" stroked="f"/>
+        </w:pict>
+      </w:r>
+    </w:p>
+    <w:p>
+      <w:pPr>
+        <w:rPr>
+          <w:b/>
+          <w:bCs/>
+          <w:sz w:val="36"/>
+          <w:szCs w:val="36"/>
+          <w:u w:val="single"/>
+        </w:rPr>
+      </w:pPr>
+      <w:r>
+        <w:rPr>
+          <w:b/>
+          <w:bCs/>
+          <w:sz w:val="36"/>
+          <w:szCs w:val="36"/>
+          <w:u w:val="single"/>
+        </w:rPr>
+        <w:lastRenderedPageBreak/>
+        <w:t xml:space="preserve">C++ </w:t>
+      </w:r>
+      <w:proofErr w:type="gramStart"/>
+      <w:r>
+        <w:rPr>
+          <w:b/>
+          <w:bCs/>
+          <w:sz w:val="36"/>
+          <w:szCs w:val="36"/>
+          <w:u w:val="single"/>
+        </w:rPr>
+        <w:t>NOTES(</w:t>
+      </w:r>
+      <w:proofErr w:type="gramEnd"/>
+      <w:r>
+        <w:rPr>
+          <w:b/>
+          <w:bCs/>
+          <w:sz w:val="36"/>
+          <w:szCs w:val="36"/>
+          <w:u w:val="single"/>
+        </w:rPr>
+        <w:t>CHAPTER</w:t>
+      </w:r>
+      <w:r>
+        <w:rPr>
+          <w:b/>
+          <w:bCs/>
+          <w:sz w:val="36"/>
+          <w:szCs w:val="36"/>
+          <w:u w:val="single"/>
+        </w:rPr>
+        <w:t xml:space="preserve"> </w:t>
+      </w:r>
+      <w:r>
+        <w:rPr>
+          <w:b/>
+          <w:bCs/>
+          <w:sz w:val="36"/>
+          <w:szCs w:val="36"/>
+          <w:u w:val="single"/>
+        </w:rPr>
+        <w:t>2)</w:t>
+      </w:r>
+    </w:p>
+    <w:p>
+      <w:r>
+        <w:drawing>
+          <wp:inline distT="0" distB="0" distL="0" distR="0" wp14:anchorId="6C125F1C" wp14:editId="20BF8A9E">
+            <wp:extent cx="5731510" cy="3509010"/>
+            <wp:effectExtent l="0" t="0" r="2540" b="0"/>
+            <wp:docPr id="1620555671" name="Picture 1"/>
+            <wp:cNvGraphicFramePr>
+              <a:graphicFrameLocks xmlns:a="http://schemas.openxmlformats.org/drawingml/2006/main" noChangeAspect="1"/>
+            </wp:cNvGraphicFramePr>
+            <a:graphic xmlns:a="http://schemas.openxmlformats.org/drawingml/2006/main">
+              <a:graphicData uri="http://schemas.openxmlformats.org/drawingml/2006/picture">
+                <pic:pic xmlns:pic="http://schemas.openxmlformats.org/drawingml/2006/picture">
+                  <pic:nvPicPr>
+                    <pic:cNvPr id="1620555671" name=""/>
+                    <pic:cNvPicPr/>
+                  </pic:nvPicPr>
+                  <pic:blipFill>
+                    <a:blip r:embed="rId7"/>
+                    <a:stretch>
+                      <a:fillRect/>
+                    </a:stretch>
+                  </pic:blipFill>
+                  <pic:spPr>
+                    <a:xfrm>
+                      <a:off x="0" y="0"/>
+                      <a:ext cx="5731510" cy="3509010"/>
+                    </a:xfrm>
+                    <a:prstGeom prst="rect">
+                      <a:avLst/>
+                    </a:prstGeom>
+                  </pic:spPr>
+                </pic:pic>
+              </a:graphicData>
+            </a:graphic>
+          </wp:inline>
+        </w:drawing>
+      </w:r>
+    </w:p>
+    <w:p>
+      <w:r>
+        <w:t xml:space="preserve">C++ ka </w:t>
+      </w:r>
+      <w:proofErr w:type="spellStart"/>
+      <w:r>
+        <w:t>har</w:t>
+      </w:r>
+      <w:proofErr w:type="spellEnd"/>
+      <w:r>
+        <w:t xml:space="preserve"> program ek specific </w:t>
+      </w:r>
+      <w:proofErr w:type="spellStart"/>
+      <w:r>
+        <w:t>dhanchay</w:t>
+      </w:r>
+      <w:proofErr w:type="spellEnd"/>
+      <w:r>
+        <w:t xml:space="preserve"> (structure) </w:t>
+      </w:r>
+      <w:proofErr w:type="spellStart"/>
+      <w:r>
+        <w:t>mein</w:t>
+      </w:r>
+      <w:proofErr w:type="spellEnd"/>
+      <w:r>
+        <w:t xml:space="preserve"> </w:t>
+      </w:r>
+      <w:proofErr w:type="spellStart"/>
+      <w:r>
+        <w:t>likha</w:t>
+      </w:r>
+      <w:proofErr w:type="spellEnd"/>
+      <w:r>
+        <w:t xml:space="preserve"> </w:t>
+      </w:r>
+      <w:proofErr w:type="spellStart"/>
+      <w:r>
+        <w:t>jata</w:t>
+      </w:r>
+      <w:proofErr w:type="spellEnd"/>
+      <w:r>
+        <w:t xml:space="preserve"> </w:t>
+      </w:r>
+      <w:proofErr w:type="spellStart"/>
+      <w:r>
+        <w:t>hai</w:t>
+      </w:r>
+      <w:proofErr w:type="spellEnd"/>
+      <w:r>
+        <w:t xml:space="preserve">. Agar ek </w:t>
+      </w:r>
+      <w:proofErr w:type="spellStart"/>
+      <w:r>
+        <w:t>bhi</w:t>
+      </w:r>
+      <w:proofErr w:type="spellEnd"/>
+      <w:r>
+        <w:t xml:space="preserve"> </w:t>
+      </w:r>
+      <w:proofErr w:type="spellStart"/>
+      <w:r>
+        <w:t>cheez</w:t>
+      </w:r>
+      <w:proofErr w:type="spellEnd"/>
+      <w:r>
+        <w:t xml:space="preserve"> miss hui, </w:t>
+      </w:r>
+      <w:proofErr w:type="spellStart"/>
+      <w:r>
+        <w:t>toh</w:t>
+      </w:r>
+      <w:proofErr w:type="spellEnd"/>
+      <w:r>
+        <w:t xml:space="preserve"> compiler error de </w:t>
+      </w:r>
+      <w:proofErr w:type="spellStart"/>
+      <w:r>
+        <w:t>dega</w:t>
+      </w:r>
+      <w:proofErr w:type="spellEnd"/>
+      <w:r>
+        <w:t>.</w:t>
+      </w:r>
+      <w:r>
+        <w:pict w14:anchorId="3E40E8A8">
+          <v:rect id="_x0000_i1035" style="width:0;height:1.5pt" o:hralign="center" o:hrstd="t" o:hr="t" fillcolor="#a0a0a0" stroked="f"/>
+        </w:pict>
+      </w:r>
+    </w:p>
+    <w:p>
+      <w:pPr>
+        <w:rPr>
+          <w:b/>
+          <w:bCs/>
+        </w:rPr>
+      </w:pPr>
+      <w:r>
+        <w:rPr>
+          <w:b/>
+          <w:bCs/>
+        </w:rPr>
+        <w:t>1. The Skeleton of C++ (Basic Code)</w:t>
+      </w:r>
+    </w:p>
+    <w:p>
+      <w:r>
+        <w:drawing>
+          <wp:inline distT="0" distB="0" distL="0" distR="0" wp14:anchorId="21E8F3B2" wp14:editId="00D9B202">
+            <wp:extent cx="5572903" cy="1724266"/>
+            <wp:effectExtent l="0" t="0" r="0" b="9525"/>
+            <wp:docPr id="841325511" name="Picture 1"/>
+            <wp:cNvGraphicFramePr>
+              <a:graphicFrameLocks xmlns:a="http://schemas.openxmlformats.org/drawingml/2006/main" noChangeAspect="1"/>
+            </wp:cNvGraphicFramePr>
+            <a:graphic xmlns:a="http://schemas.openxmlformats.org/drawingml/2006/main">
+              <a:graphicData uri="http://schemas.openxmlformats.org/drawingml/2006/picture">
+                <pic:pic xmlns:pic="http://schemas.openxmlformats.org/drawingml/2006/picture">
+                  <pic:nvPicPr>
+                    <pic:cNvPr id="841325511" name=""/>
+                    <pic:cNvPicPr/>
+                  </pic:nvPicPr>
+                  <pic:blipFill>
+                    <a:blip r:embed="rId8"/>
+                    <a:stretch>
+                      <a:fillRect/>
+                    </a:stretch>
+                  </pic:blipFill>
+                  <pic:spPr>
+                    <a:xfrm>
+                      <a:off x="0" y="0"/>
+                      <a:ext cx="5572903" cy="1724266"/>
+                    </a:xfrm>
+                    <a:prstGeom prst="rect">
+                      <a:avLst/>
+                    </a:prstGeom>
+                  </pic:spPr>
+                </pic:pic>
+              </a:graphicData>
+            </a:graphic>
+          </wp:inline>
+        </w:drawing>
+      </w:r>
+      <w:r>
+        <w:pict w14:anchorId="27CEEC2F">
+          <v:rect id="_x0000_i1033" style="width:0;height:1.5pt" o:hralign="center" o:hrstd="t" o:hr="t" fillcolor="#a0a0a0" stroked="f"/>
+        </w:pict>
+      </w:r>
+    </w:p>
+    <w:p>
+      <w:pPr>
+        <w:rPr>
+          <w:b/>
+          <w:bCs/>
+          <w:sz w:val="32"/>
+          <w:szCs w:val="32"/>
+          <w:u w:val="single"/>
+        </w:rPr>
+      </w:pPr>
+    </w:p>
+    <w:p>
+      <w:pPr>
+        <w:rPr>
+          <w:b/>
+          <w:bCs/>
+          <w:sz w:val="32"/>
+          <w:szCs w:val="32"/>
+          <w:u w:val="single"/>
+        </w:rPr>
+      </w:pPr>
+    </w:p>
+    <w:p>
+      <w:pPr>
+        <w:rPr>
+          <w:b/>
+          <w:bCs/>
+          <w:sz w:val="32"/>
+          <w:szCs w:val="32"/>
+          <w:u w:val="single"/>
+        </w:rPr>
+      </w:pPr>
+    </w:p>
+    <w:p>
+      <w:pPr>
+        <w:rPr>
+          <w:b/>
+          <w:bCs/>
+          <w:sz w:val="32"/>
+          <w:szCs w:val="32"/>
+          <w:u w:val="single"/>
+        </w:rPr>
+      </w:pPr>
+    </w:p>
+    <w:p>
+      <w:pPr>
+        <w:rPr>
+          <w:b/>
+          <w:bCs/>
+          <w:sz w:val="32"/>
+          <w:szCs w:val="32"/>
+          <w:u w:val="single"/>
+        </w:rPr>
+      </w:pPr>
+      <w:r>
+        <w:rPr>
+          <w:b/>
+          <w:bCs/>
+          <w:sz w:val="32"/>
+          <w:szCs w:val="32"/>
+          <w:u w:val="single"/>
+        </w:rPr>
+        <w:lastRenderedPageBreak/>
+        <w:t>IMPORTANT ABOUT COUT</w:t>
+      </w:r>
+    </w:p>
+    <w:p>
+      <w:pPr>
+        <w:rPr>
+          <w:b/>
+          <w:bCs/>
+        </w:rPr>
+      </w:pPr>
+      <w:r>
+        <w:rPr>
+          <w:b/>
+          <w:bCs/>
+        </w:rPr>
+        <w:drawing>
+          <wp:inline distT="0" distB="0" distL="0" distR="0" wp14:anchorId="4E6F2464" wp14:editId="28012A45">
+            <wp:extent cx="5731510" cy="5863590"/>
+            <wp:effectExtent l="0" t="0" r="2540" b="3810"/>
+            <wp:docPr id="982314223" name="Picture 1"/>
+            <wp:cNvGraphicFramePr>
+              <a:graphicFrameLocks xmlns:a="http://schemas.openxmlformats.org/drawingml/2006/main" noChangeAspect="1"/>
+            </wp:cNvGraphicFramePr>
+            <a:graphic xmlns:a="http://schemas.openxmlformats.org/drawingml/2006/main">
+              <a:graphicData uri="http://schemas.openxmlformats.org/drawingml/2006/picture">
+                <pic:pic xmlns:pic="http://schemas.openxmlformats.org/drawingml/2006/picture">
+                  <pic:nvPicPr>
+                    <pic:cNvPr id="982314223" name=""/>
+                    <pic:cNvPicPr/>
+                  </pic:nvPicPr>
+                  <pic:blipFill>
+                    <a:blip r:embed="rId9"/>
+                    <a:stretch>
+                      <a:fillRect/>
+                    </a:stretch>
+                  </pic:blipFill>
+                  <pic:spPr>
+                    <a:xfrm>
+                      <a:off x="0" y="0"/>
+                      <a:ext cx="5731510" cy="5863590"/>
+                    </a:xfrm>
+                    <a:prstGeom prst="rect">
+                      <a:avLst/>
+                    </a:prstGeom>
+                  </pic:spPr>
+                </pic:pic>
+              </a:graphicData>
+            </a:graphic>
+          </wp:inline>
+        </w:drawing>
+      </w:r>
+      <w:r>
+        <w:pict w14:anchorId="5E2DA9CD">
+          <v:rect id="_x0000_i1038" style="width:0;height:1.5pt" o:hralign="center" o:hrstd="t" o:hr="t" fillcolor="#a0a0a0" stroked="f"/>
+        </w:pict>
+      </w:r>
+    </w:p>
+    <w:p>
+      <w:pPr>
+        <w:rPr>
+          <w:b/>
+          <w:bCs/>
+        </w:rPr>
+      </w:pPr>
+      <w:r>
+        <w:rPr>
+          <w:b/>
+          <w:bCs/>
+        </w:rPr>
+        <w:t>2. Preprocessor Directive (#include)</w:t>
+      </w:r>
+    </w:p>
+    <w:p>
+      <w:pPr>
+        <w:numPr>
+          <w:ilvl w:val="0"/>
+          <w:numId w:val="8"/>
+        </w:numPr>
+      </w:pPr>
+      <w:r>
+        <w:rPr>
+          <w:b/>
+          <w:bCs/>
+        </w:rPr>
+        <w:t xml:space="preserve">Kya </w:t>
+      </w:r>
+      <w:proofErr w:type="spellStart"/>
+      <w:r>
+        <w:rPr>
+          <w:b/>
+          <w:bCs/>
+        </w:rPr>
+        <w:t>hai</w:t>
+      </w:r>
+      <w:proofErr w:type="spellEnd"/>
+      <w:r>
+        <w:rPr>
+          <w:b/>
+          <w:bCs/>
+        </w:rPr>
+        <w:t>?</w:t>
+      </w:r>
+      <w:r>
+        <w:t xml:space="preserve"> #include &lt;iostream&gt; program ki </w:t>
+      </w:r>
+      <w:proofErr w:type="spellStart"/>
+      <w:r>
+        <w:t>pehli</w:t>
+      </w:r>
+      <w:proofErr w:type="spellEnd"/>
+      <w:r>
+        <w:t xml:space="preserve"> line </w:t>
+      </w:r>
+      <w:proofErr w:type="spellStart"/>
+      <w:r>
+        <w:t>hoti</w:t>
+      </w:r>
+      <w:proofErr w:type="spellEnd"/>
+      <w:r>
+        <w:t xml:space="preserve"> </w:t>
+      </w:r>
+      <w:proofErr w:type="spellStart"/>
+      <w:r>
+        <w:t>hai</w:t>
+      </w:r>
+      <w:proofErr w:type="spellEnd"/>
+      <w:r>
+        <w:t>.</w:t>
+      </w:r>
+    </w:p>
+    <w:p>
+      <w:pPr>
+        <w:numPr>
+          <w:ilvl w:val="0"/>
+          <w:numId w:val="8"/>
+        </w:numPr>
+      </w:pPr>
+      <w:r>
+        <w:rPr>
+          <w:b/>
+          <w:bCs/>
+        </w:rPr>
+        <w:t>Code Detail:</w:t>
+      </w:r>
+      <w:r>
+        <w:t xml:space="preserve"> # ka </w:t>
+      </w:r>
+      <w:proofErr w:type="spellStart"/>
+      <w:r>
+        <w:t>matlab</w:t>
+      </w:r>
+      <w:proofErr w:type="spellEnd"/>
+      <w:r>
+        <w:t xml:space="preserve"> </w:t>
+      </w:r>
+      <w:proofErr w:type="spellStart"/>
+      <w:r>
+        <w:t>hai</w:t>
+      </w:r>
+      <w:proofErr w:type="spellEnd"/>
+      <w:r>
+        <w:t xml:space="preserve"> preprocessor (jo compilation se </w:t>
+      </w:r>
+      <w:proofErr w:type="spellStart"/>
+      <w:r>
+        <w:t>pehle</w:t>
+      </w:r>
+      <w:proofErr w:type="spellEnd"/>
+      <w:r>
+        <w:t xml:space="preserve"> run </w:t>
+      </w:r>
+      <w:proofErr w:type="spellStart"/>
+      <w:r>
+        <w:t>hota</w:t>
+      </w:r>
+      <w:proofErr w:type="spellEnd"/>
+      <w:r>
+        <w:t xml:space="preserve"> </w:t>
+      </w:r>
+      <w:proofErr w:type="spellStart"/>
+      <w:r>
+        <w:t>hai</w:t>
+      </w:r>
+      <w:proofErr w:type="spellEnd"/>
+      <w:r>
+        <w:t xml:space="preserve">). iostream ka </w:t>
+      </w:r>
+      <w:proofErr w:type="spellStart"/>
+      <w:r>
+        <w:t>matlab</w:t>
+      </w:r>
+      <w:proofErr w:type="spellEnd"/>
+      <w:r>
+        <w:t xml:space="preserve"> </w:t>
+      </w:r>
+      <w:proofErr w:type="spellStart"/>
+      <w:r>
+        <w:t>hai</w:t>
+      </w:r>
+      <w:proofErr w:type="spellEnd"/>
+      <w:r>
+        <w:t xml:space="preserve"> </w:t>
+      </w:r>
+      <w:r>
+        <w:rPr>
+          <w:b/>
+          <w:bCs/>
+        </w:rPr>
+        <w:t>Input-Output Stream</w:t>
+      </w:r>
+      <w:r>
+        <w:t>.</w:t>
+      </w:r>
+    </w:p>
+    <w:p>
+      <w:pPr>
+        <w:numPr>
+          <w:ilvl w:val="0"/>
+          <w:numId w:val="8"/>
+        </w:numPr>
+      </w:pPr>
+      <w:r>
+        <w:rPr>
+          <w:b/>
+          <w:bCs/>
+        </w:rPr>
+        <w:t xml:space="preserve">Kyun </w:t>
+      </w:r>
+      <w:proofErr w:type="spellStart"/>
+      <w:r>
+        <w:rPr>
+          <w:b/>
+          <w:bCs/>
+        </w:rPr>
+        <w:t>chahiye</w:t>
+      </w:r>
+      <w:proofErr w:type="spellEnd"/>
+      <w:r>
+        <w:rPr>
+          <w:b/>
+          <w:bCs/>
+        </w:rPr>
+        <w:t>?</w:t>
+      </w:r>
+      <w:r>
+        <w:t xml:space="preserve"> Agar </w:t>
+      </w:r>
+      <w:proofErr w:type="spellStart"/>
+      <w:r>
+        <w:t>tumhe</w:t>
+      </w:r>
+      <w:proofErr w:type="spellEnd"/>
+      <w:r>
+        <w:t xml:space="preserve"> screen par </w:t>
+      </w:r>
+      <w:proofErr w:type="spellStart"/>
+      <w:r>
+        <w:t>kuch</w:t>
+      </w:r>
+      <w:proofErr w:type="spellEnd"/>
+      <w:r>
+        <w:t xml:space="preserve"> print </w:t>
+      </w:r>
+      <w:proofErr w:type="spellStart"/>
+      <w:r>
+        <w:t>karna</w:t>
+      </w:r>
+      <w:proofErr w:type="spellEnd"/>
+      <w:r>
+        <w:t xml:space="preserve"> </w:t>
+      </w:r>
+      <w:proofErr w:type="spellStart"/>
+      <w:r>
+        <w:t>hai</w:t>
+      </w:r>
+      <w:proofErr w:type="spellEnd"/>
+      <w:r>
+        <w:t xml:space="preserve"> (</w:t>
+      </w:r>
+      <w:proofErr w:type="spellStart"/>
+      <w:r>
+        <w:t>cout</w:t>
+      </w:r>
+      <w:proofErr w:type="spellEnd"/>
+      <w:r>
+        <w:t xml:space="preserve">) </w:t>
+      </w:r>
+      <w:proofErr w:type="spellStart"/>
+      <w:r>
+        <w:t>ya</w:t>
+      </w:r>
+      <w:proofErr w:type="spellEnd"/>
+      <w:r>
+        <w:t xml:space="preserve"> user se </w:t>
+      </w:r>
+      <w:proofErr w:type="spellStart"/>
+      <w:r>
+        <w:t>kuch</w:t>
+      </w:r>
+      <w:proofErr w:type="spellEnd"/>
+      <w:r>
+        <w:t xml:space="preserve"> </w:t>
+      </w:r>
+      <w:proofErr w:type="spellStart"/>
+      <w:r>
+        <w:t>poochna</w:t>
+      </w:r>
+      <w:proofErr w:type="spellEnd"/>
+      <w:r>
+        <w:t xml:space="preserve"> </w:t>
+      </w:r>
+      <w:proofErr w:type="spellStart"/>
+      <w:r>
+        <w:t>hai</w:t>
+      </w:r>
+      <w:proofErr w:type="spellEnd"/>
+      <w:r>
+        <w:t xml:space="preserve"> (</w:t>
+      </w:r>
+      <w:proofErr w:type="spellStart"/>
+      <w:r>
+        <w:t>cin</w:t>
+      </w:r>
+      <w:proofErr w:type="spellEnd"/>
+      <w:r>
+        <w:t xml:space="preserve">), </w:t>
+      </w:r>
+      <w:proofErr w:type="spellStart"/>
+      <w:r>
+        <w:t>toh</w:t>
+      </w:r>
+      <w:proofErr w:type="spellEnd"/>
+      <w:r>
+        <w:t xml:space="preserve"> ye library compulsory </w:t>
+      </w:r>
+      <w:proofErr w:type="spellStart"/>
+      <w:r>
+        <w:t>hai</w:t>
+      </w:r>
+      <w:proofErr w:type="spellEnd"/>
+      <w:r>
+        <w:t>.</w:t>
+      </w:r>
+    </w:p>
+    <w:p>
+      <w:pPr>
+        <w:rPr>
+          <w:b/>
+          <w:bCs/>
+        </w:rPr>
+      </w:pPr>
+      <w:r>
+        <w:lastRenderedPageBreak/>
+        <w:drawing>
+          <wp:inline distT="0" distB="0" distL="0" distR="0" wp14:anchorId="551EAC9F" wp14:editId="14D123A1">
+            <wp:extent cx="5572903" cy="3715268"/>
+            <wp:effectExtent l="0" t="0" r="8890" b="0"/>
+            <wp:docPr id="1509233961" name="Picture 1"/>
+            <wp:cNvGraphicFramePr>
+              <a:graphicFrameLocks xmlns:a="http://schemas.openxmlformats.org/drawingml/2006/main" noChangeAspect="1"/>
+            </wp:cNvGraphicFramePr>
+            <a:graphic xmlns:a="http://schemas.openxmlformats.org/drawingml/2006/main">
+              <a:graphicData uri="http://schemas.openxmlformats.org/drawingml/2006/picture">
+                <pic:pic xmlns:pic="http://schemas.openxmlformats.org/drawingml/2006/picture">
+                  <pic:nvPicPr>
+                    <pic:cNvPr id="1509233961" name=""/>
+                    <pic:cNvPicPr/>
+                  </pic:nvPicPr>
+                  <pic:blipFill>
+                    <a:blip r:embed="rId10"/>
+                    <a:stretch>
+                      <a:fillRect/>
+                    </a:stretch>
+                  </pic:blipFill>
+                  <pic:spPr>
+                    <a:xfrm>
+                      <a:off x="0" y="0"/>
+                      <a:ext cx="5572903" cy="3715268"/>
+                    </a:xfrm>
+                    <a:prstGeom prst="rect">
+                      <a:avLst/>
+                    </a:prstGeom>
+                  </pic:spPr>
+                </pic:pic>
+              </a:graphicData>
+            </a:graphic>
+          </wp:inline>
+        </w:drawing>
+      </w:r>
+      <w:r>
+        <w:pict w14:anchorId="19E70162">
+          <v:rect id="_x0000_i1037" style="width:0;height:1.5pt" o:hralign="center" o:hrstd="t" o:hr="t" fillcolor="#a0a0a0" stroked="f"/>
+        </w:pict>
+      </w:r>
+    </w:p>
+    <w:p>
+      <w:pPr>
+        <w:rPr>
+          <w:b/>
+          <w:bCs/>
+        </w:rPr>
+      </w:pPr>
+      <w:r>
+        <w:rPr>
+          <w:b/>
+          <w:bCs/>
+        </w:rPr>
+        <w:t>3. Namespace Standard (The 'std' Story)</w:t>
+      </w:r>
+    </w:p>
+    <w:p>
+      <w:r>
+        <w:t xml:space="preserve">Video </w:t>
+      </w:r>
+      <w:proofErr w:type="spellStart"/>
+      <w:r>
+        <w:t>mein</w:t>
+      </w:r>
+      <w:proofErr w:type="spellEnd"/>
+      <w:r>
+        <w:t xml:space="preserve"> </w:t>
+      </w:r>
+      <w:proofErr w:type="spellStart"/>
+      <w:r>
+        <w:t>bataya</w:t>
+      </w:r>
+      <w:proofErr w:type="spellEnd"/>
+      <w:r>
+        <w:t xml:space="preserve"> </w:t>
+      </w:r>
+      <w:proofErr w:type="spellStart"/>
+      <w:r>
+        <w:t>gaya</w:t>
+      </w:r>
+      <w:proofErr w:type="spellEnd"/>
+      <w:r>
+        <w:t xml:space="preserve"> </w:t>
+      </w:r>
+      <w:proofErr w:type="spellStart"/>
+      <w:r>
+        <w:t>hai</w:t>
+      </w:r>
+      <w:proofErr w:type="spellEnd"/>
+      <w:r>
+        <w:t xml:space="preserve"> ki </w:t>
+      </w:r>
+      <w:proofErr w:type="spellStart"/>
+      <w:r>
+        <w:t>cout</w:t>
+      </w:r>
+      <w:proofErr w:type="spellEnd"/>
+      <w:r>
+        <w:t xml:space="preserve"> akela </w:t>
+      </w:r>
+      <w:proofErr w:type="spellStart"/>
+      <w:r>
+        <w:t>kaam</w:t>
+      </w:r>
+      <w:proofErr w:type="spellEnd"/>
+      <w:r>
+        <w:t xml:space="preserve"> </w:t>
+      </w:r>
+      <w:proofErr w:type="spellStart"/>
+      <w:r>
+        <w:t>nahi</w:t>
+      </w:r>
+      <w:proofErr w:type="spellEnd"/>
+      <w:r>
+        <w:t xml:space="preserve"> </w:t>
+      </w:r>
+      <w:proofErr w:type="spellStart"/>
+      <w:r>
+        <w:t>karta</w:t>
+      </w:r>
+      <w:proofErr w:type="spellEnd"/>
+      <w:r>
+        <w:t xml:space="preserve">, wo std (standard) namespace </w:t>
+      </w:r>
+      <w:proofErr w:type="spellStart"/>
+      <w:r>
+        <w:t>ke</w:t>
+      </w:r>
+      <w:proofErr w:type="spellEnd"/>
+      <w:r>
+        <w:t xml:space="preserve"> </w:t>
+      </w:r>
+      <w:proofErr w:type="spellStart"/>
+      <w:r>
+        <w:t>andar</w:t>
+      </w:r>
+      <w:proofErr w:type="spellEnd"/>
+      <w:r>
+        <w:t xml:space="preserve"> </w:t>
+      </w:r>
+      <w:proofErr w:type="spellStart"/>
+      <w:r>
+        <w:t>hota</w:t>
+      </w:r>
+      <w:proofErr w:type="spellEnd"/>
+      <w:r>
+        <w:t xml:space="preserve"> </w:t>
+      </w:r>
+      <w:proofErr w:type="spellStart"/>
+      <w:r>
+        <w:t>hai</w:t>
+      </w:r>
+      <w:proofErr w:type="spellEnd"/>
+      <w:r>
+        <w:t xml:space="preserve">. Iske do </w:t>
+      </w:r>
+      <w:proofErr w:type="spellStart"/>
+      <w:r>
+        <w:t>tarike</w:t>
+      </w:r>
+      <w:proofErr w:type="spellEnd"/>
+      <w:r>
+        <w:t xml:space="preserve"> hain:</w:t>
+      </w:r>
+    </w:p>
+    <w:p>
+      <w:pPr>
+        <w:numPr>
+          <w:ilvl w:val="0"/>
+          <w:numId w:val="9"/>
+        </w:numPr>
+      </w:pPr>
+      <w:r>
+        <w:rPr>
+          <w:b/>
+          <w:bCs/>
+        </w:rPr>
+        <w:t>Tarika 1 (Scope Resolution):</w:t>
+      </w:r>
+      <w:r>
+        <w:t xml:space="preserve"> Har </w:t>
+      </w:r>
+      <w:proofErr w:type="spellStart"/>
+      <w:r>
+        <w:t>baar</w:t>
+      </w:r>
+      <w:proofErr w:type="spellEnd"/>
+      <w:r>
+        <w:t xml:space="preserve"> </w:t>
+      </w:r>
+      <w:proofErr w:type="gramStart"/>
+      <w:r>
+        <w:t>std::</w:t>
+      </w:r>
+      <w:proofErr w:type="spellStart"/>
+      <w:proofErr w:type="gramEnd"/>
+      <w:r>
+        <w:t>cout</w:t>
+      </w:r>
+      <w:proofErr w:type="spellEnd"/>
+      <w:r>
+        <w:t xml:space="preserve"> </w:t>
+      </w:r>
+      <w:proofErr w:type="spellStart"/>
+      <w:r>
+        <w:t>likho</w:t>
+      </w:r>
+      <w:proofErr w:type="spellEnd"/>
+      <w:r>
+        <w:t>.</w:t>
+      </w:r>
+    </w:p>
+    <w:p>
+      <w:pPr>
+        <w:numPr>
+          <w:ilvl w:val="0"/>
+          <w:numId w:val="9"/>
+        </w:numPr>
+      </w:pPr>
+      <w:r>
+        <w:rPr>
+          <w:b/>
+          <w:bCs/>
+        </w:rPr>
+        <w:t>Tarika 2 (The Shortcut):</w:t>
+      </w:r>
+      <w:r>
+        <w:t xml:space="preserve"> Program </w:t>
+      </w:r>
+      <w:proofErr w:type="spellStart"/>
+      <w:r>
+        <w:t>ke</w:t>
+      </w:r>
+      <w:proofErr w:type="spellEnd"/>
+      <w:r>
+        <w:t xml:space="preserve"> </w:t>
+      </w:r>
+      <w:proofErr w:type="spellStart"/>
+      <w:r>
+        <w:t>upar</w:t>
+      </w:r>
+      <w:proofErr w:type="spellEnd"/>
+      <w:r>
+        <w:t xml:space="preserve"> using namespace std; </w:t>
+      </w:r>
+      <w:proofErr w:type="spellStart"/>
+      <w:r>
+        <w:t>likh</w:t>
+      </w:r>
+      <w:proofErr w:type="spellEnd"/>
+      <w:r>
+        <w:t xml:space="preserve"> do.</w:t>
+      </w:r>
+    </w:p>
+    <w:p>
+      <w:pPr>
+        <w:ind w:left="360"/>
+        <w:rPr>
+          <w:b/>
+          <w:bCs/>
+          <w:u w:val="single"/>
+        </w:rPr>
+      </w:pPr>
+      <w:r>
+        <w:rPr>
+          <w:b/>
+          <w:bCs/>
+          <w:u w:val="single"/>
+        </w:rPr>
+        <w:t>WAYS OF USING NAMESPACE ITEMS</w:t>
+      </w:r>
+    </w:p>
+    <w:p>
+      <w:pPr>
+        <w:ind w:left="360"/>
+      </w:pPr>
+      <w:r>
+        <w:drawing>
+          <wp:inline distT="0" distB="0" distL="0" distR="0" wp14:anchorId="5AD54E74" wp14:editId="442FAF20">
+            <wp:extent cx="4058216" cy="2010056"/>
+            <wp:effectExtent l="0" t="0" r="0" b="9525"/>
+            <wp:docPr id="720230909" name="Picture 1"/>
+            <wp:cNvGraphicFramePr>
+              <a:graphicFrameLocks xmlns:a="http://schemas.openxmlformats.org/drawingml/2006/main" noChangeAspect="1"/>
+            </wp:cNvGraphicFramePr>
+            <a:graphic xmlns:a="http://schemas.openxmlformats.org/drawingml/2006/main">
+              <a:graphicData uri="http://schemas.openxmlformats.org/drawingml/2006/picture">
+                <pic:pic xmlns:pic="http://schemas.openxmlformats.org/drawingml/2006/picture">
+                  <pic:nvPicPr>
+                    <pic:cNvPr id="720230909" name=""/>
+                    <pic:cNvPicPr/>
+                  </pic:nvPicPr>
+                  <pic:blipFill>
+                    <a:blip r:embed="rId11"/>
+                    <a:stretch>
+                      <a:fillRect/>
+                    </a:stretch>
+                  </pic:blipFill>
+                  <pic:spPr>
+                    <a:xfrm>
+                      <a:off x="0" y="0"/>
+                      <a:ext cx="4058216" cy="2010056"/>
+                    </a:xfrm>
+                    <a:prstGeom prst="rect">
+                      <a:avLst/>
+                    </a:prstGeom>
+                  </pic:spPr>
+                </pic:pic>
+              </a:graphicData>
+            </a:graphic>
+          </wp:inline>
+        </w:drawing>
+      </w:r>
+    </w:p>
+    <w:p>
+      <w:r>
+        <w:lastRenderedPageBreak/>
+        <w:drawing>
+          <wp:inline distT="0" distB="0" distL="0" distR="0" wp14:anchorId="4888117C" wp14:editId="2713AA93">
+            <wp:extent cx="4572638" cy="905001"/>
+            <wp:effectExtent l="0" t="0" r="0" b="9525"/>
+            <wp:docPr id="937654196" name="Picture 1"/>
+            <wp:cNvGraphicFramePr>
+              <a:graphicFrameLocks xmlns:a="http://schemas.openxmlformats.org/drawingml/2006/main" noChangeAspect="1"/>
+            </wp:cNvGraphicFramePr>
+            <a:graphic xmlns:a="http://schemas.openxmlformats.org/drawingml/2006/main">
+              <a:graphicData uri="http://schemas.openxmlformats.org/drawingml/2006/picture">
+                <pic:pic xmlns:pic="http://schemas.openxmlformats.org/drawingml/2006/picture">
+                  <pic:nvPicPr>
+                    <pic:cNvPr id="937654196" name=""/>
+                    <pic:cNvPicPr/>
+                  </pic:nvPicPr>
+                  <pic:blipFill>
+                    <a:blip r:embed="rId12"/>
+                    <a:stretch>
+                      <a:fillRect/>
+                    </a:stretch>
+                  </pic:blipFill>
+                  <pic:spPr>
+                    <a:xfrm>
+                      <a:off x="0" y="0"/>
+                      <a:ext cx="4572638" cy="905001"/>
+                    </a:xfrm>
+                    <a:prstGeom prst="rect">
+                      <a:avLst/>
+                    </a:prstGeom>
+                  </pic:spPr>
+                </pic:pic>
+              </a:graphicData>
+            </a:graphic>
+          </wp:inline>
+        </w:drawing>
+      </w:r>
+    </w:p>
+    <w:p>
+      <w:pPr>
+        <w:rPr>
+          <w:b/>
+          <w:bCs/>
+          <w:u w:val="single"/>
+        </w:rPr>
+      </w:pPr>
+      <w:r>
+        <w:rPr>
+          <w:b/>
+          <w:bCs/>
+          <w:u w:val="single"/>
+        </w:rPr>
+        <w:t>WE CAN CREATE A NAMESPACE OURSELVES TOO!!</w:t>
+      </w:r>
+    </w:p>
+    <w:p>
+      <w:r>
+        <w:drawing>
+          <wp:inline distT="0" distB="0" distL="0" distR="0" wp14:anchorId="74A366EB" wp14:editId="3BB02BF3">
+            <wp:extent cx="3524742" cy="3153215"/>
+            <wp:effectExtent l="0" t="0" r="0" b="9525"/>
+            <wp:docPr id="595717310" name="Picture 1"/>
+            <wp:cNvGraphicFramePr>
+              <a:graphicFrameLocks xmlns:a="http://schemas.openxmlformats.org/drawingml/2006/main" noChangeAspect="1"/>
+            </wp:cNvGraphicFramePr>
+            <a:graphic xmlns:a="http://schemas.openxmlformats.org/drawingml/2006/main">
+              <a:graphicData uri="http://schemas.openxmlformats.org/drawingml/2006/picture">
+                <pic:pic xmlns:pic="http://schemas.openxmlformats.org/drawingml/2006/picture">
+                  <pic:nvPicPr>
+                    <pic:cNvPr id="595717310" name=""/>
+                    <pic:cNvPicPr/>
+                  </pic:nvPicPr>
+                  <pic:blipFill>
+                    <a:blip r:embed="rId13"/>
+                    <a:stretch>
+                      <a:fillRect/>
+                    </a:stretch>
+                  </pic:blipFill>
+                  <pic:spPr>
+                    <a:xfrm>
+                      <a:off x="0" y="0"/>
+                      <a:ext cx="3524742" cy="3153215"/>
+                    </a:xfrm>
+                    <a:prstGeom prst="rect">
+                      <a:avLst/>
+                    </a:prstGeom>
+                  </pic:spPr>
+                </pic:pic>
+              </a:graphicData>
+            </a:graphic>
+          </wp:inline>
+        </w:drawing>
+      </w:r>
+    </w:p>
+    <w:p>
+      <w:pPr>
+        <w:rPr>
+          <w:b/>
+          <w:bCs/>
+          <w:sz w:val="28"/>
+          <w:szCs w:val="28"/>
+        </w:rPr>
+      </w:pPr>
+      <w:r>
+        <w:rPr>
+          <w:b/>
+          <w:bCs/>
+          <w:sz w:val="28"/>
+          <w:szCs w:val="28"/>
+        </w:rPr>
+        <w:t>SOMETIMES IT IS BETTER TO NOT ALWAYS USE NAMESPACE FULLY BECAUSE IT CAN BE PRETTY HEAVY!!</w:t>
+      </w:r>
+      <w:r>
+        <w:pict w14:anchorId="5A464F6F">
+          <v:rect id="_x0000_i1039" style="width:0;height:1.5pt" o:hralign="center" o:hrstd="t" o:hr="t" fillcolor="#a0a0a0" stroked="f"/>
+        </w:pict>
+      </w:r>
+    </w:p>
+    <w:p>
+      <w:pPr>
+        <w:rPr>
+          <w:b/>
+          <w:bCs/>
+          <w:sz w:val="22"/>
+          <w:szCs w:val="22"/>
+        </w:rPr>
+      </w:pPr>
+      <w:r>
+        <w:rPr>
+          <w:b/>
+          <w:bCs/>
+          <w:sz w:val="22"/>
+          <w:szCs w:val="22"/>
+        </w:rPr>
+        <w:t>4. Main Function: Program ka Entry Point</w:t>
+      </w:r>
+    </w:p>
+    <w:p>
+      <w:pPr>
+        <w:numPr>
+          <w:ilvl w:val="0"/>
+          <w:numId w:val="10"/>
+        </w:numPr>
+        <w:rPr>
+          <w:sz w:val="22"/>
+          <w:szCs w:val="22"/>
+        </w:rPr>
+      </w:pPr>
+      <w:r>
+        <w:rPr>
+          <w:b/>
+          <w:bCs/>
+          <w:sz w:val="22"/>
+          <w:szCs w:val="22"/>
+        </w:rPr>
+        <w:t xml:space="preserve">int </w:t>
+      </w:r>
+      <w:proofErr w:type="gramStart"/>
+      <w:r>
+        <w:rPr>
+          <w:b/>
+          <w:bCs/>
+          <w:sz w:val="22"/>
+          <w:szCs w:val="22"/>
+        </w:rPr>
+        <w:t>main(</w:t>
+      </w:r>
+      <w:proofErr w:type="gramEnd"/>
+      <w:r>
+        <w:rPr>
+          <w:b/>
+          <w:bCs/>
+          <w:sz w:val="22"/>
+          <w:szCs w:val="22"/>
+        </w:rPr>
+        <w:t>)</w:t>
+      </w:r>
+      <w:r>
+        <w:rPr>
+          <w:sz w:val="22"/>
+          <w:szCs w:val="22"/>
+        </w:rPr>
+        <w:t xml:space="preserve">: Ye wo </w:t>
+      </w:r>
+      <w:proofErr w:type="spellStart"/>
+      <w:r>
+        <w:rPr>
+          <w:sz w:val="22"/>
+          <w:szCs w:val="22"/>
+        </w:rPr>
+        <w:t>jagah</w:t>
+      </w:r>
+      <w:proofErr w:type="spellEnd"/>
+      <w:r>
+        <w:rPr>
+          <w:sz w:val="22"/>
+          <w:szCs w:val="22"/>
+        </w:rPr>
+        <w:t xml:space="preserve"> </w:t>
+      </w:r>
+      <w:proofErr w:type="spellStart"/>
+      <w:r>
+        <w:rPr>
+          <w:sz w:val="22"/>
+          <w:szCs w:val="22"/>
+        </w:rPr>
+        <w:t>hai</w:t>
+      </w:r>
+      <w:proofErr w:type="spellEnd"/>
+      <w:r>
+        <w:rPr>
+          <w:sz w:val="22"/>
+          <w:szCs w:val="22"/>
+        </w:rPr>
+        <w:t xml:space="preserve"> </w:t>
+      </w:r>
+      <w:proofErr w:type="spellStart"/>
+      <w:r>
+        <w:rPr>
+          <w:sz w:val="22"/>
+          <w:szCs w:val="22"/>
+        </w:rPr>
+        <w:t>jahan</w:t>
+      </w:r>
+      <w:proofErr w:type="spellEnd"/>
+      <w:r>
+        <w:rPr>
+          <w:sz w:val="22"/>
+          <w:szCs w:val="22"/>
+        </w:rPr>
+        <w:t xml:space="preserve"> se </w:t>
+      </w:r>
+      <w:proofErr w:type="spellStart"/>
+      <w:r>
+        <w:rPr>
+          <w:sz w:val="22"/>
+          <w:szCs w:val="22"/>
+        </w:rPr>
+        <w:t>tumhara</w:t>
+      </w:r>
+      <w:proofErr w:type="spellEnd"/>
+      <w:r>
+        <w:rPr>
+          <w:sz w:val="22"/>
+          <w:szCs w:val="22"/>
+        </w:rPr>
+        <w:t xml:space="preserve"> program execution </w:t>
+      </w:r>
+      <w:proofErr w:type="spellStart"/>
+      <w:r>
+        <w:rPr>
+          <w:sz w:val="22"/>
+          <w:szCs w:val="22"/>
+        </w:rPr>
+        <w:t>shuru</w:t>
+      </w:r>
+      <w:proofErr w:type="spellEnd"/>
+      <w:r>
+        <w:rPr>
+          <w:sz w:val="22"/>
+          <w:szCs w:val="22"/>
+        </w:rPr>
+        <w:t xml:space="preserve"> </w:t>
+      </w:r>
+      <w:proofErr w:type="spellStart"/>
+      <w:r>
+        <w:rPr>
+          <w:sz w:val="22"/>
+          <w:szCs w:val="22"/>
+        </w:rPr>
+        <w:t>karta</w:t>
+      </w:r>
+      <w:proofErr w:type="spellEnd"/>
+      <w:r>
+        <w:rPr>
+          <w:sz w:val="22"/>
+          <w:szCs w:val="22"/>
+        </w:rPr>
+        <w:t xml:space="preserve"> </w:t>
+      </w:r>
+      <w:proofErr w:type="spellStart"/>
+      <w:r>
+        <w:rPr>
+          <w:sz w:val="22"/>
+          <w:szCs w:val="22"/>
+        </w:rPr>
+        <w:t>hai</w:t>
+      </w:r>
+      <w:proofErr w:type="spellEnd"/>
+      <w:r>
+        <w:rPr>
+          <w:sz w:val="22"/>
+          <w:szCs w:val="22"/>
+        </w:rPr>
+        <w:t>.</w:t>
+      </w:r>
+    </w:p>
+    <w:p>
+      <w:pPr>
+        <w:numPr>
+          <w:ilvl w:val="0"/>
+          <w:numId w:val="10"/>
+        </w:numPr>
+        <w:rPr>
+          <w:sz w:val="22"/>
+          <w:szCs w:val="22"/>
+        </w:rPr>
+      </w:pPr>
+      <w:proofErr w:type="gramStart"/>
+      <w:r>
+        <w:rPr>
+          <w:b/>
+          <w:bCs/>
+          <w:sz w:val="22"/>
+          <w:szCs w:val="22"/>
+        </w:rPr>
+        <w:t>{ }</w:t>
+      </w:r>
+      <w:proofErr w:type="gramEnd"/>
+      <w:r>
+        <w:rPr>
+          <w:b/>
+          <w:bCs/>
+          <w:sz w:val="22"/>
+          <w:szCs w:val="22"/>
+        </w:rPr>
+        <w:t xml:space="preserve"> (Curly Braces)</w:t>
+      </w:r>
+      <w:r>
+        <w:rPr>
+          <w:sz w:val="22"/>
+          <w:szCs w:val="22"/>
+        </w:rPr>
+        <w:t xml:space="preserve">: Inke beech ka area main function ki "body" </w:t>
+      </w:r>
+      <w:proofErr w:type="spellStart"/>
+      <w:r>
+        <w:rPr>
+          <w:sz w:val="22"/>
+          <w:szCs w:val="22"/>
+        </w:rPr>
+        <w:t>ya</w:t>
+      </w:r>
+      <w:proofErr w:type="spellEnd"/>
+      <w:r>
+        <w:rPr>
+          <w:sz w:val="22"/>
+          <w:szCs w:val="22"/>
+        </w:rPr>
+        <w:t xml:space="preserve"> "scope" </w:t>
+      </w:r>
+      <w:proofErr w:type="spellStart"/>
+      <w:r>
+        <w:rPr>
+          <w:sz w:val="22"/>
+          <w:szCs w:val="22"/>
+        </w:rPr>
+        <w:t>kehlata</w:t>
+      </w:r>
+      <w:proofErr w:type="spellEnd"/>
+      <w:r>
+        <w:rPr>
+          <w:sz w:val="22"/>
+          <w:szCs w:val="22"/>
+        </w:rPr>
+        <w:t xml:space="preserve"> </w:t>
+      </w:r>
+      <w:proofErr w:type="spellStart"/>
+      <w:r>
+        <w:rPr>
+          <w:sz w:val="22"/>
+          <w:szCs w:val="22"/>
+        </w:rPr>
+        <w:t>hai</w:t>
+      </w:r>
+      <w:proofErr w:type="spellEnd"/>
+      <w:r>
+        <w:rPr>
+          <w:sz w:val="22"/>
+          <w:szCs w:val="22"/>
+        </w:rPr>
+        <w:t>.</w:t>
+      </w:r>
+    </w:p>
+    <w:p>
+      <w:pPr>
+        <w:numPr>
+          <w:ilvl w:val="0"/>
+          <w:numId w:val="10"/>
+        </w:numPr>
+        <w:rPr>
+          <w:sz w:val="22"/>
+          <w:szCs w:val="22"/>
+        </w:rPr>
+      </w:pPr>
+      <w:r>
+        <w:rPr>
+          <w:b/>
+          <w:bCs/>
+          <w:sz w:val="22"/>
+          <w:szCs w:val="22"/>
+        </w:rPr>
+        <w:t xml:space="preserve">return </w:t>
+      </w:r>
+      <w:proofErr w:type="gramStart"/>
+      <w:r>
+        <w:rPr>
+          <w:b/>
+          <w:bCs/>
+          <w:sz w:val="22"/>
+          <w:szCs w:val="22"/>
+        </w:rPr>
+        <w:t>0;</w:t>
+      </w:r>
+      <w:r>
+        <w:rPr>
+          <w:sz w:val="22"/>
+          <w:szCs w:val="22"/>
+        </w:rPr>
+        <w:t>:</w:t>
+      </w:r>
+      <w:proofErr w:type="gramEnd"/>
+      <w:r>
+        <w:rPr>
+          <w:sz w:val="22"/>
+          <w:szCs w:val="22"/>
+        </w:rPr>
+        <w:t xml:space="preserve"> Ye compiler ko batata </w:t>
+      </w:r>
+      <w:proofErr w:type="spellStart"/>
+      <w:r>
+        <w:rPr>
+          <w:sz w:val="22"/>
+          <w:szCs w:val="22"/>
+        </w:rPr>
+        <w:t>hai</w:t>
+      </w:r>
+      <w:proofErr w:type="spellEnd"/>
+      <w:r>
+        <w:rPr>
+          <w:sz w:val="22"/>
+          <w:szCs w:val="22"/>
+        </w:rPr>
+        <w:t xml:space="preserve"> ki program successfully finish </w:t>
+      </w:r>
+      <w:proofErr w:type="spellStart"/>
+      <w:r>
+        <w:rPr>
+          <w:sz w:val="22"/>
+          <w:szCs w:val="22"/>
+        </w:rPr>
+        <w:t>ho</w:t>
+      </w:r>
+      <w:proofErr w:type="spellEnd"/>
+      <w:r>
+        <w:rPr>
+          <w:sz w:val="22"/>
+          <w:szCs w:val="22"/>
+        </w:rPr>
+        <w:t xml:space="preserve"> </w:t>
+      </w:r>
+      <w:proofErr w:type="spellStart"/>
+      <w:r>
+        <w:rPr>
+          <w:sz w:val="22"/>
+          <w:szCs w:val="22"/>
+        </w:rPr>
+        <w:t>gaya</w:t>
+      </w:r>
+      <w:proofErr w:type="spellEnd"/>
+      <w:r>
+        <w:rPr>
+          <w:sz w:val="22"/>
+          <w:szCs w:val="22"/>
+        </w:rPr>
+        <w:t xml:space="preserve">. Game dev </w:t>
+      </w:r>
+      <w:proofErr w:type="spellStart"/>
+      <w:r>
+        <w:rPr>
+          <w:sz w:val="22"/>
+          <w:szCs w:val="22"/>
+        </w:rPr>
+        <w:t>mein</w:t>
+      </w:r>
+      <w:proofErr w:type="spellEnd"/>
+      <w:r>
+        <w:rPr>
+          <w:sz w:val="22"/>
+          <w:szCs w:val="22"/>
+        </w:rPr>
+        <w:t xml:space="preserve"> agar return 0 </w:t>
+      </w:r>
+      <w:proofErr w:type="spellStart"/>
+      <w:r>
+        <w:rPr>
+          <w:sz w:val="22"/>
+          <w:szCs w:val="22"/>
+        </w:rPr>
+        <w:t>nahi</w:t>
+      </w:r>
+      <w:proofErr w:type="spellEnd"/>
+      <w:r>
+        <w:rPr>
+          <w:sz w:val="22"/>
+          <w:szCs w:val="22"/>
+        </w:rPr>
+        <w:t xml:space="preserve"> </w:t>
+      </w:r>
+      <w:proofErr w:type="spellStart"/>
+      <w:r>
+        <w:rPr>
+          <w:sz w:val="22"/>
+          <w:szCs w:val="22"/>
+        </w:rPr>
+        <w:t>hota</w:t>
+      </w:r>
+      <w:proofErr w:type="spellEnd"/>
+      <w:r>
+        <w:rPr>
+          <w:sz w:val="22"/>
+          <w:szCs w:val="22"/>
+        </w:rPr>
+        <w:t xml:space="preserve">, </w:t>
+      </w:r>
+      <w:proofErr w:type="spellStart"/>
+      <w:r>
+        <w:rPr>
+          <w:sz w:val="22"/>
+          <w:szCs w:val="22"/>
+        </w:rPr>
+        <w:t>toh</w:t>
+      </w:r>
+      <w:proofErr w:type="spellEnd"/>
+      <w:r>
+        <w:rPr>
+          <w:sz w:val="22"/>
+          <w:szCs w:val="22"/>
+        </w:rPr>
+        <w:t xml:space="preserve"> </w:t>
+      </w:r>
+      <w:proofErr w:type="spellStart"/>
+      <w:r>
+        <w:rPr>
+          <w:sz w:val="22"/>
+          <w:szCs w:val="22"/>
+        </w:rPr>
+        <w:t>kabhi</w:t>
+      </w:r>
+      <w:proofErr w:type="spellEnd"/>
+      <w:r>
+        <w:rPr>
+          <w:sz w:val="22"/>
+          <w:szCs w:val="22"/>
+        </w:rPr>
+        <w:t xml:space="preserve"> </w:t>
+      </w:r>
+      <w:proofErr w:type="spellStart"/>
+      <w:r>
+        <w:rPr>
+          <w:sz w:val="22"/>
+          <w:szCs w:val="22"/>
+        </w:rPr>
+        <w:t>kabhi</w:t>
+      </w:r>
+      <w:proofErr w:type="spellEnd"/>
+      <w:r>
+        <w:rPr>
+          <w:sz w:val="22"/>
+          <w:szCs w:val="22"/>
+        </w:rPr>
+        <w:t xml:space="preserve"> system ko </w:t>
+      </w:r>
+      <w:proofErr w:type="spellStart"/>
+      <w:r>
+        <w:rPr>
+          <w:sz w:val="22"/>
+          <w:szCs w:val="22"/>
+        </w:rPr>
+        <w:t>lagta</w:t>
+      </w:r>
+      <w:proofErr w:type="spellEnd"/>
+      <w:r>
+        <w:rPr>
+          <w:sz w:val="22"/>
+          <w:szCs w:val="22"/>
+        </w:rPr>
+        <w:t xml:space="preserve"> </w:t>
+      </w:r>
+      <w:proofErr w:type="spellStart"/>
+      <w:r>
+        <w:rPr>
+          <w:sz w:val="22"/>
+          <w:szCs w:val="22"/>
+        </w:rPr>
+        <w:t>hai</w:t>
+      </w:r>
+      <w:proofErr w:type="spellEnd"/>
+      <w:r>
+        <w:rPr>
+          <w:sz w:val="22"/>
+          <w:szCs w:val="22"/>
+        </w:rPr>
+        <w:t xml:space="preserve"> game crash </w:t>
+      </w:r>
+      <w:proofErr w:type="spellStart"/>
+      <w:r>
+        <w:rPr>
+          <w:sz w:val="22"/>
+          <w:szCs w:val="22"/>
+        </w:rPr>
+        <w:t>ho</w:t>
+      </w:r>
+      <w:proofErr w:type="spellEnd"/>
+      <w:r>
+        <w:rPr>
+          <w:sz w:val="22"/>
+          <w:szCs w:val="22"/>
+        </w:rPr>
+        <w:t xml:space="preserve"> </w:t>
+      </w:r>
+      <w:proofErr w:type="spellStart"/>
+      <w:r>
+        <w:rPr>
+          <w:sz w:val="22"/>
+          <w:szCs w:val="22"/>
+        </w:rPr>
+        <w:t>gaya</w:t>
+      </w:r>
+      <w:proofErr w:type="spellEnd"/>
+      <w:r>
+        <w:rPr>
+          <w:sz w:val="22"/>
+          <w:szCs w:val="22"/>
+        </w:rPr>
+        <w:t>.</w:t>
+      </w:r>
+    </w:p>
+    <w:p>
+      <w:pPr>
+        <w:rPr>
+          <w:b/>
+          <w:bCs/>
+          <w:sz w:val="22"/>
+          <w:szCs w:val="22"/>
+        </w:rPr>
+      </w:pPr>
+      <w:r>
+        <w:rPr>
+          <w:b/>
+          <w:bCs/>
+          <w:sz w:val="22"/>
+          <w:szCs w:val="22"/>
+        </w:rPr>
+        <w:t>5. Output &amp; Operators (</w:t>
+      </w:r>
+      <w:proofErr w:type="spellStart"/>
+      <w:r>
+        <w:rPr>
+          <w:b/>
+          <w:bCs/>
+          <w:sz w:val="22"/>
+          <w:szCs w:val="22"/>
+        </w:rPr>
+        <w:t>cout</w:t>
+      </w:r>
+      <w:proofErr w:type="spellEnd"/>
+      <w:r>
+        <w:rPr>
+          <w:b/>
+          <w:bCs/>
+          <w:sz w:val="22"/>
+          <w:szCs w:val="22"/>
+        </w:rPr>
+        <w:t xml:space="preserve"> and &lt;&lt;)</w:t>
+      </w:r>
+    </w:p>
+    <w:p>
+      <w:pPr>
+        <w:numPr>
+          <w:ilvl w:val="0"/>
+          <w:numId w:val="11"/>
+        </w:numPr>
+        <w:rPr>
+          <w:sz w:val="22"/>
+          <w:szCs w:val="22"/>
+        </w:rPr>
+      </w:pPr>
+      <w:proofErr w:type="spellStart"/>
+      <w:r>
+        <w:rPr>
+          <w:b/>
+          <w:bCs/>
+          <w:sz w:val="22"/>
+          <w:szCs w:val="22"/>
+        </w:rPr>
+        <w:t>cout</w:t>
+      </w:r>
+      <w:proofErr w:type="spellEnd"/>
+      <w:r>
+        <w:rPr>
+          <w:sz w:val="22"/>
+          <w:szCs w:val="22"/>
+        </w:rPr>
+        <w:t xml:space="preserve">: Iska full form </w:t>
+      </w:r>
+      <w:proofErr w:type="spellStart"/>
+      <w:r>
+        <w:rPr>
+          <w:sz w:val="22"/>
+          <w:szCs w:val="22"/>
+        </w:rPr>
+        <w:t>hai</w:t>
+      </w:r>
+      <w:proofErr w:type="spellEnd"/>
+      <w:r>
+        <w:rPr>
+          <w:sz w:val="22"/>
+          <w:szCs w:val="22"/>
+        </w:rPr>
+        <w:t xml:space="preserve"> </w:t>
+      </w:r>
+      <w:r>
+        <w:rPr>
+          <w:b/>
+          <w:bCs/>
+          <w:sz w:val="22"/>
+          <w:szCs w:val="22"/>
+        </w:rPr>
+        <w:t>Character Output</w:t>
+      </w:r>
+      <w:r>
+        <w:rPr>
+          <w:sz w:val="22"/>
+          <w:szCs w:val="22"/>
+        </w:rPr>
+        <w:t>.</w:t>
+      </w:r>
+    </w:p>
+    <w:p>
+      <w:pPr>
+        <w:numPr>
+          <w:ilvl w:val="0"/>
+          <w:numId w:val="11"/>
+        </w:numPr>
+        <w:rPr>
+          <w:sz w:val="22"/>
+          <w:szCs w:val="22"/>
+        </w:rPr>
+      </w:pPr>
+      <w:r>
+        <w:rPr>
+          <w:b/>
+          <w:bCs/>
+          <w:sz w:val="22"/>
+          <w:szCs w:val="22"/>
+        </w:rPr>
+        <w:t>Insertion Operator (&lt;&lt;)</w:t>
+      </w:r>
+      <w:r>
+        <w:rPr>
+          <w:sz w:val="22"/>
+          <w:szCs w:val="22"/>
+        </w:rPr>
+        <w:t xml:space="preserve">: In do arrows ka </w:t>
+      </w:r>
+      <w:proofErr w:type="spellStart"/>
+      <w:r>
+        <w:rPr>
+          <w:sz w:val="22"/>
+          <w:szCs w:val="22"/>
+        </w:rPr>
+        <w:t>muh</w:t>
+      </w:r>
+      <w:proofErr w:type="spellEnd"/>
+      <w:r>
+        <w:rPr>
+          <w:sz w:val="22"/>
+          <w:szCs w:val="22"/>
+        </w:rPr>
+        <w:t xml:space="preserve"> </w:t>
+      </w:r>
+      <w:proofErr w:type="spellStart"/>
+      <w:r>
+        <w:rPr>
+          <w:sz w:val="22"/>
+          <w:szCs w:val="22"/>
+        </w:rPr>
+        <w:t>hamesha</w:t>
+      </w:r>
+      <w:proofErr w:type="spellEnd"/>
+      <w:r>
+        <w:rPr>
+          <w:sz w:val="22"/>
+          <w:szCs w:val="22"/>
+        </w:rPr>
+        <w:t xml:space="preserve"> </w:t>
+      </w:r>
+      <w:proofErr w:type="spellStart"/>
+      <w:r>
+        <w:rPr>
+          <w:sz w:val="22"/>
+          <w:szCs w:val="22"/>
+        </w:rPr>
+        <w:t>cout</w:t>
+      </w:r>
+      <w:proofErr w:type="spellEnd"/>
+      <w:r>
+        <w:rPr>
+          <w:sz w:val="22"/>
+          <w:szCs w:val="22"/>
+        </w:rPr>
+        <w:t xml:space="preserve"> ki </w:t>
+      </w:r>
+      <w:proofErr w:type="spellStart"/>
+      <w:r>
+        <w:rPr>
+          <w:sz w:val="22"/>
+          <w:szCs w:val="22"/>
+        </w:rPr>
+        <w:t>taraf</w:t>
+      </w:r>
+      <w:proofErr w:type="spellEnd"/>
+      <w:r>
+        <w:rPr>
+          <w:sz w:val="22"/>
+          <w:szCs w:val="22"/>
+        </w:rPr>
+        <w:t xml:space="preserve"> </w:t>
+      </w:r>
+      <w:proofErr w:type="spellStart"/>
+      <w:r>
+        <w:rPr>
+          <w:sz w:val="22"/>
+          <w:szCs w:val="22"/>
+        </w:rPr>
+        <w:t>hota</w:t>
+      </w:r>
+      <w:proofErr w:type="spellEnd"/>
+      <w:r>
+        <w:rPr>
+          <w:sz w:val="22"/>
+          <w:szCs w:val="22"/>
+        </w:rPr>
+        <w:t xml:space="preserve"> </w:t>
+      </w:r>
+      <w:proofErr w:type="spellStart"/>
+      <w:r>
+        <w:rPr>
+          <w:sz w:val="22"/>
+          <w:szCs w:val="22"/>
+        </w:rPr>
+        <w:t>hai</w:t>
+      </w:r>
+      <w:proofErr w:type="spellEnd"/>
+      <w:r>
+        <w:rPr>
+          <w:sz w:val="22"/>
+          <w:szCs w:val="22"/>
+        </w:rPr>
+        <w:t xml:space="preserve">, </w:t>
+      </w:r>
+      <w:proofErr w:type="spellStart"/>
+      <w:r>
+        <w:rPr>
+          <w:sz w:val="22"/>
+          <w:szCs w:val="22"/>
+        </w:rPr>
+        <w:t>kyunki</w:t>
+      </w:r>
+      <w:proofErr w:type="spellEnd"/>
+      <w:r>
+        <w:rPr>
+          <w:sz w:val="22"/>
+          <w:szCs w:val="22"/>
+        </w:rPr>
+        <w:t xml:space="preserve"> hum data ko output stream </w:t>
+      </w:r>
+      <w:proofErr w:type="spellStart"/>
+      <w:r>
+        <w:rPr>
+          <w:sz w:val="22"/>
+          <w:szCs w:val="22"/>
+        </w:rPr>
+        <w:t>mein</w:t>
+      </w:r>
+      <w:proofErr w:type="spellEnd"/>
+      <w:r>
+        <w:rPr>
+          <w:sz w:val="22"/>
+          <w:szCs w:val="22"/>
+        </w:rPr>
+        <w:t xml:space="preserve"> "insert" </w:t>
+      </w:r>
+      <w:proofErr w:type="spellStart"/>
+      <w:r>
+        <w:rPr>
+          <w:sz w:val="22"/>
+          <w:szCs w:val="22"/>
+        </w:rPr>
+        <w:t>kar</w:t>
+      </w:r>
+      <w:proofErr w:type="spellEnd"/>
+      <w:r>
+        <w:rPr>
+          <w:sz w:val="22"/>
+          <w:szCs w:val="22"/>
+        </w:rPr>
+        <w:t xml:space="preserve"> </w:t>
+      </w:r>
+      <w:proofErr w:type="spellStart"/>
+      <w:r>
+        <w:rPr>
+          <w:sz w:val="22"/>
+          <w:szCs w:val="22"/>
+        </w:rPr>
+        <w:t>rahe</w:t>
+      </w:r>
+      <w:proofErr w:type="spellEnd"/>
+      <w:r>
+        <w:rPr>
+          <w:sz w:val="22"/>
+          <w:szCs w:val="22"/>
+        </w:rPr>
+        <w:t xml:space="preserve"> hain.</w:t>
+      </w:r>
+    </w:p>
+    <w:p>
+      <w:pPr>
+        <w:numPr>
+          <w:ilvl w:val="0"/>
+          <w:numId w:val="11"/>
+        </w:numPr>
+        <w:rPr>
+          <w:sz w:val="22"/>
+          <w:szCs w:val="22"/>
+        </w:rPr>
+      </w:pPr>
+      <w:r>
+        <w:rPr>
+          <w:b/>
+          <w:bCs/>
+          <w:sz w:val="22"/>
+          <w:szCs w:val="22"/>
+        </w:rPr>
+        <w:t xml:space="preserve">Semicolon </w:t>
+      </w:r>
+      <w:proofErr w:type="gramStart"/>
+      <w:r>
+        <w:rPr>
+          <w:b/>
+          <w:bCs/>
+          <w:sz w:val="22"/>
+          <w:szCs w:val="22"/>
+        </w:rPr>
+        <w:t>( ;</w:t>
+      </w:r>
+      <w:proofErr w:type="gramEnd"/>
+      <w:r>
+        <w:rPr>
+          <w:b/>
+          <w:bCs/>
+          <w:sz w:val="22"/>
+          <w:szCs w:val="22"/>
+        </w:rPr>
+        <w:t xml:space="preserve"> )</w:t>
+      </w:r>
+      <w:r>
+        <w:rPr>
+          <w:sz w:val="22"/>
+          <w:szCs w:val="22"/>
+        </w:rPr>
+        <w:t xml:space="preserve">: C++ </w:t>
+      </w:r>
+      <w:proofErr w:type="spellStart"/>
+      <w:r>
+        <w:rPr>
+          <w:sz w:val="22"/>
+          <w:szCs w:val="22"/>
+        </w:rPr>
+        <w:t>mein</w:t>
+      </w:r>
+      <w:proofErr w:type="spellEnd"/>
+      <w:r>
+        <w:rPr>
+          <w:sz w:val="22"/>
+          <w:szCs w:val="22"/>
+        </w:rPr>
+        <w:t xml:space="preserve"> </w:t>
+      </w:r>
+      <w:proofErr w:type="spellStart"/>
+      <w:r>
+        <w:rPr>
+          <w:sz w:val="22"/>
+          <w:szCs w:val="22"/>
+        </w:rPr>
+        <w:t>har</w:t>
+      </w:r>
+      <w:proofErr w:type="spellEnd"/>
+      <w:r>
+        <w:rPr>
+          <w:sz w:val="22"/>
+          <w:szCs w:val="22"/>
+        </w:rPr>
+        <w:t xml:space="preserve"> line </w:t>
+      </w:r>
+      <w:proofErr w:type="spellStart"/>
+      <w:r>
+        <w:rPr>
+          <w:sz w:val="22"/>
+          <w:szCs w:val="22"/>
+        </w:rPr>
+        <w:t>ke</w:t>
+      </w:r>
+      <w:proofErr w:type="spellEnd"/>
+      <w:r>
+        <w:rPr>
+          <w:sz w:val="22"/>
+          <w:szCs w:val="22"/>
+        </w:rPr>
+        <w:t xml:space="preserve"> </w:t>
+      </w:r>
+      <w:proofErr w:type="spellStart"/>
+      <w:proofErr w:type="gramStart"/>
+      <w:r>
+        <w:rPr>
+          <w:sz w:val="22"/>
+          <w:szCs w:val="22"/>
+        </w:rPr>
+        <w:t>baad</w:t>
+      </w:r>
+      <w:proofErr w:type="spellEnd"/>
+      <w:r>
+        <w:rPr>
+          <w:sz w:val="22"/>
+          <w:szCs w:val="22"/>
+        </w:rPr>
+        <w:t xml:space="preserve"> ;</w:t>
+      </w:r>
+      <w:proofErr w:type="gramEnd"/>
+      <w:r>
+        <w:rPr>
+          <w:sz w:val="22"/>
+          <w:szCs w:val="22"/>
+        </w:rPr>
+        <w:t xml:space="preserve"> </w:t>
+      </w:r>
+      <w:proofErr w:type="spellStart"/>
+      <w:r>
+        <w:rPr>
+          <w:sz w:val="22"/>
+          <w:szCs w:val="22"/>
+        </w:rPr>
+        <w:t>lagana</w:t>
+      </w:r>
+      <w:proofErr w:type="spellEnd"/>
+      <w:r>
+        <w:rPr>
+          <w:sz w:val="22"/>
+          <w:szCs w:val="22"/>
+        </w:rPr>
+        <w:t xml:space="preserve"> mandatory </w:t>
+      </w:r>
+      <w:proofErr w:type="spellStart"/>
+      <w:r>
+        <w:rPr>
+          <w:sz w:val="22"/>
+          <w:szCs w:val="22"/>
+        </w:rPr>
+        <w:t>hai</w:t>
+      </w:r>
+      <w:proofErr w:type="spellEnd"/>
+      <w:r>
+        <w:rPr>
+          <w:sz w:val="22"/>
+          <w:szCs w:val="22"/>
+        </w:rPr>
+        <w:t xml:space="preserve">. Ye line ka "full stop" </w:t>
+      </w:r>
+      <w:proofErr w:type="spellStart"/>
+      <w:r>
+        <w:rPr>
+          <w:sz w:val="22"/>
+          <w:szCs w:val="22"/>
+        </w:rPr>
+        <w:t>hai</w:t>
+      </w:r>
+      <w:proofErr w:type="spellEnd"/>
+      <w:r>
+        <w:rPr>
+          <w:sz w:val="22"/>
+          <w:szCs w:val="22"/>
+        </w:rPr>
+        <w:t>.</w:t>
+      </w:r>
+    </w:p>
+    <w:p>
+      <w:pPr>
+        <w:rPr>
+          <w:sz w:val="22"/>
+          <w:szCs w:val="22"/>
+        </w:rPr>
+      </w:pPr>
+      <w:r>
+        <w:rPr>
+          <w:sz w:val="22"/>
+          <w:szCs w:val="22"/>
+        </w:rPr>
+        <w:pict w14:anchorId="7DAD5DE6">
+          <v:rect id="_x0000_i1047" style="width:0;height:1.5pt" o:hralign="center" o:hrstd="t" o:hr="t" fillcolor="#a0a0a0" stroked="f"/>
+        </w:pict>
+      </w:r>
+    </w:p>
+    <w:p>
+      <w:pPr>
+        <w:rPr>
+          <w:b/>
+          <w:bCs/>
+          <w:sz w:val="22"/>
+          <w:szCs w:val="22"/>
+        </w:rPr>
+      </w:pPr>
+    </w:p>
+    <w:p>
+      <w:pPr>
+        <w:rPr>
+          <w:b/>
+          <w:bCs/>
+          <w:sz w:val="28"/>
+          <w:szCs w:val="28"/>
+          <w:u w:val="single"/>
+        </w:rPr>
+      </w:pPr>
+      <w:r>
+        <w:rPr>
+          <w:b/>
+          <w:bCs/>
+          <w:sz w:val="28"/>
+          <w:szCs w:val="28"/>
+          <w:u w:val="single"/>
+        </w:rPr>
+        <w:lastRenderedPageBreak/>
+        <w:t>WHOLE SUMMARY</w:t>
+      </w:r>
+    </w:p>
+    <w:p>
+      <w:pPr>
+        <w:rPr>
+          <w:sz w:val="22"/>
+          <w:szCs w:val="22"/>
+        </w:rPr>
+      </w:pPr>
+      <w:r>
+        <w:rPr>
+          <w:sz w:val="22"/>
+          <w:szCs w:val="22"/>
+        </w:rPr>
+        <w:drawing>
+          <wp:inline distT="0" distB="0" distL="0" distR="0" wp14:anchorId="34585809" wp14:editId="1905ACC6">
+            <wp:extent cx="5731510" cy="2799080"/>
+            <wp:effectExtent l="0" t="0" r="2540" b="1270"/>
+            <wp:docPr id="1164536220" name="Picture 1"/>
+            <wp:cNvGraphicFramePr>
+              <a:graphicFrameLocks xmlns:a="http://schemas.openxmlformats.org/drawingml/2006/main" noChangeAspect="1"/>
+            </wp:cNvGraphicFramePr>
+            <a:graphic xmlns:a="http://schemas.openxmlformats.org/drawingml/2006/main">
+              <a:graphicData uri="http://schemas.openxmlformats.org/drawingml/2006/picture">
+                <pic:pic xmlns:pic="http://schemas.openxmlformats.org/drawingml/2006/picture">
+                  <pic:nvPicPr>
+                    <pic:cNvPr id="1164536220" name=""/>
+                    <pic:cNvPicPr/>
+                  </pic:nvPicPr>
+                  <pic:blipFill>
+                    <a:blip r:embed="rId14"/>
+                    <a:stretch>
+                      <a:fillRect/>
+                    </a:stretch>
+                  </pic:blipFill>
+                  <pic:spPr>
+                    <a:xfrm>
+                      <a:off x="0" y="0"/>
+                      <a:ext cx="5731510" cy="2799080"/>
+                    </a:xfrm>
+                    <a:prstGeom prst="rect">
+                      <a:avLst/>
+                    </a:prstGeom>
+                  </pic:spPr>
+                </pic:pic>
+              </a:graphicData>
+            </a:graphic>
+          </wp:inline>
+        </w:drawing>
+      </w:r>
+      <w:r>
+        <w:rPr>
+          <w:sz w:val="22"/>
+          <w:szCs w:val="22"/>
+        </w:rPr>
+        <w:pict w14:anchorId="4DC6C55D">
+          <v:rect id="_x0000_i1049" style="width:0;height:1.5pt" o:hralign="center" o:hrstd="t" o:hr="t" fillcolor="#a0a0a0" stroked="f"/>
+        </w:pict>
+      </w:r>
+    </w:p>
+    <w:p>
+      <w:pPr>
+        <w:rPr>
+          <w:b/>
+          <w:bCs/>
+          <w:u w:val="single"/>
+        </w:rPr>
+      </w:pPr>
+      <w:proofErr w:type="gramStart"/>
+      <w:r>
+        <w:rPr>
+          <w:b/>
+          <w:bCs/>
+          <w:u w:val="single"/>
+        </w:rPr>
+        <w:t>IMPORTANT( LIBRARY</w:t>
+      </w:r>
+      <w:proofErr w:type="gramEnd"/>
+      <w:r>
+        <w:rPr>
+          <w:b/>
+          <w:bCs/>
+          <w:u w:val="single"/>
+        </w:rPr>
+        <w:t xml:space="preserve">, FILES, </w:t>
+      </w:r>
+      <w:proofErr w:type="gramStart"/>
+      <w:r>
+        <w:rPr>
+          <w:b/>
+          <w:bCs/>
+          <w:u w:val="single"/>
+        </w:rPr>
+        <w:t>MODULES..</w:t>
+      </w:r>
+      <w:proofErr w:type="gramEnd"/>
+      <w:r>
+        <w:rPr>
+          <w:b/>
+          <w:bCs/>
+          <w:u w:val="single"/>
+        </w:rPr>
+        <w:t>PYTHON AND C++)</w:t>
+      </w:r>
+    </w:p>
+    <w:p>
+      <w:pPr>
+        <w:rPr>
+          <w:sz w:val="22"/>
+          <w:szCs w:val="22"/>
+        </w:rPr>
+      </w:pPr>
+      <w:r>
+        <w:rPr>
+          <w:sz w:val="22"/>
+          <w:szCs w:val="22"/>
+        </w:rPr>
+        <w:drawing>
+          <wp:inline distT="0" distB="0" distL="0" distR="0" wp14:anchorId="27F1F644" wp14:editId="33FFB56A">
+            <wp:extent cx="5731510" cy="5034915"/>
+            <wp:effectExtent l="0" t="0" r="2540" b="0"/>
+            <wp:docPr id="384140706" name="Picture 1"/>
+            <wp:cNvGraphicFramePr>
+              <a:graphicFrameLocks xmlns:a="http://schemas.openxmlformats.org/drawingml/2006/main" noChangeAspect="1"/>
+            </wp:cNvGraphicFramePr>
+            <a:graphic xmlns:a="http://schemas.openxmlformats.org/drawingml/2006/main">
+              <a:graphicData uri="http://schemas.openxmlformats.org/drawingml/2006/picture">
+                <pic:pic xmlns:pic="http://schemas.openxmlformats.org/drawingml/2006/picture">
+                  <pic:nvPicPr>
+                    <pic:cNvPr id="384140706" name=""/>
+                    <pic:cNvPicPr/>
+                  </pic:nvPicPr>
+                  <pic:blipFill>
+                    <a:blip r:embed="rId15"/>
+                    <a:stretch>
+                      <a:fillRect/>
+                    </a:stretch>
+                  </pic:blipFill>
+                  <pic:spPr>
+                    <a:xfrm>
+                      <a:off x="0" y="0"/>
+                      <a:ext cx="5731510" cy="5034915"/>
+                    </a:xfrm>
+                    <a:prstGeom prst="rect">
+                      <a:avLst/>
+                    </a:prstGeom>
+                  </pic:spPr>
+                </pic:pic>
+              </a:graphicData>
+            </a:graphic>
+          </wp:inline>
+        </w:drawing>
+      </w:r>
+    </w:p>
+    <w:p>
+      <w:pPr>
+        <w:rPr>
+          <w:sz w:val="22"/>
+          <w:szCs w:val="22"/>
+        </w:rPr>
+      </w:pPr>
+      <w:r>
+        <w:rPr>
+          <w:sz w:val="22"/>
+          <w:szCs w:val="22"/>
+        </w:rPr>
+        <w:lastRenderedPageBreak/>
+        <w:drawing>
+          <wp:inline distT="0" distB="0" distL="0" distR="0" wp14:anchorId="09BE45F2" wp14:editId="638DFB80">
+            <wp:extent cx="5715798" cy="5944430"/>
+            <wp:effectExtent l="0" t="0" r="0" b="0"/>
+            <wp:docPr id="281756824" name="Picture 1"/>
+            <wp:cNvGraphicFramePr>
+              <a:graphicFrameLocks xmlns:a="http://schemas.openxmlformats.org/drawingml/2006/main" noChangeAspect="1"/>
+            </wp:cNvGraphicFramePr>
+            <a:graphic xmlns:a="http://schemas.openxmlformats.org/drawingml/2006/main">
+              <a:graphicData uri="http://schemas.openxmlformats.org/drawingml/2006/picture">
+                <pic:pic xmlns:pic="http://schemas.openxmlformats.org/drawingml/2006/picture">
+                  <pic:nvPicPr>
+                    <pic:cNvPr id="281756824" name=""/>
+                    <pic:cNvPicPr/>
+                  </pic:nvPicPr>
+                  <pic:blipFill>
+                    <a:blip r:embed="rId16"/>
+                    <a:stretch>
+                      <a:fillRect/>
+                    </a:stretch>
+                  </pic:blipFill>
+                  <pic:spPr>
+                    <a:xfrm>
+                      <a:off x="0" y="0"/>
+                      <a:ext cx="5715798" cy="5944430"/>
+                    </a:xfrm>
+                    <a:prstGeom prst="rect">
+                      <a:avLst/>
+                    </a:prstGeom>
+                  </pic:spPr>
+                </pic:pic>
+              </a:graphicData>
+            </a:graphic>
+          </wp:inline>
+        </w:drawing>
+      </w:r>
+    </w:p>
+    <w:p>
+      <w:pPr>
+        <w:rPr>
+          <w:sz w:val="22"/>
+          <w:szCs w:val="22"/>
+        </w:rPr>
+      </w:pPr>
+      <w:r>
+        <w:rPr>
+          <w:sz w:val="22"/>
+          <w:szCs w:val="22"/>
+        </w:rPr>
+        <w:drawing>
+          <wp:inline distT="0" distB="0" distL="0" distR="0" wp14:anchorId="55C5934F" wp14:editId="28262A3D">
+            <wp:extent cx="5712357" cy="2725270"/>
+            <wp:effectExtent l="0" t="0" r="3175" b="0"/>
+            <wp:docPr id="803469888" name="Picture 1"/>
+            <wp:cNvGraphicFramePr>
+              <a:graphicFrameLocks xmlns:a="http://schemas.openxmlformats.org/drawingml/2006/main" noChangeAspect="1"/>
+            </wp:cNvGraphicFramePr>
+            <a:graphic xmlns:a="http://schemas.openxmlformats.org/drawingml/2006/main">
+              <a:graphicData uri="http://schemas.openxmlformats.org/drawingml/2006/picture">
+                <pic:pic xmlns:pic="http://schemas.openxmlformats.org/drawingml/2006/picture">
+                  <pic:nvPicPr>
+                    <pic:cNvPr id="803469888" name=""/>
+                    <pic:cNvPicPr/>
+                  </pic:nvPicPr>
+                  <pic:blipFill>
+                    <a:blip r:embed="rId17"/>
+                    <a:stretch>
+                      <a:fillRect/>
+                    </a:stretch>
+                  </pic:blipFill>
+                  <pic:spPr>
+                    <a:xfrm>
+                      <a:off x="0" y="0"/>
+                      <a:ext cx="5831733" cy="2782222"/>
+                    </a:xfrm>
+                    <a:prstGeom prst="rect">
+                      <a:avLst/>
+                    </a:prstGeom>
+                  </pic:spPr>
+                </pic:pic>
+              </a:graphicData>
+            </a:graphic>
+          </wp:inline>
+        </w:drawing>
+      </w:r>
+    </w:p>
+    <w:p>
+      <w:pPr>
+        <w:rPr>
+          <w:sz w:val="22"/>
+          <w:szCs w:val="22"/>
+        </w:rPr>
+      </w:pPr>
+      <w:r>
+        <w:rPr>
+          <w:sz w:val="22"/>
+          <w:szCs w:val="22"/>
+        </w:rPr>
+        <w:lastRenderedPageBreak/>
+        <w:drawing>
+          <wp:inline distT="0" distB="0" distL="0" distR="0" wp14:anchorId="71692E52" wp14:editId="6B23047C">
+            <wp:extent cx="5553850" cy="1619476"/>
+            <wp:effectExtent l="0" t="0" r="8890" b="0"/>
+            <wp:docPr id="282822820" name="Picture 1"/>
+            <wp:cNvGraphicFramePr>
+              <a:graphicFrameLocks xmlns:a="http://schemas.openxmlformats.org/drawingml/2006/main" noChangeAspect="1"/>
+            </wp:cNvGraphicFramePr>
+            <a:graphic xmlns:a="http://schemas.openxmlformats.org/drawingml/2006/main">
+              <a:graphicData uri="http://schemas.openxmlformats.org/drawingml/2006/picture">
+                <pic:pic xmlns:pic="http://schemas.openxmlformats.org/drawingml/2006/picture">
+                  <pic:nvPicPr>
+                    <pic:cNvPr id="282822820" name=""/>
+                    <pic:cNvPicPr/>
+                  </pic:nvPicPr>
+                  <pic:blipFill>
+                    <a:blip r:embed="rId18"/>
+                    <a:stretch>
+                      <a:fillRect/>
+                    </a:stretch>
+                  </pic:blipFill>
+                  <pic:spPr>
+                    <a:xfrm>
+                      <a:off x="0" y="0"/>
+                      <a:ext cx="5553850" cy="1619476"/>
+                    </a:xfrm>
+                    <a:prstGeom prst="rect">
+                      <a:avLst/>
+                    </a:prstGeom>
+                  </pic:spPr>
+                </pic:pic>
+              </a:graphicData>
+            </a:graphic>
+          </wp:inline>
+        </w:drawing>
+      </w:r>
+      <w:r>
+        <w:rPr>
+          <w:sz w:val="22"/>
+          <w:szCs w:val="22"/>
+        </w:rPr>
+        <w:pict w14:anchorId="14445C1E">
+          <v:rect id="_x0000_i1050" style="width:0;height:1.5pt" o:hralign="center" o:hrstd="t" o:hr="t" fillcolor="#a0a0a0" stroked="f"/>
+        </w:pict>
+      </w:r>
+    </w:p>
+    <w:p>
+      <w:pPr>
+        <w:rPr>
+          <w:sz w:val="22"/>
+          <w:szCs w:val="22"/>
+        </w:rPr>
+      </w:pPr>
+    </w:p>
     <w:sectPr>
       <w:pgSz w:w="11906" w:h="16838"/>
       <w:pgMar w:top="1440" w:right="1440" w:bottom="1440" w:left="1440" w:header="708" w:footer="708" w:gutter="0"/>
@@ -2331,6 +5438,119 @@
 <file path=word/numbering.xml><?xml version="1.0" encoding="utf-8"?>
 <w:numbering xmlns:wpc="http://schemas.microsoft.com/office/word/2010/wordprocessingCanvas" xmlns:cx="http://schemas.microsoft.com/office/drawing/2014/chartex" xmlns:cx1="http://schemas.microsoft.com/office/drawing/2015/9/8/chartex" xmlns:cx2="http://schemas.microsoft.com/office/drawing/2015/10/21/chartex" xmlns:cx3="http://schemas.microsoft.com/office/drawing/2016/5/9/chartex" xmlns:cx4="http://schemas.microsoft.com/office/drawing/2016/5/10/chartex" xmlns:cx5="http://schemas.microsoft.com/office/drawing/2016/5/11/chartex" xmlns:cx6="http://schemas.microsoft.com/office/drawing/2016/5/12/chartex" xmlns:cx7="http://schemas.microsoft.com/office/drawing/2016/5/13/chartex" xmlns:cx8="http://schemas.microsoft.com/office/drawing/2016/5/14/chartex" xmlns:mc="http://schemas.openxmlformats.org/markup-compatibility/2006" xmlns:aink="http://schemas.microsoft.com/office/drawing/2016/ink" xmlns:am3d="http://schemas.microsoft.com/office/drawing/2017/model3d" xmlns:o="urn:schemas-microsoft-com:office:office" xmlns:oel="http://schemas.microsoft.com/office/2019/extlst" xmlns:r="http://schemas.openxmlformats.org/officeDocument/2006/relationships" xmlns:m="http://schemas.openxmlformats.org/officeDocument/2006/math" xmlns:v="urn:schemas-microsoft-com:vml" xmlns:wp14="http://schemas.microsoft.com/office/word/2010/wordprocessingDrawing" xmlns:wp="http://schemas.openxmlformats.org/drawingml/2006/wordprocessingDrawing" xmlns:w10="urn:schemas-microsoft-com:office:word" xmlns:w="http://schemas.openxmlformats.org/wordprocessingml/2006/main" xmlns:w14="http://schemas.microsoft.com/office/word/2010/wordml" xmlns:w15="http://schemas.microsoft.com/office/word/2012/wordml" xmlns:w16cex="http://schemas.microsoft.com/office/word/2018/wordml/cex" xmlns:w16cid="http://schemas.microsoft.com/office/word/2016/wordml/cid" xmlns:w16="http://schemas.microsoft.com/office/word/2018/wordml" xmlns:w16du="http://schemas.microsoft.com/office/word/2023/wordml/word16du" xmlns:w16sdtdh="http://schemas.microsoft.com/office/word/2020/wordml/sdtdatahash" xmlns:w16sdtfl="http://schemas.microsoft.com/office/word/2024/wordml/sdtformatlock" xmlns:w16se="http://schemas.microsoft.com/office/word/2015/wordml/symex" xmlns:wpg="http://schemas.microsoft.com/office/word/2010/wordprocessingGroup" xmlns:wpi="http://schemas.microsoft.com/office/word/2010/wordprocessingInk" xmlns:wne="http://schemas.microsoft.com/office/word/2006/wordml" xmlns:wps="http://schemas.microsoft.com/office/word/2010/wordprocessingShape" mc:Ignorable="w14 w15 w16se w16cid w16 w16cex w16sdtdh w16sdtfl w16du wp14">
   <w:abstractNum w:abstractNumId="0" w15:restartNumberingAfterBreak="0">
+    <w:nsid w:val="020E76C5"/>
+    <w:multiLevelType w:val="hybridMultilevel"/>
+    <w:tmpl w:val="8D882A0C"/>
+    <w:lvl w:ilvl="0" w:tplc="40090001">
+      <w:start w:val="1"/>
+      <w:numFmt w:val="bullet"/>
+      <w:lvlText w:val=""/>
+      <w:lvlJc w:val="left"/>
+      <w:pPr>
+        <w:ind w:left="720" w:hanging="360"/>
+      </w:pPr>
+      <w:rPr>
+        <w:rFonts w:ascii="Symbol" w:hAnsi="Symbol" w:hint="default"/>
+      </w:rPr>
+    </w:lvl>
+    <w:lvl w:ilvl="1" w:tplc="40090003" w:tentative="1">
+      <w:start w:val="1"/>
+      <w:numFmt w:val="bullet"/>
+      <w:lvlText w:val="o"/>
+      <w:lvlJc w:val="left"/>
+      <w:pPr>
+        <w:ind w:left="1440" w:hanging="360"/>
+      </w:pPr>
+      <w:rPr>
+        <w:rFonts w:ascii="Courier New" w:hAnsi="Courier New" w:cs="Courier New" w:hint="default"/>
+      </w:rPr>
+    </w:lvl>
+    <w:lvl w:ilvl="2" w:tplc="40090005" w:tentative="1">
+      <w:start w:val="1"/>
+      <w:numFmt w:val="bullet"/>
+      <w:lvlText w:val=""/>
+      <w:lvlJc w:val="left"/>
+      <w:pPr>
+        <w:ind w:left="2160" w:hanging="360"/>
+      </w:pPr>
+      <w:rPr>
+        <w:rFonts w:ascii="Wingdings" w:hAnsi="Wingdings" w:hint="default"/>
+      </w:rPr>
+    </w:lvl>
+    <w:lvl w:ilvl="3" w:tplc="40090001" w:tentative="1">
+      <w:start w:val="1"/>
+      <w:numFmt w:val="bullet"/>
+      <w:lvlText w:val=""/>
+      <w:lvlJc w:val="left"/>
+      <w:pPr>
+        <w:ind w:left="2880" w:hanging="360"/>
+      </w:pPr>
+      <w:rPr>
+        <w:rFonts w:ascii="Symbol" w:hAnsi="Symbol" w:hint="default"/>
+      </w:rPr>
+    </w:lvl>
+    <w:lvl w:ilvl="4" w:tplc="40090003" w:tentative="1">
+      <w:start w:val="1"/>
+      <w:numFmt w:val="bullet"/>
+      <w:lvlText w:val="o"/>
+      <w:lvlJc w:val="left"/>
+      <w:pPr>
+        <w:ind w:left="3600" w:hanging="360"/>
+      </w:pPr>
+      <w:rPr>
+        <w:rFonts w:ascii="Courier New" w:hAnsi="Courier New" w:cs="Courier New" w:hint="default"/>
+      </w:rPr>
+    </w:lvl>
+    <w:lvl w:ilvl="5" w:tplc="40090005" w:tentative="1">
+      <w:start w:val="1"/>
+      <w:numFmt w:val="bullet"/>
+      <w:lvlText w:val=""/>
+      <w:lvlJc w:val="left"/>
+      <w:pPr>
+        <w:ind w:left="4320" w:hanging="360"/>
+      </w:pPr>
+      <w:rPr>
+        <w:rFonts w:ascii="Wingdings" w:hAnsi="Wingdings" w:hint="default"/>
+      </w:rPr>
+    </w:lvl>
+    <w:lvl w:ilvl="6" w:tplc="40090001" w:tentative="1">
+      <w:start w:val="1"/>
+      <w:numFmt w:val="bullet"/>
+      <w:lvlText w:val=""/>
+      <w:lvlJc w:val="left"/>
+      <w:pPr>
+        <w:ind w:left="5040" w:hanging="360"/>
+      </w:pPr>
+      <w:rPr>
+        <w:rFonts w:ascii="Symbol" w:hAnsi="Symbol" w:hint="default"/>
+      </w:rPr>
+    </w:lvl>
+    <w:lvl w:ilvl="7" w:tplc="40090003" w:tentative="1">
+      <w:start w:val="1"/>
+      <w:numFmt w:val="bullet"/>
+      <w:lvlText w:val="o"/>
+      <w:lvlJc w:val="left"/>
+      <w:pPr>
+        <w:ind w:left="5760" w:hanging="360"/>
+      </w:pPr>
+      <w:rPr>
+        <w:rFonts w:ascii="Courier New" w:hAnsi="Courier New" w:cs="Courier New" w:hint="default"/>
+      </w:rPr>
+    </w:lvl>
+    <w:lvl w:ilvl="8" w:tplc="40090005" w:tentative="1">
+      <w:start w:val="1"/>
+      <w:numFmt w:val="bullet"/>
+      <w:lvlText w:val=""/>
+      <w:lvlJc w:val="left"/>
+      <w:pPr>
+        <w:ind w:left="6480" w:hanging="360"/>
+      </w:pPr>
+      <w:rPr>
+        <w:rFonts w:ascii="Wingdings" w:hAnsi="Wingdings" w:hint="default"/>
+      </w:rPr>
+    </w:lvl>
+  </w:abstractNum>
+  <w:abstractNum w:abstractNumId="1" w15:restartNumberingAfterBreak="0">
     <w:nsid w:val="053870FE"/>
     <w:multiLevelType w:val="multilevel"/>
     <w:tmpl w:val="2D1E659A"/>
@@ -2479,7 +5699,7 @@
       </w:rPr>
     </w:lvl>
   </w:abstractNum>
-  <w:abstractNum w:abstractNumId="1" w15:restartNumberingAfterBreak="0">
+  <w:abstractNum w:abstractNumId="2" w15:restartNumberingAfterBreak="0">
     <w:nsid w:val="069C3A34"/>
     <w:multiLevelType w:val="multilevel"/>
     <w:tmpl w:val="175A4762"/>
@@ -2628,7 +5848,7 @@
       </w:rPr>
     </w:lvl>
   </w:abstractNum>
-  <w:abstractNum w:abstractNumId="2" w15:restartNumberingAfterBreak="0">
+  <w:abstractNum w:abstractNumId="3" w15:restartNumberingAfterBreak="0">
     <w:nsid w:val="0E2A1832"/>
     <w:multiLevelType w:val="multilevel"/>
     <w:tmpl w:val="C162655A"/>
@@ -2777,7 +5997,7 @@
       </w:rPr>
     </w:lvl>
   </w:abstractNum>
-  <w:abstractNum w:abstractNumId="3" w15:restartNumberingAfterBreak="0">
+  <w:abstractNum w:abstractNumId="4" w15:restartNumberingAfterBreak="0">
     <w:nsid w:val="25B12B89"/>
     <w:multiLevelType w:val="multilevel"/>
     <w:tmpl w:val="CD4C5CAC"/>
@@ -2890,7 +6110,156 @@
       </w:pPr>
     </w:lvl>
   </w:abstractNum>
-  <w:abstractNum w:abstractNumId="4" w15:restartNumberingAfterBreak="0">
+  <w:abstractNum w:abstractNumId="5" w15:restartNumberingAfterBreak="0">
+    <w:nsid w:val="447C13CC"/>
+    <w:multiLevelType w:val="multilevel"/>
+    <w:tmpl w:val="8C38E272"/>
+    <w:lvl w:ilvl="0">
+      <w:start w:val="1"/>
+      <w:numFmt w:val="bullet"/>
+      <w:lvlText w:val=""/>
+      <w:lvlJc w:val="left"/>
+      <w:pPr>
+        <w:tabs>
+          <w:tab w:val="num" w:pos="720"/>
+        </w:tabs>
+        <w:ind w:left="720" w:hanging="360"/>
+      </w:pPr>
+      <w:rPr>
+        <w:rFonts w:ascii="Symbol" w:hAnsi="Symbol" w:hint="default"/>
+        <w:sz w:val="20"/>
+      </w:rPr>
+    </w:lvl>
+    <w:lvl w:ilvl="1" w:tentative="1">
+      <w:start w:val="1"/>
+      <w:numFmt w:val="bullet"/>
+      <w:lvlText w:val="o"/>
+      <w:lvlJc w:val="left"/>
+      <w:pPr>
+        <w:tabs>
+          <w:tab w:val="num" w:pos="1440"/>
+        </w:tabs>
+        <w:ind w:left="1440" w:hanging="360"/>
+      </w:pPr>
+      <w:rPr>
+        <w:rFonts w:ascii="Courier New" w:hAnsi="Courier New" w:hint="default"/>
+        <w:sz w:val="20"/>
+      </w:rPr>
+    </w:lvl>
+    <w:lvl w:ilvl="2" w:tentative="1">
+      <w:start w:val="1"/>
+      <w:numFmt w:val="bullet"/>
+      <w:lvlText w:val=""/>
+      <w:lvlJc w:val="left"/>
+      <w:pPr>
+        <w:tabs>
+          <w:tab w:val="num" w:pos="2160"/>
+        </w:tabs>
+        <w:ind w:left="2160" w:hanging="360"/>
+      </w:pPr>
+      <w:rPr>
+        <w:rFonts w:ascii="Wingdings" w:hAnsi="Wingdings" w:hint="default"/>
+        <w:sz w:val="20"/>
+      </w:rPr>
+    </w:lvl>
+    <w:lvl w:ilvl="3" w:tentative="1">
+      <w:start w:val="1"/>
+      <w:numFmt w:val="bullet"/>
+      <w:lvlText w:val=""/>
+      <w:lvlJc w:val="left"/>
+      <w:pPr>
+        <w:tabs>
+          <w:tab w:val="num" w:pos="2880"/>
+        </w:tabs>
+        <w:ind w:left="2880" w:hanging="360"/>
+      </w:pPr>
+      <w:rPr>
+        <w:rFonts w:ascii="Wingdings" w:hAnsi="Wingdings" w:hint="default"/>
+        <w:sz w:val="20"/>
+      </w:rPr>
+    </w:lvl>
+    <w:lvl w:ilvl="4" w:tentative="1">
+      <w:start w:val="1"/>
+      <w:numFmt w:val="bullet"/>
+      <w:lvlText w:val=""/>
+      <w:lvlJc w:val="left"/>
+      <w:pPr>
+        <w:tabs>
+          <w:tab w:val="num" w:pos="3600"/>
+        </w:tabs>
+        <w:ind w:left="3600" w:hanging="360"/>
+      </w:pPr>
+      <w:rPr>
+        <w:rFonts w:ascii="Wingdings" w:hAnsi="Wingdings" w:hint="default"/>
+        <w:sz w:val="20"/>
+      </w:rPr>
+    </w:lvl>
+    <w:lvl w:ilvl="5" w:tentative="1">
+      <w:start w:val="1"/>
+      <w:numFmt w:val="bullet"/>
+      <w:lvlText w:val=""/>
+      <w:lvlJc w:val="left"/>
+      <w:pPr>
+        <w:tabs>
+          <w:tab w:val="num" w:pos="4320"/>
+        </w:tabs>
+        <w:ind w:left="4320" w:hanging="360"/>
+      </w:pPr>
+      <w:rPr>
+        <w:rFonts w:ascii="Wingdings" w:hAnsi="Wingdings" w:hint="default"/>
+        <w:sz w:val="20"/>
+      </w:rPr>
+    </w:lvl>
+    <w:lvl w:ilvl="6" w:tentative="1">
+      <w:start w:val="1"/>
+      <w:numFmt w:val="bullet"/>
+      <w:lvlText w:val=""/>
+      <w:lvlJc w:val="left"/>
+      <w:pPr>
+        <w:tabs>
+          <w:tab w:val="num" w:pos="5040"/>
+        </w:tabs>
+        <w:ind w:left="5040" w:hanging="360"/>
+      </w:pPr>
+      <w:rPr>
+        <w:rFonts w:ascii="Wingdings" w:hAnsi="Wingdings" w:hint="default"/>
+        <w:sz w:val="20"/>
+      </w:rPr>
+    </w:lvl>
+    <w:lvl w:ilvl="7" w:tentative="1">
+      <w:start w:val="1"/>
+      <w:numFmt w:val="bullet"/>
+      <w:lvlText w:val=""/>
+      <w:lvlJc w:val="left"/>
+      <w:pPr>
+        <w:tabs>
+          <w:tab w:val="num" w:pos="5760"/>
+        </w:tabs>
+        <w:ind w:left="5760" w:hanging="360"/>
+      </w:pPr>
+      <w:rPr>
+        <w:rFonts w:ascii="Wingdings" w:hAnsi="Wingdings" w:hint="default"/>
+        <w:sz w:val="20"/>
+      </w:rPr>
+    </w:lvl>
+    <w:lvl w:ilvl="8" w:tentative="1">
+      <w:start w:val="1"/>
+      <w:numFmt w:val="bullet"/>
+      <w:lvlText w:val=""/>
+      <w:lvlJc w:val="left"/>
+      <w:pPr>
+        <w:tabs>
+          <w:tab w:val="num" w:pos="6480"/>
+        </w:tabs>
+        <w:ind w:left="6480" w:hanging="360"/>
+      </w:pPr>
+      <w:rPr>
+        <w:rFonts w:ascii="Wingdings" w:hAnsi="Wingdings" w:hint="default"/>
+        <w:sz w:val="20"/>
+      </w:rPr>
+    </w:lvl>
+  </w:abstractNum>
+  <w:abstractNum w:abstractNumId="6" w15:restartNumberingAfterBreak="0">
     <w:nsid w:val="56791842"/>
     <w:multiLevelType w:val="multilevel"/>
     <w:tmpl w:val="B6EC22A8"/>
@@ -3039,7 +6408,7 @@
       </w:rPr>
     </w:lvl>
   </w:abstractNum>
-  <w:abstractNum w:abstractNumId="5" w15:restartNumberingAfterBreak="0">
+  <w:abstractNum w:abstractNumId="7" w15:restartNumberingAfterBreak="0">
     <w:nsid w:val="56EA1C95"/>
     <w:multiLevelType w:val="multilevel"/>
     <w:tmpl w:val="8C38E272"/>
@@ -3188,23 +6557,485 @@
       </w:rPr>
     </w:lvl>
   </w:abstractNum>
+  <w:abstractNum w:abstractNumId="8" w15:restartNumberingAfterBreak="0">
+    <w:nsid w:val="5D2D4280"/>
+    <w:multiLevelType w:val="multilevel"/>
+    <w:tmpl w:val="8C38E272"/>
+    <w:lvl w:ilvl="0">
+      <w:start w:val="1"/>
+      <w:numFmt w:val="bullet"/>
+      <w:lvlText w:val=""/>
+      <w:lvlJc w:val="left"/>
+      <w:pPr>
+        <w:tabs>
+          <w:tab w:val="num" w:pos="720"/>
+        </w:tabs>
+        <w:ind w:left="720" w:hanging="360"/>
+      </w:pPr>
+      <w:rPr>
+        <w:rFonts w:ascii="Symbol" w:hAnsi="Symbol" w:hint="default"/>
+        <w:sz w:val="20"/>
+      </w:rPr>
+    </w:lvl>
+    <w:lvl w:ilvl="1" w:tentative="1">
+      <w:start w:val="1"/>
+      <w:numFmt w:val="bullet"/>
+      <w:lvlText w:val="o"/>
+      <w:lvlJc w:val="left"/>
+      <w:pPr>
+        <w:tabs>
+          <w:tab w:val="num" w:pos="1440"/>
+        </w:tabs>
+        <w:ind w:left="1440" w:hanging="360"/>
+      </w:pPr>
+      <w:rPr>
+        <w:rFonts w:ascii="Courier New" w:hAnsi="Courier New" w:hint="default"/>
+        <w:sz w:val="20"/>
+      </w:rPr>
+    </w:lvl>
+    <w:lvl w:ilvl="2" w:tentative="1">
+      <w:start w:val="1"/>
+      <w:numFmt w:val="bullet"/>
+      <w:lvlText w:val=""/>
+      <w:lvlJc w:val="left"/>
+      <w:pPr>
+        <w:tabs>
+          <w:tab w:val="num" w:pos="2160"/>
+        </w:tabs>
+        <w:ind w:left="2160" w:hanging="360"/>
+      </w:pPr>
+      <w:rPr>
+        <w:rFonts w:ascii="Wingdings" w:hAnsi="Wingdings" w:hint="default"/>
+        <w:sz w:val="20"/>
+      </w:rPr>
+    </w:lvl>
+    <w:lvl w:ilvl="3" w:tentative="1">
+      <w:start w:val="1"/>
+      <w:numFmt w:val="bullet"/>
+      <w:lvlText w:val=""/>
+      <w:lvlJc w:val="left"/>
+      <w:pPr>
+        <w:tabs>
+          <w:tab w:val="num" w:pos="2880"/>
+        </w:tabs>
+        <w:ind w:left="2880" w:hanging="360"/>
+      </w:pPr>
+      <w:rPr>
+        <w:rFonts w:ascii="Wingdings" w:hAnsi="Wingdings" w:hint="default"/>
+        <w:sz w:val="20"/>
+      </w:rPr>
+    </w:lvl>
+    <w:lvl w:ilvl="4" w:tentative="1">
+      <w:start w:val="1"/>
+      <w:numFmt w:val="bullet"/>
+      <w:lvlText w:val=""/>
+      <w:lvlJc w:val="left"/>
+      <w:pPr>
+        <w:tabs>
+          <w:tab w:val="num" w:pos="3600"/>
+        </w:tabs>
+        <w:ind w:left="3600" w:hanging="360"/>
+      </w:pPr>
+      <w:rPr>
+        <w:rFonts w:ascii="Wingdings" w:hAnsi="Wingdings" w:hint="default"/>
+        <w:sz w:val="20"/>
+      </w:rPr>
+    </w:lvl>
+    <w:lvl w:ilvl="5" w:tentative="1">
+      <w:start w:val="1"/>
+      <w:numFmt w:val="bullet"/>
+      <w:lvlText w:val=""/>
+      <w:lvlJc w:val="left"/>
+      <w:pPr>
+        <w:tabs>
+          <w:tab w:val="num" w:pos="4320"/>
+        </w:tabs>
+        <w:ind w:left="4320" w:hanging="360"/>
+      </w:pPr>
+      <w:rPr>
+        <w:rFonts w:ascii="Wingdings" w:hAnsi="Wingdings" w:hint="default"/>
+        <w:sz w:val="20"/>
+      </w:rPr>
+    </w:lvl>
+    <w:lvl w:ilvl="6" w:tentative="1">
+      <w:start w:val="1"/>
+      <w:numFmt w:val="bullet"/>
+      <w:lvlText w:val=""/>
+      <w:lvlJc w:val="left"/>
+      <w:pPr>
+        <w:tabs>
+          <w:tab w:val="num" w:pos="5040"/>
+        </w:tabs>
+        <w:ind w:left="5040" w:hanging="360"/>
+      </w:pPr>
+      <w:rPr>
+        <w:rFonts w:ascii="Wingdings" w:hAnsi="Wingdings" w:hint="default"/>
+        <w:sz w:val="20"/>
+      </w:rPr>
+    </w:lvl>
+    <w:lvl w:ilvl="7" w:tentative="1">
+      <w:start w:val="1"/>
+      <w:numFmt w:val="bullet"/>
+      <w:lvlText w:val=""/>
+      <w:lvlJc w:val="left"/>
+      <w:pPr>
+        <w:tabs>
+          <w:tab w:val="num" w:pos="5760"/>
+        </w:tabs>
+        <w:ind w:left="5760" w:hanging="360"/>
+      </w:pPr>
+      <w:rPr>
+        <w:rFonts w:ascii="Wingdings" w:hAnsi="Wingdings" w:hint="default"/>
+        <w:sz w:val="20"/>
+      </w:rPr>
+    </w:lvl>
+    <w:lvl w:ilvl="8" w:tentative="1">
+      <w:start w:val="1"/>
+      <w:numFmt w:val="bullet"/>
+      <w:lvlText w:val=""/>
+      <w:lvlJc w:val="left"/>
+      <w:pPr>
+        <w:tabs>
+          <w:tab w:val="num" w:pos="6480"/>
+        </w:tabs>
+        <w:ind w:left="6480" w:hanging="360"/>
+      </w:pPr>
+      <w:rPr>
+        <w:rFonts w:ascii="Wingdings" w:hAnsi="Wingdings" w:hint="default"/>
+        <w:sz w:val="20"/>
+      </w:rPr>
+    </w:lvl>
+  </w:abstractNum>
+  <w:abstractNum w:abstractNumId="9" w15:restartNumberingAfterBreak="0">
+    <w:nsid w:val="5DD73C5A"/>
+    <w:multiLevelType w:val="multilevel"/>
+    <w:tmpl w:val="8C38E272"/>
+    <w:lvl w:ilvl="0">
+      <w:start w:val="1"/>
+      <w:numFmt w:val="bullet"/>
+      <w:lvlText w:val=""/>
+      <w:lvlJc w:val="left"/>
+      <w:pPr>
+        <w:tabs>
+          <w:tab w:val="num" w:pos="720"/>
+        </w:tabs>
+        <w:ind w:left="720" w:hanging="360"/>
+      </w:pPr>
+      <w:rPr>
+        <w:rFonts w:ascii="Symbol" w:hAnsi="Symbol" w:hint="default"/>
+        <w:sz w:val="20"/>
+      </w:rPr>
+    </w:lvl>
+    <w:lvl w:ilvl="1" w:tentative="1">
+      <w:start w:val="1"/>
+      <w:numFmt w:val="bullet"/>
+      <w:lvlText w:val="o"/>
+      <w:lvlJc w:val="left"/>
+      <w:pPr>
+        <w:tabs>
+          <w:tab w:val="num" w:pos="1440"/>
+        </w:tabs>
+        <w:ind w:left="1440" w:hanging="360"/>
+      </w:pPr>
+      <w:rPr>
+        <w:rFonts w:ascii="Courier New" w:hAnsi="Courier New" w:hint="default"/>
+        <w:sz w:val="20"/>
+      </w:rPr>
+    </w:lvl>
+    <w:lvl w:ilvl="2" w:tentative="1">
+      <w:start w:val="1"/>
+      <w:numFmt w:val="bullet"/>
+      <w:lvlText w:val=""/>
+      <w:lvlJc w:val="left"/>
+      <w:pPr>
+        <w:tabs>
+          <w:tab w:val="num" w:pos="2160"/>
+        </w:tabs>
+        <w:ind w:left="2160" w:hanging="360"/>
+      </w:pPr>
+      <w:rPr>
+        <w:rFonts w:ascii="Wingdings" w:hAnsi="Wingdings" w:hint="default"/>
+        <w:sz w:val="20"/>
+      </w:rPr>
+    </w:lvl>
+    <w:lvl w:ilvl="3" w:tentative="1">
+      <w:start w:val="1"/>
+      <w:numFmt w:val="bullet"/>
+      <w:lvlText w:val=""/>
+      <w:lvlJc w:val="left"/>
+      <w:pPr>
+        <w:tabs>
+          <w:tab w:val="num" w:pos="2880"/>
+        </w:tabs>
+        <w:ind w:left="2880" w:hanging="360"/>
+      </w:pPr>
+      <w:rPr>
+        <w:rFonts w:ascii="Wingdings" w:hAnsi="Wingdings" w:hint="default"/>
+        <w:sz w:val="20"/>
+      </w:rPr>
+    </w:lvl>
+    <w:lvl w:ilvl="4" w:tentative="1">
+      <w:start w:val="1"/>
+      <w:numFmt w:val="bullet"/>
+      <w:lvlText w:val=""/>
+      <w:lvlJc w:val="left"/>
+      <w:pPr>
+        <w:tabs>
+          <w:tab w:val="num" w:pos="3600"/>
+        </w:tabs>
+        <w:ind w:left="3600" w:hanging="360"/>
+      </w:pPr>
+      <w:rPr>
+        <w:rFonts w:ascii="Wingdings" w:hAnsi="Wingdings" w:hint="default"/>
+        <w:sz w:val="20"/>
+      </w:rPr>
+    </w:lvl>
+    <w:lvl w:ilvl="5" w:tentative="1">
+      <w:start w:val="1"/>
+      <w:numFmt w:val="bullet"/>
+      <w:lvlText w:val=""/>
+      <w:lvlJc w:val="left"/>
+      <w:pPr>
+        <w:tabs>
+          <w:tab w:val="num" w:pos="4320"/>
+        </w:tabs>
+        <w:ind w:left="4320" w:hanging="360"/>
+      </w:pPr>
+      <w:rPr>
+        <w:rFonts w:ascii="Wingdings" w:hAnsi="Wingdings" w:hint="default"/>
+        <w:sz w:val="20"/>
+      </w:rPr>
+    </w:lvl>
+    <w:lvl w:ilvl="6" w:tentative="1">
+      <w:start w:val="1"/>
+      <w:numFmt w:val="bullet"/>
+      <w:lvlText w:val=""/>
+      <w:lvlJc w:val="left"/>
+      <w:pPr>
+        <w:tabs>
+          <w:tab w:val="num" w:pos="5040"/>
+        </w:tabs>
+        <w:ind w:left="5040" w:hanging="360"/>
+      </w:pPr>
+      <w:rPr>
+        <w:rFonts w:ascii="Wingdings" w:hAnsi="Wingdings" w:hint="default"/>
+        <w:sz w:val="20"/>
+      </w:rPr>
+    </w:lvl>
+    <w:lvl w:ilvl="7" w:tentative="1">
+      <w:start w:val="1"/>
+      <w:numFmt w:val="bullet"/>
+      <w:lvlText w:val=""/>
+      <w:lvlJc w:val="left"/>
+      <w:pPr>
+        <w:tabs>
+          <w:tab w:val="num" w:pos="5760"/>
+        </w:tabs>
+        <w:ind w:left="5760" w:hanging="360"/>
+      </w:pPr>
+      <w:rPr>
+        <w:rFonts w:ascii="Wingdings" w:hAnsi="Wingdings" w:hint="default"/>
+        <w:sz w:val="20"/>
+      </w:rPr>
+    </w:lvl>
+    <w:lvl w:ilvl="8" w:tentative="1">
+      <w:start w:val="1"/>
+      <w:numFmt w:val="bullet"/>
+      <w:lvlText w:val=""/>
+      <w:lvlJc w:val="left"/>
+      <w:pPr>
+        <w:tabs>
+          <w:tab w:val="num" w:pos="6480"/>
+        </w:tabs>
+        <w:ind w:left="6480" w:hanging="360"/>
+      </w:pPr>
+      <w:rPr>
+        <w:rFonts w:ascii="Wingdings" w:hAnsi="Wingdings" w:hint="default"/>
+        <w:sz w:val="20"/>
+      </w:rPr>
+    </w:lvl>
+  </w:abstractNum>
+  <w:abstractNum w:abstractNumId="10" w15:restartNumberingAfterBreak="0">
+    <w:nsid w:val="74C5056F"/>
+    <w:multiLevelType w:val="multilevel"/>
+    <w:tmpl w:val="8C38E272"/>
+    <w:lvl w:ilvl="0">
+      <w:start w:val="1"/>
+      <w:numFmt w:val="bullet"/>
+      <w:lvlText w:val=""/>
+      <w:lvlJc w:val="left"/>
+      <w:pPr>
+        <w:tabs>
+          <w:tab w:val="num" w:pos="720"/>
+        </w:tabs>
+        <w:ind w:left="720" w:hanging="360"/>
+      </w:pPr>
+      <w:rPr>
+        <w:rFonts w:ascii="Symbol" w:hAnsi="Symbol" w:hint="default"/>
+        <w:sz w:val="20"/>
+      </w:rPr>
+    </w:lvl>
+    <w:lvl w:ilvl="1" w:tentative="1">
+      <w:start w:val="1"/>
+      <w:numFmt w:val="bullet"/>
+      <w:lvlText w:val="o"/>
+      <w:lvlJc w:val="left"/>
+      <w:pPr>
+        <w:tabs>
+          <w:tab w:val="num" w:pos="1440"/>
+        </w:tabs>
+        <w:ind w:left="1440" w:hanging="360"/>
+      </w:pPr>
+      <w:rPr>
+        <w:rFonts w:ascii="Courier New" w:hAnsi="Courier New" w:hint="default"/>
+        <w:sz w:val="20"/>
+      </w:rPr>
+    </w:lvl>
+    <w:lvl w:ilvl="2" w:tentative="1">
+      <w:start w:val="1"/>
+      <w:numFmt w:val="bullet"/>
+      <w:lvlText w:val=""/>
+      <w:lvlJc w:val="left"/>
+      <w:pPr>
+        <w:tabs>
+          <w:tab w:val="num" w:pos="2160"/>
+        </w:tabs>
+        <w:ind w:left="2160" w:hanging="360"/>
+      </w:pPr>
+      <w:rPr>
+        <w:rFonts w:ascii="Wingdings" w:hAnsi="Wingdings" w:hint="default"/>
+        <w:sz w:val="20"/>
+      </w:rPr>
+    </w:lvl>
+    <w:lvl w:ilvl="3" w:tentative="1">
+      <w:start w:val="1"/>
+      <w:numFmt w:val="bullet"/>
+      <w:lvlText w:val=""/>
+      <w:lvlJc w:val="left"/>
+      <w:pPr>
+        <w:tabs>
+          <w:tab w:val="num" w:pos="2880"/>
+        </w:tabs>
+        <w:ind w:left="2880" w:hanging="360"/>
+      </w:pPr>
+      <w:rPr>
+        <w:rFonts w:ascii="Wingdings" w:hAnsi="Wingdings" w:hint="default"/>
+        <w:sz w:val="20"/>
+      </w:rPr>
+    </w:lvl>
+    <w:lvl w:ilvl="4" w:tentative="1">
+      <w:start w:val="1"/>
+      <w:numFmt w:val="bullet"/>
+      <w:lvlText w:val=""/>
+      <w:lvlJc w:val="left"/>
+      <w:pPr>
+        <w:tabs>
+          <w:tab w:val="num" w:pos="3600"/>
+        </w:tabs>
+        <w:ind w:left="3600" w:hanging="360"/>
+      </w:pPr>
+      <w:rPr>
+        <w:rFonts w:ascii="Wingdings" w:hAnsi="Wingdings" w:hint="default"/>
+        <w:sz w:val="20"/>
+      </w:rPr>
+    </w:lvl>
+    <w:lvl w:ilvl="5" w:tentative="1">
+      <w:start w:val="1"/>
+      <w:numFmt w:val="bullet"/>
+      <w:lvlText w:val=""/>
+      <w:lvlJc w:val="left"/>
+      <w:pPr>
+        <w:tabs>
+          <w:tab w:val="num" w:pos="4320"/>
+        </w:tabs>
+        <w:ind w:left="4320" w:hanging="360"/>
+      </w:pPr>
+      <w:rPr>
+        <w:rFonts w:ascii="Wingdings" w:hAnsi="Wingdings" w:hint="default"/>
+        <w:sz w:val="20"/>
+      </w:rPr>
+    </w:lvl>
+    <w:lvl w:ilvl="6" w:tentative="1">
+      <w:start w:val="1"/>
+      <w:numFmt w:val="bullet"/>
+      <w:lvlText w:val=""/>
+      <w:lvlJc w:val="left"/>
+      <w:pPr>
+        <w:tabs>
+          <w:tab w:val="num" w:pos="5040"/>
+        </w:tabs>
+        <w:ind w:left="5040" w:hanging="360"/>
+      </w:pPr>
+      <w:rPr>
+        <w:rFonts w:ascii="Wingdings" w:hAnsi="Wingdings" w:hint="default"/>
+        <w:sz w:val="20"/>
+      </w:rPr>
+    </w:lvl>
+    <w:lvl w:ilvl="7" w:tentative="1">
+      <w:start w:val="1"/>
+      <w:numFmt w:val="bullet"/>
+      <w:lvlText w:val=""/>
+      <w:lvlJc w:val="left"/>
+      <w:pPr>
+        <w:tabs>
+          <w:tab w:val="num" w:pos="5760"/>
+        </w:tabs>
+        <w:ind w:left="5760" w:hanging="360"/>
+      </w:pPr>
+      <w:rPr>
+        <w:rFonts w:ascii="Wingdings" w:hAnsi="Wingdings" w:hint="default"/>
+        <w:sz w:val="20"/>
+      </w:rPr>
+    </w:lvl>
+    <w:lvl w:ilvl="8" w:tentative="1">
+      <w:start w:val="1"/>
+      <w:numFmt w:val="bullet"/>
+      <w:lvlText w:val=""/>
+      <w:lvlJc w:val="left"/>
+      <w:pPr>
+        <w:tabs>
+          <w:tab w:val="num" w:pos="6480"/>
+        </w:tabs>
+        <w:ind w:left="6480" w:hanging="360"/>
+      </w:pPr>
+      <w:rPr>
+        <w:rFonts w:ascii="Wingdings" w:hAnsi="Wingdings" w:hint="default"/>
+        <w:sz w:val="20"/>
+      </w:rPr>
+    </w:lvl>
+  </w:abstractNum>
   <w:num w:numId="1" w16cid:durableId="215552623">
+    <w:abstractNumId w:val="1"/>
+  </w:num>
+  <w:num w:numId="2" w16cid:durableId="141578431">
+    <w:abstractNumId w:val="6"/>
+  </w:num>
+  <w:num w:numId="3" w16cid:durableId="116073754">
+    <w:abstractNumId w:val="2"/>
+  </w:num>
+  <w:num w:numId="4" w16cid:durableId="1400398451">
+    <w:abstractNumId w:val="3"/>
+  </w:num>
+  <w:num w:numId="5" w16cid:durableId="1128399807">
+    <w:abstractNumId w:val="4"/>
+  </w:num>
+  <w:num w:numId="6" w16cid:durableId="2054771008">
+    <w:abstractNumId w:val="7"/>
+  </w:num>
+  <w:num w:numId="7" w16cid:durableId="777530066">
     <w:abstractNumId w:val="0"/>
   </w:num>
-  <w:num w:numId="2" w16cid:durableId="141578431">
-    <w:abstractNumId w:val="4"/>
+  <w:num w:numId="8" w16cid:durableId="1537155846">
+    <w:abstractNumId w:val="8"/>
   </w:num>
-  <w:num w:numId="3" w16cid:durableId="116073754">
-    <w:abstractNumId w:val="1"/>
+  <w:num w:numId="9" w16cid:durableId="2095855532">
+    <w:abstractNumId w:val="9"/>
   </w:num>
-  <w:num w:numId="4" w16cid:durableId="1400398451">
-    <w:abstractNumId w:val="2"/>
+  <w:num w:numId="10" w16cid:durableId="479269931">
+    <w:abstractNumId w:val="5"/>
   </w:num>
-  <w:num w:numId="5" w16cid:durableId="1128399807">
-    <w:abstractNumId w:val="3"/>
-  </w:num>
-  <w:num w:numId="6" w16cid:durableId="2054771008">
-    <w:abstractNumId w:val="5"/>
+  <w:num w:numId="11" w16cid:durableId="900099449">
+    <w:abstractNumId w:val="10"/>
   </w:num>
 </w:numbering>
 </file>

--- a/C++ NOTES/C++ NOTES.docx
+++ b/C++ NOTES/C++ NOTES.docx
@@ -21,9 +21,8 @@
           <w:szCs w:val="36"/>
           <w:u w:val="single"/>
         </w:rPr>
-        <w:t xml:space="preserve">C++ </w:t>
-      </w:r>
-      <w:proofErr w:type="gramStart"/>
+        <w:t>C++ NOTES(</w:t>
+      </w:r>
       <w:r>
         <w:rPr>
           <w:b/>
@@ -32,9 +31,8 @@
           <w:szCs w:val="36"/>
           <w:u w:val="single"/>
         </w:rPr>
-        <w:t>NOTES(</w:t>
-      </w:r>
-      <w:proofErr w:type="gramEnd"/>
+        <w:t>CHAPTER</w:t>
+      </w:r>
       <w:r>
         <w:rPr>
           <w:b/>
@@ -43,16 +41,6 @@
           <w:szCs w:val="36"/>
           <w:u w:val="single"/>
         </w:rPr>
-        <w:t>CHAPTER</w:t>
-      </w:r>
-      <w:r>
-        <w:rPr>
-          <w:b/>
-          <w:bCs/>
-          <w:sz w:val="36"/>
-          <w:szCs w:val="36"/>
-          <w:u w:val="single"/>
-        </w:rPr>
         <w:t xml:space="preserve"> 1)</w:t>
       </w:r>
     </w:p>
@@ -69,124 +57,12 @@
           <w:b/>
           <w:bCs/>
         </w:rPr>
-        <w:t xml:space="preserve">1. C++ Introduction: Ye Language Kyun </w:t>
-      </w:r>
-      <w:proofErr w:type="spellStart"/>
-      <w:r>
-        <w:rPr>
-          <w:b/>
-          <w:bCs/>
-        </w:rPr>
-        <w:t>Seekhein</w:t>
-      </w:r>
-      <w:proofErr w:type="spellEnd"/>
-      <w:r>
-        <w:rPr>
-          <w:b/>
-          <w:bCs/>
-        </w:rPr>
-        <w:t>?</w:t>
-      </w:r>
-    </w:p>
-    <w:p>
-      <w:r>
-        <w:t xml:space="preserve">C++ </w:t>
-      </w:r>
-      <w:proofErr w:type="spellStart"/>
-      <w:r>
-        <w:t>seekhne</w:t>
-      </w:r>
-      <w:proofErr w:type="spellEnd"/>
-      <w:r>
-        <w:t xml:space="preserve"> </w:t>
-      </w:r>
-      <w:proofErr w:type="spellStart"/>
-      <w:r>
-        <w:t>ke</w:t>
-      </w:r>
-      <w:proofErr w:type="spellEnd"/>
-      <w:r>
-        <w:t xml:space="preserve"> </w:t>
-      </w:r>
-      <w:proofErr w:type="spellStart"/>
-      <w:r>
-        <w:t>piche</w:t>
-      </w:r>
-      <w:proofErr w:type="spellEnd"/>
-      <w:r>
-        <w:t xml:space="preserve"> </w:t>
-      </w:r>
-      <w:proofErr w:type="spellStart"/>
-      <w:r>
-        <w:t>sirf</w:t>
-      </w:r>
-      <w:proofErr w:type="spellEnd"/>
-      <w:r>
-        <w:t xml:space="preserve"> academics </w:t>
-      </w:r>
-      <w:proofErr w:type="spellStart"/>
-      <w:r>
-        <w:t>nahi</w:t>
-      </w:r>
-      <w:proofErr w:type="spellEnd"/>
-      <w:r>
-        <w:t xml:space="preserve">, </w:t>
-      </w:r>
-      <w:proofErr w:type="spellStart"/>
-      <w:r>
-        <w:t>balki</w:t>
-      </w:r>
-      <w:proofErr w:type="spellEnd"/>
-      <w:r>
-        <w:t xml:space="preserve"> </w:t>
-      </w:r>
-      <w:proofErr w:type="spellStart"/>
-      <w:r>
-        <w:t>iska</w:t>
-      </w:r>
-      <w:proofErr w:type="spellEnd"/>
-      <w:r>
-        <w:t xml:space="preserve"> powerful nature </w:t>
-      </w:r>
-      <w:proofErr w:type="spellStart"/>
-      <w:r>
-        <w:t>hai</w:t>
-      </w:r>
-      <w:proofErr w:type="spellEnd"/>
-      <w:r>
-        <w:t xml:space="preserve">. Game development aur low-level programming </w:t>
-      </w:r>
-      <w:proofErr w:type="spellStart"/>
-      <w:r>
-        <w:t>mein</w:t>
-      </w:r>
-      <w:proofErr w:type="spellEnd"/>
-      <w:r>
-        <w:t xml:space="preserve"> </w:t>
-      </w:r>
-      <w:proofErr w:type="spellStart"/>
-      <w:r>
-        <w:t>iska</w:t>
-      </w:r>
-      <w:proofErr w:type="spellEnd"/>
-      <w:r>
-        <w:t xml:space="preserve"> koi tod </w:t>
-      </w:r>
-      <w:proofErr w:type="spellStart"/>
-      <w:r>
-        <w:t>nahi</w:t>
-      </w:r>
-      <w:proofErr w:type="spellEnd"/>
-      <w:r>
-        <w:t xml:space="preserve"> </w:t>
-      </w:r>
-      <w:proofErr w:type="spellStart"/>
-      <w:r>
-        <w:t>hai</w:t>
-      </w:r>
-      <w:proofErr w:type="spellEnd"/>
-      <w:r>
-        <w:t>.</w:t>
+        <w:t>1. C++ Introduction: Ye Language Kyun Seekhein?</w:t>
+      </w:r>
+    </w:p>
+    <w:p>
+      <w:r>
+        <w:t>C++ seekhne ke piche sirf academics nahi, balki iska powerful nature hai. Game development aur low-level programming mein iska koi tod nahi hai.</w:t>
       </w:r>
     </w:p>
     <w:p>
@@ -204,71 +80,7 @@
         <w:t>Academic Base:</w:t>
       </w:r>
       <w:r>
-        <w:t xml:space="preserve"> C++ ko programming </w:t>
-      </w:r>
-      <w:proofErr w:type="spellStart"/>
-      <w:r>
-        <w:t>sikhne</w:t>
-      </w:r>
-      <w:proofErr w:type="spellEnd"/>
-      <w:r>
-        <w:t xml:space="preserve"> ka foundation mana </w:t>
-      </w:r>
-      <w:proofErr w:type="spellStart"/>
-      <w:r>
-        <w:t>jata</w:t>
-      </w:r>
-      <w:proofErr w:type="spellEnd"/>
-      <w:r>
-        <w:t xml:space="preserve"> </w:t>
-      </w:r>
-      <w:proofErr w:type="spellStart"/>
-      <w:r>
-        <w:t>hai</w:t>
-      </w:r>
-      <w:proofErr w:type="spellEnd"/>
-      <w:r>
-        <w:t xml:space="preserve"> </w:t>
-      </w:r>
-      <w:proofErr w:type="spellStart"/>
-      <w:r>
-        <w:t>kyunki</w:t>
-      </w:r>
-      <w:proofErr w:type="spellEnd"/>
-      <w:r>
-        <w:t xml:space="preserve"> ye language ka structure aur logic build </w:t>
-      </w:r>
-      <w:proofErr w:type="spellStart"/>
-      <w:r>
-        <w:t>karne</w:t>
-      </w:r>
-      <w:proofErr w:type="spellEnd"/>
-      <w:r>
-        <w:t xml:space="preserve"> </w:t>
-      </w:r>
-      <w:proofErr w:type="spellStart"/>
-      <w:r>
-        <w:t>mein</w:t>
-      </w:r>
-      <w:proofErr w:type="spellEnd"/>
-      <w:r>
-        <w:t xml:space="preserve"> help </w:t>
-      </w:r>
-      <w:proofErr w:type="spellStart"/>
-      <w:r>
-        <w:t>karti</w:t>
-      </w:r>
-      <w:proofErr w:type="spellEnd"/>
-      <w:r>
-        <w:t xml:space="preserve"> </w:t>
-      </w:r>
-      <w:proofErr w:type="spellStart"/>
-      <w:r>
-        <w:t>hai</w:t>
-      </w:r>
-      <w:proofErr w:type="spellEnd"/>
-      <w:r>
-        <w:t>.</w:t>
+        <w:t xml:space="preserve"> C++ ko programming sikhne ka foundation mana jata hai kyunki ye language ka structure aur logic build karne mein help karti hai.</w:t>
       </w:r>
     </w:p>
     <w:p>
@@ -286,151 +98,7 @@
         <w:t>Platform Independent:</w:t>
       </w:r>
       <w:r>
-        <w:t xml:space="preserve"> C++ pure platform-independent </w:t>
-      </w:r>
-      <w:proofErr w:type="spellStart"/>
-      <w:r>
-        <w:t>hai</w:t>
-      </w:r>
-      <w:proofErr w:type="spellEnd"/>
-      <w:r>
-        <w:t xml:space="preserve">. Iska </w:t>
-      </w:r>
-      <w:proofErr w:type="spellStart"/>
-      <w:r>
-        <w:t>matlab</w:t>
-      </w:r>
-      <w:proofErr w:type="spellEnd"/>
-      <w:r>
-        <w:t xml:space="preserve"> ye </w:t>
-      </w:r>
-      <w:proofErr w:type="spellStart"/>
-      <w:r>
-        <w:t>hai</w:t>
-      </w:r>
-      <w:proofErr w:type="spellEnd"/>
-      <w:r>
-        <w:t xml:space="preserve"> ki code </w:t>
-      </w:r>
-      <w:proofErr w:type="spellStart"/>
-      <w:r>
-        <w:t>likhne</w:t>
-      </w:r>
-      <w:proofErr w:type="spellEnd"/>
-      <w:r>
-        <w:t xml:space="preserve"> </w:t>
-      </w:r>
-      <w:proofErr w:type="spellStart"/>
-      <w:r>
-        <w:t>ke</w:t>
-      </w:r>
-      <w:proofErr w:type="spellEnd"/>
-      <w:r>
-        <w:t xml:space="preserve"> </w:t>
-      </w:r>
-      <w:proofErr w:type="spellStart"/>
-      <w:r>
-        <w:t>baad</w:t>
-      </w:r>
-      <w:proofErr w:type="spellEnd"/>
-      <w:r>
-        <w:t xml:space="preserve"> jab </w:t>
-      </w:r>
-      <w:proofErr w:type="spellStart"/>
-      <w:r>
-        <w:t>aap</w:t>
-      </w:r>
-      <w:proofErr w:type="spellEnd"/>
-      <w:r>
-        <w:t xml:space="preserve"> </w:t>
-      </w:r>
-      <w:proofErr w:type="spellStart"/>
-      <w:r>
-        <w:t>ise</w:t>
-      </w:r>
-      <w:proofErr w:type="spellEnd"/>
-      <w:r>
-        <w:t xml:space="preserve"> compile </w:t>
-      </w:r>
-      <w:proofErr w:type="spellStart"/>
-      <w:r>
-        <w:t>karte</w:t>
-      </w:r>
-      <w:proofErr w:type="spellEnd"/>
-      <w:r>
-        <w:t xml:space="preserve"> </w:t>
-      </w:r>
-      <w:proofErr w:type="spellStart"/>
-      <w:r>
-        <w:t>ho</w:t>
-      </w:r>
-      <w:proofErr w:type="spellEnd"/>
-      <w:r>
-        <w:t xml:space="preserve">, </w:t>
-      </w:r>
-      <w:proofErr w:type="spellStart"/>
-      <w:r>
-        <w:t>toh</w:t>
-      </w:r>
-      <w:proofErr w:type="spellEnd"/>
-      <w:r>
-        <w:t xml:space="preserve"> </w:t>
-      </w:r>
-      <w:proofErr w:type="spellStart"/>
-      <w:r>
-        <w:t>iski</w:t>
-      </w:r>
-      <w:proofErr w:type="spellEnd"/>
-      <w:r>
-        <w:t xml:space="preserve"> binaries (executable files) </w:t>
-      </w:r>
-      <w:proofErr w:type="spellStart"/>
-      <w:r>
-        <w:t>kisi</w:t>
-      </w:r>
-      <w:proofErr w:type="spellEnd"/>
-      <w:r>
-        <w:t xml:space="preserve"> </w:t>
-      </w:r>
-      <w:proofErr w:type="spellStart"/>
-      <w:r>
-        <w:t>bhi</w:t>
-      </w:r>
-      <w:proofErr w:type="spellEnd"/>
-      <w:r>
-        <w:t xml:space="preserve"> system pe run </w:t>
-      </w:r>
-      <w:proofErr w:type="spellStart"/>
-      <w:r>
-        <w:t>ho</w:t>
-      </w:r>
-      <w:proofErr w:type="spellEnd"/>
-      <w:r>
-        <w:t xml:space="preserve"> </w:t>
-      </w:r>
-      <w:proofErr w:type="spellStart"/>
-      <w:r>
-        <w:t>sakti</w:t>
-      </w:r>
-      <w:proofErr w:type="spellEnd"/>
-      <w:r>
-        <w:t xml:space="preserve"> hain, bas libraries ka support </w:t>
-      </w:r>
-      <w:proofErr w:type="spellStart"/>
-      <w:r>
-        <w:t>hona</w:t>
-      </w:r>
-      <w:proofErr w:type="spellEnd"/>
-      <w:r>
-        <w:t xml:space="preserve"> </w:t>
-      </w:r>
-      <w:proofErr w:type="spellStart"/>
-      <w:r>
-        <w:t>chahiye</w:t>
-      </w:r>
-      <w:proofErr w:type="spellEnd"/>
-      <w:r>
-        <w:t>.</w:t>
+        <w:t xml:space="preserve"> C++ pure platform-independent hai. Iska matlab ye hai ki code likhne ke baad jab aap ise compile karte ho, toh iski binaries (executable files) kisi bhi system pe run ho sakti hain, bas libraries ka support hona chahiye.</w:t>
       </w:r>
     </w:p>
     <w:p>
@@ -448,135 +116,7 @@
         <w:t>Object-Oriented (OOP):</w:t>
       </w:r>
       <w:r>
-        <w:t xml:space="preserve"> C++ ki </w:t>
-      </w:r>
-      <w:proofErr w:type="spellStart"/>
-      <w:r>
-        <w:t>sabse</w:t>
-      </w:r>
-      <w:proofErr w:type="spellEnd"/>
-      <w:r>
-        <w:t xml:space="preserve"> </w:t>
-      </w:r>
-      <w:proofErr w:type="spellStart"/>
-      <w:r>
-        <w:t>badi</w:t>
-      </w:r>
-      <w:proofErr w:type="spellEnd"/>
-      <w:r>
-        <w:t xml:space="preserve"> </w:t>
-      </w:r>
-      <w:proofErr w:type="spellStart"/>
-      <w:r>
-        <w:t>taqat</w:t>
-      </w:r>
-      <w:proofErr w:type="spellEnd"/>
-      <w:r>
-        <w:t xml:space="preserve"> </w:t>
-      </w:r>
-      <w:proofErr w:type="spellStart"/>
-      <w:r>
-        <w:t>iska</w:t>
-      </w:r>
-      <w:proofErr w:type="spellEnd"/>
-      <w:r>
-        <w:t xml:space="preserve"> OOP nature </w:t>
-      </w:r>
-      <w:proofErr w:type="spellStart"/>
-      <w:r>
-        <w:t>hai</w:t>
-      </w:r>
-      <w:proofErr w:type="spellEnd"/>
-      <w:r>
-        <w:t xml:space="preserve">. Ye language concepts ko "hide" (abstract) </w:t>
-      </w:r>
-      <w:proofErr w:type="spellStart"/>
-      <w:r>
-        <w:t>nahi</w:t>
-      </w:r>
-      <w:proofErr w:type="spellEnd"/>
-      <w:r>
-        <w:t xml:space="preserve"> </w:t>
-      </w:r>
-      <w:proofErr w:type="spellStart"/>
-      <w:r>
-        <w:t>karti</w:t>
-      </w:r>
-      <w:proofErr w:type="spellEnd"/>
-      <w:r>
-        <w:t xml:space="preserve">, </w:t>
-      </w:r>
-      <w:proofErr w:type="spellStart"/>
-      <w:r>
-        <w:t>balki</w:t>
-      </w:r>
-      <w:proofErr w:type="spellEnd"/>
-      <w:r>
-        <w:t xml:space="preserve"> sab </w:t>
-      </w:r>
-      <w:proofErr w:type="spellStart"/>
-      <w:r>
-        <w:t>kuch</w:t>
-      </w:r>
-      <w:proofErr w:type="spellEnd"/>
-      <w:r>
-        <w:t xml:space="preserve"> openly define </w:t>
-      </w:r>
-      <w:proofErr w:type="spellStart"/>
-      <w:r>
-        <w:t>karti</w:t>
-      </w:r>
-      <w:proofErr w:type="spellEnd"/>
-      <w:r>
-        <w:t xml:space="preserve"> </w:t>
-      </w:r>
-      <w:proofErr w:type="spellStart"/>
-      <w:r>
-        <w:t>hai</w:t>
-      </w:r>
-      <w:proofErr w:type="spellEnd"/>
-      <w:r>
-        <w:t xml:space="preserve">, </w:t>
-      </w:r>
-      <w:proofErr w:type="spellStart"/>
-      <w:r>
-        <w:t>jisse</w:t>
-      </w:r>
-      <w:proofErr w:type="spellEnd"/>
-      <w:r>
-        <w:t xml:space="preserve"> </w:t>
-      </w:r>
-      <w:proofErr w:type="spellStart"/>
-      <w:r>
-        <w:t>tumhein</w:t>
-      </w:r>
-      <w:proofErr w:type="spellEnd"/>
-      <w:r>
-        <w:t xml:space="preserve"> as a developer </w:t>
-      </w:r>
-      <w:proofErr w:type="spellStart"/>
-      <w:r>
-        <w:t>zyada</w:t>
-      </w:r>
-      <w:proofErr w:type="spellEnd"/>
-      <w:r>
-        <w:t xml:space="preserve"> control </w:t>
-      </w:r>
-      <w:proofErr w:type="spellStart"/>
-      <w:r>
-        <w:t>milta</w:t>
-      </w:r>
-      <w:proofErr w:type="spellEnd"/>
-      <w:r>
-        <w:t xml:space="preserve"> </w:t>
-      </w:r>
-      <w:proofErr w:type="spellStart"/>
-      <w:r>
-        <w:t>hai</w:t>
-      </w:r>
-      <w:proofErr w:type="spellEnd"/>
-      <w:r>
-        <w:t>.</w:t>
+        <w:t xml:space="preserve"> C++ ki sabse badi taqat iska OOP nature hai. Ye language concepts ko "hide" (abstract) nahi karti, balki sab kuch openly define karti hai, jisse tumhein as a developer zyada control milta hai.</w:t>
       </w:r>
     </w:p>
     <w:p>
@@ -594,103 +134,7 @@
         <w:t>Statically Typed:</w:t>
       </w:r>
       <w:r>
-        <w:t xml:space="preserve"> Iska </w:t>
-      </w:r>
-      <w:proofErr w:type="spellStart"/>
-      <w:r>
-        <w:t>matlab</w:t>
-      </w:r>
-      <w:proofErr w:type="spellEnd"/>
-      <w:r>
-        <w:t xml:space="preserve"> </w:t>
-      </w:r>
-      <w:proofErr w:type="spellStart"/>
-      <w:r>
-        <w:t>hai</w:t>
-      </w:r>
-      <w:proofErr w:type="spellEnd"/>
-      <w:r>
-        <w:t xml:space="preserve"> ki </w:t>
-      </w:r>
-      <w:proofErr w:type="spellStart"/>
-      <w:r>
-        <w:t>har</w:t>
-      </w:r>
-      <w:proofErr w:type="spellEnd"/>
-      <w:r>
-        <w:t xml:space="preserve"> variable ka data type (int, float, string) </w:t>
-      </w:r>
-      <w:proofErr w:type="spellStart"/>
-      <w:r>
-        <w:t>pehle</w:t>
-      </w:r>
-      <w:proofErr w:type="spellEnd"/>
-      <w:r>
-        <w:t xml:space="preserve"> se </w:t>
-      </w:r>
-      <w:proofErr w:type="spellStart"/>
-      <w:r>
-        <w:t>batana</w:t>
-      </w:r>
-      <w:proofErr w:type="spellEnd"/>
-      <w:r>
-        <w:t xml:space="preserve"> </w:t>
-      </w:r>
-      <w:proofErr w:type="spellStart"/>
-      <w:r>
-        <w:t>padta</w:t>
-      </w:r>
-      <w:proofErr w:type="spellEnd"/>
-      <w:r>
-        <w:t xml:space="preserve"> </w:t>
-      </w:r>
-      <w:proofErr w:type="spellStart"/>
-      <w:r>
-        <w:t>hai</w:t>
-      </w:r>
-      <w:proofErr w:type="spellEnd"/>
-      <w:r>
-        <w:t xml:space="preserve">. Isse code </w:t>
-      </w:r>
-      <w:proofErr w:type="spellStart"/>
-      <w:r>
-        <w:t>zyada</w:t>
-      </w:r>
-      <w:proofErr w:type="spellEnd"/>
-      <w:r>
-        <w:t xml:space="preserve"> predictable </w:t>
-      </w:r>
-      <w:proofErr w:type="spellStart"/>
-      <w:r>
-        <w:t>hota</w:t>
-      </w:r>
-      <w:proofErr w:type="spellEnd"/>
-      <w:r>
-        <w:t xml:space="preserve"> </w:t>
-      </w:r>
-      <w:proofErr w:type="spellStart"/>
-      <w:r>
-        <w:t>hai</w:t>
-      </w:r>
-      <w:proofErr w:type="spellEnd"/>
-      <w:r>
-        <w:t xml:space="preserve"> aur bugs </w:t>
-      </w:r>
-      <w:proofErr w:type="spellStart"/>
-      <w:r>
-        <w:t>kam</w:t>
-      </w:r>
-      <w:proofErr w:type="spellEnd"/>
-      <w:r>
-        <w:t xml:space="preserve"> </w:t>
-      </w:r>
-      <w:proofErr w:type="spellStart"/>
-      <w:r>
-        <w:t>aate</w:t>
-      </w:r>
-      <w:proofErr w:type="spellEnd"/>
-      <w:r>
-        <w:t xml:space="preserve"> hain.</w:t>
+        <w:t xml:space="preserve"> Iska matlab hai ki har variable ka data type (int, float, string) pehle se batana padta hai. Isse code zyada predictable hota hai aur bugs kam aate hain.</w:t>
       </w:r>
     </w:p>
     <w:p>
@@ -708,47 +152,7 @@
         <w:t>Speed &amp; System Access:</w:t>
       </w:r>
       <w:r>
-        <w:t xml:space="preserve"> Ye hardware </w:t>
-      </w:r>
-      <w:proofErr w:type="spellStart"/>
-      <w:r>
-        <w:t>ke</w:t>
-      </w:r>
-      <w:proofErr w:type="spellEnd"/>
-      <w:r>
-        <w:t xml:space="preserve"> bahut close </w:t>
-      </w:r>
-      <w:proofErr w:type="spellStart"/>
-      <w:r>
-        <w:t>hai</w:t>
-      </w:r>
-      <w:proofErr w:type="spellEnd"/>
-      <w:r>
-        <w:t xml:space="preserve">. Isi </w:t>
-      </w:r>
-      <w:proofErr w:type="spellStart"/>
-      <w:r>
-        <w:t>wajah</w:t>
-      </w:r>
-      <w:proofErr w:type="spellEnd"/>
-      <w:r>
-        <w:t xml:space="preserve"> se high-end applications aur game engines (</w:t>
-      </w:r>
-      <w:proofErr w:type="spellStart"/>
-      <w:r>
-        <w:t>jaise</w:t>
-      </w:r>
-      <w:proofErr w:type="spellEnd"/>
-      <w:r>
-        <w:t xml:space="preserve"> Unreal Engine) C++ hi prefer </w:t>
-      </w:r>
-      <w:proofErr w:type="spellStart"/>
-      <w:r>
-        <w:t>karte</w:t>
-      </w:r>
-      <w:proofErr w:type="spellEnd"/>
-      <w:r>
-        <w:t xml:space="preserve"> hain.</w:t>
+        <w:t xml:space="preserve"> Ye hardware ke bahut close hai. Isi wajah se high-end applications aur game engines (jaise Unreal Engine) C++ hi prefer karte hain.</w:t>
       </w:r>
     </w:p>
     <w:p>
@@ -785,55 +189,7 @@
         <w:t>"Under the Hood"</w:t>
       </w:r>
       <w:r>
-        <w:t xml:space="preserve"> language kaha </w:t>
-      </w:r>
-      <w:proofErr w:type="spellStart"/>
-      <w:r>
-        <w:t>jata</w:t>
-      </w:r>
-      <w:proofErr w:type="spellEnd"/>
-      <w:r>
-        <w:t xml:space="preserve"> </w:t>
-      </w:r>
-      <w:proofErr w:type="spellStart"/>
-      <w:r>
-        <w:t>hai</w:t>
-      </w:r>
-      <w:proofErr w:type="spellEnd"/>
-      <w:r>
-        <w:t xml:space="preserve"> </w:t>
-      </w:r>
-      <w:proofErr w:type="spellStart"/>
-      <w:r>
-        <w:t>kyunki</w:t>
-      </w:r>
-      <w:proofErr w:type="spellEnd"/>
-      <w:r>
-        <w:t xml:space="preserve"> </w:t>
-      </w:r>
-      <w:proofErr w:type="spellStart"/>
-      <w:r>
-        <w:t>duniya</w:t>
-      </w:r>
-      <w:proofErr w:type="spellEnd"/>
-      <w:r>
-        <w:t xml:space="preserve"> ki </w:t>
-      </w:r>
-      <w:proofErr w:type="spellStart"/>
-      <w:r>
-        <w:t>badi-badi</w:t>
-      </w:r>
-      <w:proofErr w:type="spellEnd"/>
-      <w:r>
-        <w:t xml:space="preserve"> modern languages </w:t>
-      </w:r>
-      <w:proofErr w:type="spellStart"/>
-      <w:r>
-        <w:t>ispe</w:t>
-      </w:r>
-      <w:proofErr w:type="spellEnd"/>
-      <w:r>
-        <w:t xml:space="preserve"> tiki hui hain:</w:t>
+        <w:t xml:space="preserve"> language kaha jata hai kyunki duniya ki badi-badi modern languages ispe tiki hui hain:</w:t>
       </w:r>
     </w:p>
     <w:p>
@@ -851,71 +207,7 @@
         <w:t>Python Support:</w:t>
       </w:r>
       <w:r>
-        <w:t xml:space="preserve"> Python ki famous libraries </w:t>
-      </w:r>
-      <w:proofErr w:type="spellStart"/>
-      <w:r>
-        <w:t>jaise</w:t>
-      </w:r>
-      <w:proofErr w:type="spellEnd"/>
-      <w:r>
-        <w:t xml:space="preserve"> NumPy aur Pandas </w:t>
-      </w:r>
-      <w:proofErr w:type="gramStart"/>
-      <w:r>
-        <w:t>actually C++</w:t>
-      </w:r>
-      <w:proofErr w:type="gramEnd"/>
-      <w:r>
-        <w:t xml:space="preserve"> </w:t>
-      </w:r>
-      <w:proofErr w:type="spellStart"/>
-      <w:r>
-        <w:t>mein</w:t>
-      </w:r>
-      <w:proofErr w:type="spellEnd"/>
-      <w:r>
-        <w:t xml:space="preserve"> </w:t>
-      </w:r>
-      <w:proofErr w:type="spellStart"/>
-      <w:r>
-        <w:t>likhi</w:t>
-      </w:r>
-      <w:proofErr w:type="spellEnd"/>
-      <w:r>
-        <w:t xml:space="preserve"> </w:t>
-      </w:r>
-      <w:proofErr w:type="spellStart"/>
-      <w:r>
-        <w:t>gayi</w:t>
-      </w:r>
-      <w:proofErr w:type="spellEnd"/>
-      <w:r>
-        <w:t xml:space="preserve"> hain </w:t>
-      </w:r>
-      <w:proofErr w:type="spellStart"/>
-      <w:r>
-        <w:t>taaki</w:t>
-      </w:r>
-      <w:proofErr w:type="spellEnd"/>
-      <w:r>
-        <w:t xml:space="preserve"> wo fast </w:t>
-      </w:r>
-      <w:proofErr w:type="spellStart"/>
-      <w:r>
-        <w:t>kaam</w:t>
-      </w:r>
-      <w:proofErr w:type="spellEnd"/>
-      <w:r>
-        <w:t xml:space="preserve"> </w:t>
-      </w:r>
-      <w:proofErr w:type="spellStart"/>
-      <w:r>
-        <w:t>karein</w:t>
-      </w:r>
-      <w:proofErr w:type="spellEnd"/>
-      <w:r>
-        <w:t>.</w:t>
+        <w:t xml:space="preserve"> Python ki famous libraries jaise NumPy aur Pandas actually C++ mein likhi gayi hain taaki wo fast kaam karein.</w:t>
       </w:r>
     </w:p>
     <w:p>
@@ -933,47 +225,7 @@
         <w:t>JavaScript Engine:</w:t>
       </w:r>
       <w:r>
-        <w:t xml:space="preserve"> Chrome browser ka V8 engine (jo JS run </w:t>
-      </w:r>
-      <w:proofErr w:type="spellStart"/>
-      <w:r>
-        <w:t>karta</w:t>
-      </w:r>
-      <w:proofErr w:type="spellEnd"/>
-      <w:r>
-        <w:t xml:space="preserve"> </w:t>
-      </w:r>
-      <w:proofErr w:type="spellStart"/>
-      <w:r>
-        <w:t>hai</w:t>
-      </w:r>
-      <w:proofErr w:type="spellEnd"/>
-      <w:r>
-        <w:t xml:space="preserve">) C++ </w:t>
-      </w:r>
-      <w:proofErr w:type="spellStart"/>
-      <w:r>
-        <w:t>mein</w:t>
-      </w:r>
-      <w:proofErr w:type="spellEnd"/>
-      <w:r>
-        <w:t xml:space="preserve"> </w:t>
-      </w:r>
-      <w:proofErr w:type="spellStart"/>
-      <w:r>
-        <w:t>bana</w:t>
-      </w:r>
-      <w:proofErr w:type="spellEnd"/>
-      <w:r>
-        <w:t xml:space="preserve"> </w:t>
-      </w:r>
-      <w:proofErr w:type="spellStart"/>
-      <w:r>
-        <w:t>hai</w:t>
-      </w:r>
-      <w:proofErr w:type="spellEnd"/>
-      <w:r>
-        <w:t>.</w:t>
+        <w:t xml:space="preserve"> Chrome browser ka V8 engine (jo JS run karta hai) C++ mein bana hai.</w:t>
       </w:r>
     </w:p>
     <w:p>
@@ -991,31 +243,7 @@
         <w:t>Mobile Frameworks:</w:t>
       </w:r>
       <w:r>
-        <w:t xml:space="preserve"> React Native ka ek bahut </w:t>
-      </w:r>
-      <w:proofErr w:type="spellStart"/>
-      <w:r>
-        <w:t>bada</w:t>
-      </w:r>
-      <w:proofErr w:type="spellEnd"/>
-      <w:r>
-        <w:t xml:space="preserve"> portion C++ use </w:t>
-      </w:r>
-      <w:proofErr w:type="spellStart"/>
-      <w:r>
-        <w:t>karta</w:t>
-      </w:r>
-      <w:proofErr w:type="spellEnd"/>
-      <w:r>
-        <w:t xml:space="preserve"> </w:t>
-      </w:r>
-      <w:proofErr w:type="spellStart"/>
-      <w:r>
-        <w:t>hai</w:t>
-      </w:r>
-      <w:proofErr w:type="spellEnd"/>
-      <w:r>
-        <w:t>.</w:t>
+        <w:t xml:space="preserve"> React Native ka ek bahut bada portion C++ use karta hai.</w:t>
       </w:r>
     </w:p>
     <w:p>
@@ -1033,47 +261,7 @@
         <w:t>Drivers &amp; OS:</w:t>
       </w:r>
       <w:r>
-        <w:t xml:space="preserve"> Computer </w:t>
-      </w:r>
-      <w:proofErr w:type="spellStart"/>
-      <w:r>
-        <w:t>ke</w:t>
-      </w:r>
-      <w:proofErr w:type="spellEnd"/>
-      <w:r>
-        <w:t xml:space="preserve"> hardware drivers aur Operating Systems </w:t>
-      </w:r>
-      <w:proofErr w:type="spellStart"/>
-      <w:r>
-        <w:t>likhne</w:t>
-      </w:r>
-      <w:proofErr w:type="spellEnd"/>
-      <w:r>
-        <w:t xml:space="preserve"> </w:t>
-      </w:r>
-      <w:proofErr w:type="spellStart"/>
-      <w:r>
-        <w:t>ke</w:t>
-      </w:r>
-      <w:proofErr w:type="spellEnd"/>
-      <w:r>
-        <w:t xml:space="preserve"> </w:t>
-      </w:r>
-      <w:proofErr w:type="spellStart"/>
-      <w:r>
-        <w:t>liye</w:t>
-      </w:r>
-      <w:proofErr w:type="spellEnd"/>
-      <w:r>
-        <w:t xml:space="preserve"> ye standard choice </w:t>
-      </w:r>
-      <w:proofErr w:type="spellStart"/>
-      <w:r>
-        <w:t>hai</w:t>
-      </w:r>
-      <w:proofErr w:type="spellEnd"/>
-      <w:r>
-        <w:t>.</w:t>
+        <w:t xml:space="preserve"> Computer ke hardware drivers aur Operating Systems likhne ke liye ye standard choice hai.</w:t>
       </w:r>
     </w:p>
     <w:p>
@@ -1091,23 +279,7 @@
         <w:t>Memory Management:</w:t>
       </w:r>
       <w:r>
-        <w:t xml:space="preserve"> C++ </w:t>
-      </w:r>
-      <w:proofErr w:type="spellStart"/>
-      <w:r>
-        <w:t>mein</w:t>
-      </w:r>
-      <w:proofErr w:type="spellEnd"/>
-      <w:r>
-        <w:t xml:space="preserve"> </w:t>
-      </w:r>
-      <w:proofErr w:type="spellStart"/>
-      <w:r>
-        <w:t>aapko</w:t>
-      </w:r>
-      <w:proofErr w:type="spellEnd"/>
-      <w:r>
-        <w:t xml:space="preserve"> </w:t>
+        <w:t xml:space="preserve"> C++ mein aapko </w:t>
       </w:r>
       <w:r>
         <w:rPr>
@@ -1117,167 +289,7 @@
         <w:t>Pointers</w:t>
       </w:r>
       <w:r>
-        <w:t xml:space="preserve"> </w:t>
-      </w:r>
-      <w:proofErr w:type="spellStart"/>
-      <w:r>
-        <w:t>milte</w:t>
-      </w:r>
-      <w:proofErr w:type="spellEnd"/>
-      <w:r>
-        <w:t xml:space="preserve"> hain, </w:t>
-      </w:r>
-      <w:proofErr w:type="spellStart"/>
-      <w:r>
-        <w:t>jiska</w:t>
-      </w:r>
-      <w:proofErr w:type="spellEnd"/>
-      <w:r>
-        <w:t xml:space="preserve"> </w:t>
-      </w:r>
-      <w:proofErr w:type="spellStart"/>
-      <w:r>
-        <w:t>matlab</w:t>
-      </w:r>
-      <w:proofErr w:type="spellEnd"/>
-      <w:r>
-        <w:t xml:space="preserve"> </w:t>
-      </w:r>
-      <w:proofErr w:type="spellStart"/>
-      <w:r>
-        <w:t>hai</w:t>
-      </w:r>
-      <w:proofErr w:type="spellEnd"/>
-      <w:r>
-        <w:t xml:space="preserve"> </w:t>
-      </w:r>
-      <w:proofErr w:type="spellStart"/>
-      <w:r>
-        <w:t>aap</w:t>
-      </w:r>
-      <w:proofErr w:type="spellEnd"/>
-      <w:r>
-        <w:t xml:space="preserve"> direct memory (RAM) </w:t>
-      </w:r>
-      <w:proofErr w:type="spellStart"/>
-      <w:r>
-        <w:t>ke</w:t>
-      </w:r>
-      <w:proofErr w:type="spellEnd"/>
-      <w:r>
-        <w:t xml:space="preserve"> </w:t>
-      </w:r>
-      <w:proofErr w:type="spellStart"/>
-      <w:r>
-        <w:t>sath</w:t>
-      </w:r>
-      <w:proofErr w:type="spellEnd"/>
-      <w:r>
-        <w:t xml:space="preserve"> </w:t>
-      </w:r>
-      <w:proofErr w:type="spellStart"/>
-      <w:r>
-        <w:t>khel</w:t>
-      </w:r>
-      <w:proofErr w:type="spellEnd"/>
-      <w:r>
-        <w:t xml:space="preserve"> </w:t>
-      </w:r>
-      <w:proofErr w:type="spellStart"/>
-      <w:r>
-        <w:t>sakte</w:t>
-      </w:r>
-      <w:proofErr w:type="spellEnd"/>
-      <w:r>
-        <w:t xml:space="preserve"> ho. </w:t>
-      </w:r>
-      <w:proofErr w:type="spellStart"/>
-      <w:r>
-        <w:t>Baaki</w:t>
-      </w:r>
-      <w:proofErr w:type="spellEnd"/>
-      <w:r>
-        <w:t xml:space="preserve"> languages (Java, Python) </w:t>
-      </w:r>
-      <w:proofErr w:type="spellStart"/>
-      <w:r>
-        <w:t>mein</w:t>
-      </w:r>
-      <w:proofErr w:type="spellEnd"/>
-      <w:r>
-        <w:t xml:space="preserve"> ye </w:t>
-      </w:r>
-      <w:proofErr w:type="spellStart"/>
-      <w:r>
-        <w:t>kaam</w:t>
-      </w:r>
-      <w:proofErr w:type="spellEnd"/>
-      <w:r>
-        <w:t xml:space="preserve"> auto </w:t>
-      </w:r>
-      <w:proofErr w:type="spellStart"/>
-      <w:r>
-        <w:t>hota</w:t>
-      </w:r>
-      <w:proofErr w:type="spellEnd"/>
-      <w:r>
-        <w:t xml:space="preserve"> </w:t>
-      </w:r>
-      <w:proofErr w:type="spellStart"/>
-      <w:r>
-        <w:t>hai</w:t>
-      </w:r>
-      <w:proofErr w:type="spellEnd"/>
-      <w:r>
-        <w:t xml:space="preserve">, par C++ </w:t>
-      </w:r>
-      <w:proofErr w:type="spellStart"/>
-      <w:r>
-        <w:t>mein</w:t>
-      </w:r>
-      <w:proofErr w:type="spellEnd"/>
-      <w:r>
-        <w:t xml:space="preserve"> manual control </w:t>
-      </w:r>
-      <w:proofErr w:type="spellStart"/>
-      <w:r>
-        <w:t>milta</w:t>
-      </w:r>
-      <w:proofErr w:type="spellEnd"/>
-      <w:r>
-        <w:t xml:space="preserve"> </w:t>
-      </w:r>
-      <w:proofErr w:type="spellStart"/>
-      <w:r>
-        <w:t>hai</w:t>
-      </w:r>
-      <w:proofErr w:type="spellEnd"/>
-      <w:r>
-        <w:t xml:space="preserve"> jo optimization </w:t>
-      </w:r>
-      <w:proofErr w:type="spellStart"/>
-      <w:r>
-        <w:t>ke</w:t>
-      </w:r>
-      <w:proofErr w:type="spellEnd"/>
-      <w:r>
-        <w:t xml:space="preserve"> </w:t>
-      </w:r>
-      <w:proofErr w:type="spellStart"/>
-      <w:r>
-        <w:t>liye</w:t>
-      </w:r>
-      <w:proofErr w:type="spellEnd"/>
-      <w:r>
-        <w:t xml:space="preserve"> best </w:t>
-      </w:r>
-      <w:proofErr w:type="spellStart"/>
-      <w:r>
-        <w:t>hai</w:t>
-      </w:r>
-      <w:proofErr w:type="spellEnd"/>
-      <w:r>
-        <w:t>.</w:t>
+        <w:t xml:space="preserve"> milte hain, jiska matlab hai aap direct memory (RAM) ke sath khel sakte ho. Baaki languages (Java, Python) mein ye kaam auto hota hai, par C++ mein manual control milta hai jo optimization ke liye best hai.</w:t>
       </w:r>
     </w:p>
     <w:p>
@@ -1305,55 +317,7 @@
     </w:p>
     <w:p>
       <w:r>
-        <w:t xml:space="preserve">C++ ka </w:t>
-      </w:r>
-      <w:proofErr w:type="spellStart"/>
-      <w:r>
-        <w:t>janm</w:t>
-      </w:r>
-      <w:proofErr w:type="spellEnd"/>
-      <w:r>
-        <w:t xml:space="preserve"> ek problem solve </w:t>
-      </w:r>
-      <w:proofErr w:type="spellStart"/>
-      <w:r>
-        <w:t>karne</w:t>
-      </w:r>
-      <w:proofErr w:type="spellEnd"/>
-      <w:r>
-        <w:t xml:space="preserve"> </w:t>
-      </w:r>
-      <w:proofErr w:type="spellStart"/>
-      <w:r>
-        <w:t>ke</w:t>
-      </w:r>
-      <w:proofErr w:type="spellEnd"/>
-      <w:r>
-        <w:t xml:space="preserve"> </w:t>
-      </w:r>
-      <w:proofErr w:type="spellStart"/>
-      <w:r>
-        <w:t>liye</w:t>
-      </w:r>
-      <w:proofErr w:type="spellEnd"/>
-      <w:r>
-        <w:t xml:space="preserve"> </w:t>
-      </w:r>
-      <w:proofErr w:type="spellStart"/>
-      <w:r>
-        <w:t>hua</w:t>
-      </w:r>
-      <w:proofErr w:type="spellEnd"/>
-      <w:r>
-        <w:t xml:space="preserve"> </w:t>
-      </w:r>
-      <w:proofErr w:type="spellStart"/>
-      <w:r>
-        <w:t>tha</w:t>
-      </w:r>
-      <w:proofErr w:type="spellEnd"/>
-      <w:r>
-        <w:t>:</w:t>
+        <w:t>C++ ka janm ek problem solve karne ke liye hua tha:</w:t>
       </w:r>
     </w:p>
     <w:p>
@@ -1364,15 +328,7 @@
         </w:numPr>
       </w:pPr>
       <w:r>
-        <w:t xml:space="preserve">Bjarne Stroustrup (C++ </w:t>
-      </w:r>
-      <w:proofErr w:type="spellStart"/>
-      <w:r>
-        <w:t>ke</w:t>
-      </w:r>
-      <w:proofErr w:type="spellEnd"/>
-      <w:r>
-        <w:t xml:space="preserve"> founder) </w:t>
+        <w:t xml:space="preserve">Bjarne Stroustrup (C++ ke founder) </w:t>
       </w:r>
       <w:r>
         <w:rPr>
@@ -1382,31 +338,7 @@
         <w:t>Object-Oriented Programming (OOP)</w:t>
       </w:r>
       <w:r>
-        <w:t xml:space="preserve"> ko commercial use </w:t>
-      </w:r>
-      <w:proofErr w:type="spellStart"/>
-      <w:r>
-        <w:t>mein</w:t>
-      </w:r>
-      <w:proofErr w:type="spellEnd"/>
-      <w:r>
-        <w:t xml:space="preserve"> </w:t>
-      </w:r>
-      <w:proofErr w:type="spellStart"/>
-      <w:r>
-        <w:t>lana</w:t>
-      </w:r>
-      <w:proofErr w:type="spellEnd"/>
-      <w:r>
-        <w:t xml:space="preserve"> </w:t>
-      </w:r>
-      <w:proofErr w:type="spellStart"/>
-      <w:r>
-        <w:t>chahte</w:t>
-      </w:r>
-      <w:proofErr w:type="spellEnd"/>
-      <w:r>
-        <w:t xml:space="preserve"> the.</w:t>
+        <w:t xml:space="preserve"> ko commercial use mein lana chahte the.</w:t>
       </w:r>
     </w:p>
     <w:p>
@@ -1416,21 +348,8 @@
           <w:numId w:val="3"/>
         </w:numPr>
       </w:pPr>
-      <w:proofErr w:type="spellStart"/>
-      <w:r>
-        <w:t>Unhone</w:t>
-      </w:r>
-      <w:proofErr w:type="spellEnd"/>
-      <w:r>
-        <w:t xml:space="preserve"> </w:t>
-      </w:r>
-      <w:proofErr w:type="spellStart"/>
-      <w:r>
-        <w:t>pehle</w:t>
-      </w:r>
-      <w:proofErr w:type="spellEnd"/>
-      <w:r>
-        <w:t xml:space="preserve"> </w:t>
+      <w:r>
+        <w:t xml:space="preserve">Unhone pehle </w:t>
       </w:r>
       <w:r>
         <w:rPr>
@@ -1440,31 +359,7 @@
         <w:t>Simula</w:t>
       </w:r>
       <w:r>
-        <w:t xml:space="preserve"> language use ki, jo OOP </w:t>
-      </w:r>
-      <w:proofErr w:type="spellStart"/>
-      <w:r>
-        <w:t>toh</w:t>
-      </w:r>
-      <w:proofErr w:type="spellEnd"/>
-      <w:r>
-        <w:t xml:space="preserve"> </w:t>
-      </w:r>
-      <w:proofErr w:type="spellStart"/>
-      <w:r>
-        <w:t>thi</w:t>
-      </w:r>
-      <w:proofErr w:type="spellEnd"/>
-      <w:r>
-        <w:t xml:space="preserve"> par bahut slow </w:t>
-      </w:r>
-      <w:proofErr w:type="spellStart"/>
-      <w:r>
-        <w:t>thi</w:t>
-      </w:r>
-      <w:proofErr w:type="spellEnd"/>
-      <w:r>
-        <w:t>.</w:t>
+        <w:t xml:space="preserve"> language use ki, jo OOP toh thi par bahut slow thi.</w:t>
       </w:r>
     </w:p>
     <w:p>
@@ -1475,15 +370,7 @@
         </w:numPr>
       </w:pPr>
       <w:r>
-        <w:t xml:space="preserve">Fir </w:t>
-      </w:r>
-      <w:proofErr w:type="spellStart"/>
-      <w:r>
-        <w:t>unhone</w:t>
-      </w:r>
-      <w:proofErr w:type="spellEnd"/>
-      <w:r>
-        <w:t xml:space="preserve"> </w:t>
+        <w:t xml:space="preserve">Fir unhone </w:t>
       </w:r>
       <w:r>
         <w:rPr>
@@ -1493,47 +380,7 @@
         <w:t>C language</w:t>
       </w:r>
       <w:r>
-        <w:t xml:space="preserve"> ko </w:t>
-      </w:r>
-      <w:proofErr w:type="spellStart"/>
-      <w:r>
-        <w:t>chuna</w:t>
-      </w:r>
-      <w:proofErr w:type="spellEnd"/>
-      <w:r>
-        <w:t xml:space="preserve"> jo fast </w:t>
-      </w:r>
-      <w:proofErr w:type="spellStart"/>
-      <w:r>
-        <w:t>thi</w:t>
-      </w:r>
-      <w:proofErr w:type="spellEnd"/>
-      <w:r>
-        <w:t xml:space="preserve">, aur </w:t>
-      </w:r>
-      <w:proofErr w:type="spellStart"/>
-      <w:r>
-        <w:t>usmein</w:t>
-      </w:r>
-      <w:proofErr w:type="spellEnd"/>
-      <w:r>
-        <w:t xml:space="preserve"> OOP features add </w:t>
-      </w:r>
-      <w:proofErr w:type="spellStart"/>
-      <w:r>
-        <w:t>kar</w:t>
-      </w:r>
-      <w:proofErr w:type="spellEnd"/>
-      <w:r>
-        <w:t xml:space="preserve"> </w:t>
-      </w:r>
-      <w:proofErr w:type="spellStart"/>
-      <w:r>
-        <w:t>diye</w:t>
-      </w:r>
-      <w:proofErr w:type="spellEnd"/>
-      <w:r>
-        <w:t>.</w:t>
+        <w:t xml:space="preserve"> ko chuna jo fast thi, aur usmein OOP features add kar diye.</w:t>
       </w:r>
     </w:p>
     <w:p>
@@ -1543,29 +390,8 @@
           <w:numId w:val="3"/>
         </w:numPr>
       </w:pPr>
-      <w:proofErr w:type="spellStart"/>
-      <w:r>
-        <w:t>Shuruat</w:t>
-      </w:r>
-      <w:proofErr w:type="spellEnd"/>
-      <w:r>
-        <w:t xml:space="preserve"> </w:t>
-      </w:r>
-      <w:proofErr w:type="spellStart"/>
-      <w:r>
-        <w:t>mein</w:t>
-      </w:r>
-      <w:proofErr w:type="spellEnd"/>
-      <w:r>
-        <w:t xml:space="preserve"> </w:t>
-      </w:r>
-      <w:proofErr w:type="spellStart"/>
-      <w:r>
-        <w:t>ise</w:t>
-      </w:r>
-      <w:proofErr w:type="spellEnd"/>
-      <w:r>
-        <w:t xml:space="preserve"> </w:t>
+      <w:r>
+        <w:t xml:space="preserve">Shuruat mein ise </w:t>
       </w:r>
       <w:r>
         <w:rPr>
@@ -1575,33 +401,8 @@
         <w:t>"C with Classes"</w:t>
       </w:r>
       <w:r>
-        <w:t xml:space="preserve"> kaha </w:t>
-      </w:r>
-      <w:proofErr w:type="spellStart"/>
-      <w:r>
-        <w:t>jata</w:t>
-      </w:r>
-      <w:proofErr w:type="spellEnd"/>
-      <w:r>
-        <w:t xml:space="preserve"> </w:t>
-      </w:r>
-      <w:proofErr w:type="spellStart"/>
-      <w:r>
-        <w:t>tha</w:t>
-      </w:r>
-      <w:proofErr w:type="spellEnd"/>
-      <w:r>
-        <w:t xml:space="preserve">. Iska </w:t>
-      </w:r>
-      <w:proofErr w:type="spellStart"/>
-      <w:r>
-        <w:t>pehla</w:t>
-      </w:r>
-      <w:proofErr w:type="spellEnd"/>
-      <w:r>
-        <w:t xml:space="preserve"> compiler </w:t>
-      </w:r>
-      <w:proofErr w:type="spellStart"/>
+        <w:t xml:space="preserve"> kaha jata tha. Iska pehla compiler </w:t>
+      </w:r>
       <w:r>
         <w:rPr>
           <w:b/>
@@ -1609,81 +410,8 @@
         </w:rPr>
         <w:t>Cfront</w:t>
       </w:r>
-      <w:proofErr w:type="spellEnd"/>
-      <w:r>
-        <w:t xml:space="preserve"> </w:t>
-      </w:r>
-      <w:proofErr w:type="spellStart"/>
-      <w:r>
-        <w:t>tha</w:t>
-      </w:r>
-      <w:proofErr w:type="spellEnd"/>
-      <w:r>
-        <w:t xml:space="preserve">, jo C++ code ko C code </w:t>
-      </w:r>
-      <w:proofErr w:type="spellStart"/>
-      <w:r>
-        <w:t>mein</w:t>
-      </w:r>
-      <w:proofErr w:type="spellEnd"/>
-      <w:r>
-        <w:t xml:space="preserve"> convert </w:t>
-      </w:r>
-      <w:proofErr w:type="spellStart"/>
-      <w:r>
-        <w:t>karke</w:t>
-      </w:r>
-      <w:proofErr w:type="spellEnd"/>
-      <w:r>
-        <w:t xml:space="preserve"> run </w:t>
-      </w:r>
-      <w:proofErr w:type="spellStart"/>
-      <w:r>
-        <w:t>karta</w:t>
-      </w:r>
-      <w:proofErr w:type="spellEnd"/>
-      <w:r>
-        <w:t xml:space="preserve"> </w:t>
-      </w:r>
-      <w:proofErr w:type="spellStart"/>
-      <w:r>
-        <w:t>tha</w:t>
-      </w:r>
-      <w:proofErr w:type="spellEnd"/>
-      <w:r>
-        <w:t xml:space="preserve"> </w:t>
-      </w:r>
-      <w:proofErr w:type="spellStart"/>
-      <w:r>
-        <w:t>taaki</w:t>
-      </w:r>
-      <w:proofErr w:type="spellEnd"/>
-      <w:r>
-        <w:t xml:space="preserve"> performance </w:t>
-      </w:r>
-      <w:proofErr w:type="spellStart"/>
-      <w:r>
-        <w:t>mein</w:t>
-      </w:r>
-      <w:proofErr w:type="spellEnd"/>
-      <w:r>
-        <w:t xml:space="preserve"> koi kami </w:t>
-      </w:r>
-      <w:proofErr w:type="spellStart"/>
-      <w:r>
-        <w:t>na</w:t>
-      </w:r>
-      <w:proofErr w:type="spellEnd"/>
-      <w:r>
-        <w:t xml:space="preserve"> </w:t>
-      </w:r>
-      <w:proofErr w:type="spellStart"/>
-      <w:r>
-        <w:t>aaye</w:t>
-      </w:r>
-      <w:proofErr w:type="spellEnd"/>
-      <w:r>
-        <w:t>.</w:t>
+      <w:r>
+        <w:t xml:space="preserve"> tha, jo C++ code ko C code mein convert karke run karta tha taaki performance mein koi kami na aaye.</w:t>
       </w:r>
     </w:p>
     <w:p>
@@ -1710,47 +438,7 @@
     </w:p>
     <w:p>
       <w:r>
-        <w:t xml:space="preserve">C++ tab se </w:t>
-      </w:r>
-      <w:proofErr w:type="spellStart"/>
-      <w:r>
-        <w:t>lekar</w:t>
-      </w:r>
-      <w:proofErr w:type="spellEnd"/>
-      <w:r>
-        <w:t xml:space="preserve"> ab </w:t>
-      </w:r>
-      <w:proofErr w:type="spellStart"/>
-      <w:r>
-        <w:t>tak</w:t>
-      </w:r>
-      <w:proofErr w:type="spellEnd"/>
-      <w:r>
-        <w:t xml:space="preserve"> bahut </w:t>
-      </w:r>
-      <w:proofErr w:type="spellStart"/>
-      <w:r>
-        <w:t>badal</w:t>
-      </w:r>
-      <w:proofErr w:type="spellEnd"/>
-      <w:r>
-        <w:t xml:space="preserve"> </w:t>
-      </w:r>
-      <w:proofErr w:type="spellStart"/>
-      <w:r>
-        <w:t>chuki</w:t>
-      </w:r>
-      <w:proofErr w:type="spellEnd"/>
-      <w:r>
-        <w:t xml:space="preserve"> </w:t>
-      </w:r>
-      <w:proofErr w:type="spellStart"/>
-      <w:r>
-        <w:t>hai</w:t>
-      </w:r>
-      <w:proofErr w:type="spellEnd"/>
-      <w:r>
-        <w:t>:</w:t>
+        <w:t>C++ tab se lekar ab tak bahut badal chuki hai:</w:t>
       </w:r>
     </w:p>
     <w:p>
@@ -1768,63 +456,7 @@
         <w:t>C++ 11:</w:t>
       </w:r>
       <w:r>
-        <w:t xml:space="preserve"> Ye </w:t>
-      </w:r>
-      <w:proofErr w:type="spellStart"/>
-      <w:r>
-        <w:t>sabse</w:t>
-      </w:r>
-      <w:proofErr w:type="spellEnd"/>
-      <w:r>
-        <w:t xml:space="preserve"> "Major Update" </w:t>
-      </w:r>
-      <w:proofErr w:type="spellStart"/>
-      <w:r>
-        <w:t>tha</w:t>
-      </w:r>
-      <w:proofErr w:type="spellEnd"/>
-      <w:r>
-        <w:t xml:space="preserve">. </w:t>
-      </w:r>
-      <w:proofErr w:type="spellStart"/>
-      <w:r>
-        <w:t>Ismein</w:t>
-      </w:r>
-      <w:proofErr w:type="spellEnd"/>
-      <w:r>
-        <w:t xml:space="preserve"> Lambda expressions aur Smart Pointers </w:t>
-      </w:r>
-      <w:proofErr w:type="spellStart"/>
-      <w:r>
-        <w:t>jaise</w:t>
-      </w:r>
-      <w:proofErr w:type="spellEnd"/>
-      <w:r>
-        <w:t xml:space="preserve"> features </w:t>
-      </w:r>
-      <w:proofErr w:type="spellStart"/>
-      <w:r>
-        <w:t>aaye</w:t>
-      </w:r>
-      <w:proofErr w:type="spellEnd"/>
-      <w:r>
-        <w:t xml:space="preserve"> </w:t>
-      </w:r>
-      <w:proofErr w:type="spellStart"/>
-      <w:r>
-        <w:t>jinhone</w:t>
-      </w:r>
-      <w:proofErr w:type="spellEnd"/>
-      <w:r>
-        <w:t xml:space="preserve"> C++ ko modern aur safe </w:t>
-      </w:r>
-      <w:proofErr w:type="spellStart"/>
-      <w:r>
-        <w:t>banaya</w:t>
-      </w:r>
-      <w:proofErr w:type="spellEnd"/>
-      <w:r>
-        <w:t>.</w:t>
+        <w:t xml:space="preserve"> Ye sabse "Major Update" tha. Ismein Lambda expressions aur Smart Pointers jaise features aaye jinhone C++ ko modern aur safe banaya.</w:t>
       </w:r>
     </w:p>
     <w:p>
@@ -1842,39 +474,7 @@
         <w:t>C++ 14/17/20:</w:t>
       </w:r>
       <w:r>
-        <w:t xml:space="preserve"> </w:t>
-      </w:r>
-      <w:proofErr w:type="spellStart"/>
-      <w:r>
-        <w:t>Inme</w:t>
-      </w:r>
-      <w:proofErr w:type="spellEnd"/>
-      <w:r>
-        <w:t xml:space="preserve"> minor aur major updates </w:t>
-      </w:r>
-      <w:proofErr w:type="spellStart"/>
-      <w:r>
-        <w:t>aate</w:t>
-      </w:r>
-      <w:proofErr w:type="spellEnd"/>
-      <w:r>
-        <w:t xml:space="preserve"> </w:t>
-      </w:r>
-      <w:proofErr w:type="spellStart"/>
-      <w:r>
-        <w:t>rahe</w:t>
-      </w:r>
-      <w:proofErr w:type="spellEnd"/>
-      <w:r>
-        <w:t xml:space="preserve"> (</w:t>
-      </w:r>
-      <w:proofErr w:type="spellStart"/>
-      <w:r>
-        <w:t>jaise</w:t>
-      </w:r>
-      <w:proofErr w:type="spellEnd"/>
-      <w:r>
-        <w:t xml:space="preserve"> Generics aur better memory handling).</w:t>
+        <w:t xml:space="preserve"> Inme minor aur major updates aate rahe (jaise Generics aur better memory handling).</w:t>
       </w:r>
     </w:p>
     <w:p>
@@ -1892,79 +492,7 @@
         <w:t>C++ 23:</w:t>
       </w:r>
       <w:r>
-        <w:t xml:space="preserve"> Ye latest versions </w:t>
-      </w:r>
-      <w:proofErr w:type="spellStart"/>
-      <w:r>
-        <w:t>mein</w:t>
-      </w:r>
-      <w:proofErr w:type="spellEnd"/>
-      <w:r>
-        <w:t xml:space="preserve"> se </w:t>
-      </w:r>
-      <w:proofErr w:type="spellStart"/>
-      <w:r>
-        <w:t>hai</w:t>
-      </w:r>
-      <w:proofErr w:type="spellEnd"/>
-      <w:r>
-        <w:t xml:space="preserve">, </w:t>
-      </w:r>
-      <w:proofErr w:type="spellStart"/>
-      <w:r>
-        <w:t>jismein</w:t>
-      </w:r>
-      <w:proofErr w:type="spellEnd"/>
-      <w:r>
-        <w:t xml:space="preserve"> error handling ko aur </w:t>
-      </w:r>
-      <w:proofErr w:type="spellStart"/>
-      <w:r>
-        <w:t>behtar</w:t>
-      </w:r>
-      <w:proofErr w:type="spellEnd"/>
-      <w:r>
-        <w:t xml:space="preserve"> </w:t>
-      </w:r>
-      <w:proofErr w:type="spellStart"/>
-      <w:r>
-        <w:t>banaya</w:t>
-      </w:r>
-      <w:proofErr w:type="spellEnd"/>
-      <w:r>
-        <w:t xml:space="preserve"> </w:t>
-      </w:r>
-      <w:proofErr w:type="spellStart"/>
-      <w:r>
-        <w:t>gaya</w:t>
-      </w:r>
-      <w:proofErr w:type="spellEnd"/>
-      <w:r>
-        <w:t xml:space="preserve"> </w:t>
-      </w:r>
-      <w:proofErr w:type="spellStart"/>
-      <w:r>
-        <w:t>hai</w:t>
-      </w:r>
-      <w:proofErr w:type="spellEnd"/>
-      <w:r>
-        <w:t xml:space="preserve"> (</w:t>
-      </w:r>
-      <w:proofErr w:type="spellStart"/>
-      <w:r>
-        <w:t>thoda</w:t>
-      </w:r>
-      <w:proofErr w:type="spellEnd"/>
-      <w:r>
-        <w:t xml:space="preserve"> Rust language se inspire </w:t>
-      </w:r>
-      <w:proofErr w:type="spellStart"/>
-      <w:r>
-        <w:t>hokar</w:t>
-      </w:r>
-      <w:proofErr w:type="spellEnd"/>
-      <w:r>
-        <w:t>).</w:t>
+        <w:t xml:space="preserve"> Ye latest versions mein se hai, jismein error handling ko aur behtar banaya gaya hai (thoda Rust language se inspire hokar).</w:t>
       </w:r>
     </w:p>
     <w:p>
@@ -1976,6 +504,9 @@
     </w:p>
     <w:p>
       <w:r>
+        <w:rPr>
+          <w:noProof/>
+        </w:rPr>
         <w:drawing>
           <wp:inline distT="0" distB="0" distL="0" distR="0" wp14:anchorId="699B5250" wp14:editId="512C0378">
             <wp:extent cx="5731510" cy="2403475"/>
@@ -2022,7 +553,7 @@
       </w:pPr>
       <w:r>
         <w:pict w14:anchorId="33E53BBB">
-          <v:rect id="_x0000_i1032" style="width:0;height:1.5pt" o:hralign="center" o:hrstd="t" o:hr="t" fillcolor="#a0a0a0" stroked="f"/>
+          <v:rect id="_x0000_i1029" style="width:0;height:1.5pt" o:hralign="center" o:hrstd="t" o:hr="t" fillcolor="#a0a0a0" stroked="f"/>
         </w:pict>
       </w:r>
     </w:p>
@@ -2070,23 +601,7 @@
         <w:t>Compiled Language</w:t>
       </w:r>
       <w:r>
-        <w:t xml:space="preserve"> </w:t>
-      </w:r>
-      <w:proofErr w:type="spellStart"/>
-      <w:r>
-        <w:t>hai</w:t>
-      </w:r>
-      <w:proofErr w:type="spellEnd"/>
-      <w:r>
-        <w:t xml:space="preserve">. Iska process simple </w:t>
-      </w:r>
-      <w:proofErr w:type="spellStart"/>
-      <w:r>
-        <w:t>hai</w:t>
-      </w:r>
-      <w:proofErr w:type="spellEnd"/>
-      <w:r>
-        <w:t>:</w:t>
+        <w:t xml:space="preserve"> hai. Iska process simple hai:</w:t>
       </w:r>
     </w:p>
     <w:p>
@@ -2104,39 +619,7 @@
         <w:t>Source Code:</w:t>
       </w:r>
       <w:r>
-        <w:t xml:space="preserve"> </w:t>
-      </w:r>
-      <w:proofErr w:type="spellStart"/>
-      <w:r>
-        <w:t>Aap</w:t>
-      </w:r>
-      <w:proofErr w:type="spellEnd"/>
-      <w:r>
-        <w:t xml:space="preserve"> .</w:t>
-      </w:r>
-      <w:proofErr w:type="spellStart"/>
-      <w:r>
-        <w:t>cpp</w:t>
-      </w:r>
-      <w:proofErr w:type="spellEnd"/>
-      <w:r>
-        <w:t xml:space="preserve"> file </w:t>
-      </w:r>
-      <w:proofErr w:type="spellStart"/>
-      <w:r>
-        <w:t>mein</w:t>
-      </w:r>
-      <w:proofErr w:type="spellEnd"/>
-      <w:r>
-        <w:t xml:space="preserve"> code </w:t>
-      </w:r>
-      <w:proofErr w:type="spellStart"/>
-      <w:r>
-        <w:t>likhte</w:t>
-      </w:r>
-      <w:proofErr w:type="spellEnd"/>
-      <w:r>
-        <w:t xml:space="preserve"> ho.</w:t>
+        <w:t xml:space="preserve"> Aap .cpp file mein code likhte ho.</w:t>
       </w:r>
     </w:p>
     <w:p>
@@ -2154,15 +637,7 @@
         <w:t>Compiler:</w:t>
       </w:r>
       <w:r>
-        <w:t xml:space="preserve"> Ek software (Compiler) us code ko check </w:t>
-      </w:r>
-      <w:proofErr w:type="spellStart"/>
-      <w:r>
-        <w:t>karke</w:t>
-      </w:r>
-      <w:proofErr w:type="spellEnd"/>
-      <w:r>
-        <w:t xml:space="preserve"> </w:t>
+        <w:t xml:space="preserve"> Ek software (Compiler) us code ko check karke </w:t>
       </w:r>
       <w:r>
         <w:rPr>
@@ -2172,23 +647,7 @@
         <w:t>Binaries</w:t>
       </w:r>
       <w:r>
-        <w:t xml:space="preserve"> (.exe file) </w:t>
-      </w:r>
-      <w:proofErr w:type="spellStart"/>
-      <w:r>
-        <w:t>banata</w:t>
-      </w:r>
-      <w:proofErr w:type="spellEnd"/>
-      <w:r>
-        <w:t xml:space="preserve"> </w:t>
-      </w:r>
-      <w:proofErr w:type="spellStart"/>
-      <w:r>
-        <w:t>hai</w:t>
-      </w:r>
-      <w:proofErr w:type="spellEnd"/>
-      <w:r>
-        <w:t>.</w:t>
+        <w:t xml:space="preserve"> (.exe file) banata hai.</w:t>
       </w:r>
     </w:p>
     <w:p>
@@ -2206,31 +665,7 @@
         <w:t>Output:</w:t>
       </w:r>
       <w:r>
-        <w:t xml:space="preserve"> </w:t>
-      </w:r>
-      <w:proofErr w:type="spellStart"/>
-      <w:r>
-        <w:t>Aap</w:t>
-      </w:r>
-      <w:proofErr w:type="spellEnd"/>
-      <w:r>
-        <w:t xml:space="preserve"> us binary file ko run </w:t>
-      </w:r>
-      <w:proofErr w:type="spellStart"/>
-      <w:r>
-        <w:t>karke</w:t>
-      </w:r>
-      <w:proofErr w:type="spellEnd"/>
-      <w:r>
-        <w:t xml:space="preserve"> result </w:t>
-      </w:r>
-      <w:proofErr w:type="spellStart"/>
-      <w:r>
-        <w:t>dekhte</w:t>
-      </w:r>
-      <w:proofErr w:type="spellEnd"/>
-      <w:r>
-        <w:t xml:space="preserve"> ho.</w:t>
+        <w:t xml:space="preserve"> Aap us binary file ko run karke result dekhte ho.</w:t>
       </w:r>
     </w:p>
     <w:p>
@@ -2257,23 +692,7 @@
         <w:t>Compiler:</w:t>
       </w:r>
       <w:r>
-        <w:t xml:space="preserve"> Windows </w:t>
-      </w:r>
-      <w:proofErr w:type="spellStart"/>
-      <w:r>
-        <w:t>ke</w:t>
-      </w:r>
-      <w:proofErr w:type="spellEnd"/>
-      <w:r>
-        <w:t xml:space="preserve"> </w:t>
-      </w:r>
-      <w:proofErr w:type="spellStart"/>
-      <w:r>
-        <w:t>liye</w:t>
-      </w:r>
-      <w:proofErr w:type="spellEnd"/>
-      <w:r>
-        <w:t xml:space="preserve"> </w:t>
+        <w:t xml:space="preserve"> Windows ke liye </w:t>
       </w:r>
       <w:r>
         <w:rPr>
@@ -2283,15 +702,7 @@
         <w:t>MinGW</w:t>
       </w:r>
       <w:r>
-        <w:t xml:space="preserve"> </w:t>
-      </w:r>
-      <w:proofErr w:type="spellStart"/>
-      <w:r>
-        <w:t>ya</w:t>
-      </w:r>
-      <w:proofErr w:type="spellEnd"/>
-      <w:r>
-        <w:t xml:space="preserve"> </w:t>
+        <w:t xml:space="preserve"> ya </w:t>
       </w:r>
       <w:r>
         <w:rPr>
@@ -2301,23 +712,7 @@
         <w:t>Visual Studio</w:t>
       </w:r>
       <w:r>
-        <w:t xml:space="preserve"> (Community Edition). Mac </w:t>
-      </w:r>
-      <w:proofErr w:type="spellStart"/>
-      <w:r>
-        <w:t>ke</w:t>
-      </w:r>
-      <w:proofErr w:type="spellEnd"/>
-      <w:r>
-        <w:t xml:space="preserve"> </w:t>
-      </w:r>
-      <w:proofErr w:type="spellStart"/>
-      <w:r>
-        <w:t>liye</w:t>
-      </w:r>
-      <w:proofErr w:type="spellEnd"/>
-      <w:r>
-        <w:t xml:space="preserve"> </w:t>
+        <w:t xml:space="preserve"> (Community Edition). Mac ke liye </w:t>
       </w:r>
       <w:r>
         <w:rPr>
@@ -2355,58 +750,21 @@
         <w:t>VS Code</w:t>
       </w:r>
       <w:r>
-        <w:t xml:space="preserve"> best </w:t>
-      </w:r>
-      <w:proofErr w:type="spellStart"/>
-      <w:r>
-        <w:t>hai</w:t>
-      </w:r>
-      <w:proofErr w:type="spellEnd"/>
-      <w:r>
-        <w:t xml:space="preserve">. </w:t>
-      </w:r>
-      <w:proofErr w:type="spellStart"/>
-      <w:r>
-        <w:t>Ismein</w:t>
-      </w:r>
-      <w:proofErr w:type="spellEnd"/>
-      <w:r>
-        <w:t xml:space="preserve"> C/C++ extension pack aur Code Runner install </w:t>
-      </w:r>
-      <w:proofErr w:type="spellStart"/>
-      <w:r>
-        <w:t>karna</w:t>
-      </w:r>
-      <w:proofErr w:type="spellEnd"/>
-      <w:r>
-        <w:t xml:space="preserve"> </w:t>
-      </w:r>
-      <w:proofErr w:type="spellStart"/>
-      <w:r>
-        <w:t>zaroori</w:t>
-      </w:r>
-      <w:proofErr w:type="spellEnd"/>
-      <w:r>
-        <w:t xml:space="preserve"> </w:t>
-      </w:r>
-      <w:proofErr w:type="spellStart"/>
-      <w:r>
-        <w:t>hai</w:t>
-      </w:r>
-      <w:proofErr w:type="spellEnd"/>
-      <w:r>
-        <w:t>.</w:t>
+        <w:t xml:space="preserve"> best hai. Ismein C/C++ extension pack aur Code Runner install karna zaroori hai.</w:t>
       </w:r>
     </w:p>
     <w:p>
       <w:r>
         <w:pict w14:anchorId="44D14593">
-          <v:rect id="_x0000_i1029" style="width:0;height:1.5pt" o:hralign="center" o:hrstd="t" o:hr="t" fillcolor="#a0a0a0" stroked="f"/>
+          <v:rect id="_x0000_i1030" style="width:0;height:1.5pt" o:hralign="center" o:hrstd="t" o:hr="t" fillcolor="#a0a0a0" stroked="f"/>
         </w:pict>
       </w:r>
     </w:p>
     <w:p>
       <w:r>
+        <w:rPr>
+          <w:noProof/>
+        </w:rPr>
         <w:drawing>
           <wp:inline distT="0" distB="0" distL="0" distR="0" wp14:anchorId="6D413A70" wp14:editId="7A6BC828">
             <wp:extent cx="5706271" cy="2286319"/>
@@ -2460,71 +818,7 @@
         <w:t>#include &lt;iostream&gt;:</w:t>
       </w:r>
       <w:r>
-        <w:t xml:space="preserve"> Iske </w:t>
-      </w:r>
-      <w:proofErr w:type="spellStart"/>
-      <w:r>
-        <w:t>bina</w:t>
-      </w:r>
-      <w:proofErr w:type="spellEnd"/>
-      <w:r>
-        <w:t xml:space="preserve"> </w:t>
-      </w:r>
-      <w:proofErr w:type="spellStart"/>
-      <w:r>
-        <w:t>aap</w:t>
-      </w:r>
-      <w:proofErr w:type="spellEnd"/>
-      <w:r>
-        <w:t xml:space="preserve"> </w:t>
-      </w:r>
-      <w:proofErr w:type="spellStart"/>
-      <w:r>
-        <w:t>cout</w:t>
-      </w:r>
-      <w:proofErr w:type="spellEnd"/>
-      <w:r>
-        <w:t xml:space="preserve"> (print) </w:t>
-      </w:r>
-      <w:proofErr w:type="spellStart"/>
-      <w:r>
-        <w:t>ya</w:t>
-      </w:r>
-      <w:proofErr w:type="spellEnd"/>
-      <w:r>
-        <w:t xml:space="preserve"> </w:t>
-      </w:r>
-      <w:proofErr w:type="spellStart"/>
-      <w:r>
-        <w:t>cin</w:t>
-      </w:r>
-      <w:proofErr w:type="spellEnd"/>
-      <w:r>
-        <w:t xml:space="preserve"> (input) use </w:t>
-      </w:r>
-      <w:proofErr w:type="spellStart"/>
-      <w:r>
-        <w:t>nahi</w:t>
-      </w:r>
-      <w:proofErr w:type="spellEnd"/>
-      <w:r>
-        <w:t xml:space="preserve"> </w:t>
-      </w:r>
-      <w:proofErr w:type="spellStart"/>
-      <w:r>
-        <w:t>kar</w:t>
-      </w:r>
-      <w:proofErr w:type="spellEnd"/>
-      <w:r>
-        <w:t xml:space="preserve"> </w:t>
-      </w:r>
-      <w:proofErr w:type="spellStart"/>
-      <w:r>
-        <w:t>sakte</w:t>
-      </w:r>
-      <w:proofErr w:type="spellEnd"/>
-      <w:r>
-        <w:t>.</w:t>
+        <w:t xml:space="preserve"> Iske bina aap cout (print) ya cin (input) use nahi kar sakte.</w:t>
       </w:r>
     </w:p>
     <w:p>
@@ -2540,103 +834,10 @@
           <w:b/>
           <w:bCs/>
         </w:rPr>
-        <w:t xml:space="preserve">Semi-colon </w:t>
-      </w:r>
-      <w:proofErr w:type="gramStart"/>
-      <w:r>
-        <w:rPr>
-          <w:b/>
-          <w:bCs/>
-        </w:rPr>
-        <w:t>( ;</w:t>
-      </w:r>
-      <w:proofErr w:type="gramEnd"/>
-      <w:r>
-        <w:rPr>
-          <w:b/>
-          <w:bCs/>
-        </w:rPr>
-        <w:t xml:space="preserve"> ):</w:t>
-      </w:r>
-      <w:r>
-        <w:t xml:space="preserve"> C++ </w:t>
-      </w:r>
-      <w:proofErr w:type="spellStart"/>
-      <w:r>
-        <w:t>mein</w:t>
-      </w:r>
-      <w:proofErr w:type="spellEnd"/>
-      <w:r>
-        <w:t xml:space="preserve"> </w:t>
-      </w:r>
-      <w:proofErr w:type="spellStart"/>
-      <w:r>
-        <w:t>har</w:t>
-      </w:r>
-      <w:proofErr w:type="spellEnd"/>
-      <w:r>
-        <w:t xml:space="preserve"> statement </w:t>
-      </w:r>
-      <w:proofErr w:type="spellStart"/>
-      <w:r>
-        <w:t>ke</w:t>
-      </w:r>
-      <w:proofErr w:type="spellEnd"/>
-      <w:r>
-        <w:t xml:space="preserve"> </w:t>
-      </w:r>
-      <w:proofErr w:type="spellStart"/>
-      <w:proofErr w:type="gramStart"/>
-      <w:r>
-        <w:t>baad</w:t>
-      </w:r>
-      <w:proofErr w:type="spellEnd"/>
-      <w:r>
-        <w:t xml:space="preserve"> ;</w:t>
-      </w:r>
-      <w:proofErr w:type="gramEnd"/>
-      <w:r>
-        <w:t xml:space="preserve"> </w:t>
-      </w:r>
-      <w:proofErr w:type="spellStart"/>
-      <w:r>
-        <w:t>lagana</w:t>
-      </w:r>
-      <w:proofErr w:type="spellEnd"/>
-      <w:r>
-        <w:t xml:space="preserve"> compulsory </w:t>
-      </w:r>
-      <w:proofErr w:type="spellStart"/>
-      <w:r>
-        <w:t>hai</w:t>
-      </w:r>
-      <w:proofErr w:type="spellEnd"/>
-      <w:r>
-        <w:t xml:space="preserve">, varna compiler </w:t>
-      </w:r>
-      <w:proofErr w:type="spellStart"/>
-      <w:r>
-        <w:t>gussa</w:t>
-      </w:r>
-      <w:proofErr w:type="spellEnd"/>
-      <w:r>
-        <w:t xml:space="preserve"> </w:t>
-      </w:r>
-      <w:proofErr w:type="spellStart"/>
-      <w:r>
-        <w:t>ho</w:t>
-      </w:r>
-      <w:proofErr w:type="spellEnd"/>
-      <w:r>
-        <w:t xml:space="preserve"> </w:t>
-      </w:r>
-      <w:proofErr w:type="spellStart"/>
-      <w:r>
-        <w:t>jayega</w:t>
-      </w:r>
-      <w:proofErr w:type="spellEnd"/>
-      <w:r>
-        <w:t>.</w:t>
+        <w:t>Semi-colon ( ; ):</w:t>
+      </w:r>
+      <w:r>
+        <w:t xml:space="preserve"> C++ mein har statement ke baad ; lagana compulsory hai, varna compiler gussa ho jayega.</w:t>
       </w:r>
     </w:p>
     <w:p>
@@ -2655,90 +856,13 @@
         <w:t>using namespace std:</w:t>
       </w:r>
       <w:r>
-        <w:t xml:space="preserve"> Ye shortcut </w:t>
-      </w:r>
-      <w:proofErr w:type="spellStart"/>
-      <w:r>
-        <w:t>hai</w:t>
-      </w:r>
-      <w:proofErr w:type="spellEnd"/>
-      <w:r>
-        <w:t xml:space="preserve">, </w:t>
-      </w:r>
-      <w:proofErr w:type="spellStart"/>
-      <w:r>
-        <w:t>taaki</w:t>
-      </w:r>
-      <w:proofErr w:type="spellEnd"/>
-      <w:r>
-        <w:t xml:space="preserve"> </w:t>
-      </w:r>
-      <w:proofErr w:type="spellStart"/>
-      <w:r>
-        <w:t>humein</w:t>
-      </w:r>
-      <w:proofErr w:type="spellEnd"/>
-      <w:r>
-        <w:t xml:space="preserve"> </w:t>
-      </w:r>
-      <w:proofErr w:type="spellStart"/>
-      <w:r>
-        <w:t>har</w:t>
-      </w:r>
-      <w:proofErr w:type="spellEnd"/>
-      <w:r>
-        <w:t xml:space="preserve"> </w:t>
-      </w:r>
-      <w:proofErr w:type="spellStart"/>
-      <w:r>
-        <w:t>baar</w:t>
-      </w:r>
-      <w:proofErr w:type="spellEnd"/>
-      <w:r>
-        <w:t xml:space="preserve"> </w:t>
-      </w:r>
-      <w:proofErr w:type="gramStart"/>
-      <w:r>
-        <w:t>std::</w:t>
-      </w:r>
-      <w:proofErr w:type="spellStart"/>
-      <w:proofErr w:type="gramEnd"/>
-      <w:r>
-        <w:t>cout</w:t>
-      </w:r>
-      <w:proofErr w:type="spellEnd"/>
-      <w:r>
-        <w:t xml:space="preserve"> </w:t>
-      </w:r>
-      <w:proofErr w:type="spellStart"/>
-      <w:r>
-        <w:t>na</w:t>
-      </w:r>
-      <w:proofErr w:type="spellEnd"/>
-      <w:r>
-        <w:t xml:space="preserve"> </w:t>
-      </w:r>
-      <w:proofErr w:type="spellStart"/>
-      <w:r>
-        <w:t>likhna</w:t>
-      </w:r>
-      <w:proofErr w:type="spellEnd"/>
-      <w:r>
-        <w:t xml:space="preserve"> </w:t>
-      </w:r>
-      <w:proofErr w:type="spellStart"/>
-      <w:r>
-        <w:t>pade</w:t>
-      </w:r>
-      <w:proofErr w:type="spellEnd"/>
-      <w:r>
-        <w:t>.</w:t>
+        <w:t xml:space="preserve"> Ye shortcut hai, taaki humein har baar std::cout na likhna pade.</w:t>
       </w:r>
     </w:p>
     <w:p>
       <w:r>
         <w:pict w14:anchorId="768734E4">
-          <v:rect id="_x0000_i1030" style="width:0;height:1.5pt" o:hralign="center" o:hrstd="t" o:hr="t" fillcolor="#a0a0a0" stroked="f"/>
+          <v:rect id="_x0000_i1031" style="width:0;height:1.5pt" o:hralign="center" o:hrstd="t" o:hr="t" fillcolor="#a0a0a0" stroked="f"/>
         </w:pict>
       </w:r>
     </w:p>
@@ -2751,55 +875,7 @@
         <w:t>Extra Insight for Game Dev:</w:t>
       </w:r>
       <w:r>
-        <w:t xml:space="preserve"> C++ </w:t>
-      </w:r>
-      <w:proofErr w:type="spellStart"/>
-      <w:r>
-        <w:t>seekhne</w:t>
-      </w:r>
-      <w:proofErr w:type="spellEnd"/>
-      <w:r>
-        <w:t xml:space="preserve"> ka </w:t>
-      </w:r>
-      <w:proofErr w:type="spellStart"/>
-      <w:r>
-        <w:t>sabse</w:t>
-      </w:r>
-      <w:proofErr w:type="spellEnd"/>
-      <w:r>
-        <w:t xml:space="preserve"> </w:t>
-      </w:r>
-      <w:proofErr w:type="spellStart"/>
-      <w:r>
-        <w:t>bada</w:t>
-      </w:r>
-      <w:proofErr w:type="spellEnd"/>
-      <w:r>
-        <w:t xml:space="preserve"> </w:t>
-      </w:r>
-      <w:proofErr w:type="spellStart"/>
-      <w:r>
-        <w:t>fayda</w:t>
-      </w:r>
-      <w:proofErr w:type="spellEnd"/>
-      <w:r>
-        <w:t xml:space="preserve"> ye </w:t>
-      </w:r>
-      <w:proofErr w:type="spellStart"/>
-      <w:r>
-        <w:t>hai</w:t>
-      </w:r>
-      <w:proofErr w:type="spellEnd"/>
-      <w:r>
-        <w:t xml:space="preserve"> ki </w:t>
-      </w:r>
-      <w:proofErr w:type="spellStart"/>
-      <w:r>
-        <w:t>tumhein</w:t>
-      </w:r>
-      <w:proofErr w:type="spellEnd"/>
-      <w:r>
-        <w:t xml:space="preserve"> </w:t>
+        <w:t xml:space="preserve"> C++ seekhne ka sabse bada fayda ye hai ki tumhein </w:t>
       </w:r>
       <w:r>
         <w:rPr>
@@ -2809,171 +885,11 @@
         <w:t>Memory Reference</w:t>
       </w:r>
       <w:r>
-        <w:t xml:space="preserve"> ki </w:t>
-      </w:r>
-      <w:proofErr w:type="spellStart"/>
-      <w:r>
-        <w:t>samajh</w:t>
-      </w:r>
-      <w:proofErr w:type="spellEnd"/>
-      <w:r>
-        <w:t xml:space="preserve"> aa </w:t>
-      </w:r>
-      <w:proofErr w:type="spellStart"/>
-      <w:r>
-        <w:t>jayegi</w:t>
-      </w:r>
-      <w:proofErr w:type="spellEnd"/>
-      <w:r>
-        <w:t xml:space="preserve">. Jab tum Unity </w:t>
-      </w:r>
-      <w:proofErr w:type="spellStart"/>
-      <w:r>
-        <w:t>ke</w:t>
-      </w:r>
-      <w:proofErr w:type="spellEnd"/>
-      <w:r>
-        <w:t xml:space="preserve"> </w:t>
-      </w:r>
-      <w:proofErr w:type="spellStart"/>
-      <w:r>
-        <w:t>liye</w:t>
-      </w:r>
-      <w:proofErr w:type="spellEnd"/>
-      <w:r>
-        <w:t xml:space="preserve"> C# </w:t>
-      </w:r>
-      <w:proofErr w:type="spellStart"/>
-      <w:r>
-        <w:t>ya</w:t>
-      </w:r>
-      <w:proofErr w:type="spellEnd"/>
-      <w:r>
-        <w:t xml:space="preserve"> Unreal </w:t>
-      </w:r>
-      <w:proofErr w:type="spellStart"/>
-      <w:r>
-        <w:t>ke</w:t>
-      </w:r>
-      <w:proofErr w:type="spellEnd"/>
-      <w:r>
-        <w:t xml:space="preserve"> </w:t>
-      </w:r>
-      <w:proofErr w:type="spellStart"/>
-      <w:r>
-        <w:t>liye</w:t>
-      </w:r>
-      <w:proofErr w:type="spellEnd"/>
-      <w:r>
-        <w:t xml:space="preserve"> C++ </w:t>
-      </w:r>
-      <w:proofErr w:type="spellStart"/>
-      <w:r>
-        <w:t>karoge</w:t>
-      </w:r>
-      <w:proofErr w:type="spellEnd"/>
-      <w:r>
-        <w:t xml:space="preserve">, </w:t>
-      </w:r>
-      <w:proofErr w:type="spellStart"/>
-      <w:r>
-        <w:t>toh</w:t>
-      </w:r>
-      <w:proofErr w:type="spellEnd"/>
-      <w:r>
-        <w:t xml:space="preserve"> </w:t>
-      </w:r>
-      <w:proofErr w:type="spellStart"/>
-      <w:r>
-        <w:t>tumhein</w:t>
-      </w:r>
-      <w:proofErr w:type="spellEnd"/>
-      <w:r>
-        <w:t xml:space="preserve"> </w:t>
-      </w:r>
-      <w:proofErr w:type="spellStart"/>
-      <w:r>
-        <w:t>pata</w:t>
-      </w:r>
-      <w:proofErr w:type="spellEnd"/>
-      <w:r>
-        <w:t xml:space="preserve"> </w:t>
-      </w:r>
-      <w:proofErr w:type="spellStart"/>
-      <w:r>
-        <w:t>hoga</w:t>
-      </w:r>
-      <w:proofErr w:type="spellEnd"/>
-      <w:r>
-        <w:t xml:space="preserve"> ki variable </w:t>
-      </w:r>
-      <w:proofErr w:type="spellStart"/>
-      <w:r>
-        <w:t>piche</w:t>
-      </w:r>
-      <w:proofErr w:type="spellEnd"/>
-      <w:r>
-        <w:t xml:space="preserve"> RAM </w:t>
-      </w:r>
-      <w:proofErr w:type="spellStart"/>
-      <w:r>
-        <w:t>mein</w:t>
-      </w:r>
-      <w:proofErr w:type="spellEnd"/>
-      <w:r>
-        <w:t xml:space="preserve"> </w:t>
-      </w:r>
-      <w:proofErr w:type="spellStart"/>
-      <w:r>
-        <w:t>kaise</w:t>
-      </w:r>
-      <w:proofErr w:type="spellEnd"/>
-      <w:r>
-        <w:t xml:space="preserve"> store </w:t>
-      </w:r>
-      <w:proofErr w:type="spellStart"/>
-      <w:r>
-        <w:t>ho</w:t>
-      </w:r>
-      <w:proofErr w:type="spellEnd"/>
-      <w:r>
-        <w:t xml:space="preserve"> </w:t>
-      </w:r>
-      <w:proofErr w:type="spellStart"/>
-      <w:r>
-        <w:t>raha</w:t>
-      </w:r>
-      <w:proofErr w:type="spellEnd"/>
-      <w:r>
-        <w:t xml:space="preserve"> </w:t>
-      </w:r>
-      <w:proofErr w:type="spellStart"/>
-      <w:r>
-        <w:t>hai</w:t>
-      </w:r>
-      <w:proofErr w:type="spellEnd"/>
-      <w:r>
-        <w:t xml:space="preserve">. Isse </w:t>
-      </w:r>
-      <w:proofErr w:type="spellStart"/>
-      <w:r>
-        <w:t>tumhare</w:t>
-      </w:r>
-      <w:proofErr w:type="spellEnd"/>
-      <w:r>
-        <w:t xml:space="preserve"> games "lag-free" </w:t>
-      </w:r>
-      <w:proofErr w:type="spellStart"/>
-      <w:r>
-        <w:t>banenge</w:t>
-      </w:r>
-      <w:proofErr w:type="spellEnd"/>
-      <w:r>
-        <w:t>!</w:t>
+        <w:t xml:space="preserve"> ki samajh aa jayegi. Jab tum Unity ke liye C# ya Unreal ke liye C++ karoge, toh tumhein pata hoga ki variable piche RAM mein kaise store ho raha hai. Isse tumhare games "lag-free" banenge!</w:t>
       </w:r>
       <w:r>
         <w:pict w14:anchorId="4EB13B0C">
-          <v:rect id="_x0000_i1031" style="width:0;height:1.5pt" o:hralign="center" o:hrstd="t" o:hr="t" fillcolor="#a0a0a0" stroked="f"/>
+          <v:rect id="_x0000_i1032" style="width:0;height:1.5pt" o:hralign="center" o:hrstd="t" o:hr="t" fillcolor="#a0a0a0" stroked="f"/>
         </w:pict>
       </w:r>
     </w:p>
@@ -2996,9 +912,8 @@
           <w:u w:val="single"/>
         </w:rPr>
         <w:lastRenderedPageBreak/>
-        <w:t xml:space="preserve">C++ </w:t>
-      </w:r>
-      <w:proofErr w:type="gramStart"/>
+        <w:t>C++ NOTES(</w:t>
+      </w:r>
       <w:r>
         <w:rPr>
           <w:b/>
@@ -3007,9 +922,8 @@
           <w:szCs w:val="36"/>
           <w:u w:val="single"/>
         </w:rPr>
-        <w:t>NOTES(</w:t>
-      </w:r>
-      <w:proofErr w:type="gramEnd"/>
+        <w:t>CHAPTER</w:t>
+      </w:r>
       <w:r>
         <w:rPr>
           <w:b/>
@@ -3018,7 +932,7 @@
           <w:szCs w:val="36"/>
           <w:u w:val="single"/>
         </w:rPr>
-        <w:t>CHAPTER</w:t>
+        <w:t xml:space="preserve"> </w:t>
       </w:r>
       <w:r>
         <w:rPr>
@@ -3028,21 +942,14 @@
           <w:szCs w:val="36"/>
           <w:u w:val="single"/>
         </w:rPr>
-        <w:t xml:space="preserve"> </w:t>
-      </w:r>
-      <w:r>
-        <w:rPr>
-          <w:b/>
-          <w:bCs/>
-          <w:sz w:val="36"/>
-          <w:szCs w:val="36"/>
-          <w:u w:val="single"/>
-        </w:rPr>
         <w:t>2)</w:t>
       </w:r>
     </w:p>
     <w:p>
       <w:r>
+        <w:rPr>
+          <w:noProof/>
+        </w:rPr>
         <w:drawing>
           <wp:inline distT="0" distB="0" distL="0" distR="0" wp14:anchorId="6C125F1C" wp14:editId="20BF8A9E">
             <wp:extent cx="5731510" cy="3509010"/>
@@ -3082,91 +989,11 @@
     </w:p>
     <w:p>
       <w:r>
-        <w:t xml:space="preserve">C++ ka </w:t>
-      </w:r>
-      <w:proofErr w:type="spellStart"/>
-      <w:r>
-        <w:t>har</w:t>
-      </w:r>
-      <w:proofErr w:type="spellEnd"/>
-      <w:r>
-        <w:t xml:space="preserve"> program ek specific </w:t>
-      </w:r>
-      <w:proofErr w:type="spellStart"/>
-      <w:r>
-        <w:t>dhanchay</w:t>
-      </w:r>
-      <w:proofErr w:type="spellEnd"/>
-      <w:r>
-        <w:t xml:space="preserve"> (structure) </w:t>
-      </w:r>
-      <w:proofErr w:type="spellStart"/>
-      <w:r>
-        <w:t>mein</w:t>
-      </w:r>
-      <w:proofErr w:type="spellEnd"/>
-      <w:r>
-        <w:t xml:space="preserve"> </w:t>
-      </w:r>
-      <w:proofErr w:type="spellStart"/>
-      <w:r>
-        <w:t>likha</w:t>
-      </w:r>
-      <w:proofErr w:type="spellEnd"/>
-      <w:r>
-        <w:t xml:space="preserve"> </w:t>
-      </w:r>
-      <w:proofErr w:type="spellStart"/>
-      <w:r>
-        <w:t>jata</w:t>
-      </w:r>
-      <w:proofErr w:type="spellEnd"/>
-      <w:r>
-        <w:t xml:space="preserve"> </w:t>
-      </w:r>
-      <w:proofErr w:type="spellStart"/>
-      <w:r>
-        <w:t>hai</w:t>
-      </w:r>
-      <w:proofErr w:type="spellEnd"/>
-      <w:r>
-        <w:t xml:space="preserve">. Agar ek </w:t>
-      </w:r>
-      <w:proofErr w:type="spellStart"/>
-      <w:r>
-        <w:t>bhi</w:t>
-      </w:r>
-      <w:proofErr w:type="spellEnd"/>
-      <w:r>
-        <w:t xml:space="preserve"> </w:t>
-      </w:r>
-      <w:proofErr w:type="spellStart"/>
-      <w:r>
-        <w:t>cheez</w:t>
-      </w:r>
-      <w:proofErr w:type="spellEnd"/>
-      <w:r>
-        <w:t xml:space="preserve"> miss hui, </w:t>
-      </w:r>
-      <w:proofErr w:type="spellStart"/>
-      <w:r>
-        <w:t>toh</w:t>
-      </w:r>
-      <w:proofErr w:type="spellEnd"/>
-      <w:r>
-        <w:t xml:space="preserve"> compiler error de </w:t>
-      </w:r>
-      <w:proofErr w:type="spellStart"/>
-      <w:r>
-        <w:t>dega</w:t>
-      </w:r>
-      <w:proofErr w:type="spellEnd"/>
-      <w:r>
-        <w:t>.</w:t>
+        <w:t>C++ ka har program ek specific dhanchay (structure) mein likha jata hai. Agar ek bhi cheez miss hui, toh compiler error de dega.</w:t>
       </w:r>
       <w:r>
         <w:pict w14:anchorId="3E40E8A8">
-          <v:rect id="_x0000_i1035" style="width:0;height:1.5pt" o:hralign="center" o:hrstd="t" o:hr="t" fillcolor="#a0a0a0" stroked="f"/>
+          <v:rect id="_x0000_i1033" style="width:0;height:1.5pt" o:hralign="center" o:hrstd="t" o:hr="t" fillcolor="#a0a0a0" stroked="f"/>
         </w:pict>
       </w:r>
     </w:p>
@@ -3187,6 +1014,9 @@
     </w:p>
     <w:p>
       <w:r>
+        <w:rPr>
+          <w:noProof/>
+        </w:rPr>
         <w:drawing>
           <wp:inline distT="0" distB="0" distL="0" distR="0" wp14:anchorId="21E8F3B2" wp14:editId="00D9B202">
             <wp:extent cx="5572903" cy="1724266"/>
@@ -3225,7 +1055,7 @@
       </w:r>
       <w:r>
         <w:pict w14:anchorId="27CEEC2F">
-          <v:rect id="_x0000_i1033" style="width:0;height:1.5pt" o:hralign="center" o:hrstd="t" o:hr="t" fillcolor="#a0a0a0" stroked="f"/>
+          <v:rect id="_x0000_i1034" style="width:0;height:1.5pt" o:hralign="center" o:hrstd="t" o:hr="t" fillcolor="#a0a0a0" stroked="f"/>
         </w:pict>
       </w:r>
     </w:p>
@@ -3306,6 +1136,7 @@
         <w:rPr>
           <w:b/>
           <w:bCs/>
+          <w:noProof/>
         </w:rPr>
         <w:drawing>
           <wp:inline distT="0" distB="0" distL="0" distR="0" wp14:anchorId="4E6F2464" wp14:editId="28012A45">
@@ -3345,7 +1176,7 @@
       </w:r>
       <w:r>
         <w:pict w14:anchorId="5E2DA9CD">
-          <v:rect id="_x0000_i1038" style="width:0;height:1.5pt" o:hralign="center" o:hrstd="t" o:hr="t" fillcolor="#a0a0a0" stroked="f"/>
+          <v:rect id="_x0000_i1035" style="width:0;height:1.5pt" o:hralign="center" o:hrstd="t" o:hr="t" fillcolor="#a0a0a0" stroked="f"/>
         </w:pict>
       </w:r>
     </w:p>
@@ -3376,50 +1207,10 @@
           <w:b/>
           <w:bCs/>
         </w:rPr>
-        <w:t xml:space="preserve">Kya </w:t>
-      </w:r>
-      <w:proofErr w:type="spellStart"/>
-      <w:r>
-        <w:rPr>
-          <w:b/>
-          <w:bCs/>
-        </w:rPr>
-        <w:t>hai</w:t>
-      </w:r>
-      <w:proofErr w:type="spellEnd"/>
-      <w:r>
-        <w:rPr>
-          <w:b/>
-          <w:bCs/>
-        </w:rPr>
-        <w:t>?</w:t>
-      </w:r>
-      <w:r>
-        <w:t xml:space="preserve"> #include &lt;iostream&gt; program ki </w:t>
-      </w:r>
-      <w:proofErr w:type="spellStart"/>
-      <w:r>
-        <w:t>pehli</w:t>
-      </w:r>
-      <w:proofErr w:type="spellEnd"/>
-      <w:r>
-        <w:t xml:space="preserve"> line </w:t>
-      </w:r>
-      <w:proofErr w:type="spellStart"/>
-      <w:r>
-        <w:t>hoti</w:t>
-      </w:r>
-      <w:proofErr w:type="spellEnd"/>
-      <w:r>
-        <w:t xml:space="preserve"> </w:t>
-      </w:r>
-      <w:proofErr w:type="spellStart"/>
-      <w:r>
-        <w:t>hai</w:t>
-      </w:r>
-      <w:proofErr w:type="spellEnd"/>
-      <w:r>
-        <w:t>.</w:t>
+        <w:t>Kya hai?</w:t>
+      </w:r>
+      <w:r>
+        <w:t xml:space="preserve"> #include &lt;iostream&gt; program ki pehli line hoti hai.</w:t>
       </w:r>
     </w:p>
     <w:p>
@@ -3437,63 +1228,7 @@
         <w:t>Code Detail:</w:t>
       </w:r>
       <w:r>
-        <w:t xml:space="preserve"> # ka </w:t>
-      </w:r>
-      <w:proofErr w:type="spellStart"/>
-      <w:r>
-        <w:t>matlab</w:t>
-      </w:r>
-      <w:proofErr w:type="spellEnd"/>
-      <w:r>
-        <w:t xml:space="preserve"> </w:t>
-      </w:r>
-      <w:proofErr w:type="spellStart"/>
-      <w:r>
-        <w:t>hai</w:t>
-      </w:r>
-      <w:proofErr w:type="spellEnd"/>
-      <w:r>
-        <w:t xml:space="preserve"> preprocessor (jo compilation se </w:t>
-      </w:r>
-      <w:proofErr w:type="spellStart"/>
-      <w:r>
-        <w:t>pehle</w:t>
-      </w:r>
-      <w:proofErr w:type="spellEnd"/>
-      <w:r>
-        <w:t xml:space="preserve"> run </w:t>
-      </w:r>
-      <w:proofErr w:type="spellStart"/>
-      <w:r>
-        <w:t>hota</w:t>
-      </w:r>
-      <w:proofErr w:type="spellEnd"/>
-      <w:r>
-        <w:t xml:space="preserve"> </w:t>
-      </w:r>
-      <w:proofErr w:type="spellStart"/>
-      <w:r>
-        <w:t>hai</w:t>
-      </w:r>
-      <w:proofErr w:type="spellEnd"/>
-      <w:r>
-        <w:t xml:space="preserve">). iostream ka </w:t>
-      </w:r>
-      <w:proofErr w:type="spellStart"/>
-      <w:r>
-        <w:t>matlab</w:t>
-      </w:r>
-      <w:proofErr w:type="spellEnd"/>
-      <w:r>
-        <w:t xml:space="preserve"> </w:t>
-      </w:r>
-      <w:proofErr w:type="spellStart"/>
-      <w:r>
-        <w:t>hai</w:t>
-      </w:r>
-      <w:proofErr w:type="spellEnd"/>
-      <w:r>
-        <w:t xml:space="preserve"> </w:t>
+        <w:t xml:space="preserve"> # ka matlab hai preprocessor (jo compilation se pehle run hota hai). iostream ka matlab hai </w:t>
       </w:r>
       <w:r>
         <w:rPr>
@@ -3518,132 +1253,23 @@
           <w:b/>
           <w:bCs/>
         </w:rPr>
-        <w:t xml:space="preserve">Kyun </w:t>
-      </w:r>
-      <w:proofErr w:type="spellStart"/>
-      <w:r>
-        <w:rPr>
-          <w:b/>
-          <w:bCs/>
-        </w:rPr>
-        <w:t>chahiye</w:t>
-      </w:r>
-      <w:proofErr w:type="spellEnd"/>
-      <w:r>
-        <w:rPr>
-          <w:b/>
-          <w:bCs/>
-        </w:rPr>
-        <w:t>?</w:t>
-      </w:r>
-      <w:r>
-        <w:t xml:space="preserve"> Agar </w:t>
-      </w:r>
-      <w:proofErr w:type="spellStart"/>
-      <w:r>
-        <w:t>tumhe</w:t>
-      </w:r>
-      <w:proofErr w:type="spellEnd"/>
-      <w:r>
-        <w:t xml:space="preserve"> screen par </w:t>
-      </w:r>
-      <w:proofErr w:type="spellStart"/>
-      <w:r>
-        <w:t>kuch</w:t>
-      </w:r>
-      <w:proofErr w:type="spellEnd"/>
-      <w:r>
-        <w:t xml:space="preserve"> print </w:t>
-      </w:r>
-      <w:proofErr w:type="spellStart"/>
-      <w:r>
-        <w:t>karna</w:t>
-      </w:r>
-      <w:proofErr w:type="spellEnd"/>
-      <w:r>
-        <w:t xml:space="preserve"> </w:t>
-      </w:r>
-      <w:proofErr w:type="spellStart"/>
-      <w:r>
-        <w:t>hai</w:t>
-      </w:r>
-      <w:proofErr w:type="spellEnd"/>
-      <w:r>
-        <w:t xml:space="preserve"> (</w:t>
-      </w:r>
-      <w:proofErr w:type="spellStart"/>
-      <w:r>
-        <w:t>cout</w:t>
-      </w:r>
-      <w:proofErr w:type="spellEnd"/>
-      <w:r>
-        <w:t xml:space="preserve">) </w:t>
-      </w:r>
-      <w:proofErr w:type="spellStart"/>
-      <w:r>
-        <w:t>ya</w:t>
-      </w:r>
-      <w:proofErr w:type="spellEnd"/>
-      <w:r>
-        <w:t xml:space="preserve"> user se </w:t>
-      </w:r>
-      <w:proofErr w:type="spellStart"/>
-      <w:r>
-        <w:t>kuch</w:t>
-      </w:r>
-      <w:proofErr w:type="spellEnd"/>
-      <w:r>
-        <w:t xml:space="preserve"> </w:t>
-      </w:r>
-      <w:proofErr w:type="spellStart"/>
-      <w:r>
-        <w:t>poochna</w:t>
-      </w:r>
-      <w:proofErr w:type="spellEnd"/>
-      <w:r>
-        <w:t xml:space="preserve"> </w:t>
-      </w:r>
-      <w:proofErr w:type="spellStart"/>
-      <w:r>
-        <w:t>hai</w:t>
-      </w:r>
-      <w:proofErr w:type="spellEnd"/>
-      <w:r>
-        <w:t xml:space="preserve"> (</w:t>
-      </w:r>
-      <w:proofErr w:type="spellStart"/>
-      <w:r>
-        <w:t>cin</w:t>
-      </w:r>
-      <w:proofErr w:type="spellEnd"/>
-      <w:r>
-        <w:t xml:space="preserve">), </w:t>
-      </w:r>
-      <w:proofErr w:type="spellStart"/>
-      <w:r>
-        <w:t>toh</w:t>
-      </w:r>
-      <w:proofErr w:type="spellEnd"/>
-      <w:r>
-        <w:t xml:space="preserve"> ye library compulsory </w:t>
-      </w:r>
-      <w:proofErr w:type="spellStart"/>
-      <w:r>
-        <w:t>hai</w:t>
-      </w:r>
-      <w:proofErr w:type="spellEnd"/>
-      <w:r>
-        <w:t>.</w:t>
-      </w:r>
-    </w:p>
-    <w:p>
-      <w:pPr>
-        <w:rPr>
-          <w:b/>
-          <w:bCs/>
-        </w:rPr>
-      </w:pPr>
-      <w:r>
+        <w:t>Kyun chahiye?</w:t>
+      </w:r>
+      <w:r>
+        <w:t xml:space="preserve"> Agar tumhe screen par kuch print karna hai (cout) ya user se kuch poochna hai (cin), toh ye library compulsory hai.</w:t>
+      </w:r>
+    </w:p>
+    <w:p>
+      <w:pPr>
+        <w:rPr>
+          <w:b/>
+          <w:bCs/>
+        </w:rPr>
+      </w:pPr>
+      <w:r>
+        <w:rPr>
+          <w:noProof/>
+        </w:rPr>
         <w:lastRenderedPageBreak/>
         <w:drawing>
           <wp:inline distT="0" distB="0" distL="0" distR="0" wp14:anchorId="551EAC9F" wp14:editId="14D123A1">
@@ -3683,7 +1309,7 @@
       </w:r>
       <w:r>
         <w:pict w14:anchorId="19E70162">
-          <v:rect id="_x0000_i1037" style="width:0;height:1.5pt" o:hralign="center" o:hrstd="t" o:hr="t" fillcolor="#a0a0a0" stroked="f"/>
+          <v:rect id="_x0000_i1036" style="width:0;height:1.5pt" o:hralign="center" o:hrstd="t" o:hr="t" fillcolor="#a0a0a0" stroked="f"/>
         </w:pict>
       </w:r>
     </w:p>
@@ -3704,111 +1330,7 @@
     </w:p>
     <w:p>
       <w:r>
-        <w:t xml:space="preserve">Video </w:t>
-      </w:r>
-      <w:proofErr w:type="spellStart"/>
-      <w:r>
-        <w:t>mein</w:t>
-      </w:r>
-      <w:proofErr w:type="spellEnd"/>
-      <w:r>
-        <w:t xml:space="preserve"> </w:t>
-      </w:r>
-      <w:proofErr w:type="spellStart"/>
-      <w:r>
-        <w:t>bataya</w:t>
-      </w:r>
-      <w:proofErr w:type="spellEnd"/>
-      <w:r>
-        <w:t xml:space="preserve"> </w:t>
-      </w:r>
-      <w:proofErr w:type="spellStart"/>
-      <w:r>
-        <w:t>gaya</w:t>
-      </w:r>
-      <w:proofErr w:type="spellEnd"/>
-      <w:r>
-        <w:t xml:space="preserve"> </w:t>
-      </w:r>
-      <w:proofErr w:type="spellStart"/>
-      <w:r>
-        <w:t>hai</w:t>
-      </w:r>
-      <w:proofErr w:type="spellEnd"/>
-      <w:r>
-        <w:t xml:space="preserve"> ki </w:t>
-      </w:r>
-      <w:proofErr w:type="spellStart"/>
-      <w:r>
-        <w:t>cout</w:t>
-      </w:r>
-      <w:proofErr w:type="spellEnd"/>
-      <w:r>
-        <w:t xml:space="preserve"> akela </w:t>
-      </w:r>
-      <w:proofErr w:type="spellStart"/>
-      <w:r>
-        <w:t>kaam</w:t>
-      </w:r>
-      <w:proofErr w:type="spellEnd"/>
-      <w:r>
-        <w:t xml:space="preserve"> </w:t>
-      </w:r>
-      <w:proofErr w:type="spellStart"/>
-      <w:r>
-        <w:t>nahi</w:t>
-      </w:r>
-      <w:proofErr w:type="spellEnd"/>
-      <w:r>
-        <w:t xml:space="preserve"> </w:t>
-      </w:r>
-      <w:proofErr w:type="spellStart"/>
-      <w:r>
-        <w:t>karta</w:t>
-      </w:r>
-      <w:proofErr w:type="spellEnd"/>
-      <w:r>
-        <w:t xml:space="preserve">, wo std (standard) namespace </w:t>
-      </w:r>
-      <w:proofErr w:type="spellStart"/>
-      <w:r>
-        <w:t>ke</w:t>
-      </w:r>
-      <w:proofErr w:type="spellEnd"/>
-      <w:r>
-        <w:t xml:space="preserve"> </w:t>
-      </w:r>
-      <w:proofErr w:type="spellStart"/>
-      <w:r>
-        <w:t>andar</w:t>
-      </w:r>
-      <w:proofErr w:type="spellEnd"/>
-      <w:r>
-        <w:t xml:space="preserve"> </w:t>
-      </w:r>
-      <w:proofErr w:type="spellStart"/>
-      <w:r>
-        <w:t>hota</w:t>
-      </w:r>
-      <w:proofErr w:type="spellEnd"/>
-      <w:r>
-        <w:t xml:space="preserve"> </w:t>
-      </w:r>
-      <w:proofErr w:type="spellStart"/>
-      <w:r>
-        <w:t>hai</w:t>
-      </w:r>
-      <w:proofErr w:type="spellEnd"/>
-      <w:r>
-        <w:t xml:space="preserve">. Iske do </w:t>
-      </w:r>
-      <w:proofErr w:type="spellStart"/>
-      <w:r>
-        <w:t>tarike</w:t>
-      </w:r>
-      <w:proofErr w:type="spellEnd"/>
-      <w:r>
-        <w:t xml:space="preserve"> hain:</w:t>
+        <w:t>Video mein bataya gaya hai ki cout akela kaam nahi karta, wo std (standard) namespace ke andar hota hai. Iske do tarike hain:</w:t>
       </w:r>
     </w:p>
     <w:p>
@@ -3826,36 +1348,7 @@
         <w:t>Tarika 1 (Scope Resolution):</w:t>
       </w:r>
       <w:r>
-        <w:t xml:space="preserve"> Har </w:t>
-      </w:r>
-      <w:proofErr w:type="spellStart"/>
-      <w:r>
-        <w:t>baar</w:t>
-      </w:r>
-      <w:proofErr w:type="spellEnd"/>
-      <w:r>
-        <w:t xml:space="preserve"> </w:t>
-      </w:r>
-      <w:proofErr w:type="gramStart"/>
-      <w:r>
-        <w:t>std::</w:t>
-      </w:r>
-      <w:proofErr w:type="spellStart"/>
-      <w:proofErr w:type="gramEnd"/>
-      <w:r>
-        <w:t>cout</w:t>
-      </w:r>
-      <w:proofErr w:type="spellEnd"/>
-      <w:r>
-        <w:t xml:space="preserve"> </w:t>
-      </w:r>
-      <w:proofErr w:type="spellStart"/>
-      <w:r>
-        <w:t>likho</w:t>
-      </w:r>
-      <w:proofErr w:type="spellEnd"/>
-      <w:r>
-        <w:t>.</w:t>
+        <w:t xml:space="preserve"> Har baar std::cout likho.</w:t>
       </w:r>
     </w:p>
     <w:p>
@@ -3873,31 +1366,7 @@
         <w:t>Tarika 2 (The Shortcut):</w:t>
       </w:r>
       <w:r>
-        <w:t xml:space="preserve"> Program </w:t>
-      </w:r>
-      <w:proofErr w:type="spellStart"/>
-      <w:r>
-        <w:t>ke</w:t>
-      </w:r>
-      <w:proofErr w:type="spellEnd"/>
-      <w:r>
-        <w:t xml:space="preserve"> </w:t>
-      </w:r>
-      <w:proofErr w:type="spellStart"/>
-      <w:r>
-        <w:t>upar</w:t>
-      </w:r>
-      <w:proofErr w:type="spellEnd"/>
-      <w:r>
-        <w:t xml:space="preserve"> using namespace std; </w:t>
-      </w:r>
-      <w:proofErr w:type="spellStart"/>
-      <w:r>
-        <w:t>likh</w:t>
-      </w:r>
-      <w:proofErr w:type="spellEnd"/>
-      <w:r>
-        <w:t xml:space="preserve"> do.</w:t>
+        <w:t xml:space="preserve"> Program ke upar using namespace std; likh do.</w:t>
       </w:r>
     </w:p>
     <w:p>
@@ -3923,6 +1392,9 @@
         <w:ind w:left="360"/>
       </w:pPr>
       <w:r>
+        <w:rPr>
+          <w:noProof/>
+        </w:rPr>
         <w:drawing>
           <wp:inline distT="0" distB="0" distL="0" distR="0" wp14:anchorId="5AD54E74" wp14:editId="442FAF20">
             <wp:extent cx="4058216" cy="2010056"/>
@@ -3962,6 +1434,9 @@
     </w:p>
     <w:p>
       <w:r>
+        <w:rPr>
+          <w:noProof/>
+        </w:rPr>
         <w:lastRenderedPageBreak/>
         <w:drawing>
           <wp:inline distT="0" distB="0" distL="0" distR="0" wp14:anchorId="4888117C" wp14:editId="2713AA93">
@@ -4019,6 +1494,9 @@
     </w:p>
     <w:p>
       <w:r>
+        <w:rPr>
+          <w:noProof/>
+        </w:rPr>
         <w:drawing>
           <wp:inline distT="0" distB="0" distL="0" distR="0" wp14:anchorId="74A366EB" wp14:editId="3BB02BF3">
             <wp:extent cx="3524742" cy="3153215"/>
@@ -4076,7 +1554,7 @@
       </w:r>
       <w:r>
         <w:pict w14:anchorId="5A464F6F">
-          <v:rect id="_x0000_i1039" style="width:0;height:1.5pt" o:hralign="center" o:hrstd="t" o:hr="t" fillcolor="#a0a0a0" stroked="f"/>
+          <v:rect id="_x0000_i1037" style="width:0;height:1.5pt" o:hralign="center" o:hrstd="t" o:hr="t" fillcolor="#a0a0a0" stroked="f"/>
         </w:pict>
       </w:r>
     </w:p>
@@ -4117,146 +1595,14 @@
           <w:sz w:val="22"/>
           <w:szCs w:val="22"/>
         </w:rPr>
-        <w:t xml:space="preserve">int </w:t>
-      </w:r>
-      <w:proofErr w:type="gramStart"/>
-      <w:r>
-        <w:rPr>
-          <w:b/>
-          <w:bCs/>
+        <w:t>int main()</w:t>
+      </w:r>
+      <w:r>
+        <w:rPr>
           <w:sz w:val="22"/>
           <w:szCs w:val="22"/>
         </w:rPr>
-        <w:t>main(</w:t>
-      </w:r>
-      <w:proofErr w:type="gramEnd"/>
-      <w:r>
-        <w:rPr>
-          <w:b/>
-          <w:bCs/>
-          <w:sz w:val="22"/>
-          <w:szCs w:val="22"/>
-        </w:rPr>
-        <w:t>)</w:t>
-      </w:r>
-      <w:r>
-        <w:rPr>
-          <w:sz w:val="22"/>
-          <w:szCs w:val="22"/>
-        </w:rPr>
-        <w:t xml:space="preserve">: Ye wo </w:t>
-      </w:r>
-      <w:proofErr w:type="spellStart"/>
-      <w:r>
-        <w:rPr>
-          <w:sz w:val="22"/>
-          <w:szCs w:val="22"/>
-        </w:rPr>
-        <w:t>jagah</w:t>
-      </w:r>
-      <w:proofErr w:type="spellEnd"/>
-      <w:r>
-        <w:rPr>
-          <w:sz w:val="22"/>
-          <w:szCs w:val="22"/>
-        </w:rPr>
-        <w:t xml:space="preserve"> </w:t>
-      </w:r>
-      <w:proofErr w:type="spellStart"/>
-      <w:r>
-        <w:rPr>
-          <w:sz w:val="22"/>
-          <w:szCs w:val="22"/>
-        </w:rPr>
-        <w:t>hai</w:t>
-      </w:r>
-      <w:proofErr w:type="spellEnd"/>
-      <w:r>
-        <w:rPr>
-          <w:sz w:val="22"/>
-          <w:szCs w:val="22"/>
-        </w:rPr>
-        <w:t xml:space="preserve"> </w:t>
-      </w:r>
-      <w:proofErr w:type="spellStart"/>
-      <w:r>
-        <w:rPr>
-          <w:sz w:val="22"/>
-          <w:szCs w:val="22"/>
-        </w:rPr>
-        <w:t>jahan</w:t>
-      </w:r>
-      <w:proofErr w:type="spellEnd"/>
-      <w:r>
-        <w:rPr>
-          <w:sz w:val="22"/>
-          <w:szCs w:val="22"/>
-        </w:rPr>
-        <w:t xml:space="preserve"> se </w:t>
-      </w:r>
-      <w:proofErr w:type="spellStart"/>
-      <w:r>
-        <w:rPr>
-          <w:sz w:val="22"/>
-          <w:szCs w:val="22"/>
-        </w:rPr>
-        <w:t>tumhara</w:t>
-      </w:r>
-      <w:proofErr w:type="spellEnd"/>
-      <w:r>
-        <w:rPr>
-          <w:sz w:val="22"/>
-          <w:szCs w:val="22"/>
-        </w:rPr>
-        <w:t xml:space="preserve"> program execution </w:t>
-      </w:r>
-      <w:proofErr w:type="spellStart"/>
-      <w:r>
-        <w:rPr>
-          <w:sz w:val="22"/>
-          <w:szCs w:val="22"/>
-        </w:rPr>
-        <w:t>shuru</w:t>
-      </w:r>
-      <w:proofErr w:type="spellEnd"/>
-      <w:r>
-        <w:rPr>
-          <w:sz w:val="22"/>
-          <w:szCs w:val="22"/>
-        </w:rPr>
-        <w:t xml:space="preserve"> </w:t>
-      </w:r>
-      <w:proofErr w:type="spellStart"/>
-      <w:r>
-        <w:rPr>
-          <w:sz w:val="22"/>
-          <w:szCs w:val="22"/>
-        </w:rPr>
-        <w:t>karta</w:t>
-      </w:r>
-      <w:proofErr w:type="spellEnd"/>
-      <w:r>
-        <w:rPr>
-          <w:sz w:val="22"/>
-          <w:szCs w:val="22"/>
-        </w:rPr>
-        <w:t xml:space="preserve"> </w:t>
-      </w:r>
-      <w:proofErr w:type="spellStart"/>
-      <w:r>
-        <w:rPr>
-          <w:sz w:val="22"/>
-          <w:szCs w:val="22"/>
-        </w:rPr>
-        <w:t>hai</w:t>
-      </w:r>
-      <w:proofErr w:type="spellEnd"/>
-      <w:r>
-        <w:rPr>
-          <w:sz w:val="22"/>
-          <w:szCs w:val="22"/>
-        </w:rPr>
-        <w:t>.</w:t>
+        <w:t>: Ye wo jagah hai jahan se tumhara program execution shuru karta hai.</w:t>
       </w:r>
     </w:p>
     <w:p>
@@ -4270,7 +1616,6 @@
           <w:szCs w:val="22"/>
         </w:rPr>
       </w:pPr>
-      <w:proofErr w:type="gramStart"/>
       <w:r>
         <w:rPr>
           <w:b/>
@@ -4278,72 +1623,14 @@
           <w:sz w:val="22"/>
           <w:szCs w:val="22"/>
         </w:rPr>
-        <w:t>{ }</w:t>
-      </w:r>
-      <w:proofErr w:type="gramEnd"/>
-      <w:r>
-        <w:rPr>
-          <w:b/>
-          <w:bCs/>
+        <w:t>{ } (Curly Braces)</w:t>
+      </w:r>
+      <w:r>
+        <w:rPr>
           <w:sz w:val="22"/>
           <w:szCs w:val="22"/>
         </w:rPr>
-        <w:t xml:space="preserve"> (Curly Braces)</w:t>
-      </w:r>
-      <w:r>
-        <w:rPr>
-          <w:sz w:val="22"/>
-          <w:szCs w:val="22"/>
-        </w:rPr>
-        <w:t xml:space="preserve">: Inke beech ka area main function ki "body" </w:t>
-      </w:r>
-      <w:proofErr w:type="spellStart"/>
-      <w:r>
-        <w:rPr>
-          <w:sz w:val="22"/>
-          <w:szCs w:val="22"/>
-        </w:rPr>
-        <w:t>ya</w:t>
-      </w:r>
-      <w:proofErr w:type="spellEnd"/>
-      <w:r>
-        <w:rPr>
-          <w:sz w:val="22"/>
-          <w:szCs w:val="22"/>
-        </w:rPr>
-        <w:t xml:space="preserve"> "scope" </w:t>
-      </w:r>
-      <w:proofErr w:type="spellStart"/>
-      <w:r>
-        <w:rPr>
-          <w:sz w:val="22"/>
-          <w:szCs w:val="22"/>
-        </w:rPr>
-        <w:t>kehlata</w:t>
-      </w:r>
-      <w:proofErr w:type="spellEnd"/>
-      <w:r>
-        <w:rPr>
-          <w:sz w:val="22"/>
-          <w:szCs w:val="22"/>
-        </w:rPr>
-        <w:t xml:space="preserve"> </w:t>
-      </w:r>
-      <w:proofErr w:type="spellStart"/>
-      <w:r>
-        <w:rPr>
-          <w:sz w:val="22"/>
-          <w:szCs w:val="22"/>
-        </w:rPr>
-        <w:t>hai</w:t>
-      </w:r>
-      <w:proofErr w:type="spellEnd"/>
-      <w:r>
-        <w:rPr>
-          <w:sz w:val="22"/>
-          <w:szCs w:val="22"/>
-        </w:rPr>
-        <w:t>.</w:t>
+        <w:t>: Inke beech ka area main function ki "body" ya "scope" kehlata hai.</w:t>
       </w:r>
     </w:p>
     <w:p>
@@ -4364,279 +1651,33 @@
           <w:sz w:val="22"/>
           <w:szCs w:val="22"/>
         </w:rPr>
-        <w:t xml:space="preserve">return </w:t>
-      </w:r>
-      <w:proofErr w:type="gramStart"/>
-      <w:r>
-        <w:rPr>
-          <w:b/>
-          <w:bCs/>
+        <w:t>return 0;</w:t>
+      </w:r>
+      <w:r>
+        <w:rPr>
           <w:sz w:val="22"/>
           <w:szCs w:val="22"/>
         </w:rPr>
-        <w:t>0;</w:t>
-      </w:r>
-      <w:r>
-        <w:rPr>
+        <w:t>: Ye compiler ko batata hai ki program successfully finish ho gaya. Game dev mein agar return 0 nahi hota, toh kabhi kabhi system ko lagta hai game crash ho gaya.</w:t>
+      </w:r>
+    </w:p>
+    <w:p>
+      <w:pPr>
+        <w:rPr>
+          <w:b/>
+          <w:bCs/>
           <w:sz w:val="22"/>
           <w:szCs w:val="22"/>
         </w:rPr>
-        <w:t>:</w:t>
-      </w:r>
-      <w:proofErr w:type="gramEnd"/>
-      <w:r>
-        <w:rPr>
+      </w:pPr>
+      <w:r>
+        <w:rPr>
+          <w:b/>
+          <w:bCs/>
           <w:sz w:val="22"/>
           <w:szCs w:val="22"/>
         </w:rPr>
-        <w:t xml:space="preserve"> Ye compiler ko batata </w:t>
-      </w:r>
-      <w:proofErr w:type="spellStart"/>
-      <w:r>
-        <w:rPr>
-          <w:sz w:val="22"/>
-          <w:szCs w:val="22"/>
-        </w:rPr>
-        <w:t>hai</w:t>
-      </w:r>
-      <w:proofErr w:type="spellEnd"/>
-      <w:r>
-        <w:rPr>
-          <w:sz w:val="22"/>
-          <w:szCs w:val="22"/>
-        </w:rPr>
-        <w:t xml:space="preserve"> ki program successfully finish </w:t>
-      </w:r>
-      <w:proofErr w:type="spellStart"/>
-      <w:r>
-        <w:rPr>
-          <w:sz w:val="22"/>
-          <w:szCs w:val="22"/>
-        </w:rPr>
-        <w:t>ho</w:t>
-      </w:r>
-      <w:proofErr w:type="spellEnd"/>
-      <w:r>
-        <w:rPr>
-          <w:sz w:val="22"/>
-          <w:szCs w:val="22"/>
-        </w:rPr>
-        <w:t xml:space="preserve"> </w:t>
-      </w:r>
-      <w:proofErr w:type="spellStart"/>
-      <w:r>
-        <w:rPr>
-          <w:sz w:val="22"/>
-          <w:szCs w:val="22"/>
-        </w:rPr>
-        <w:t>gaya</w:t>
-      </w:r>
-      <w:proofErr w:type="spellEnd"/>
-      <w:r>
-        <w:rPr>
-          <w:sz w:val="22"/>
-          <w:szCs w:val="22"/>
-        </w:rPr>
-        <w:t xml:space="preserve">. Game dev </w:t>
-      </w:r>
-      <w:proofErr w:type="spellStart"/>
-      <w:r>
-        <w:rPr>
-          <w:sz w:val="22"/>
-          <w:szCs w:val="22"/>
-        </w:rPr>
-        <w:t>mein</w:t>
-      </w:r>
-      <w:proofErr w:type="spellEnd"/>
-      <w:r>
-        <w:rPr>
-          <w:sz w:val="22"/>
-          <w:szCs w:val="22"/>
-        </w:rPr>
-        <w:t xml:space="preserve"> agar return 0 </w:t>
-      </w:r>
-      <w:proofErr w:type="spellStart"/>
-      <w:r>
-        <w:rPr>
-          <w:sz w:val="22"/>
-          <w:szCs w:val="22"/>
-        </w:rPr>
-        <w:t>nahi</w:t>
-      </w:r>
-      <w:proofErr w:type="spellEnd"/>
-      <w:r>
-        <w:rPr>
-          <w:sz w:val="22"/>
-          <w:szCs w:val="22"/>
-        </w:rPr>
-        <w:t xml:space="preserve"> </w:t>
-      </w:r>
-      <w:proofErr w:type="spellStart"/>
-      <w:r>
-        <w:rPr>
-          <w:sz w:val="22"/>
-          <w:szCs w:val="22"/>
-        </w:rPr>
-        <w:t>hota</w:t>
-      </w:r>
-      <w:proofErr w:type="spellEnd"/>
-      <w:r>
-        <w:rPr>
-          <w:sz w:val="22"/>
-          <w:szCs w:val="22"/>
-        </w:rPr>
-        <w:t xml:space="preserve">, </w:t>
-      </w:r>
-      <w:proofErr w:type="spellStart"/>
-      <w:r>
-        <w:rPr>
-          <w:sz w:val="22"/>
-          <w:szCs w:val="22"/>
-        </w:rPr>
-        <w:t>toh</w:t>
-      </w:r>
-      <w:proofErr w:type="spellEnd"/>
-      <w:r>
-        <w:rPr>
-          <w:sz w:val="22"/>
-          <w:szCs w:val="22"/>
-        </w:rPr>
-        <w:t xml:space="preserve"> </w:t>
-      </w:r>
-      <w:proofErr w:type="spellStart"/>
-      <w:r>
-        <w:rPr>
-          <w:sz w:val="22"/>
-          <w:szCs w:val="22"/>
-        </w:rPr>
-        <w:t>kabhi</w:t>
-      </w:r>
-      <w:proofErr w:type="spellEnd"/>
-      <w:r>
-        <w:rPr>
-          <w:sz w:val="22"/>
-          <w:szCs w:val="22"/>
-        </w:rPr>
-        <w:t xml:space="preserve"> </w:t>
-      </w:r>
-      <w:proofErr w:type="spellStart"/>
-      <w:r>
-        <w:rPr>
-          <w:sz w:val="22"/>
-          <w:szCs w:val="22"/>
-        </w:rPr>
-        <w:t>kabhi</w:t>
-      </w:r>
-      <w:proofErr w:type="spellEnd"/>
-      <w:r>
-        <w:rPr>
-          <w:sz w:val="22"/>
-          <w:szCs w:val="22"/>
-        </w:rPr>
-        <w:t xml:space="preserve"> system ko </w:t>
-      </w:r>
-      <w:proofErr w:type="spellStart"/>
-      <w:r>
-        <w:rPr>
-          <w:sz w:val="22"/>
-          <w:szCs w:val="22"/>
-        </w:rPr>
-        <w:t>lagta</w:t>
-      </w:r>
-      <w:proofErr w:type="spellEnd"/>
-      <w:r>
-        <w:rPr>
-          <w:sz w:val="22"/>
-          <w:szCs w:val="22"/>
-        </w:rPr>
-        <w:t xml:space="preserve"> </w:t>
-      </w:r>
-      <w:proofErr w:type="spellStart"/>
-      <w:r>
-        <w:rPr>
-          <w:sz w:val="22"/>
-          <w:szCs w:val="22"/>
-        </w:rPr>
-        <w:t>hai</w:t>
-      </w:r>
-      <w:proofErr w:type="spellEnd"/>
-      <w:r>
-        <w:rPr>
-          <w:sz w:val="22"/>
-          <w:szCs w:val="22"/>
-        </w:rPr>
-        <w:t xml:space="preserve"> game crash </w:t>
-      </w:r>
-      <w:proofErr w:type="spellStart"/>
-      <w:r>
-        <w:rPr>
-          <w:sz w:val="22"/>
-          <w:szCs w:val="22"/>
-        </w:rPr>
-        <w:t>ho</w:t>
-      </w:r>
-      <w:proofErr w:type="spellEnd"/>
-      <w:r>
-        <w:rPr>
-          <w:sz w:val="22"/>
-          <w:szCs w:val="22"/>
-        </w:rPr>
-        <w:t xml:space="preserve"> </w:t>
-      </w:r>
-      <w:proofErr w:type="spellStart"/>
-      <w:r>
-        <w:rPr>
-          <w:sz w:val="22"/>
-          <w:szCs w:val="22"/>
-        </w:rPr>
-        <w:t>gaya</w:t>
-      </w:r>
-      <w:proofErr w:type="spellEnd"/>
-      <w:r>
-        <w:rPr>
-          <w:sz w:val="22"/>
-          <w:szCs w:val="22"/>
-        </w:rPr>
-        <w:t>.</w:t>
-      </w:r>
-    </w:p>
-    <w:p>
-      <w:pPr>
-        <w:rPr>
-          <w:b/>
-          <w:bCs/>
-          <w:sz w:val="22"/>
-          <w:szCs w:val="22"/>
-        </w:rPr>
-      </w:pPr>
-      <w:r>
-        <w:rPr>
-          <w:b/>
-          <w:bCs/>
-          <w:sz w:val="22"/>
-          <w:szCs w:val="22"/>
-        </w:rPr>
-        <w:t>5. Output &amp; Operators (</w:t>
-      </w:r>
-      <w:proofErr w:type="spellStart"/>
-      <w:r>
-        <w:rPr>
-          <w:b/>
-          <w:bCs/>
-          <w:sz w:val="22"/>
-          <w:szCs w:val="22"/>
-        </w:rPr>
-        <w:t>cout</w:t>
-      </w:r>
-      <w:proofErr w:type="spellEnd"/>
-      <w:r>
-        <w:rPr>
-          <w:b/>
-          <w:bCs/>
-          <w:sz w:val="22"/>
-          <w:szCs w:val="22"/>
-        </w:rPr>
-        <w:t xml:space="preserve"> and &lt;&lt;)</w:t>
+        <w:t>5. Output &amp; Operators (cout and &lt;&lt;)</w:t>
       </w:r>
     </w:p>
     <w:p>
@@ -4650,7 +1691,6 @@
           <w:szCs w:val="22"/>
         </w:rPr>
       </w:pPr>
-      <w:proofErr w:type="spellStart"/>
       <w:r>
         <w:rPr>
           <w:b/>
@@ -4660,29 +1700,12 @@
         </w:rPr>
         <w:t>cout</w:t>
       </w:r>
-      <w:proofErr w:type="spellEnd"/>
       <w:r>
         <w:rPr>
           <w:sz w:val="22"/>
           <w:szCs w:val="22"/>
         </w:rPr>
-        <w:t xml:space="preserve">: Iska full form </w:t>
-      </w:r>
-      <w:proofErr w:type="spellStart"/>
-      <w:r>
-        <w:rPr>
-          <w:sz w:val="22"/>
-          <w:szCs w:val="22"/>
-        </w:rPr>
-        <w:t>hai</w:t>
-      </w:r>
-      <w:proofErr w:type="spellEnd"/>
-      <w:r>
-        <w:rPr>
-          <w:sz w:val="22"/>
-          <w:szCs w:val="22"/>
-        </w:rPr>
-        <w:t xml:space="preserve"> </w:t>
+        <w:t xml:space="preserve">: Iska full form hai </w:t>
       </w:r>
       <w:r>
         <w:rPr>
@@ -4726,167 +1749,7 @@
           <w:sz w:val="22"/>
           <w:szCs w:val="22"/>
         </w:rPr>
-        <w:t xml:space="preserve">: In do arrows ka </w:t>
-      </w:r>
-      <w:proofErr w:type="spellStart"/>
-      <w:r>
-        <w:rPr>
-          <w:sz w:val="22"/>
-          <w:szCs w:val="22"/>
-        </w:rPr>
-        <w:t>muh</w:t>
-      </w:r>
-      <w:proofErr w:type="spellEnd"/>
-      <w:r>
-        <w:rPr>
-          <w:sz w:val="22"/>
-          <w:szCs w:val="22"/>
-        </w:rPr>
-        <w:t xml:space="preserve"> </w:t>
-      </w:r>
-      <w:proofErr w:type="spellStart"/>
-      <w:r>
-        <w:rPr>
-          <w:sz w:val="22"/>
-          <w:szCs w:val="22"/>
-        </w:rPr>
-        <w:t>hamesha</w:t>
-      </w:r>
-      <w:proofErr w:type="spellEnd"/>
-      <w:r>
-        <w:rPr>
-          <w:sz w:val="22"/>
-          <w:szCs w:val="22"/>
-        </w:rPr>
-        <w:t xml:space="preserve"> </w:t>
-      </w:r>
-      <w:proofErr w:type="spellStart"/>
-      <w:r>
-        <w:rPr>
-          <w:sz w:val="22"/>
-          <w:szCs w:val="22"/>
-        </w:rPr>
-        <w:t>cout</w:t>
-      </w:r>
-      <w:proofErr w:type="spellEnd"/>
-      <w:r>
-        <w:rPr>
-          <w:sz w:val="22"/>
-          <w:szCs w:val="22"/>
-        </w:rPr>
-        <w:t xml:space="preserve"> ki </w:t>
-      </w:r>
-      <w:proofErr w:type="spellStart"/>
-      <w:r>
-        <w:rPr>
-          <w:sz w:val="22"/>
-          <w:szCs w:val="22"/>
-        </w:rPr>
-        <w:t>taraf</w:t>
-      </w:r>
-      <w:proofErr w:type="spellEnd"/>
-      <w:r>
-        <w:rPr>
-          <w:sz w:val="22"/>
-          <w:szCs w:val="22"/>
-        </w:rPr>
-        <w:t xml:space="preserve"> </w:t>
-      </w:r>
-      <w:proofErr w:type="spellStart"/>
-      <w:r>
-        <w:rPr>
-          <w:sz w:val="22"/>
-          <w:szCs w:val="22"/>
-        </w:rPr>
-        <w:t>hota</w:t>
-      </w:r>
-      <w:proofErr w:type="spellEnd"/>
-      <w:r>
-        <w:rPr>
-          <w:sz w:val="22"/>
-          <w:szCs w:val="22"/>
-        </w:rPr>
-        <w:t xml:space="preserve"> </w:t>
-      </w:r>
-      <w:proofErr w:type="spellStart"/>
-      <w:r>
-        <w:rPr>
-          <w:sz w:val="22"/>
-          <w:szCs w:val="22"/>
-        </w:rPr>
-        <w:t>hai</w:t>
-      </w:r>
-      <w:proofErr w:type="spellEnd"/>
-      <w:r>
-        <w:rPr>
-          <w:sz w:val="22"/>
-          <w:szCs w:val="22"/>
-        </w:rPr>
-        <w:t xml:space="preserve">, </w:t>
-      </w:r>
-      <w:proofErr w:type="spellStart"/>
-      <w:r>
-        <w:rPr>
-          <w:sz w:val="22"/>
-          <w:szCs w:val="22"/>
-        </w:rPr>
-        <w:t>kyunki</w:t>
-      </w:r>
-      <w:proofErr w:type="spellEnd"/>
-      <w:r>
-        <w:rPr>
-          <w:sz w:val="22"/>
-          <w:szCs w:val="22"/>
-        </w:rPr>
-        <w:t xml:space="preserve"> hum data ko output stream </w:t>
-      </w:r>
-      <w:proofErr w:type="spellStart"/>
-      <w:r>
-        <w:rPr>
-          <w:sz w:val="22"/>
-          <w:szCs w:val="22"/>
-        </w:rPr>
-        <w:t>mein</w:t>
-      </w:r>
-      <w:proofErr w:type="spellEnd"/>
-      <w:r>
-        <w:rPr>
-          <w:sz w:val="22"/>
-          <w:szCs w:val="22"/>
-        </w:rPr>
-        <w:t xml:space="preserve"> "insert" </w:t>
-      </w:r>
-      <w:proofErr w:type="spellStart"/>
-      <w:r>
-        <w:rPr>
-          <w:sz w:val="22"/>
-          <w:szCs w:val="22"/>
-        </w:rPr>
-        <w:t>kar</w:t>
-      </w:r>
-      <w:proofErr w:type="spellEnd"/>
-      <w:r>
-        <w:rPr>
-          <w:sz w:val="22"/>
-          <w:szCs w:val="22"/>
-        </w:rPr>
-        <w:t xml:space="preserve"> </w:t>
-      </w:r>
-      <w:proofErr w:type="spellStart"/>
-      <w:r>
-        <w:rPr>
-          <w:sz w:val="22"/>
-          <w:szCs w:val="22"/>
-        </w:rPr>
-        <w:t>rahe</w:t>
-      </w:r>
-      <w:proofErr w:type="spellEnd"/>
-      <w:r>
-        <w:rPr>
-          <w:sz w:val="22"/>
-          <w:szCs w:val="22"/>
-        </w:rPr>
-        <w:t xml:space="preserve"> hain.</w:t>
+        <w:t>: In do arrows ka muh hamesha cout ki taraf hota hai, kyunki hum data ko output stream mein "insert" kar rahe hain.</w:t>
       </w:r>
     </w:p>
     <w:p>
@@ -4907,171 +1770,30 @@
           <w:sz w:val="22"/>
           <w:szCs w:val="22"/>
         </w:rPr>
-        <w:t xml:space="preserve">Semicolon </w:t>
-      </w:r>
-      <w:proofErr w:type="gramStart"/>
-      <w:r>
-        <w:rPr>
-          <w:b/>
-          <w:bCs/>
+        <w:t>Semicolon ( ; )</w:t>
+      </w:r>
+      <w:r>
+        <w:rPr>
           <w:sz w:val="22"/>
           <w:szCs w:val="22"/>
         </w:rPr>
-        <w:t>( ;</w:t>
-      </w:r>
-      <w:proofErr w:type="gramEnd"/>
-      <w:r>
-        <w:rPr>
-          <w:b/>
-          <w:bCs/>
+        <w:t>: C++ mein har line ke baad ; lagana mandatory hai. Ye line ka "full stop" hai.</w:t>
+      </w:r>
+    </w:p>
+    <w:p>
+      <w:pPr>
+        <w:rPr>
           <w:sz w:val="22"/>
           <w:szCs w:val="22"/>
         </w:rPr>
-        <w:t xml:space="preserve"> )</w:t>
-      </w:r>
+      </w:pPr>
       <w:r>
         <w:rPr>
           <w:sz w:val="22"/>
           <w:szCs w:val="22"/>
         </w:rPr>
-        <w:t xml:space="preserve">: C++ </w:t>
-      </w:r>
-      <w:proofErr w:type="spellStart"/>
-      <w:r>
-        <w:rPr>
-          <w:sz w:val="22"/>
-          <w:szCs w:val="22"/>
-        </w:rPr>
-        <w:t>mein</w:t>
-      </w:r>
-      <w:proofErr w:type="spellEnd"/>
-      <w:r>
-        <w:rPr>
-          <w:sz w:val="22"/>
-          <w:szCs w:val="22"/>
-        </w:rPr>
-        <w:t xml:space="preserve"> </w:t>
-      </w:r>
-      <w:proofErr w:type="spellStart"/>
-      <w:r>
-        <w:rPr>
-          <w:sz w:val="22"/>
-          <w:szCs w:val="22"/>
-        </w:rPr>
-        <w:t>har</w:t>
-      </w:r>
-      <w:proofErr w:type="spellEnd"/>
-      <w:r>
-        <w:rPr>
-          <w:sz w:val="22"/>
-          <w:szCs w:val="22"/>
-        </w:rPr>
-        <w:t xml:space="preserve"> line </w:t>
-      </w:r>
-      <w:proofErr w:type="spellStart"/>
-      <w:r>
-        <w:rPr>
-          <w:sz w:val="22"/>
-          <w:szCs w:val="22"/>
-        </w:rPr>
-        <w:t>ke</w:t>
-      </w:r>
-      <w:proofErr w:type="spellEnd"/>
-      <w:r>
-        <w:rPr>
-          <w:sz w:val="22"/>
-          <w:szCs w:val="22"/>
-        </w:rPr>
-        <w:t xml:space="preserve"> </w:t>
-      </w:r>
-      <w:proofErr w:type="spellStart"/>
-      <w:proofErr w:type="gramStart"/>
-      <w:r>
-        <w:rPr>
-          <w:sz w:val="22"/>
-          <w:szCs w:val="22"/>
-        </w:rPr>
-        <w:t>baad</w:t>
-      </w:r>
-      <w:proofErr w:type="spellEnd"/>
-      <w:r>
-        <w:rPr>
-          <w:sz w:val="22"/>
-          <w:szCs w:val="22"/>
-        </w:rPr>
-        <w:t xml:space="preserve"> ;</w:t>
-      </w:r>
-      <w:proofErr w:type="gramEnd"/>
-      <w:r>
-        <w:rPr>
-          <w:sz w:val="22"/>
-          <w:szCs w:val="22"/>
-        </w:rPr>
-        <w:t xml:space="preserve"> </w:t>
-      </w:r>
-      <w:proofErr w:type="spellStart"/>
-      <w:r>
-        <w:rPr>
-          <w:sz w:val="22"/>
-          <w:szCs w:val="22"/>
-        </w:rPr>
-        <w:t>lagana</w:t>
-      </w:r>
-      <w:proofErr w:type="spellEnd"/>
-      <w:r>
-        <w:rPr>
-          <w:sz w:val="22"/>
-          <w:szCs w:val="22"/>
-        </w:rPr>
-        <w:t xml:space="preserve"> mandatory </w:t>
-      </w:r>
-      <w:proofErr w:type="spellStart"/>
-      <w:r>
-        <w:rPr>
-          <w:sz w:val="22"/>
-          <w:szCs w:val="22"/>
-        </w:rPr>
-        <w:t>hai</w:t>
-      </w:r>
-      <w:proofErr w:type="spellEnd"/>
-      <w:r>
-        <w:rPr>
-          <w:sz w:val="22"/>
-          <w:szCs w:val="22"/>
-        </w:rPr>
-        <w:t xml:space="preserve">. Ye line ka "full stop" </w:t>
-      </w:r>
-      <w:proofErr w:type="spellStart"/>
-      <w:r>
-        <w:rPr>
-          <w:sz w:val="22"/>
-          <w:szCs w:val="22"/>
-        </w:rPr>
-        <w:t>hai</w:t>
-      </w:r>
-      <w:proofErr w:type="spellEnd"/>
-      <w:r>
-        <w:rPr>
-          <w:sz w:val="22"/>
-          <w:szCs w:val="22"/>
-        </w:rPr>
-        <w:t>.</w:t>
-      </w:r>
-    </w:p>
-    <w:p>
-      <w:pPr>
-        <w:rPr>
-          <w:sz w:val="22"/>
-          <w:szCs w:val="22"/>
-        </w:rPr>
-      </w:pPr>
-      <w:r>
-        <w:rPr>
-          <w:sz w:val="22"/>
-          <w:szCs w:val="22"/>
-        </w:rPr>
         <w:pict w14:anchorId="7DAD5DE6">
-          <v:rect id="_x0000_i1047" style="width:0;height:1.5pt" o:hralign="center" o:hrstd="t" o:hr="t" fillcolor="#a0a0a0" stroked="f"/>
+          <v:rect id="_x0000_i1038" style="width:0;height:1.5pt" o:hralign="center" o:hrstd="t" o:hr="t" fillcolor="#a0a0a0" stroked="f"/>
         </w:pict>
       </w:r>
     </w:p>
@@ -5116,6 +1838,7 @@
       </w:pPr>
       <w:r>
         <w:rPr>
+          <w:noProof/>
           <w:sz w:val="22"/>
           <w:szCs w:val="22"/>
         </w:rPr>
@@ -5161,7 +1884,7 @@
           <w:szCs w:val="22"/>
         </w:rPr>
         <w:pict w14:anchorId="4DC6C55D">
-          <v:rect id="_x0000_i1049" style="width:0;height:1.5pt" o:hralign="center" o:hrstd="t" o:hr="t" fillcolor="#a0a0a0" stroked="f"/>
+          <v:rect id="_x0000_i1039" style="width:0;height:1.5pt" o:hralign="center" o:hrstd="t" o:hr="t" fillcolor="#a0a0a0" stroked="f"/>
         </w:pict>
       </w:r>
     </w:p>
@@ -5173,41 +1896,13 @@
           <w:u w:val="single"/>
         </w:rPr>
       </w:pPr>
-      <w:proofErr w:type="gramStart"/>
       <w:r>
         <w:rPr>
           <w:b/>
           <w:bCs/>
           <w:u w:val="single"/>
         </w:rPr>
-        <w:t>IMPORTANT( LIBRARY</w:t>
-      </w:r>
-      <w:proofErr w:type="gramEnd"/>
-      <w:r>
-        <w:rPr>
-          <w:b/>
-          <w:bCs/>
-          <w:u w:val="single"/>
-        </w:rPr>
-        <w:t xml:space="preserve">, FILES, </w:t>
-      </w:r>
-      <w:proofErr w:type="gramStart"/>
-      <w:r>
-        <w:rPr>
-          <w:b/>
-          <w:bCs/>
-          <w:u w:val="single"/>
-        </w:rPr>
-        <w:t>MODULES..</w:t>
-      </w:r>
-      <w:proofErr w:type="gramEnd"/>
-      <w:r>
-        <w:rPr>
-          <w:b/>
-          <w:bCs/>
-          <w:u w:val="single"/>
-        </w:rPr>
-        <w:t>PYTHON AND C++)</w:t>
+        <w:t>IMPORTANT( LIBRARY, FILES, MODULES..PYTHON AND C++)</w:t>
       </w:r>
     </w:p>
     <w:p>
@@ -5219,6 +1914,7 @@
       </w:pPr>
       <w:r>
         <w:rPr>
+          <w:noProof/>
           <w:sz w:val="22"/>
           <w:szCs w:val="22"/>
         </w:rPr>
@@ -5268,6 +1964,7 @@
       </w:pPr>
       <w:r>
         <w:rPr>
+          <w:noProof/>
           <w:sz w:val="22"/>
           <w:szCs w:val="22"/>
         </w:rPr>
@@ -5318,6 +2015,7 @@
       </w:pPr>
       <w:r>
         <w:rPr>
+          <w:noProof/>
           <w:sz w:val="22"/>
           <w:szCs w:val="22"/>
         </w:rPr>
@@ -5367,6 +2065,7 @@
       </w:pPr>
       <w:r>
         <w:rPr>
+          <w:noProof/>
           <w:sz w:val="22"/>
           <w:szCs w:val="22"/>
         </w:rPr>
@@ -5413,8 +2112,29 @@
           <w:szCs w:val="22"/>
         </w:rPr>
         <w:pict w14:anchorId="14445C1E">
-          <v:rect id="_x0000_i1050" style="width:0;height:1.5pt" o:hralign="center" o:hrstd="t" o:hr="t" fillcolor="#a0a0a0" stroked="f"/>
+          <v:rect id="_x0000_i1040" style="width:0;height:1.5pt" o:hralign="center" o:hrstd="t" o:hr="t" fillcolor="#a0a0a0" stroked="f"/>
         </w:pict>
+      </w:r>
+    </w:p>
+    <w:p>
+      <w:pPr>
+        <w:rPr>
+          <w:b/>
+          <w:bCs/>
+          <w:sz w:val="32"/>
+          <w:szCs w:val="32"/>
+          <w:u w:val="single"/>
+        </w:rPr>
+      </w:pPr>
+      <w:r>
+        <w:rPr>
+          <w:b/>
+          <w:bCs/>
+          <w:sz w:val="32"/>
+          <w:szCs w:val="32"/>
+          <w:u w:val="single"/>
+        </w:rPr>
+        <w:t>FIRST CODE AND EXE FILE</w:t>
       </w:r>
     </w:p>
     <w:p>
@@ -5424,7 +2144,1086 @@
           <w:szCs w:val="22"/>
         </w:rPr>
       </w:pPr>
-    </w:p>
+      <w:r>
+        <w:rPr>
+          <w:sz w:val="22"/>
+          <w:szCs w:val="22"/>
+        </w:rPr>
+        <w:drawing>
+          <wp:inline distT="0" distB="0" distL="0" distR="0" wp14:anchorId="24011E32" wp14:editId="71027BB2">
+            <wp:extent cx="5731510" cy="4236720"/>
+            <wp:effectExtent l="0" t="0" r="2540" b="0"/>
+            <wp:docPr id="1208537502" name="Picture 1"/>
+            <wp:cNvGraphicFramePr>
+              <a:graphicFrameLocks xmlns:a="http://schemas.openxmlformats.org/drawingml/2006/main" noChangeAspect="1"/>
+            </wp:cNvGraphicFramePr>
+            <a:graphic xmlns:a="http://schemas.openxmlformats.org/drawingml/2006/main">
+              <a:graphicData uri="http://schemas.openxmlformats.org/drawingml/2006/picture">
+                <pic:pic xmlns:pic="http://schemas.openxmlformats.org/drawingml/2006/picture">
+                  <pic:nvPicPr>
+                    <pic:cNvPr id="1208537502" name=""/>
+                    <pic:cNvPicPr/>
+                  </pic:nvPicPr>
+                  <pic:blipFill>
+                    <a:blip r:embed="rId19"/>
+                    <a:stretch>
+                      <a:fillRect/>
+                    </a:stretch>
+                  </pic:blipFill>
+                  <pic:spPr>
+                    <a:xfrm>
+                      <a:off x="0" y="0"/>
+                      <a:ext cx="5731510" cy="4236720"/>
+                    </a:xfrm>
+                    <a:prstGeom prst="rect">
+                      <a:avLst/>
+                    </a:prstGeom>
+                  </pic:spPr>
+                </pic:pic>
+              </a:graphicData>
+            </a:graphic>
+          </wp:inline>
+        </w:drawing>
+      </w:r>
+    </w:p>
+    <w:p>
+      <w:pPr>
+        <w:rPr>
+          <w:sz w:val="22"/>
+          <w:szCs w:val="22"/>
+        </w:rPr>
+      </w:pPr>
+      <w:r>
+        <w:rPr>
+          <w:sz w:val="22"/>
+          <w:szCs w:val="22"/>
+        </w:rPr>
+        <w:lastRenderedPageBreak/>
+        <w:drawing>
+          <wp:inline distT="0" distB="0" distL="0" distR="0" wp14:anchorId="08C3E36C" wp14:editId="2276EF69">
+            <wp:extent cx="5731510" cy="3660140"/>
+            <wp:effectExtent l="0" t="0" r="2540" b="0"/>
+            <wp:docPr id="318353314" name="Picture 1"/>
+            <wp:cNvGraphicFramePr>
+              <a:graphicFrameLocks xmlns:a="http://schemas.openxmlformats.org/drawingml/2006/main" noChangeAspect="1"/>
+            </wp:cNvGraphicFramePr>
+            <a:graphic xmlns:a="http://schemas.openxmlformats.org/drawingml/2006/main">
+              <a:graphicData uri="http://schemas.openxmlformats.org/drawingml/2006/picture">
+                <pic:pic xmlns:pic="http://schemas.openxmlformats.org/drawingml/2006/picture">
+                  <pic:nvPicPr>
+                    <pic:cNvPr id="318353314" name=""/>
+                    <pic:cNvPicPr/>
+                  </pic:nvPicPr>
+                  <pic:blipFill>
+                    <a:blip r:embed="rId20"/>
+                    <a:stretch>
+                      <a:fillRect/>
+                    </a:stretch>
+                  </pic:blipFill>
+                  <pic:spPr>
+                    <a:xfrm>
+                      <a:off x="0" y="0"/>
+                      <a:ext cx="5731510" cy="3660140"/>
+                    </a:xfrm>
+                    <a:prstGeom prst="rect">
+                      <a:avLst/>
+                    </a:prstGeom>
+                  </pic:spPr>
+                </pic:pic>
+              </a:graphicData>
+            </a:graphic>
+          </wp:inline>
+        </w:drawing>
+      </w:r>
+      <w:r>
+        <w:rPr>
+          <w:sz w:val="22"/>
+          <w:szCs w:val="22"/>
+        </w:rPr>
+        <w:pict w14:anchorId="437FEF8D">
+          <v:rect id="_x0000_i1041" style="width:0;height:1.5pt" o:hralign="center" o:hrstd="t" o:hr="t" fillcolor="#a0a0a0" stroked="f"/>
+        </w:pict>
+      </w:r>
+    </w:p>
+    <w:p>
+      <w:pPr>
+        <w:rPr>
+          <w:b/>
+          <w:bCs/>
+          <w:sz w:val="36"/>
+          <w:szCs w:val="36"/>
+          <w:u w:val="single"/>
+        </w:rPr>
+      </w:pPr>
+      <w:r>
+        <w:rPr>
+          <w:b/>
+          <w:bCs/>
+          <w:sz w:val="36"/>
+          <w:szCs w:val="36"/>
+          <w:u w:val="single"/>
+        </w:rPr>
+        <w:t>C++ NOTES(</w:t>
+      </w:r>
+      <w:r>
+        <w:rPr>
+          <w:b/>
+          <w:bCs/>
+          <w:sz w:val="36"/>
+          <w:szCs w:val="36"/>
+          <w:u w:val="single"/>
+        </w:rPr>
+        <w:t>CHAPTER</w:t>
+      </w:r>
+      <w:r>
+        <w:rPr>
+          <w:b/>
+          <w:bCs/>
+          <w:sz w:val="36"/>
+          <w:szCs w:val="36"/>
+          <w:u w:val="single"/>
+        </w:rPr>
+        <w:t xml:space="preserve"> </w:t>
+      </w:r>
+      <w:r>
+        <w:rPr>
+          <w:b/>
+          <w:bCs/>
+          <w:sz w:val="36"/>
+          <w:szCs w:val="36"/>
+          <w:u w:val="single"/>
+        </w:rPr>
+        <w:t>3</w:t>
+      </w:r>
+      <w:r>
+        <w:rPr>
+          <w:b/>
+          <w:bCs/>
+          <w:sz w:val="36"/>
+          <w:szCs w:val="36"/>
+          <w:u w:val="single"/>
+        </w:rPr>
+        <w:t>)</w:t>
+      </w:r>
+    </w:p>
+    <w:p>
+      <w:pPr>
+        <w:rPr>
+          <w:b/>
+          <w:bCs/>
+        </w:rPr>
+      </w:pPr>
+      <w:r>
+        <w:rPr>
+          <w:b/>
+          <w:bCs/>
+        </w:rPr>
+        <w:drawing>
+          <wp:inline distT="0" distB="0" distL="0" distR="0" wp14:anchorId="2012D254" wp14:editId="544C33A2">
+            <wp:extent cx="5607218" cy="2070847"/>
+            <wp:effectExtent l="0" t="0" r="0" b="5715"/>
+            <wp:docPr id="703920592" name="Picture 1"/>
+            <wp:cNvGraphicFramePr>
+              <a:graphicFrameLocks xmlns:a="http://schemas.openxmlformats.org/drawingml/2006/main" noChangeAspect="1"/>
+            </wp:cNvGraphicFramePr>
+            <a:graphic xmlns:a="http://schemas.openxmlformats.org/drawingml/2006/main">
+              <a:graphicData uri="http://schemas.openxmlformats.org/drawingml/2006/picture">
+                <pic:pic xmlns:pic="http://schemas.openxmlformats.org/drawingml/2006/picture">
+                  <pic:nvPicPr>
+                    <pic:cNvPr id="703920592" name=""/>
+                    <pic:cNvPicPr/>
+                  </pic:nvPicPr>
+                  <pic:blipFill>
+                    <a:blip r:embed="rId21"/>
+                    <a:stretch>
+                      <a:fillRect/>
+                    </a:stretch>
+                  </pic:blipFill>
+                  <pic:spPr>
+                    <a:xfrm>
+                      <a:off x="0" y="0"/>
+                      <a:ext cx="5620335" cy="2075691"/>
+                    </a:xfrm>
+                    <a:prstGeom prst="rect">
+                      <a:avLst/>
+                    </a:prstGeom>
+                  </pic:spPr>
+                </pic:pic>
+              </a:graphicData>
+            </a:graphic>
+          </wp:inline>
+        </w:drawing>
+      </w:r>
+    </w:p>
+    <w:p>
+      <w:pPr>
+        <w:rPr>
+          <w:b/>
+          <w:bCs/>
+        </w:rPr>
+      </w:pPr>
+    </w:p>
+    <w:p>
+      <w:pPr>
+        <w:rPr>
+          <w:b/>
+          <w:bCs/>
+        </w:rPr>
+      </w:pPr>
+    </w:p>
+    <w:p>
+      <w:pPr>
+        <w:rPr>
+          <w:b/>
+          <w:bCs/>
+        </w:rPr>
+      </w:pPr>
+    </w:p>
+    <w:p>
+      <w:pPr>
+        <w:rPr>
+          <w:b/>
+          <w:bCs/>
+        </w:rPr>
+      </w:pPr>
+    </w:p>
+    <w:p>
+      <w:pPr>
+        <w:rPr>
+          <w:b/>
+          <w:bCs/>
+        </w:rPr>
+      </w:pPr>
+    </w:p>
+    <w:p>
+      <w:pPr>
+        <w:rPr>
+          <w:b/>
+          <w:bCs/>
+        </w:rPr>
+      </w:pPr>
+    </w:p>
+    <w:p>
+      <w:pPr>
+        <w:rPr>
+          <w:b/>
+          <w:bCs/>
+        </w:rPr>
+      </w:pPr>
+    </w:p>
+    <w:p>
+      <w:pPr>
+        <w:rPr>
+          <w:b/>
+          <w:bCs/>
+          <w:sz w:val="32"/>
+          <w:szCs w:val="32"/>
+        </w:rPr>
+      </w:pPr>
+      <w:r>
+        <w:rPr>
+          <w:b/>
+          <w:bCs/>
+          <w:sz w:val="32"/>
+          <w:szCs w:val="32"/>
+        </w:rPr>
+        <w:lastRenderedPageBreak/>
+        <w:t xml:space="preserve">(Q). </w:t>
+      </w:r>
+      <w:r>
+        <w:rPr>
+          <w:b/>
+          <w:bCs/>
+          <w:sz w:val="32"/>
+          <w:szCs w:val="32"/>
+        </w:rPr>
+        <w:t>HOW DOES THE COMPILER WORKS WHEN CODE IS GIVEN??</w:t>
+      </w:r>
+    </w:p>
+    <w:p>
+      <w:pPr>
+        <w:rPr>
+          <w:b/>
+          <w:bCs/>
+        </w:rPr>
+      </w:pPr>
+      <w:r>
+        <w:rPr>
+          <w:b/>
+          <w:bCs/>
+        </w:rPr>
+        <w:drawing>
+          <wp:inline distT="0" distB="0" distL="0" distR="0" wp14:anchorId="4F29A839" wp14:editId="0C277FCE">
+            <wp:extent cx="5649113" cy="5277587"/>
+            <wp:effectExtent l="0" t="0" r="8890" b="0"/>
+            <wp:docPr id="5314725" name="Picture 1"/>
+            <wp:cNvGraphicFramePr>
+              <a:graphicFrameLocks xmlns:a="http://schemas.openxmlformats.org/drawingml/2006/main" noChangeAspect="1"/>
+            </wp:cNvGraphicFramePr>
+            <a:graphic xmlns:a="http://schemas.openxmlformats.org/drawingml/2006/main">
+              <a:graphicData uri="http://schemas.openxmlformats.org/drawingml/2006/picture">
+                <pic:pic xmlns:pic="http://schemas.openxmlformats.org/drawingml/2006/picture">
+                  <pic:nvPicPr>
+                    <pic:cNvPr id="5314725" name=""/>
+                    <pic:cNvPicPr/>
+                  </pic:nvPicPr>
+                  <pic:blipFill>
+                    <a:blip r:embed="rId22"/>
+                    <a:stretch>
+                      <a:fillRect/>
+                    </a:stretch>
+                  </pic:blipFill>
+                  <pic:spPr>
+                    <a:xfrm>
+                      <a:off x="0" y="0"/>
+                      <a:ext cx="5649113" cy="5277587"/>
+                    </a:xfrm>
+                    <a:prstGeom prst="rect">
+                      <a:avLst/>
+                    </a:prstGeom>
+                  </pic:spPr>
+                </pic:pic>
+              </a:graphicData>
+            </a:graphic>
+          </wp:inline>
+        </w:drawing>
+      </w:r>
+    </w:p>
+    <w:p>
+      <w:pPr>
+        <w:rPr>
+          <w:b/>
+          <w:bCs/>
+        </w:rPr>
+      </w:pPr>
+      <w:r>
+        <w:rPr>
+          <w:b/>
+          <w:bCs/>
+        </w:rPr>
+        <w:lastRenderedPageBreak/>
+        <w:drawing>
+          <wp:inline distT="0" distB="0" distL="0" distR="0" wp14:anchorId="5FCAA3C1" wp14:editId="7BF8FB60">
+            <wp:extent cx="5706271" cy="3238952"/>
+            <wp:effectExtent l="0" t="0" r="8890" b="0"/>
+            <wp:docPr id="1571653120" name="Picture 1"/>
+            <wp:cNvGraphicFramePr>
+              <a:graphicFrameLocks xmlns:a="http://schemas.openxmlformats.org/drawingml/2006/main" noChangeAspect="1"/>
+            </wp:cNvGraphicFramePr>
+            <a:graphic xmlns:a="http://schemas.openxmlformats.org/drawingml/2006/main">
+              <a:graphicData uri="http://schemas.openxmlformats.org/drawingml/2006/picture">
+                <pic:pic xmlns:pic="http://schemas.openxmlformats.org/drawingml/2006/picture">
+                  <pic:nvPicPr>
+                    <pic:cNvPr id="1571653120" name=""/>
+                    <pic:cNvPicPr/>
+                  </pic:nvPicPr>
+                  <pic:blipFill>
+                    <a:blip r:embed="rId23"/>
+                    <a:stretch>
+                      <a:fillRect/>
+                    </a:stretch>
+                  </pic:blipFill>
+                  <pic:spPr>
+                    <a:xfrm>
+                      <a:off x="0" y="0"/>
+                      <a:ext cx="5706271" cy="3238952"/>
+                    </a:xfrm>
+                    <a:prstGeom prst="rect">
+                      <a:avLst/>
+                    </a:prstGeom>
+                  </pic:spPr>
+                </pic:pic>
+              </a:graphicData>
+            </a:graphic>
+          </wp:inline>
+        </w:drawing>
+      </w:r>
+      <w:r>
+        <w:rPr>
+          <w:sz w:val="22"/>
+          <w:szCs w:val="22"/>
+        </w:rPr>
+        <w:pict w14:anchorId="76ABB038">
+          <v:rect id="_x0000_i1046" style="width:0;height:1.5pt" o:hralign="center" o:hrstd="t" o:hr="t" fillcolor="#a0a0a0" stroked="f"/>
+        </w:pict>
+      </w:r>
+    </w:p>
+    <w:p>
+      <w:pPr>
+        <w:rPr>
+          <w:b/>
+          <w:bCs/>
+          <w:sz w:val="32"/>
+          <w:szCs w:val="32"/>
+        </w:rPr>
+      </w:pPr>
+      <w:r>
+        <w:rPr>
+          <w:b/>
+          <w:bCs/>
+          <w:sz w:val="32"/>
+          <w:szCs w:val="32"/>
+        </w:rPr>
+        <w:t xml:space="preserve">(Q). </w:t>
+      </w:r>
+      <w:r>
+        <w:rPr>
+          <w:b/>
+          <w:bCs/>
+          <w:sz w:val="32"/>
+          <w:szCs w:val="32"/>
+        </w:rPr>
+        <w:t>DATA KAA KAAM??</w:t>
+      </w:r>
+    </w:p>
+    <w:p>
+      <w:pPr>
+        <w:rPr>
+          <w:b/>
+          <w:bCs/>
+        </w:rPr>
+      </w:pPr>
+      <w:r>
+        <w:rPr>
+          <w:b/>
+          <w:bCs/>
+        </w:rPr>
+        <w:drawing>
+          <wp:inline distT="0" distB="0" distL="0" distR="0" wp14:anchorId="13EEE094" wp14:editId="2256E1CB">
+            <wp:extent cx="5731510" cy="4801235"/>
+            <wp:effectExtent l="0" t="0" r="2540" b="0"/>
+            <wp:docPr id="1926138812" name="Picture 1"/>
+            <wp:cNvGraphicFramePr>
+              <a:graphicFrameLocks xmlns:a="http://schemas.openxmlformats.org/drawingml/2006/main" noChangeAspect="1"/>
+            </wp:cNvGraphicFramePr>
+            <a:graphic xmlns:a="http://schemas.openxmlformats.org/drawingml/2006/main">
+              <a:graphicData uri="http://schemas.openxmlformats.org/drawingml/2006/picture">
+                <pic:pic xmlns:pic="http://schemas.openxmlformats.org/drawingml/2006/picture">
+                  <pic:nvPicPr>
+                    <pic:cNvPr id="1926138812" name=""/>
+                    <pic:cNvPicPr/>
+                  </pic:nvPicPr>
+                  <pic:blipFill>
+                    <a:blip r:embed="rId24"/>
+                    <a:stretch>
+                      <a:fillRect/>
+                    </a:stretch>
+                  </pic:blipFill>
+                  <pic:spPr>
+                    <a:xfrm>
+                      <a:off x="0" y="0"/>
+                      <a:ext cx="5731510" cy="4801235"/>
+                    </a:xfrm>
+                    <a:prstGeom prst="rect">
+                      <a:avLst/>
+                    </a:prstGeom>
+                  </pic:spPr>
+                </pic:pic>
+              </a:graphicData>
+            </a:graphic>
+          </wp:inline>
+        </w:drawing>
+      </w:r>
+    </w:p>
+    <w:p>
+      <w:pPr>
+        <w:rPr>
+          <w:b/>
+          <w:bCs/>
+        </w:rPr>
+      </w:pPr>
+      <w:r>
+        <w:rPr>
+          <w:b/>
+          <w:bCs/>
+        </w:rPr>
+        <w:lastRenderedPageBreak/>
+        <w:drawing>
+          <wp:inline distT="0" distB="0" distL="0" distR="0" wp14:anchorId="1F487D2B" wp14:editId="3AF6924B">
+            <wp:extent cx="5601482" cy="4667901"/>
+            <wp:effectExtent l="0" t="0" r="0" b="0"/>
+            <wp:docPr id="1430843157" name="Picture 1"/>
+            <wp:cNvGraphicFramePr>
+              <a:graphicFrameLocks xmlns:a="http://schemas.openxmlformats.org/drawingml/2006/main" noChangeAspect="1"/>
+            </wp:cNvGraphicFramePr>
+            <a:graphic xmlns:a="http://schemas.openxmlformats.org/drawingml/2006/main">
+              <a:graphicData uri="http://schemas.openxmlformats.org/drawingml/2006/picture">
+                <pic:pic xmlns:pic="http://schemas.openxmlformats.org/drawingml/2006/picture">
+                  <pic:nvPicPr>
+                    <pic:cNvPr id="1430843157" name=""/>
+                    <pic:cNvPicPr/>
+                  </pic:nvPicPr>
+                  <pic:blipFill>
+                    <a:blip r:embed="rId25"/>
+                    <a:stretch>
+                      <a:fillRect/>
+                    </a:stretch>
+                  </pic:blipFill>
+                  <pic:spPr>
+                    <a:xfrm>
+                      <a:off x="0" y="0"/>
+                      <a:ext cx="5601482" cy="4667901"/>
+                    </a:xfrm>
+                    <a:prstGeom prst="rect">
+                      <a:avLst/>
+                    </a:prstGeom>
+                  </pic:spPr>
+                </pic:pic>
+              </a:graphicData>
+            </a:graphic>
+          </wp:inline>
+        </w:drawing>
+      </w:r>
+      <w:r>
+        <w:rPr>
+          <w:sz w:val="22"/>
+          <w:szCs w:val="22"/>
+        </w:rPr>
+        <w:pict w14:anchorId="4D027ED3">
+          <v:rect id="_x0000_i1049" style="width:0;height:1.5pt" o:hralign="center" o:hrstd="t" o:hr="t" fillcolor="#a0a0a0" stroked="f"/>
+        </w:pict>
+      </w:r>
+    </w:p>
+    <w:p>
+      <w:pPr>
+        <w:rPr>
+          <w:b/>
+          <w:bCs/>
+        </w:rPr>
+      </w:pPr>
+      <w:r>
+        <w:rPr>
+          <w:b/>
+          <w:bCs/>
+        </w:rPr>
+        <w:t>1. Variables: Data ko Store Kaise Karein?</w:t>
+      </w:r>
+    </w:p>
+    <w:p>
+      <w:r>
+        <w:t>Variable ka matlab hota hai memory mein ek "dabba" ya "box" book karna jisme tum apna data rakh sako.</w:t>
+      </w:r>
+    </w:p>
+    <w:p>
+      <w:pPr>
+        <w:numPr>
+          <w:ilvl w:val="0"/>
+          <w:numId w:val="12"/>
+        </w:numPr>
+      </w:pPr>
+      <w:r>
+        <w:rPr>
+          <w:b/>
+          <w:bCs/>
+        </w:rPr>
+        <w:t>Syntax:</w:t>
+      </w:r>
+      <w:r>
+        <w:t xml:space="preserve"> int score = 100;</w:t>
+      </w:r>
+    </w:p>
+    <w:p>
+      <w:pPr>
+        <w:numPr>
+          <w:ilvl w:val="0"/>
+          <w:numId w:val="12"/>
+        </w:numPr>
+      </w:pPr>
+      <w:r>
+        <w:rPr>
+          <w:b/>
+          <w:bCs/>
+        </w:rPr>
+        <w:t>Kaise kaam karta hai?</w:t>
+      </w:r>
+      <w:r>
+        <w:t xml:space="preserve"> Jab tum ye line likhte ho, toh RAM mein ek space reserve ho jati hai jiska naam tumne score rakha hai. Future mein jab bhi tum score bulaoge, tumhe wo value mil jayegi.</w:t>
+      </w:r>
+    </w:p>
+    <w:p>
+      <w:pPr>
+        <w:numPr>
+          <w:ilvl w:val="0"/>
+          <w:numId w:val="12"/>
+        </w:numPr>
+      </w:pPr>
+      <w:r>
+        <w:rPr>
+          <w:b/>
+          <w:bCs/>
+        </w:rPr>
+        <w:t>Declaration vs Initialization:</w:t>
+      </w:r>
+      <w:r>
+        <w:t xml:space="preserve"> * </w:t>
+      </w:r>
+      <w:r>
+        <w:rPr>
+          <w:b/>
+          <w:bCs/>
+        </w:rPr>
+        <w:t>Declaration:</w:t>
+      </w:r>
+      <w:r>
+        <w:t xml:space="preserve"> int score; (Sirf dabba banaya, value nahi daali).</w:t>
+      </w:r>
+    </w:p>
+    <w:p>
+      <w:pPr>
+        <w:numPr>
+          <w:ilvl w:val="1"/>
+          <w:numId w:val="12"/>
+        </w:numPr>
+      </w:pPr>
+      <w:r>
+        <w:rPr>
+          <w:b/>
+          <w:bCs/>
+        </w:rPr>
+        <w:t>Initialization:</w:t>
+      </w:r>
+      <w:r>
+        <w:t xml:space="preserve"> score = 110; (Dabbe mein value daal di).</w:t>
+      </w:r>
+    </w:p>
+    <w:p>
+      <w:pPr>
+        <w:numPr>
+          <w:ilvl w:val="1"/>
+          <w:numId w:val="12"/>
+        </w:numPr>
+      </w:pPr>
+      <w:r>
+        <w:t>Tum dono ek saath bhi kar sakte ho: int balance = 500;</w:t>
+      </w:r>
+    </w:p>
+    <w:p>
+      <w:pPr>
+        <w:rPr>
+          <w:b/>
+          <w:bCs/>
+        </w:rPr>
+      </w:pPr>
+      <w:r>
+        <w:rPr>
+          <w:sz w:val="22"/>
+          <w:szCs w:val="22"/>
+        </w:rPr>
+        <w:pict w14:anchorId="0EFDF71C">
+          <v:rect id="_x0000_i1042" style="width:0;height:1.5pt" o:hralign="center" o:hrstd="t" o:hr="t" fillcolor="#a0a0a0" stroked="f"/>
+        </w:pict>
+      </w:r>
+    </w:p>
+    <w:p>
+      <w:pPr>
+        <w:rPr>
+          <w:b/>
+          <w:bCs/>
+        </w:rPr>
+      </w:pPr>
+      <w:r>
+        <w:rPr>
+          <w:b/>
+          <w:bCs/>
+        </w:rPr>
+        <w:t>2. Constants (const): Fixed Data</w:t>
+      </w:r>
+    </w:p>
+    <w:p>
+      <w:r>
+        <w:lastRenderedPageBreak/>
+        <w:t>Kabhi kabhi hum chahte hain ki variable ki value koi badal na sake (jaise ki kisi ki Unique ID ya Bank Account Number).</w:t>
+      </w:r>
+    </w:p>
+    <w:p>
+      <w:pPr>
+        <w:numPr>
+          <w:ilvl w:val="0"/>
+          <w:numId w:val="13"/>
+        </w:numPr>
+      </w:pPr>
+      <w:r>
+        <w:rPr>
+          <w:b/>
+          <w:bCs/>
+        </w:rPr>
+        <w:t>Keyword:</w:t>
+      </w:r>
+      <w:r>
+        <w:t xml:space="preserve"> const</w:t>
+      </w:r>
+    </w:p>
+    <w:p>
+      <w:pPr>
+        <w:numPr>
+          <w:ilvl w:val="0"/>
+          <w:numId w:val="13"/>
+        </w:numPr>
+      </w:pPr>
+      <w:r>
+        <w:rPr>
+          <w:b/>
+          <w:bCs/>
+        </w:rPr>
+        <w:t>Example:</w:t>
+      </w:r>
+      <w:r>
+        <w:t xml:space="preserve"> const int UID = 232323;</w:t>
+      </w:r>
+    </w:p>
+    <w:p>
+      <w:pPr>
+        <w:numPr>
+          <w:ilvl w:val="0"/>
+          <w:numId w:val="13"/>
+        </w:numPr>
+      </w:pPr>
+      <w:r>
+        <w:t>Agar tum baad mein UID = 1212; karne ki koshish karoge, toh C++ error de dega (</w:t>
+      </w:r>
+      <w:r>
+        <w:rPr>
+          <w:b/>
+          <w:bCs/>
+        </w:rPr>
+        <w:t>L-value error</w:t>
+      </w:r>
+      <w:r>
+        <w:t>). Iska matlab hai ki ye value ab "Locked" hai.</w:t>
+      </w:r>
+    </w:p>
+    <w:p>
+      <w:pPr>
+        <w:rPr>
+          <w:b/>
+          <w:bCs/>
+        </w:rPr>
+      </w:pPr>
+      <w:r>
+        <w:rPr>
+          <w:sz w:val="22"/>
+          <w:szCs w:val="22"/>
+        </w:rPr>
+        <w:pict w14:anchorId="3C1192F5">
+          <v:rect id="_x0000_i1043" style="width:0;height:1.5pt" o:hralign="center" o:hrstd="t" o:hr="t" fillcolor="#a0a0a0" stroked="f"/>
+        </w:pict>
+      </w:r>
+    </w:p>
+    <w:p>
+      <w:pPr>
+        <w:rPr>
+          <w:b/>
+          <w:bCs/>
+        </w:rPr>
+      </w:pPr>
+      <w:r>
+        <w:rPr>
+          <w:b/>
+          <w:bCs/>
+        </w:rPr>
+        <w:t>3. Identifiers: Variable ke Naam Rakhne ke Rules</w:t>
+      </w:r>
+    </w:p>
+    <w:p>
+      <w:r>
+        <w:t>Variable ka naam (Identifier) kuch bhi rakhne se pehle ye rules dhyan mein rakho:</w:t>
+      </w:r>
+    </w:p>
+    <w:p>
+      <w:pPr>
+        <w:numPr>
+          <w:ilvl w:val="0"/>
+          <w:numId w:val="14"/>
+        </w:numPr>
+      </w:pPr>
+      <w:r>
+        <w:rPr>
+          <w:b/>
+          <w:bCs/>
+        </w:rPr>
+        <w:t>Meaningful Names:</w:t>
+      </w:r>
+      <w:r>
+        <w:t xml:space="preserve"> Hamesha aise naam rakho jo samajh aayein, jaise userBalance na ki sirf a ya b.</w:t>
+      </w:r>
+    </w:p>
+    <w:p>
+      <w:pPr>
+        <w:numPr>
+          <w:ilvl w:val="0"/>
+          <w:numId w:val="14"/>
+        </w:numPr>
+      </w:pPr>
+      <w:r>
+        <w:rPr>
+          <w:b/>
+          <w:bCs/>
+        </w:rPr>
+        <w:t>Allowed:</w:t>
+      </w:r>
+      <w:r>
+        <w:t xml:space="preserve"> Letters, numbers, aur underscores (_).</w:t>
+      </w:r>
+    </w:p>
+    <w:p>
+      <w:pPr>
+        <w:numPr>
+          <w:ilvl w:val="0"/>
+          <w:numId w:val="14"/>
+        </w:numPr>
+      </w:pPr>
+      <w:r>
+        <w:rPr>
+          <w:b/>
+          <w:bCs/>
+        </w:rPr>
+        <w:t>Not Allowed:</w:t>
+      </w:r>
+    </w:p>
+    <w:p>
+      <w:pPr>
+        <w:numPr>
+          <w:ilvl w:val="1"/>
+          <w:numId w:val="14"/>
+        </w:numPr>
+      </w:pPr>
+      <w:r>
+        <w:t>Numbers se shuru nahi kar sakte (1score galat hai, score1 sahi hai).</w:t>
+      </w:r>
+    </w:p>
+    <w:p>
+      <w:pPr>
+        <w:numPr>
+          <w:ilvl w:val="1"/>
+          <w:numId w:val="14"/>
+        </w:numPr>
+      </w:pPr>
+      <w:r>
+        <w:t>Spaces nahi de sakte (user balance galat hai, user_balance ya userBalance sahi hai).</w:t>
+      </w:r>
+    </w:p>
+    <w:p>
+      <w:pPr>
+        <w:numPr>
+          <w:ilvl w:val="1"/>
+          <w:numId w:val="14"/>
+        </w:numPr>
+      </w:pPr>
+      <w:r>
+        <w:rPr>
+          <w:b/>
+          <w:bCs/>
+        </w:rPr>
+        <w:t>Reserved Keywords:</w:t>
+      </w:r>
+      <w:r>
+        <w:t xml:space="preserve"> Tum int, for, while jaise words ko naam ki tarah use nahi kar sakte.</w:t>
+      </w:r>
+    </w:p>
+    <w:p>
+      <w:pPr>
+        <w:rPr>
+          <w:b/>
+          <w:bCs/>
+        </w:rPr>
+      </w:pPr>
+      <w:r>
+        <w:rPr>
+          <w:sz w:val="22"/>
+          <w:szCs w:val="22"/>
+        </w:rPr>
+        <w:pict w14:anchorId="16925C83">
+          <v:rect id="_x0000_i1044" style="width:0;height:1.5pt" o:hralign="center" o:hrstd="t" o:hr="t" fillcolor="#a0a0a0" stroked="f"/>
+        </w:pict>
+      </w:r>
+    </w:p>
+    <w:p>
+      <w:pPr>
+        <w:rPr>
+          <w:b/>
+          <w:bCs/>
+        </w:rPr>
+      </w:pPr>
+      <w:r>
+        <w:rPr>
+          <w:b/>
+          <w:bCs/>
+        </w:rPr>
+        <w:t>4. Comments: Code ko Samjhne ke Liye</w:t>
+      </w:r>
+    </w:p>
+    <w:p>
+      <w:r>
+        <w:t>Comments wo lines hoti hain jinhe compiler ignore kar deta hai. Ye sirf developers ke liye hoti hain.</w:t>
+      </w:r>
+    </w:p>
+    <w:p>
+      <w:pPr>
+        <w:numPr>
+          <w:ilvl w:val="0"/>
+          <w:numId w:val="15"/>
+        </w:numPr>
+      </w:pPr>
+      <w:r>
+        <w:rPr>
+          <w:b/>
+          <w:bCs/>
+        </w:rPr>
+        <w:t>Single Line:</w:t>
+      </w:r>
+      <w:r>
+        <w:t xml:space="preserve"> // Ye ek comment hai</w:t>
+      </w:r>
+    </w:p>
+    <w:p>
+      <w:pPr>
+        <w:numPr>
+          <w:ilvl w:val="0"/>
+          <w:numId w:val="15"/>
+        </w:numPr>
+      </w:pPr>
+      <w:r>
+        <w:rPr>
+          <w:b/>
+          <w:bCs/>
+        </w:rPr>
+        <w:t>Multi-line:</w:t>
+      </w:r>
+      <w:r>
+        <w:t xml:space="preserve"> /* Ye kai lines ka comment hai */</w:t>
+      </w:r>
+    </w:p>
+    <w:p>
+      <w:pPr>
+        <w:numPr>
+          <w:ilvl w:val="0"/>
+          <w:numId w:val="15"/>
+        </w:numPr>
+      </w:pPr>
+      <w:r>
+        <w:rPr>
+          <w:b/>
+          <w:bCs/>
+        </w:rPr>
+        <w:t>Pro Tip:</w:t>
+      </w:r>
+      <w:r>
+        <w:t xml:space="preserve"> VS Code mein Ctrl + / (Windows) ya Cmd + / (Mac) dabane se koi bhi line turant comment/uncomment ho jati hai.</w:t>
+      </w:r>
+    </w:p>
+    <w:p>
+      <w:pPr>
+        <w:numPr>
+          <w:ilvl w:val="0"/>
+          <w:numId w:val="15"/>
+        </w:numPr>
+      </w:pPr>
+      <w:r>
+        <w:rPr>
+          <w:b/>
+          <w:bCs/>
+        </w:rPr>
+        <w:t>Good Practice:</w:t>
+      </w:r>
+      <w:r>
+        <w:t xml:space="preserve"> Har cheez par comment mat likho. Sirf wahan likho jahan code complex ho.</w:t>
+      </w:r>
+    </w:p>
+    <w:p>
+      <w:pPr>
+        <w:rPr>
+          <w:sz w:val="22"/>
+          <w:szCs w:val="22"/>
+        </w:rPr>
+      </w:pPr>
+      <w:r>
+        <w:rPr>
+          <w:sz w:val="22"/>
+          <w:szCs w:val="22"/>
+        </w:rPr>
+        <w:lastRenderedPageBreak/>
+        <w:drawing>
+          <wp:inline distT="0" distB="0" distL="0" distR="0" wp14:anchorId="1AE393C5" wp14:editId="5834102B">
+            <wp:extent cx="5731510" cy="4300855"/>
+            <wp:effectExtent l="0" t="0" r="2540" b="4445"/>
+            <wp:docPr id="1454401006" name="Picture 1"/>
+            <wp:cNvGraphicFramePr>
+              <a:graphicFrameLocks xmlns:a="http://schemas.openxmlformats.org/drawingml/2006/main" noChangeAspect="1"/>
+            </wp:cNvGraphicFramePr>
+            <a:graphic xmlns:a="http://schemas.openxmlformats.org/drawingml/2006/main">
+              <a:graphicData uri="http://schemas.openxmlformats.org/drawingml/2006/picture">
+                <pic:pic xmlns:pic="http://schemas.openxmlformats.org/drawingml/2006/picture">
+                  <pic:nvPicPr>
+                    <pic:cNvPr id="1454401006" name=""/>
+                    <pic:cNvPicPr/>
+                  </pic:nvPicPr>
+                  <pic:blipFill>
+                    <a:blip r:embed="rId26"/>
+                    <a:stretch>
+                      <a:fillRect/>
+                    </a:stretch>
+                  </pic:blipFill>
+                  <pic:spPr>
+                    <a:xfrm>
+                      <a:off x="0" y="0"/>
+                      <a:ext cx="5731510" cy="4300855"/>
+                    </a:xfrm>
+                    <a:prstGeom prst="rect">
+                      <a:avLst/>
+                    </a:prstGeom>
+                  </pic:spPr>
+                </pic:pic>
+              </a:graphicData>
+            </a:graphic>
+          </wp:inline>
+        </w:drawing>
+      </w:r>
+      <w:r>
+        <w:rPr>
+          <w:sz w:val="22"/>
+          <w:szCs w:val="22"/>
+        </w:rPr>
+        <w:pict w14:anchorId="4DAC3F46">
+          <v:rect id="_x0000_i1045" style="width:0;height:1.5pt" o:hralign="center" o:hrstd="t" o:hr="t" fillcolor="#a0a0a0" stroked="f"/>
+        </w:pict>
+      </w:r>
+    </w:p>
+    <w:p>
+      <w:pPr>
+        <w:rPr>
+          <w:b/>
+          <w:bCs/>
+        </w:rPr>
+      </w:pPr>
+      <w:r>
+        <w:rPr>
+          <w:b/>
+          <w:bCs/>
+        </w:rPr>
+        <w:t>5. White Spaces</w:t>
+      </w:r>
+    </w:p>
+    <w:p>
+      <w:pPr>
+        <w:rPr>
+          <w:sz w:val="22"/>
+          <w:szCs w:val="22"/>
+        </w:rPr>
+      </w:pPr>
+      <w:r>
+        <w:t>C++ compiler ko extra spaces se koi matlab nahi hota. Tum code ko khula-khula likho ya chipka kar, output wahi aayega. Par achhe programmer hamesha saaf-suthra (Readable) code likhte hain.</w:t>
+      </w:r>
+      <w:r>
+        <w:rPr>
+          <w:sz w:val="22"/>
+          <w:szCs w:val="22"/>
+        </w:rPr>
+        <w:pict w14:anchorId="78C8C4F6">
+          <v:rect id="_x0000_i1048" style="width:0;height:1.5pt" o:hralign="center" o:hrstd="t" o:hr="t" fillcolor="#a0a0a0" stroked="f"/>
+        </w:pict>
+      </w:r>
+    </w:p>
+    <w:p/>
     <w:sectPr>
       <w:pgSz w:w="11906" w:h="16838"/>
       <w:pgMar w:top="1440" w:right="1440" w:bottom="1440" w:left="1440" w:header="708" w:footer="708" w:gutter="0"/>
@@ -5849,6 +3648,155 @@
     </w:lvl>
   </w:abstractNum>
   <w:abstractNum w:abstractNumId="3" w15:restartNumberingAfterBreak="0">
+    <w:nsid w:val="0D023BAE"/>
+    <w:multiLevelType w:val="multilevel"/>
+    <w:tmpl w:val="603EC700"/>
+    <w:lvl w:ilvl="0">
+      <w:start w:val="1"/>
+      <w:numFmt w:val="bullet"/>
+      <w:lvlText w:val=""/>
+      <w:lvlJc w:val="left"/>
+      <w:pPr>
+        <w:tabs>
+          <w:tab w:val="num" w:pos="720"/>
+        </w:tabs>
+        <w:ind w:left="720" w:hanging="360"/>
+      </w:pPr>
+      <w:rPr>
+        <w:rFonts w:ascii="Symbol" w:hAnsi="Symbol" w:hint="default"/>
+        <w:sz w:val="20"/>
+      </w:rPr>
+    </w:lvl>
+    <w:lvl w:ilvl="1" w:tentative="1">
+      <w:start w:val="1"/>
+      <w:numFmt w:val="bullet"/>
+      <w:lvlText w:val="o"/>
+      <w:lvlJc w:val="left"/>
+      <w:pPr>
+        <w:tabs>
+          <w:tab w:val="num" w:pos="1440"/>
+        </w:tabs>
+        <w:ind w:left="1440" w:hanging="360"/>
+      </w:pPr>
+      <w:rPr>
+        <w:rFonts w:ascii="Courier New" w:hAnsi="Courier New" w:hint="default"/>
+        <w:sz w:val="20"/>
+      </w:rPr>
+    </w:lvl>
+    <w:lvl w:ilvl="2" w:tentative="1">
+      <w:start w:val="1"/>
+      <w:numFmt w:val="bullet"/>
+      <w:lvlText w:val=""/>
+      <w:lvlJc w:val="left"/>
+      <w:pPr>
+        <w:tabs>
+          <w:tab w:val="num" w:pos="2160"/>
+        </w:tabs>
+        <w:ind w:left="2160" w:hanging="360"/>
+      </w:pPr>
+      <w:rPr>
+        <w:rFonts w:ascii="Wingdings" w:hAnsi="Wingdings" w:hint="default"/>
+        <w:sz w:val="20"/>
+      </w:rPr>
+    </w:lvl>
+    <w:lvl w:ilvl="3" w:tentative="1">
+      <w:start w:val="1"/>
+      <w:numFmt w:val="bullet"/>
+      <w:lvlText w:val=""/>
+      <w:lvlJc w:val="left"/>
+      <w:pPr>
+        <w:tabs>
+          <w:tab w:val="num" w:pos="2880"/>
+        </w:tabs>
+        <w:ind w:left="2880" w:hanging="360"/>
+      </w:pPr>
+      <w:rPr>
+        <w:rFonts w:ascii="Wingdings" w:hAnsi="Wingdings" w:hint="default"/>
+        <w:sz w:val="20"/>
+      </w:rPr>
+    </w:lvl>
+    <w:lvl w:ilvl="4" w:tentative="1">
+      <w:start w:val="1"/>
+      <w:numFmt w:val="bullet"/>
+      <w:lvlText w:val=""/>
+      <w:lvlJc w:val="left"/>
+      <w:pPr>
+        <w:tabs>
+          <w:tab w:val="num" w:pos="3600"/>
+        </w:tabs>
+        <w:ind w:left="3600" w:hanging="360"/>
+      </w:pPr>
+      <w:rPr>
+        <w:rFonts w:ascii="Wingdings" w:hAnsi="Wingdings" w:hint="default"/>
+        <w:sz w:val="20"/>
+      </w:rPr>
+    </w:lvl>
+    <w:lvl w:ilvl="5" w:tentative="1">
+      <w:start w:val="1"/>
+      <w:numFmt w:val="bullet"/>
+      <w:lvlText w:val=""/>
+      <w:lvlJc w:val="left"/>
+      <w:pPr>
+        <w:tabs>
+          <w:tab w:val="num" w:pos="4320"/>
+        </w:tabs>
+        <w:ind w:left="4320" w:hanging="360"/>
+      </w:pPr>
+      <w:rPr>
+        <w:rFonts w:ascii="Wingdings" w:hAnsi="Wingdings" w:hint="default"/>
+        <w:sz w:val="20"/>
+      </w:rPr>
+    </w:lvl>
+    <w:lvl w:ilvl="6" w:tentative="1">
+      <w:start w:val="1"/>
+      <w:numFmt w:val="bullet"/>
+      <w:lvlText w:val=""/>
+      <w:lvlJc w:val="left"/>
+      <w:pPr>
+        <w:tabs>
+          <w:tab w:val="num" w:pos="5040"/>
+        </w:tabs>
+        <w:ind w:left="5040" w:hanging="360"/>
+      </w:pPr>
+      <w:rPr>
+        <w:rFonts w:ascii="Wingdings" w:hAnsi="Wingdings" w:hint="default"/>
+        <w:sz w:val="20"/>
+      </w:rPr>
+    </w:lvl>
+    <w:lvl w:ilvl="7" w:tentative="1">
+      <w:start w:val="1"/>
+      <w:numFmt w:val="bullet"/>
+      <w:lvlText w:val=""/>
+      <w:lvlJc w:val="left"/>
+      <w:pPr>
+        <w:tabs>
+          <w:tab w:val="num" w:pos="5760"/>
+        </w:tabs>
+        <w:ind w:left="5760" w:hanging="360"/>
+      </w:pPr>
+      <w:rPr>
+        <w:rFonts w:ascii="Wingdings" w:hAnsi="Wingdings" w:hint="default"/>
+        <w:sz w:val="20"/>
+      </w:rPr>
+    </w:lvl>
+    <w:lvl w:ilvl="8" w:tentative="1">
+      <w:start w:val="1"/>
+      <w:numFmt w:val="bullet"/>
+      <w:lvlText w:val=""/>
+      <w:lvlJc w:val="left"/>
+      <w:pPr>
+        <w:tabs>
+          <w:tab w:val="num" w:pos="6480"/>
+        </w:tabs>
+        <w:ind w:left="6480" w:hanging="360"/>
+      </w:pPr>
+      <w:rPr>
+        <w:rFonts w:ascii="Wingdings" w:hAnsi="Wingdings" w:hint="default"/>
+        <w:sz w:val="20"/>
+      </w:rPr>
+    </w:lvl>
+  </w:abstractNum>
+  <w:abstractNum w:abstractNumId="4" w15:restartNumberingAfterBreak="0">
     <w:nsid w:val="0E2A1832"/>
     <w:multiLevelType w:val="multilevel"/>
     <w:tmpl w:val="C162655A"/>
@@ -5997,7 +3945,7 @@
       </w:rPr>
     </w:lvl>
   </w:abstractNum>
-  <w:abstractNum w:abstractNumId="4" w15:restartNumberingAfterBreak="0">
+  <w:abstractNum w:abstractNumId="5" w15:restartNumberingAfterBreak="0">
     <w:nsid w:val="25B12B89"/>
     <w:multiLevelType w:val="multilevel"/>
     <w:tmpl w:val="CD4C5CAC"/>
@@ -6110,7 +4058,305 @@
       </w:pPr>
     </w:lvl>
   </w:abstractNum>
-  <w:abstractNum w:abstractNumId="5" w15:restartNumberingAfterBreak="0">
+  <w:abstractNum w:abstractNumId="6" w15:restartNumberingAfterBreak="0">
+    <w:nsid w:val="2FD37387"/>
+    <w:multiLevelType w:val="multilevel"/>
+    <w:tmpl w:val="8E6EBEFC"/>
+    <w:lvl w:ilvl="0">
+      <w:start w:val="1"/>
+      <w:numFmt w:val="bullet"/>
+      <w:lvlText w:val=""/>
+      <w:lvlJc w:val="left"/>
+      <w:pPr>
+        <w:tabs>
+          <w:tab w:val="num" w:pos="720"/>
+        </w:tabs>
+        <w:ind w:left="720" w:hanging="360"/>
+      </w:pPr>
+      <w:rPr>
+        <w:rFonts w:ascii="Symbol" w:hAnsi="Symbol" w:hint="default"/>
+        <w:sz w:val="20"/>
+      </w:rPr>
+    </w:lvl>
+    <w:lvl w:ilvl="1">
+      <w:start w:val="1"/>
+      <w:numFmt w:val="bullet"/>
+      <w:lvlText w:val="o"/>
+      <w:lvlJc w:val="left"/>
+      <w:pPr>
+        <w:tabs>
+          <w:tab w:val="num" w:pos="1440"/>
+        </w:tabs>
+        <w:ind w:left="1440" w:hanging="360"/>
+      </w:pPr>
+      <w:rPr>
+        <w:rFonts w:ascii="Courier New" w:hAnsi="Courier New" w:hint="default"/>
+        <w:sz w:val="20"/>
+      </w:rPr>
+    </w:lvl>
+    <w:lvl w:ilvl="2" w:tentative="1">
+      <w:start w:val="1"/>
+      <w:numFmt w:val="bullet"/>
+      <w:lvlText w:val=""/>
+      <w:lvlJc w:val="left"/>
+      <w:pPr>
+        <w:tabs>
+          <w:tab w:val="num" w:pos="2160"/>
+        </w:tabs>
+        <w:ind w:left="2160" w:hanging="360"/>
+      </w:pPr>
+      <w:rPr>
+        <w:rFonts w:ascii="Wingdings" w:hAnsi="Wingdings" w:hint="default"/>
+        <w:sz w:val="20"/>
+      </w:rPr>
+    </w:lvl>
+    <w:lvl w:ilvl="3" w:tentative="1">
+      <w:start w:val="1"/>
+      <w:numFmt w:val="bullet"/>
+      <w:lvlText w:val=""/>
+      <w:lvlJc w:val="left"/>
+      <w:pPr>
+        <w:tabs>
+          <w:tab w:val="num" w:pos="2880"/>
+        </w:tabs>
+        <w:ind w:left="2880" w:hanging="360"/>
+      </w:pPr>
+      <w:rPr>
+        <w:rFonts w:ascii="Wingdings" w:hAnsi="Wingdings" w:hint="default"/>
+        <w:sz w:val="20"/>
+      </w:rPr>
+    </w:lvl>
+    <w:lvl w:ilvl="4" w:tentative="1">
+      <w:start w:val="1"/>
+      <w:numFmt w:val="bullet"/>
+      <w:lvlText w:val=""/>
+      <w:lvlJc w:val="left"/>
+      <w:pPr>
+        <w:tabs>
+          <w:tab w:val="num" w:pos="3600"/>
+        </w:tabs>
+        <w:ind w:left="3600" w:hanging="360"/>
+      </w:pPr>
+      <w:rPr>
+        <w:rFonts w:ascii="Wingdings" w:hAnsi="Wingdings" w:hint="default"/>
+        <w:sz w:val="20"/>
+      </w:rPr>
+    </w:lvl>
+    <w:lvl w:ilvl="5" w:tentative="1">
+      <w:start w:val="1"/>
+      <w:numFmt w:val="bullet"/>
+      <w:lvlText w:val=""/>
+      <w:lvlJc w:val="left"/>
+      <w:pPr>
+        <w:tabs>
+          <w:tab w:val="num" w:pos="4320"/>
+        </w:tabs>
+        <w:ind w:left="4320" w:hanging="360"/>
+      </w:pPr>
+      <w:rPr>
+        <w:rFonts w:ascii="Wingdings" w:hAnsi="Wingdings" w:hint="default"/>
+        <w:sz w:val="20"/>
+      </w:rPr>
+    </w:lvl>
+    <w:lvl w:ilvl="6" w:tentative="1">
+      <w:start w:val="1"/>
+      <w:numFmt w:val="bullet"/>
+      <w:lvlText w:val=""/>
+      <w:lvlJc w:val="left"/>
+      <w:pPr>
+        <w:tabs>
+          <w:tab w:val="num" w:pos="5040"/>
+        </w:tabs>
+        <w:ind w:left="5040" w:hanging="360"/>
+      </w:pPr>
+      <w:rPr>
+        <w:rFonts w:ascii="Wingdings" w:hAnsi="Wingdings" w:hint="default"/>
+        <w:sz w:val="20"/>
+      </w:rPr>
+    </w:lvl>
+    <w:lvl w:ilvl="7" w:tentative="1">
+      <w:start w:val="1"/>
+      <w:numFmt w:val="bullet"/>
+      <w:lvlText w:val=""/>
+      <w:lvlJc w:val="left"/>
+      <w:pPr>
+        <w:tabs>
+          <w:tab w:val="num" w:pos="5760"/>
+        </w:tabs>
+        <w:ind w:left="5760" w:hanging="360"/>
+      </w:pPr>
+      <w:rPr>
+        <w:rFonts w:ascii="Wingdings" w:hAnsi="Wingdings" w:hint="default"/>
+        <w:sz w:val="20"/>
+      </w:rPr>
+    </w:lvl>
+    <w:lvl w:ilvl="8" w:tentative="1">
+      <w:start w:val="1"/>
+      <w:numFmt w:val="bullet"/>
+      <w:lvlText w:val=""/>
+      <w:lvlJc w:val="left"/>
+      <w:pPr>
+        <w:tabs>
+          <w:tab w:val="num" w:pos="6480"/>
+        </w:tabs>
+        <w:ind w:left="6480" w:hanging="360"/>
+      </w:pPr>
+      <w:rPr>
+        <w:rFonts w:ascii="Wingdings" w:hAnsi="Wingdings" w:hint="default"/>
+        <w:sz w:val="20"/>
+      </w:rPr>
+    </w:lvl>
+  </w:abstractNum>
+  <w:abstractNum w:abstractNumId="7" w15:restartNumberingAfterBreak="0">
+    <w:nsid w:val="3B706B00"/>
+    <w:multiLevelType w:val="multilevel"/>
+    <w:tmpl w:val="3DD20AFC"/>
+    <w:lvl w:ilvl="0">
+      <w:start w:val="1"/>
+      <w:numFmt w:val="bullet"/>
+      <w:lvlText w:val=""/>
+      <w:lvlJc w:val="left"/>
+      <w:pPr>
+        <w:tabs>
+          <w:tab w:val="num" w:pos="720"/>
+        </w:tabs>
+        <w:ind w:left="720" w:hanging="360"/>
+      </w:pPr>
+      <w:rPr>
+        <w:rFonts w:ascii="Symbol" w:hAnsi="Symbol" w:hint="default"/>
+        <w:sz w:val="20"/>
+      </w:rPr>
+    </w:lvl>
+    <w:lvl w:ilvl="1">
+      <w:start w:val="1"/>
+      <w:numFmt w:val="bullet"/>
+      <w:lvlText w:val="o"/>
+      <w:lvlJc w:val="left"/>
+      <w:pPr>
+        <w:tabs>
+          <w:tab w:val="num" w:pos="1440"/>
+        </w:tabs>
+        <w:ind w:left="1440" w:hanging="360"/>
+      </w:pPr>
+      <w:rPr>
+        <w:rFonts w:ascii="Courier New" w:hAnsi="Courier New" w:hint="default"/>
+        <w:sz w:val="20"/>
+      </w:rPr>
+    </w:lvl>
+    <w:lvl w:ilvl="2" w:tentative="1">
+      <w:start w:val="1"/>
+      <w:numFmt w:val="bullet"/>
+      <w:lvlText w:val=""/>
+      <w:lvlJc w:val="left"/>
+      <w:pPr>
+        <w:tabs>
+          <w:tab w:val="num" w:pos="2160"/>
+        </w:tabs>
+        <w:ind w:left="2160" w:hanging="360"/>
+      </w:pPr>
+      <w:rPr>
+        <w:rFonts w:ascii="Wingdings" w:hAnsi="Wingdings" w:hint="default"/>
+        <w:sz w:val="20"/>
+      </w:rPr>
+    </w:lvl>
+    <w:lvl w:ilvl="3" w:tentative="1">
+      <w:start w:val="1"/>
+      <w:numFmt w:val="bullet"/>
+      <w:lvlText w:val=""/>
+      <w:lvlJc w:val="left"/>
+      <w:pPr>
+        <w:tabs>
+          <w:tab w:val="num" w:pos="2880"/>
+        </w:tabs>
+        <w:ind w:left="2880" w:hanging="360"/>
+      </w:pPr>
+      <w:rPr>
+        <w:rFonts w:ascii="Wingdings" w:hAnsi="Wingdings" w:hint="default"/>
+        <w:sz w:val="20"/>
+      </w:rPr>
+    </w:lvl>
+    <w:lvl w:ilvl="4" w:tentative="1">
+      <w:start w:val="1"/>
+      <w:numFmt w:val="bullet"/>
+      <w:lvlText w:val=""/>
+      <w:lvlJc w:val="left"/>
+      <w:pPr>
+        <w:tabs>
+          <w:tab w:val="num" w:pos="3600"/>
+        </w:tabs>
+        <w:ind w:left="3600" w:hanging="360"/>
+      </w:pPr>
+      <w:rPr>
+        <w:rFonts w:ascii="Wingdings" w:hAnsi="Wingdings" w:hint="default"/>
+        <w:sz w:val="20"/>
+      </w:rPr>
+    </w:lvl>
+    <w:lvl w:ilvl="5" w:tentative="1">
+      <w:start w:val="1"/>
+      <w:numFmt w:val="bullet"/>
+      <w:lvlText w:val=""/>
+      <w:lvlJc w:val="left"/>
+      <w:pPr>
+        <w:tabs>
+          <w:tab w:val="num" w:pos="4320"/>
+        </w:tabs>
+        <w:ind w:left="4320" w:hanging="360"/>
+      </w:pPr>
+      <w:rPr>
+        <w:rFonts w:ascii="Wingdings" w:hAnsi="Wingdings" w:hint="default"/>
+        <w:sz w:val="20"/>
+      </w:rPr>
+    </w:lvl>
+    <w:lvl w:ilvl="6" w:tentative="1">
+      <w:start w:val="1"/>
+      <w:numFmt w:val="bullet"/>
+      <w:lvlText w:val=""/>
+      <w:lvlJc w:val="left"/>
+      <w:pPr>
+        <w:tabs>
+          <w:tab w:val="num" w:pos="5040"/>
+        </w:tabs>
+        <w:ind w:left="5040" w:hanging="360"/>
+      </w:pPr>
+      <w:rPr>
+        <w:rFonts w:ascii="Wingdings" w:hAnsi="Wingdings" w:hint="default"/>
+        <w:sz w:val="20"/>
+      </w:rPr>
+    </w:lvl>
+    <w:lvl w:ilvl="7" w:tentative="1">
+      <w:start w:val="1"/>
+      <w:numFmt w:val="bullet"/>
+      <w:lvlText w:val=""/>
+      <w:lvlJc w:val="left"/>
+      <w:pPr>
+        <w:tabs>
+          <w:tab w:val="num" w:pos="5760"/>
+        </w:tabs>
+        <w:ind w:left="5760" w:hanging="360"/>
+      </w:pPr>
+      <w:rPr>
+        <w:rFonts w:ascii="Wingdings" w:hAnsi="Wingdings" w:hint="default"/>
+        <w:sz w:val="20"/>
+      </w:rPr>
+    </w:lvl>
+    <w:lvl w:ilvl="8" w:tentative="1">
+      <w:start w:val="1"/>
+      <w:numFmt w:val="bullet"/>
+      <w:lvlText w:val=""/>
+      <w:lvlJc w:val="left"/>
+      <w:pPr>
+        <w:tabs>
+          <w:tab w:val="num" w:pos="6480"/>
+        </w:tabs>
+        <w:ind w:left="6480" w:hanging="360"/>
+      </w:pPr>
+      <w:rPr>
+        <w:rFonts w:ascii="Wingdings" w:hAnsi="Wingdings" w:hint="default"/>
+        <w:sz w:val="20"/>
+      </w:rPr>
+    </w:lvl>
+  </w:abstractNum>
+  <w:abstractNum w:abstractNumId="8" w15:restartNumberingAfterBreak="0">
     <w:nsid w:val="447C13CC"/>
     <w:multiLevelType w:val="multilevel"/>
     <w:tmpl w:val="8C38E272"/>
@@ -6259,7 +4505,7 @@
       </w:rPr>
     </w:lvl>
   </w:abstractNum>
-  <w:abstractNum w:abstractNumId="6" w15:restartNumberingAfterBreak="0">
+  <w:abstractNum w:abstractNumId="9" w15:restartNumberingAfterBreak="0">
     <w:nsid w:val="56791842"/>
     <w:multiLevelType w:val="multilevel"/>
     <w:tmpl w:val="B6EC22A8"/>
@@ -6408,7 +4654,7 @@
       </w:rPr>
     </w:lvl>
   </w:abstractNum>
-  <w:abstractNum w:abstractNumId="7" w15:restartNumberingAfterBreak="0">
+  <w:abstractNum w:abstractNumId="10" w15:restartNumberingAfterBreak="0">
     <w:nsid w:val="56EA1C95"/>
     <w:multiLevelType w:val="multilevel"/>
     <w:tmpl w:val="8C38E272"/>
@@ -6557,7 +4803,7 @@
       </w:rPr>
     </w:lvl>
   </w:abstractNum>
-  <w:abstractNum w:abstractNumId="8" w15:restartNumberingAfterBreak="0">
+  <w:abstractNum w:abstractNumId="11" w15:restartNumberingAfterBreak="0">
     <w:nsid w:val="5D2D4280"/>
     <w:multiLevelType w:val="multilevel"/>
     <w:tmpl w:val="8C38E272"/>
@@ -6706,7 +4952,7 @@
       </w:rPr>
     </w:lvl>
   </w:abstractNum>
-  <w:abstractNum w:abstractNumId="9" w15:restartNumberingAfterBreak="0">
+  <w:abstractNum w:abstractNumId="12" w15:restartNumberingAfterBreak="0">
     <w:nsid w:val="5DD73C5A"/>
     <w:multiLevelType w:val="multilevel"/>
     <w:tmpl w:val="8C38E272"/>
@@ -6855,7 +5101,156 @@
       </w:rPr>
     </w:lvl>
   </w:abstractNum>
-  <w:abstractNum w:abstractNumId="10" w15:restartNumberingAfterBreak="0">
+  <w:abstractNum w:abstractNumId="13" w15:restartNumberingAfterBreak="0">
+    <w:nsid w:val="688E6661"/>
+    <w:multiLevelType w:val="multilevel"/>
+    <w:tmpl w:val="B8B6CECA"/>
+    <w:lvl w:ilvl="0">
+      <w:start w:val="1"/>
+      <w:numFmt w:val="bullet"/>
+      <w:lvlText w:val=""/>
+      <w:lvlJc w:val="left"/>
+      <w:pPr>
+        <w:tabs>
+          <w:tab w:val="num" w:pos="720"/>
+        </w:tabs>
+        <w:ind w:left="720" w:hanging="360"/>
+      </w:pPr>
+      <w:rPr>
+        <w:rFonts w:ascii="Symbol" w:hAnsi="Symbol" w:hint="default"/>
+        <w:sz w:val="20"/>
+      </w:rPr>
+    </w:lvl>
+    <w:lvl w:ilvl="1" w:tentative="1">
+      <w:start w:val="1"/>
+      <w:numFmt w:val="bullet"/>
+      <w:lvlText w:val="o"/>
+      <w:lvlJc w:val="left"/>
+      <w:pPr>
+        <w:tabs>
+          <w:tab w:val="num" w:pos="1440"/>
+        </w:tabs>
+        <w:ind w:left="1440" w:hanging="360"/>
+      </w:pPr>
+      <w:rPr>
+        <w:rFonts w:ascii="Courier New" w:hAnsi="Courier New" w:hint="default"/>
+        <w:sz w:val="20"/>
+      </w:rPr>
+    </w:lvl>
+    <w:lvl w:ilvl="2" w:tentative="1">
+      <w:start w:val="1"/>
+      <w:numFmt w:val="bullet"/>
+      <w:lvlText w:val=""/>
+      <w:lvlJc w:val="left"/>
+      <w:pPr>
+        <w:tabs>
+          <w:tab w:val="num" w:pos="2160"/>
+        </w:tabs>
+        <w:ind w:left="2160" w:hanging="360"/>
+      </w:pPr>
+      <w:rPr>
+        <w:rFonts w:ascii="Wingdings" w:hAnsi="Wingdings" w:hint="default"/>
+        <w:sz w:val="20"/>
+      </w:rPr>
+    </w:lvl>
+    <w:lvl w:ilvl="3" w:tentative="1">
+      <w:start w:val="1"/>
+      <w:numFmt w:val="bullet"/>
+      <w:lvlText w:val=""/>
+      <w:lvlJc w:val="left"/>
+      <w:pPr>
+        <w:tabs>
+          <w:tab w:val="num" w:pos="2880"/>
+        </w:tabs>
+        <w:ind w:left="2880" w:hanging="360"/>
+      </w:pPr>
+      <w:rPr>
+        <w:rFonts w:ascii="Wingdings" w:hAnsi="Wingdings" w:hint="default"/>
+        <w:sz w:val="20"/>
+      </w:rPr>
+    </w:lvl>
+    <w:lvl w:ilvl="4" w:tentative="1">
+      <w:start w:val="1"/>
+      <w:numFmt w:val="bullet"/>
+      <w:lvlText w:val=""/>
+      <w:lvlJc w:val="left"/>
+      <w:pPr>
+        <w:tabs>
+          <w:tab w:val="num" w:pos="3600"/>
+        </w:tabs>
+        <w:ind w:left="3600" w:hanging="360"/>
+      </w:pPr>
+      <w:rPr>
+        <w:rFonts w:ascii="Wingdings" w:hAnsi="Wingdings" w:hint="default"/>
+        <w:sz w:val="20"/>
+      </w:rPr>
+    </w:lvl>
+    <w:lvl w:ilvl="5" w:tentative="1">
+      <w:start w:val="1"/>
+      <w:numFmt w:val="bullet"/>
+      <w:lvlText w:val=""/>
+      <w:lvlJc w:val="left"/>
+      <w:pPr>
+        <w:tabs>
+          <w:tab w:val="num" w:pos="4320"/>
+        </w:tabs>
+        <w:ind w:left="4320" w:hanging="360"/>
+      </w:pPr>
+      <w:rPr>
+        <w:rFonts w:ascii="Wingdings" w:hAnsi="Wingdings" w:hint="default"/>
+        <w:sz w:val="20"/>
+      </w:rPr>
+    </w:lvl>
+    <w:lvl w:ilvl="6" w:tentative="1">
+      <w:start w:val="1"/>
+      <w:numFmt w:val="bullet"/>
+      <w:lvlText w:val=""/>
+      <w:lvlJc w:val="left"/>
+      <w:pPr>
+        <w:tabs>
+          <w:tab w:val="num" w:pos="5040"/>
+        </w:tabs>
+        <w:ind w:left="5040" w:hanging="360"/>
+      </w:pPr>
+      <w:rPr>
+        <w:rFonts w:ascii="Wingdings" w:hAnsi="Wingdings" w:hint="default"/>
+        <w:sz w:val="20"/>
+      </w:rPr>
+    </w:lvl>
+    <w:lvl w:ilvl="7" w:tentative="1">
+      <w:start w:val="1"/>
+      <w:numFmt w:val="bullet"/>
+      <w:lvlText w:val=""/>
+      <w:lvlJc w:val="left"/>
+      <w:pPr>
+        <w:tabs>
+          <w:tab w:val="num" w:pos="5760"/>
+        </w:tabs>
+        <w:ind w:left="5760" w:hanging="360"/>
+      </w:pPr>
+      <w:rPr>
+        <w:rFonts w:ascii="Wingdings" w:hAnsi="Wingdings" w:hint="default"/>
+        <w:sz w:val="20"/>
+      </w:rPr>
+    </w:lvl>
+    <w:lvl w:ilvl="8" w:tentative="1">
+      <w:start w:val="1"/>
+      <w:numFmt w:val="bullet"/>
+      <w:lvlText w:val=""/>
+      <w:lvlJc w:val="left"/>
+      <w:pPr>
+        <w:tabs>
+          <w:tab w:val="num" w:pos="6480"/>
+        </w:tabs>
+        <w:ind w:left="6480" w:hanging="360"/>
+      </w:pPr>
+      <w:rPr>
+        <w:rFonts w:ascii="Wingdings" w:hAnsi="Wingdings" w:hint="default"/>
+        <w:sz w:val="20"/>
+      </w:rPr>
+    </w:lvl>
+  </w:abstractNum>
+  <w:abstractNum w:abstractNumId="14" w15:restartNumberingAfterBreak="0">
     <w:nsid w:val="74C5056F"/>
     <w:multiLevelType w:val="multilevel"/>
     <w:tmpl w:val="8C38E272"/>
@@ -7008,34 +5403,46 @@
     <w:abstractNumId w:val="1"/>
   </w:num>
   <w:num w:numId="2" w16cid:durableId="141578431">
-    <w:abstractNumId w:val="6"/>
+    <w:abstractNumId w:val="9"/>
   </w:num>
   <w:num w:numId="3" w16cid:durableId="116073754">
     <w:abstractNumId w:val="2"/>
   </w:num>
   <w:num w:numId="4" w16cid:durableId="1400398451">
-    <w:abstractNumId w:val="3"/>
+    <w:abstractNumId w:val="4"/>
   </w:num>
   <w:num w:numId="5" w16cid:durableId="1128399807">
-    <w:abstractNumId w:val="4"/>
+    <w:abstractNumId w:val="5"/>
   </w:num>
   <w:num w:numId="6" w16cid:durableId="2054771008">
-    <w:abstractNumId w:val="7"/>
+    <w:abstractNumId w:val="10"/>
   </w:num>
   <w:num w:numId="7" w16cid:durableId="777530066">
     <w:abstractNumId w:val="0"/>
   </w:num>
   <w:num w:numId="8" w16cid:durableId="1537155846">
+    <w:abstractNumId w:val="11"/>
+  </w:num>
+  <w:num w:numId="9" w16cid:durableId="2095855532">
+    <w:abstractNumId w:val="12"/>
+  </w:num>
+  <w:num w:numId="10" w16cid:durableId="479269931">
     <w:abstractNumId w:val="8"/>
   </w:num>
-  <w:num w:numId="9" w16cid:durableId="2095855532">
-    <w:abstractNumId w:val="9"/>
+  <w:num w:numId="11" w16cid:durableId="900099449">
+    <w:abstractNumId w:val="14"/>
   </w:num>
-  <w:num w:numId="10" w16cid:durableId="479269931">
-    <w:abstractNumId w:val="5"/>
+  <w:num w:numId="12" w16cid:durableId="1923903794">
+    <w:abstractNumId w:val="7"/>
   </w:num>
-  <w:num w:numId="11" w16cid:durableId="900099449">
-    <w:abstractNumId w:val="10"/>
+  <w:num w:numId="13" w16cid:durableId="1640451354">
+    <w:abstractNumId w:val="13"/>
+  </w:num>
+  <w:num w:numId="14" w16cid:durableId="1062556684">
+    <w:abstractNumId w:val="6"/>
+  </w:num>
+  <w:num w:numId="15" w16cid:durableId="1938514364">
+    <w:abstractNumId w:val="3"/>
   </w:num>
 </w:numbering>
 </file>

--- a/C++ NOTES/C++ NOTES.docx
+++ b/C++ NOTES/C++ NOTES.docx
@@ -21,9 +21,8 @@
           <w:szCs w:val="36"/>
           <w:u w:val="single"/>
         </w:rPr>
-        <w:t xml:space="preserve">C++ </w:t>
-      </w:r>
-      <w:proofErr w:type="gramStart"/>
+        <w:t>C++ NOTES(</w:t>
+      </w:r>
       <w:r>
         <w:rPr>
           <w:b/>
@@ -32,9 +31,8 @@
           <w:szCs w:val="36"/>
           <w:u w:val="single"/>
         </w:rPr>
-        <w:t>NOTES(</w:t>
-      </w:r>
-      <w:proofErr w:type="gramEnd"/>
+        <w:t>CHAPTER</w:t>
+      </w:r>
       <w:r>
         <w:rPr>
           <w:b/>
@@ -43,16 +41,6 @@
           <w:szCs w:val="36"/>
           <w:u w:val="single"/>
         </w:rPr>
-        <w:t>CHAPTER</w:t>
-      </w:r>
-      <w:r>
-        <w:rPr>
-          <w:b/>
-          <w:bCs/>
-          <w:sz w:val="36"/>
-          <w:szCs w:val="36"/>
-          <w:u w:val="single"/>
-        </w:rPr>
         <w:t xml:space="preserve"> 1)</w:t>
       </w:r>
     </w:p>
@@ -69,124 +57,12 @@
           <w:b/>
           <w:bCs/>
         </w:rPr>
-        <w:t xml:space="preserve">1. C++ Introduction: Ye Language Kyun </w:t>
-      </w:r>
-      <w:proofErr w:type="spellStart"/>
-      <w:r>
-        <w:rPr>
-          <w:b/>
-          <w:bCs/>
-        </w:rPr>
-        <w:t>Seekhein</w:t>
-      </w:r>
-      <w:proofErr w:type="spellEnd"/>
-      <w:r>
-        <w:rPr>
-          <w:b/>
-          <w:bCs/>
-        </w:rPr>
-        <w:t>?</w:t>
-      </w:r>
-    </w:p>
-    <w:p>
-      <w:r>
-        <w:t xml:space="preserve">C++ </w:t>
-      </w:r>
-      <w:proofErr w:type="spellStart"/>
-      <w:r>
-        <w:t>seekhne</w:t>
-      </w:r>
-      <w:proofErr w:type="spellEnd"/>
-      <w:r>
-        <w:t xml:space="preserve"> </w:t>
-      </w:r>
-      <w:proofErr w:type="spellStart"/>
-      <w:r>
-        <w:t>ke</w:t>
-      </w:r>
-      <w:proofErr w:type="spellEnd"/>
-      <w:r>
-        <w:t xml:space="preserve"> </w:t>
-      </w:r>
-      <w:proofErr w:type="spellStart"/>
-      <w:r>
-        <w:t>piche</w:t>
-      </w:r>
-      <w:proofErr w:type="spellEnd"/>
-      <w:r>
-        <w:t xml:space="preserve"> </w:t>
-      </w:r>
-      <w:proofErr w:type="spellStart"/>
-      <w:r>
-        <w:t>sirf</w:t>
-      </w:r>
-      <w:proofErr w:type="spellEnd"/>
-      <w:r>
-        <w:t xml:space="preserve"> academics </w:t>
-      </w:r>
-      <w:proofErr w:type="spellStart"/>
-      <w:r>
-        <w:t>nahi</w:t>
-      </w:r>
-      <w:proofErr w:type="spellEnd"/>
-      <w:r>
-        <w:t xml:space="preserve">, </w:t>
-      </w:r>
-      <w:proofErr w:type="spellStart"/>
-      <w:r>
-        <w:t>balki</w:t>
-      </w:r>
-      <w:proofErr w:type="spellEnd"/>
-      <w:r>
-        <w:t xml:space="preserve"> </w:t>
-      </w:r>
-      <w:proofErr w:type="spellStart"/>
-      <w:r>
-        <w:t>iska</w:t>
-      </w:r>
-      <w:proofErr w:type="spellEnd"/>
-      <w:r>
-        <w:t xml:space="preserve"> powerful nature </w:t>
-      </w:r>
-      <w:proofErr w:type="spellStart"/>
-      <w:r>
-        <w:t>hai</w:t>
-      </w:r>
-      <w:proofErr w:type="spellEnd"/>
-      <w:r>
-        <w:t xml:space="preserve">. Game development aur low-level programming </w:t>
-      </w:r>
-      <w:proofErr w:type="spellStart"/>
-      <w:r>
-        <w:t>mein</w:t>
-      </w:r>
-      <w:proofErr w:type="spellEnd"/>
-      <w:r>
-        <w:t xml:space="preserve"> </w:t>
-      </w:r>
-      <w:proofErr w:type="spellStart"/>
-      <w:r>
-        <w:t>iska</w:t>
-      </w:r>
-      <w:proofErr w:type="spellEnd"/>
-      <w:r>
-        <w:t xml:space="preserve"> koi tod </w:t>
-      </w:r>
-      <w:proofErr w:type="spellStart"/>
-      <w:r>
-        <w:t>nahi</w:t>
-      </w:r>
-      <w:proofErr w:type="spellEnd"/>
-      <w:r>
-        <w:t xml:space="preserve"> </w:t>
-      </w:r>
-      <w:proofErr w:type="spellStart"/>
-      <w:r>
-        <w:t>hai</w:t>
-      </w:r>
-      <w:proofErr w:type="spellEnd"/>
-      <w:r>
-        <w:t>.</w:t>
+        <w:t>1. C++ Introduction: Ye Language Kyun Seekhein?</w:t>
+      </w:r>
+    </w:p>
+    <w:p>
+      <w:r>
+        <w:t>C++ seekhne ke piche sirf academics nahi, balki iska powerful nature hai. Game development aur low-level programming mein iska koi tod nahi hai.</w:t>
       </w:r>
     </w:p>
     <w:p>
@@ -204,71 +80,7 @@
         <w:t>Academic Base:</w:t>
       </w:r>
       <w:r>
-        <w:t xml:space="preserve"> C++ ko programming </w:t>
-      </w:r>
-      <w:proofErr w:type="spellStart"/>
-      <w:r>
-        <w:t>sikhne</w:t>
-      </w:r>
-      <w:proofErr w:type="spellEnd"/>
-      <w:r>
-        <w:t xml:space="preserve"> ka foundation mana </w:t>
-      </w:r>
-      <w:proofErr w:type="spellStart"/>
-      <w:r>
-        <w:t>jata</w:t>
-      </w:r>
-      <w:proofErr w:type="spellEnd"/>
-      <w:r>
-        <w:t xml:space="preserve"> </w:t>
-      </w:r>
-      <w:proofErr w:type="spellStart"/>
-      <w:r>
-        <w:t>hai</w:t>
-      </w:r>
-      <w:proofErr w:type="spellEnd"/>
-      <w:r>
-        <w:t xml:space="preserve"> </w:t>
-      </w:r>
-      <w:proofErr w:type="spellStart"/>
-      <w:r>
-        <w:t>kyunki</w:t>
-      </w:r>
-      <w:proofErr w:type="spellEnd"/>
-      <w:r>
-        <w:t xml:space="preserve"> ye language ka structure aur logic build </w:t>
-      </w:r>
-      <w:proofErr w:type="spellStart"/>
-      <w:r>
-        <w:t>karne</w:t>
-      </w:r>
-      <w:proofErr w:type="spellEnd"/>
-      <w:r>
-        <w:t xml:space="preserve"> </w:t>
-      </w:r>
-      <w:proofErr w:type="spellStart"/>
-      <w:r>
-        <w:t>mein</w:t>
-      </w:r>
-      <w:proofErr w:type="spellEnd"/>
-      <w:r>
-        <w:t xml:space="preserve"> help </w:t>
-      </w:r>
-      <w:proofErr w:type="spellStart"/>
-      <w:r>
-        <w:t>karti</w:t>
-      </w:r>
-      <w:proofErr w:type="spellEnd"/>
-      <w:r>
-        <w:t xml:space="preserve"> </w:t>
-      </w:r>
-      <w:proofErr w:type="spellStart"/>
-      <w:r>
-        <w:t>hai</w:t>
-      </w:r>
-      <w:proofErr w:type="spellEnd"/>
-      <w:r>
-        <w:t>.</w:t>
+        <w:t xml:space="preserve"> C++ ko programming sikhne ka foundation mana jata hai kyunki ye language ka structure aur logic build karne mein help karti hai.</w:t>
       </w:r>
     </w:p>
     <w:p>
@@ -286,151 +98,7 @@
         <w:t>Platform Independent:</w:t>
       </w:r>
       <w:r>
-        <w:t xml:space="preserve"> C++ pure platform-independent </w:t>
-      </w:r>
-      <w:proofErr w:type="spellStart"/>
-      <w:r>
-        <w:t>hai</w:t>
-      </w:r>
-      <w:proofErr w:type="spellEnd"/>
-      <w:r>
-        <w:t xml:space="preserve">. Iska </w:t>
-      </w:r>
-      <w:proofErr w:type="spellStart"/>
-      <w:r>
-        <w:t>matlab</w:t>
-      </w:r>
-      <w:proofErr w:type="spellEnd"/>
-      <w:r>
-        <w:t xml:space="preserve"> ye </w:t>
-      </w:r>
-      <w:proofErr w:type="spellStart"/>
-      <w:r>
-        <w:t>hai</w:t>
-      </w:r>
-      <w:proofErr w:type="spellEnd"/>
-      <w:r>
-        <w:t xml:space="preserve"> ki code </w:t>
-      </w:r>
-      <w:proofErr w:type="spellStart"/>
-      <w:r>
-        <w:t>likhne</w:t>
-      </w:r>
-      <w:proofErr w:type="spellEnd"/>
-      <w:r>
-        <w:t xml:space="preserve"> </w:t>
-      </w:r>
-      <w:proofErr w:type="spellStart"/>
-      <w:r>
-        <w:t>ke</w:t>
-      </w:r>
-      <w:proofErr w:type="spellEnd"/>
-      <w:r>
-        <w:t xml:space="preserve"> </w:t>
-      </w:r>
-      <w:proofErr w:type="spellStart"/>
-      <w:r>
-        <w:t>baad</w:t>
-      </w:r>
-      <w:proofErr w:type="spellEnd"/>
-      <w:r>
-        <w:t xml:space="preserve"> jab </w:t>
-      </w:r>
-      <w:proofErr w:type="spellStart"/>
-      <w:r>
-        <w:t>aap</w:t>
-      </w:r>
-      <w:proofErr w:type="spellEnd"/>
-      <w:r>
-        <w:t xml:space="preserve"> </w:t>
-      </w:r>
-      <w:proofErr w:type="spellStart"/>
-      <w:r>
-        <w:t>ise</w:t>
-      </w:r>
-      <w:proofErr w:type="spellEnd"/>
-      <w:r>
-        <w:t xml:space="preserve"> compile </w:t>
-      </w:r>
-      <w:proofErr w:type="spellStart"/>
-      <w:r>
-        <w:t>karte</w:t>
-      </w:r>
-      <w:proofErr w:type="spellEnd"/>
-      <w:r>
-        <w:t xml:space="preserve"> </w:t>
-      </w:r>
-      <w:proofErr w:type="spellStart"/>
-      <w:r>
-        <w:t>ho</w:t>
-      </w:r>
-      <w:proofErr w:type="spellEnd"/>
-      <w:r>
-        <w:t xml:space="preserve">, </w:t>
-      </w:r>
-      <w:proofErr w:type="spellStart"/>
-      <w:r>
-        <w:t>toh</w:t>
-      </w:r>
-      <w:proofErr w:type="spellEnd"/>
-      <w:r>
-        <w:t xml:space="preserve"> </w:t>
-      </w:r>
-      <w:proofErr w:type="spellStart"/>
-      <w:r>
-        <w:t>iski</w:t>
-      </w:r>
-      <w:proofErr w:type="spellEnd"/>
-      <w:r>
-        <w:t xml:space="preserve"> binaries (executable files) </w:t>
-      </w:r>
-      <w:proofErr w:type="spellStart"/>
-      <w:r>
-        <w:t>kisi</w:t>
-      </w:r>
-      <w:proofErr w:type="spellEnd"/>
-      <w:r>
-        <w:t xml:space="preserve"> </w:t>
-      </w:r>
-      <w:proofErr w:type="spellStart"/>
-      <w:r>
-        <w:t>bhi</w:t>
-      </w:r>
-      <w:proofErr w:type="spellEnd"/>
-      <w:r>
-        <w:t xml:space="preserve"> system pe run </w:t>
-      </w:r>
-      <w:proofErr w:type="spellStart"/>
-      <w:r>
-        <w:t>ho</w:t>
-      </w:r>
-      <w:proofErr w:type="spellEnd"/>
-      <w:r>
-        <w:t xml:space="preserve"> </w:t>
-      </w:r>
-      <w:proofErr w:type="spellStart"/>
-      <w:r>
-        <w:t>sakti</w:t>
-      </w:r>
-      <w:proofErr w:type="spellEnd"/>
-      <w:r>
-        <w:t xml:space="preserve"> hain, bas libraries ka support </w:t>
-      </w:r>
-      <w:proofErr w:type="spellStart"/>
-      <w:r>
-        <w:t>hona</w:t>
-      </w:r>
-      <w:proofErr w:type="spellEnd"/>
-      <w:r>
-        <w:t xml:space="preserve"> </w:t>
-      </w:r>
-      <w:proofErr w:type="spellStart"/>
-      <w:r>
-        <w:t>chahiye</w:t>
-      </w:r>
-      <w:proofErr w:type="spellEnd"/>
-      <w:r>
-        <w:t>.</w:t>
+        <w:t xml:space="preserve"> C++ pure platform-independent hai. Iska matlab ye hai ki code likhne ke baad jab aap ise compile karte ho, toh iski binaries (executable files) kisi bhi system pe run ho sakti hain, bas libraries ka support hona chahiye.</w:t>
       </w:r>
     </w:p>
     <w:p>
@@ -448,135 +116,7 @@
         <w:t>Object-Oriented (OOP):</w:t>
       </w:r>
       <w:r>
-        <w:t xml:space="preserve"> C++ ki </w:t>
-      </w:r>
-      <w:proofErr w:type="spellStart"/>
-      <w:r>
-        <w:t>sabse</w:t>
-      </w:r>
-      <w:proofErr w:type="spellEnd"/>
-      <w:r>
-        <w:t xml:space="preserve"> </w:t>
-      </w:r>
-      <w:proofErr w:type="spellStart"/>
-      <w:r>
-        <w:t>badi</w:t>
-      </w:r>
-      <w:proofErr w:type="spellEnd"/>
-      <w:r>
-        <w:t xml:space="preserve"> </w:t>
-      </w:r>
-      <w:proofErr w:type="spellStart"/>
-      <w:r>
-        <w:t>taqat</w:t>
-      </w:r>
-      <w:proofErr w:type="spellEnd"/>
-      <w:r>
-        <w:t xml:space="preserve"> </w:t>
-      </w:r>
-      <w:proofErr w:type="spellStart"/>
-      <w:r>
-        <w:t>iska</w:t>
-      </w:r>
-      <w:proofErr w:type="spellEnd"/>
-      <w:r>
-        <w:t xml:space="preserve"> OOP nature </w:t>
-      </w:r>
-      <w:proofErr w:type="spellStart"/>
-      <w:r>
-        <w:t>hai</w:t>
-      </w:r>
-      <w:proofErr w:type="spellEnd"/>
-      <w:r>
-        <w:t xml:space="preserve">. Ye language concepts ko "hide" (abstract) </w:t>
-      </w:r>
-      <w:proofErr w:type="spellStart"/>
-      <w:r>
-        <w:t>nahi</w:t>
-      </w:r>
-      <w:proofErr w:type="spellEnd"/>
-      <w:r>
-        <w:t xml:space="preserve"> </w:t>
-      </w:r>
-      <w:proofErr w:type="spellStart"/>
-      <w:r>
-        <w:t>karti</w:t>
-      </w:r>
-      <w:proofErr w:type="spellEnd"/>
-      <w:r>
-        <w:t xml:space="preserve">, </w:t>
-      </w:r>
-      <w:proofErr w:type="spellStart"/>
-      <w:r>
-        <w:t>balki</w:t>
-      </w:r>
-      <w:proofErr w:type="spellEnd"/>
-      <w:r>
-        <w:t xml:space="preserve"> sab </w:t>
-      </w:r>
-      <w:proofErr w:type="spellStart"/>
-      <w:r>
-        <w:t>kuch</w:t>
-      </w:r>
-      <w:proofErr w:type="spellEnd"/>
-      <w:r>
-        <w:t xml:space="preserve"> openly define </w:t>
-      </w:r>
-      <w:proofErr w:type="spellStart"/>
-      <w:r>
-        <w:t>karti</w:t>
-      </w:r>
-      <w:proofErr w:type="spellEnd"/>
-      <w:r>
-        <w:t xml:space="preserve"> </w:t>
-      </w:r>
-      <w:proofErr w:type="spellStart"/>
-      <w:r>
-        <w:t>hai</w:t>
-      </w:r>
-      <w:proofErr w:type="spellEnd"/>
-      <w:r>
-        <w:t xml:space="preserve">, </w:t>
-      </w:r>
-      <w:proofErr w:type="spellStart"/>
-      <w:r>
-        <w:t>jisse</w:t>
-      </w:r>
-      <w:proofErr w:type="spellEnd"/>
-      <w:r>
-        <w:t xml:space="preserve"> </w:t>
-      </w:r>
-      <w:proofErr w:type="spellStart"/>
-      <w:r>
-        <w:t>tumhein</w:t>
-      </w:r>
-      <w:proofErr w:type="spellEnd"/>
-      <w:r>
-        <w:t xml:space="preserve"> as a developer </w:t>
-      </w:r>
-      <w:proofErr w:type="spellStart"/>
-      <w:r>
-        <w:t>zyada</w:t>
-      </w:r>
-      <w:proofErr w:type="spellEnd"/>
-      <w:r>
-        <w:t xml:space="preserve"> control </w:t>
-      </w:r>
-      <w:proofErr w:type="spellStart"/>
-      <w:r>
-        <w:t>milta</w:t>
-      </w:r>
-      <w:proofErr w:type="spellEnd"/>
-      <w:r>
-        <w:t xml:space="preserve"> </w:t>
-      </w:r>
-      <w:proofErr w:type="spellStart"/>
-      <w:r>
-        <w:t>hai</w:t>
-      </w:r>
-      <w:proofErr w:type="spellEnd"/>
-      <w:r>
-        <w:t>.</w:t>
+        <w:t xml:space="preserve"> C++ ki sabse badi taqat iska OOP nature hai. Ye language concepts ko "hide" (abstract) nahi karti, balki sab kuch openly define karti hai, jisse tumhein as a developer zyada control milta hai.</w:t>
       </w:r>
     </w:p>
     <w:p>
@@ -594,103 +134,7 @@
         <w:t>Statically Typed:</w:t>
       </w:r>
       <w:r>
-        <w:t xml:space="preserve"> Iska </w:t>
-      </w:r>
-      <w:proofErr w:type="spellStart"/>
-      <w:r>
-        <w:t>matlab</w:t>
-      </w:r>
-      <w:proofErr w:type="spellEnd"/>
-      <w:r>
-        <w:t xml:space="preserve"> </w:t>
-      </w:r>
-      <w:proofErr w:type="spellStart"/>
-      <w:r>
-        <w:t>hai</w:t>
-      </w:r>
-      <w:proofErr w:type="spellEnd"/>
-      <w:r>
-        <w:t xml:space="preserve"> ki </w:t>
-      </w:r>
-      <w:proofErr w:type="spellStart"/>
-      <w:r>
-        <w:t>har</w:t>
-      </w:r>
-      <w:proofErr w:type="spellEnd"/>
-      <w:r>
-        <w:t xml:space="preserve"> variable ka data type (int, float, string) </w:t>
-      </w:r>
-      <w:proofErr w:type="spellStart"/>
-      <w:r>
-        <w:t>pehle</w:t>
-      </w:r>
-      <w:proofErr w:type="spellEnd"/>
-      <w:r>
-        <w:t xml:space="preserve"> se </w:t>
-      </w:r>
-      <w:proofErr w:type="spellStart"/>
-      <w:r>
-        <w:t>batana</w:t>
-      </w:r>
-      <w:proofErr w:type="spellEnd"/>
-      <w:r>
-        <w:t xml:space="preserve"> </w:t>
-      </w:r>
-      <w:proofErr w:type="spellStart"/>
-      <w:r>
-        <w:t>padta</w:t>
-      </w:r>
-      <w:proofErr w:type="spellEnd"/>
-      <w:r>
-        <w:t xml:space="preserve"> </w:t>
-      </w:r>
-      <w:proofErr w:type="spellStart"/>
-      <w:r>
-        <w:t>hai</w:t>
-      </w:r>
-      <w:proofErr w:type="spellEnd"/>
-      <w:r>
-        <w:t xml:space="preserve">. Isse code </w:t>
-      </w:r>
-      <w:proofErr w:type="spellStart"/>
-      <w:r>
-        <w:t>zyada</w:t>
-      </w:r>
-      <w:proofErr w:type="spellEnd"/>
-      <w:r>
-        <w:t xml:space="preserve"> predictable </w:t>
-      </w:r>
-      <w:proofErr w:type="spellStart"/>
-      <w:r>
-        <w:t>hota</w:t>
-      </w:r>
-      <w:proofErr w:type="spellEnd"/>
-      <w:r>
-        <w:t xml:space="preserve"> </w:t>
-      </w:r>
-      <w:proofErr w:type="spellStart"/>
-      <w:r>
-        <w:t>hai</w:t>
-      </w:r>
-      <w:proofErr w:type="spellEnd"/>
-      <w:r>
-        <w:t xml:space="preserve"> aur bugs </w:t>
-      </w:r>
-      <w:proofErr w:type="spellStart"/>
-      <w:r>
-        <w:t>kam</w:t>
-      </w:r>
-      <w:proofErr w:type="spellEnd"/>
-      <w:r>
-        <w:t xml:space="preserve"> </w:t>
-      </w:r>
-      <w:proofErr w:type="spellStart"/>
-      <w:r>
-        <w:t>aate</w:t>
-      </w:r>
-      <w:proofErr w:type="spellEnd"/>
-      <w:r>
-        <w:t xml:space="preserve"> hain.</w:t>
+        <w:t xml:space="preserve"> Iska matlab hai ki har variable ka data type (int, float, string) pehle se batana padta hai. Isse code zyada predictable hota hai aur bugs kam aate hain.</w:t>
       </w:r>
     </w:p>
     <w:p>
@@ -708,47 +152,7 @@
         <w:t>Speed &amp; System Access:</w:t>
       </w:r>
       <w:r>
-        <w:t xml:space="preserve"> Ye hardware </w:t>
-      </w:r>
-      <w:proofErr w:type="spellStart"/>
-      <w:r>
-        <w:t>ke</w:t>
-      </w:r>
-      <w:proofErr w:type="spellEnd"/>
-      <w:r>
-        <w:t xml:space="preserve"> bahut close </w:t>
-      </w:r>
-      <w:proofErr w:type="spellStart"/>
-      <w:r>
-        <w:t>hai</w:t>
-      </w:r>
-      <w:proofErr w:type="spellEnd"/>
-      <w:r>
-        <w:t xml:space="preserve">. Isi </w:t>
-      </w:r>
-      <w:proofErr w:type="spellStart"/>
-      <w:r>
-        <w:t>wajah</w:t>
-      </w:r>
-      <w:proofErr w:type="spellEnd"/>
-      <w:r>
-        <w:t xml:space="preserve"> se high-end applications aur game engines (</w:t>
-      </w:r>
-      <w:proofErr w:type="spellStart"/>
-      <w:r>
-        <w:t>jaise</w:t>
-      </w:r>
-      <w:proofErr w:type="spellEnd"/>
-      <w:r>
-        <w:t xml:space="preserve"> Unreal Engine) C++ hi prefer </w:t>
-      </w:r>
-      <w:proofErr w:type="spellStart"/>
-      <w:r>
-        <w:t>karte</w:t>
-      </w:r>
-      <w:proofErr w:type="spellEnd"/>
-      <w:r>
-        <w:t xml:space="preserve"> hain.</w:t>
+        <w:t xml:space="preserve"> Ye hardware ke bahut close hai. Isi wajah se high-end applications aur game engines (jaise Unreal Engine) C++ hi prefer karte hain.</w:t>
       </w:r>
     </w:p>
     <w:p>
@@ -785,55 +189,7 @@
         <w:t>"Under the Hood"</w:t>
       </w:r>
       <w:r>
-        <w:t xml:space="preserve"> language kaha </w:t>
-      </w:r>
-      <w:proofErr w:type="spellStart"/>
-      <w:r>
-        <w:t>jata</w:t>
-      </w:r>
-      <w:proofErr w:type="spellEnd"/>
-      <w:r>
-        <w:t xml:space="preserve"> </w:t>
-      </w:r>
-      <w:proofErr w:type="spellStart"/>
-      <w:r>
-        <w:t>hai</w:t>
-      </w:r>
-      <w:proofErr w:type="spellEnd"/>
-      <w:r>
-        <w:t xml:space="preserve"> </w:t>
-      </w:r>
-      <w:proofErr w:type="spellStart"/>
-      <w:r>
-        <w:t>kyunki</w:t>
-      </w:r>
-      <w:proofErr w:type="spellEnd"/>
-      <w:r>
-        <w:t xml:space="preserve"> </w:t>
-      </w:r>
-      <w:proofErr w:type="spellStart"/>
-      <w:r>
-        <w:t>duniya</w:t>
-      </w:r>
-      <w:proofErr w:type="spellEnd"/>
-      <w:r>
-        <w:t xml:space="preserve"> ki </w:t>
-      </w:r>
-      <w:proofErr w:type="spellStart"/>
-      <w:r>
-        <w:t>badi-badi</w:t>
-      </w:r>
-      <w:proofErr w:type="spellEnd"/>
-      <w:r>
-        <w:t xml:space="preserve"> modern languages </w:t>
-      </w:r>
-      <w:proofErr w:type="spellStart"/>
-      <w:r>
-        <w:t>ispe</w:t>
-      </w:r>
-      <w:proofErr w:type="spellEnd"/>
-      <w:r>
-        <w:t xml:space="preserve"> tiki hui hain:</w:t>
+        <w:t xml:space="preserve"> language kaha jata hai kyunki duniya ki badi-badi modern languages ispe tiki hui hain:</w:t>
       </w:r>
     </w:p>
     <w:p>
@@ -851,71 +207,7 @@
         <w:t>Python Support:</w:t>
       </w:r>
       <w:r>
-        <w:t xml:space="preserve"> Python ki famous libraries </w:t>
-      </w:r>
-      <w:proofErr w:type="spellStart"/>
-      <w:r>
-        <w:t>jaise</w:t>
-      </w:r>
-      <w:proofErr w:type="spellEnd"/>
-      <w:r>
-        <w:t xml:space="preserve"> NumPy aur Pandas </w:t>
-      </w:r>
-      <w:proofErr w:type="gramStart"/>
-      <w:r>
-        <w:t>actually C++</w:t>
-      </w:r>
-      <w:proofErr w:type="gramEnd"/>
-      <w:r>
-        <w:t xml:space="preserve"> </w:t>
-      </w:r>
-      <w:proofErr w:type="spellStart"/>
-      <w:r>
-        <w:t>mein</w:t>
-      </w:r>
-      <w:proofErr w:type="spellEnd"/>
-      <w:r>
-        <w:t xml:space="preserve"> </w:t>
-      </w:r>
-      <w:proofErr w:type="spellStart"/>
-      <w:r>
-        <w:t>likhi</w:t>
-      </w:r>
-      <w:proofErr w:type="spellEnd"/>
-      <w:r>
-        <w:t xml:space="preserve"> </w:t>
-      </w:r>
-      <w:proofErr w:type="spellStart"/>
-      <w:r>
-        <w:t>gayi</w:t>
-      </w:r>
-      <w:proofErr w:type="spellEnd"/>
-      <w:r>
-        <w:t xml:space="preserve"> hain </w:t>
-      </w:r>
-      <w:proofErr w:type="spellStart"/>
-      <w:r>
-        <w:t>taaki</w:t>
-      </w:r>
-      <w:proofErr w:type="spellEnd"/>
-      <w:r>
-        <w:t xml:space="preserve"> wo fast </w:t>
-      </w:r>
-      <w:proofErr w:type="spellStart"/>
-      <w:r>
-        <w:t>kaam</w:t>
-      </w:r>
-      <w:proofErr w:type="spellEnd"/>
-      <w:r>
-        <w:t xml:space="preserve"> </w:t>
-      </w:r>
-      <w:proofErr w:type="spellStart"/>
-      <w:r>
-        <w:t>karein</w:t>
-      </w:r>
-      <w:proofErr w:type="spellEnd"/>
-      <w:r>
-        <w:t>.</w:t>
+        <w:t xml:space="preserve"> Python ki famous libraries jaise NumPy aur Pandas actually C++ mein likhi gayi hain taaki wo fast kaam karein.</w:t>
       </w:r>
     </w:p>
     <w:p>
@@ -933,47 +225,7 @@
         <w:t>JavaScript Engine:</w:t>
       </w:r>
       <w:r>
-        <w:t xml:space="preserve"> Chrome browser ka V8 engine (jo JS run </w:t>
-      </w:r>
-      <w:proofErr w:type="spellStart"/>
-      <w:r>
-        <w:t>karta</w:t>
-      </w:r>
-      <w:proofErr w:type="spellEnd"/>
-      <w:r>
-        <w:t xml:space="preserve"> </w:t>
-      </w:r>
-      <w:proofErr w:type="spellStart"/>
-      <w:r>
-        <w:t>hai</w:t>
-      </w:r>
-      <w:proofErr w:type="spellEnd"/>
-      <w:r>
-        <w:t xml:space="preserve">) C++ </w:t>
-      </w:r>
-      <w:proofErr w:type="spellStart"/>
-      <w:r>
-        <w:t>mein</w:t>
-      </w:r>
-      <w:proofErr w:type="spellEnd"/>
-      <w:r>
-        <w:t xml:space="preserve"> </w:t>
-      </w:r>
-      <w:proofErr w:type="spellStart"/>
-      <w:r>
-        <w:t>bana</w:t>
-      </w:r>
-      <w:proofErr w:type="spellEnd"/>
-      <w:r>
-        <w:t xml:space="preserve"> </w:t>
-      </w:r>
-      <w:proofErr w:type="spellStart"/>
-      <w:r>
-        <w:t>hai</w:t>
-      </w:r>
-      <w:proofErr w:type="spellEnd"/>
-      <w:r>
-        <w:t>.</w:t>
+        <w:t xml:space="preserve"> Chrome browser ka V8 engine (jo JS run karta hai) C++ mein bana hai.</w:t>
       </w:r>
     </w:p>
     <w:p>
@@ -991,31 +243,7 @@
         <w:t>Mobile Frameworks:</w:t>
       </w:r>
       <w:r>
-        <w:t xml:space="preserve"> React Native ka ek bahut </w:t>
-      </w:r>
-      <w:proofErr w:type="spellStart"/>
-      <w:r>
-        <w:t>bada</w:t>
-      </w:r>
-      <w:proofErr w:type="spellEnd"/>
-      <w:r>
-        <w:t xml:space="preserve"> portion C++ use </w:t>
-      </w:r>
-      <w:proofErr w:type="spellStart"/>
-      <w:r>
-        <w:t>karta</w:t>
-      </w:r>
-      <w:proofErr w:type="spellEnd"/>
-      <w:r>
-        <w:t xml:space="preserve"> </w:t>
-      </w:r>
-      <w:proofErr w:type="spellStart"/>
-      <w:r>
-        <w:t>hai</w:t>
-      </w:r>
-      <w:proofErr w:type="spellEnd"/>
-      <w:r>
-        <w:t>.</w:t>
+        <w:t xml:space="preserve"> React Native ka ek bahut bada portion C++ use karta hai.</w:t>
       </w:r>
     </w:p>
     <w:p>
@@ -1033,47 +261,7 @@
         <w:t>Drivers &amp; OS:</w:t>
       </w:r>
       <w:r>
-        <w:t xml:space="preserve"> Computer </w:t>
-      </w:r>
-      <w:proofErr w:type="spellStart"/>
-      <w:r>
-        <w:t>ke</w:t>
-      </w:r>
-      <w:proofErr w:type="spellEnd"/>
-      <w:r>
-        <w:t xml:space="preserve"> hardware drivers aur Operating Systems </w:t>
-      </w:r>
-      <w:proofErr w:type="spellStart"/>
-      <w:r>
-        <w:t>likhne</w:t>
-      </w:r>
-      <w:proofErr w:type="spellEnd"/>
-      <w:r>
-        <w:t xml:space="preserve"> </w:t>
-      </w:r>
-      <w:proofErr w:type="spellStart"/>
-      <w:r>
-        <w:t>ke</w:t>
-      </w:r>
-      <w:proofErr w:type="spellEnd"/>
-      <w:r>
-        <w:t xml:space="preserve"> </w:t>
-      </w:r>
-      <w:proofErr w:type="spellStart"/>
-      <w:r>
-        <w:t>liye</w:t>
-      </w:r>
-      <w:proofErr w:type="spellEnd"/>
-      <w:r>
-        <w:t xml:space="preserve"> ye standard choice </w:t>
-      </w:r>
-      <w:proofErr w:type="spellStart"/>
-      <w:r>
-        <w:t>hai</w:t>
-      </w:r>
-      <w:proofErr w:type="spellEnd"/>
-      <w:r>
-        <w:t>.</w:t>
+        <w:t xml:space="preserve"> Computer ke hardware drivers aur Operating Systems likhne ke liye ye standard choice hai.</w:t>
       </w:r>
     </w:p>
     <w:p>
@@ -1091,23 +279,7 @@
         <w:t>Memory Management:</w:t>
       </w:r>
       <w:r>
-        <w:t xml:space="preserve"> C++ </w:t>
-      </w:r>
-      <w:proofErr w:type="spellStart"/>
-      <w:r>
-        <w:t>mein</w:t>
-      </w:r>
-      <w:proofErr w:type="spellEnd"/>
-      <w:r>
-        <w:t xml:space="preserve"> </w:t>
-      </w:r>
-      <w:proofErr w:type="spellStart"/>
-      <w:r>
-        <w:t>aapko</w:t>
-      </w:r>
-      <w:proofErr w:type="spellEnd"/>
-      <w:r>
-        <w:t xml:space="preserve"> </w:t>
+        <w:t xml:space="preserve"> C++ mein aapko </w:t>
       </w:r>
       <w:r>
         <w:rPr>
@@ -1117,167 +289,7 @@
         <w:t>Pointers</w:t>
       </w:r>
       <w:r>
-        <w:t xml:space="preserve"> </w:t>
-      </w:r>
-      <w:proofErr w:type="spellStart"/>
-      <w:r>
-        <w:t>milte</w:t>
-      </w:r>
-      <w:proofErr w:type="spellEnd"/>
-      <w:r>
-        <w:t xml:space="preserve"> hain, </w:t>
-      </w:r>
-      <w:proofErr w:type="spellStart"/>
-      <w:r>
-        <w:t>jiska</w:t>
-      </w:r>
-      <w:proofErr w:type="spellEnd"/>
-      <w:r>
-        <w:t xml:space="preserve"> </w:t>
-      </w:r>
-      <w:proofErr w:type="spellStart"/>
-      <w:r>
-        <w:t>matlab</w:t>
-      </w:r>
-      <w:proofErr w:type="spellEnd"/>
-      <w:r>
-        <w:t xml:space="preserve"> </w:t>
-      </w:r>
-      <w:proofErr w:type="spellStart"/>
-      <w:r>
-        <w:t>hai</w:t>
-      </w:r>
-      <w:proofErr w:type="spellEnd"/>
-      <w:r>
-        <w:t xml:space="preserve"> </w:t>
-      </w:r>
-      <w:proofErr w:type="spellStart"/>
-      <w:r>
-        <w:t>aap</w:t>
-      </w:r>
-      <w:proofErr w:type="spellEnd"/>
-      <w:r>
-        <w:t xml:space="preserve"> direct memory (RAM) </w:t>
-      </w:r>
-      <w:proofErr w:type="spellStart"/>
-      <w:r>
-        <w:t>ke</w:t>
-      </w:r>
-      <w:proofErr w:type="spellEnd"/>
-      <w:r>
-        <w:t xml:space="preserve"> </w:t>
-      </w:r>
-      <w:proofErr w:type="spellStart"/>
-      <w:r>
-        <w:t>sath</w:t>
-      </w:r>
-      <w:proofErr w:type="spellEnd"/>
-      <w:r>
-        <w:t xml:space="preserve"> </w:t>
-      </w:r>
-      <w:proofErr w:type="spellStart"/>
-      <w:r>
-        <w:t>khel</w:t>
-      </w:r>
-      <w:proofErr w:type="spellEnd"/>
-      <w:r>
-        <w:t xml:space="preserve"> </w:t>
-      </w:r>
-      <w:proofErr w:type="spellStart"/>
-      <w:r>
-        <w:t>sakte</w:t>
-      </w:r>
-      <w:proofErr w:type="spellEnd"/>
-      <w:r>
-        <w:t xml:space="preserve"> ho. </w:t>
-      </w:r>
-      <w:proofErr w:type="spellStart"/>
-      <w:r>
-        <w:t>Baaki</w:t>
-      </w:r>
-      <w:proofErr w:type="spellEnd"/>
-      <w:r>
-        <w:t xml:space="preserve"> languages (Java, Python) </w:t>
-      </w:r>
-      <w:proofErr w:type="spellStart"/>
-      <w:r>
-        <w:t>mein</w:t>
-      </w:r>
-      <w:proofErr w:type="spellEnd"/>
-      <w:r>
-        <w:t xml:space="preserve"> ye </w:t>
-      </w:r>
-      <w:proofErr w:type="spellStart"/>
-      <w:r>
-        <w:t>kaam</w:t>
-      </w:r>
-      <w:proofErr w:type="spellEnd"/>
-      <w:r>
-        <w:t xml:space="preserve"> auto </w:t>
-      </w:r>
-      <w:proofErr w:type="spellStart"/>
-      <w:r>
-        <w:t>hota</w:t>
-      </w:r>
-      <w:proofErr w:type="spellEnd"/>
-      <w:r>
-        <w:t xml:space="preserve"> </w:t>
-      </w:r>
-      <w:proofErr w:type="spellStart"/>
-      <w:r>
-        <w:t>hai</w:t>
-      </w:r>
-      <w:proofErr w:type="spellEnd"/>
-      <w:r>
-        <w:t xml:space="preserve">, par C++ </w:t>
-      </w:r>
-      <w:proofErr w:type="spellStart"/>
-      <w:r>
-        <w:t>mein</w:t>
-      </w:r>
-      <w:proofErr w:type="spellEnd"/>
-      <w:r>
-        <w:t xml:space="preserve"> manual control </w:t>
-      </w:r>
-      <w:proofErr w:type="spellStart"/>
-      <w:r>
-        <w:t>milta</w:t>
-      </w:r>
-      <w:proofErr w:type="spellEnd"/>
-      <w:r>
-        <w:t xml:space="preserve"> </w:t>
-      </w:r>
-      <w:proofErr w:type="spellStart"/>
-      <w:r>
-        <w:t>hai</w:t>
-      </w:r>
-      <w:proofErr w:type="spellEnd"/>
-      <w:r>
-        <w:t xml:space="preserve"> jo optimization </w:t>
-      </w:r>
-      <w:proofErr w:type="spellStart"/>
-      <w:r>
-        <w:t>ke</w:t>
-      </w:r>
-      <w:proofErr w:type="spellEnd"/>
-      <w:r>
-        <w:t xml:space="preserve"> </w:t>
-      </w:r>
-      <w:proofErr w:type="spellStart"/>
-      <w:r>
-        <w:t>liye</w:t>
-      </w:r>
-      <w:proofErr w:type="spellEnd"/>
-      <w:r>
-        <w:t xml:space="preserve"> best </w:t>
-      </w:r>
-      <w:proofErr w:type="spellStart"/>
-      <w:r>
-        <w:t>hai</w:t>
-      </w:r>
-      <w:proofErr w:type="spellEnd"/>
-      <w:r>
-        <w:t>.</w:t>
+        <w:t xml:space="preserve"> milte hain, jiska matlab hai aap direct memory (RAM) ke sath khel sakte ho. Baaki languages (Java, Python) mein ye kaam auto hota hai, par C++ mein manual control milta hai jo optimization ke liye best hai.</w:t>
       </w:r>
     </w:p>
     <w:p>
@@ -1305,55 +317,7 @@
     </w:p>
     <w:p>
       <w:r>
-        <w:t xml:space="preserve">C++ ka </w:t>
-      </w:r>
-      <w:proofErr w:type="spellStart"/>
-      <w:r>
-        <w:t>janm</w:t>
-      </w:r>
-      <w:proofErr w:type="spellEnd"/>
-      <w:r>
-        <w:t xml:space="preserve"> ek problem solve </w:t>
-      </w:r>
-      <w:proofErr w:type="spellStart"/>
-      <w:r>
-        <w:t>karne</w:t>
-      </w:r>
-      <w:proofErr w:type="spellEnd"/>
-      <w:r>
-        <w:t xml:space="preserve"> </w:t>
-      </w:r>
-      <w:proofErr w:type="spellStart"/>
-      <w:r>
-        <w:t>ke</w:t>
-      </w:r>
-      <w:proofErr w:type="spellEnd"/>
-      <w:r>
-        <w:t xml:space="preserve"> </w:t>
-      </w:r>
-      <w:proofErr w:type="spellStart"/>
-      <w:r>
-        <w:t>liye</w:t>
-      </w:r>
-      <w:proofErr w:type="spellEnd"/>
-      <w:r>
-        <w:t xml:space="preserve"> </w:t>
-      </w:r>
-      <w:proofErr w:type="spellStart"/>
-      <w:r>
-        <w:t>hua</w:t>
-      </w:r>
-      <w:proofErr w:type="spellEnd"/>
-      <w:r>
-        <w:t xml:space="preserve"> </w:t>
-      </w:r>
-      <w:proofErr w:type="spellStart"/>
-      <w:r>
-        <w:t>tha</w:t>
-      </w:r>
-      <w:proofErr w:type="spellEnd"/>
-      <w:r>
-        <w:t>:</w:t>
+        <w:t>C++ ka janm ek problem solve karne ke liye hua tha:</w:t>
       </w:r>
     </w:p>
     <w:p>
@@ -1364,15 +328,7 @@
         </w:numPr>
       </w:pPr>
       <w:r>
-        <w:t xml:space="preserve">Bjarne Stroustrup (C++ </w:t>
-      </w:r>
-      <w:proofErr w:type="spellStart"/>
-      <w:r>
-        <w:t>ke</w:t>
-      </w:r>
-      <w:proofErr w:type="spellEnd"/>
-      <w:r>
-        <w:t xml:space="preserve"> founder) </w:t>
+        <w:t xml:space="preserve">Bjarne Stroustrup (C++ ke founder) </w:t>
       </w:r>
       <w:r>
         <w:rPr>
@@ -1382,31 +338,7 @@
         <w:t>Object-Oriented Programming (OOP)</w:t>
       </w:r>
       <w:r>
-        <w:t xml:space="preserve"> ko commercial use </w:t>
-      </w:r>
-      <w:proofErr w:type="spellStart"/>
-      <w:r>
-        <w:t>mein</w:t>
-      </w:r>
-      <w:proofErr w:type="spellEnd"/>
-      <w:r>
-        <w:t xml:space="preserve"> </w:t>
-      </w:r>
-      <w:proofErr w:type="spellStart"/>
-      <w:r>
-        <w:t>lana</w:t>
-      </w:r>
-      <w:proofErr w:type="spellEnd"/>
-      <w:r>
-        <w:t xml:space="preserve"> </w:t>
-      </w:r>
-      <w:proofErr w:type="spellStart"/>
-      <w:r>
-        <w:t>chahte</w:t>
-      </w:r>
-      <w:proofErr w:type="spellEnd"/>
-      <w:r>
-        <w:t xml:space="preserve"> the.</w:t>
+        <w:t xml:space="preserve"> ko commercial use mein lana chahte the.</w:t>
       </w:r>
     </w:p>
     <w:p>
@@ -1416,21 +348,8 @@
           <w:numId w:val="3"/>
         </w:numPr>
       </w:pPr>
-      <w:proofErr w:type="spellStart"/>
-      <w:r>
-        <w:t>Unhone</w:t>
-      </w:r>
-      <w:proofErr w:type="spellEnd"/>
-      <w:r>
-        <w:t xml:space="preserve"> </w:t>
-      </w:r>
-      <w:proofErr w:type="spellStart"/>
-      <w:r>
-        <w:t>pehle</w:t>
-      </w:r>
-      <w:proofErr w:type="spellEnd"/>
-      <w:r>
-        <w:t xml:space="preserve"> </w:t>
+      <w:r>
+        <w:t xml:space="preserve">Unhone pehle </w:t>
       </w:r>
       <w:r>
         <w:rPr>
@@ -1440,31 +359,7 @@
         <w:t>Simula</w:t>
       </w:r>
       <w:r>
-        <w:t xml:space="preserve"> language use ki, jo OOP </w:t>
-      </w:r>
-      <w:proofErr w:type="spellStart"/>
-      <w:r>
-        <w:t>toh</w:t>
-      </w:r>
-      <w:proofErr w:type="spellEnd"/>
-      <w:r>
-        <w:t xml:space="preserve"> </w:t>
-      </w:r>
-      <w:proofErr w:type="spellStart"/>
-      <w:r>
-        <w:t>thi</w:t>
-      </w:r>
-      <w:proofErr w:type="spellEnd"/>
-      <w:r>
-        <w:t xml:space="preserve"> par bahut slow </w:t>
-      </w:r>
-      <w:proofErr w:type="spellStart"/>
-      <w:r>
-        <w:t>thi</w:t>
-      </w:r>
-      <w:proofErr w:type="spellEnd"/>
-      <w:r>
-        <w:t>.</w:t>
+        <w:t xml:space="preserve"> language use ki, jo OOP toh thi par bahut slow thi.</w:t>
       </w:r>
     </w:p>
     <w:p>
@@ -1475,15 +370,7 @@
         </w:numPr>
       </w:pPr>
       <w:r>
-        <w:t xml:space="preserve">Fir </w:t>
-      </w:r>
-      <w:proofErr w:type="spellStart"/>
-      <w:r>
-        <w:t>unhone</w:t>
-      </w:r>
-      <w:proofErr w:type="spellEnd"/>
-      <w:r>
-        <w:t xml:space="preserve"> </w:t>
+        <w:t xml:space="preserve">Fir unhone </w:t>
       </w:r>
       <w:r>
         <w:rPr>
@@ -1493,47 +380,7 @@
         <w:t>C language</w:t>
       </w:r>
       <w:r>
-        <w:t xml:space="preserve"> ko </w:t>
-      </w:r>
-      <w:proofErr w:type="spellStart"/>
-      <w:r>
-        <w:t>chuna</w:t>
-      </w:r>
-      <w:proofErr w:type="spellEnd"/>
-      <w:r>
-        <w:t xml:space="preserve"> jo fast </w:t>
-      </w:r>
-      <w:proofErr w:type="spellStart"/>
-      <w:r>
-        <w:t>thi</w:t>
-      </w:r>
-      <w:proofErr w:type="spellEnd"/>
-      <w:r>
-        <w:t xml:space="preserve">, aur </w:t>
-      </w:r>
-      <w:proofErr w:type="spellStart"/>
-      <w:r>
-        <w:t>usmein</w:t>
-      </w:r>
-      <w:proofErr w:type="spellEnd"/>
-      <w:r>
-        <w:t xml:space="preserve"> OOP features add </w:t>
-      </w:r>
-      <w:proofErr w:type="spellStart"/>
-      <w:r>
-        <w:t>kar</w:t>
-      </w:r>
-      <w:proofErr w:type="spellEnd"/>
-      <w:r>
-        <w:t xml:space="preserve"> </w:t>
-      </w:r>
-      <w:proofErr w:type="spellStart"/>
-      <w:r>
-        <w:t>diye</w:t>
-      </w:r>
-      <w:proofErr w:type="spellEnd"/>
-      <w:r>
-        <w:t>.</w:t>
+        <w:t xml:space="preserve"> ko chuna jo fast thi, aur usmein OOP features add kar diye.</w:t>
       </w:r>
     </w:p>
     <w:p>
@@ -1543,29 +390,8 @@
           <w:numId w:val="3"/>
         </w:numPr>
       </w:pPr>
-      <w:proofErr w:type="spellStart"/>
-      <w:r>
-        <w:t>Shuruat</w:t>
-      </w:r>
-      <w:proofErr w:type="spellEnd"/>
-      <w:r>
-        <w:t xml:space="preserve"> </w:t>
-      </w:r>
-      <w:proofErr w:type="spellStart"/>
-      <w:r>
-        <w:t>mein</w:t>
-      </w:r>
-      <w:proofErr w:type="spellEnd"/>
-      <w:r>
-        <w:t xml:space="preserve"> </w:t>
-      </w:r>
-      <w:proofErr w:type="spellStart"/>
-      <w:r>
-        <w:t>ise</w:t>
-      </w:r>
-      <w:proofErr w:type="spellEnd"/>
-      <w:r>
-        <w:t xml:space="preserve"> </w:t>
+      <w:r>
+        <w:t xml:space="preserve">Shuruat mein ise </w:t>
       </w:r>
       <w:r>
         <w:rPr>
@@ -1575,33 +401,8 @@
         <w:t>"C with Classes"</w:t>
       </w:r>
       <w:r>
-        <w:t xml:space="preserve"> kaha </w:t>
-      </w:r>
-      <w:proofErr w:type="spellStart"/>
-      <w:r>
-        <w:t>jata</w:t>
-      </w:r>
-      <w:proofErr w:type="spellEnd"/>
-      <w:r>
-        <w:t xml:space="preserve"> </w:t>
-      </w:r>
-      <w:proofErr w:type="spellStart"/>
-      <w:r>
-        <w:t>tha</w:t>
-      </w:r>
-      <w:proofErr w:type="spellEnd"/>
-      <w:r>
-        <w:t xml:space="preserve">. Iska </w:t>
-      </w:r>
-      <w:proofErr w:type="spellStart"/>
-      <w:r>
-        <w:t>pehla</w:t>
-      </w:r>
-      <w:proofErr w:type="spellEnd"/>
-      <w:r>
-        <w:t xml:space="preserve"> compiler </w:t>
-      </w:r>
-      <w:proofErr w:type="spellStart"/>
+        <w:t xml:space="preserve"> kaha jata tha. Iska pehla compiler </w:t>
+      </w:r>
       <w:r>
         <w:rPr>
           <w:b/>
@@ -1609,81 +410,8 @@
         </w:rPr>
         <w:t>Cfront</w:t>
       </w:r>
-      <w:proofErr w:type="spellEnd"/>
-      <w:r>
-        <w:t xml:space="preserve"> </w:t>
-      </w:r>
-      <w:proofErr w:type="spellStart"/>
-      <w:r>
-        <w:t>tha</w:t>
-      </w:r>
-      <w:proofErr w:type="spellEnd"/>
-      <w:r>
-        <w:t xml:space="preserve">, jo C++ code ko C code </w:t>
-      </w:r>
-      <w:proofErr w:type="spellStart"/>
-      <w:r>
-        <w:t>mein</w:t>
-      </w:r>
-      <w:proofErr w:type="spellEnd"/>
-      <w:r>
-        <w:t xml:space="preserve"> convert </w:t>
-      </w:r>
-      <w:proofErr w:type="spellStart"/>
-      <w:r>
-        <w:t>karke</w:t>
-      </w:r>
-      <w:proofErr w:type="spellEnd"/>
-      <w:r>
-        <w:t xml:space="preserve"> run </w:t>
-      </w:r>
-      <w:proofErr w:type="spellStart"/>
-      <w:r>
-        <w:t>karta</w:t>
-      </w:r>
-      <w:proofErr w:type="spellEnd"/>
-      <w:r>
-        <w:t xml:space="preserve"> </w:t>
-      </w:r>
-      <w:proofErr w:type="spellStart"/>
-      <w:r>
-        <w:t>tha</w:t>
-      </w:r>
-      <w:proofErr w:type="spellEnd"/>
-      <w:r>
-        <w:t xml:space="preserve"> </w:t>
-      </w:r>
-      <w:proofErr w:type="spellStart"/>
-      <w:r>
-        <w:t>taaki</w:t>
-      </w:r>
-      <w:proofErr w:type="spellEnd"/>
-      <w:r>
-        <w:t xml:space="preserve"> performance </w:t>
-      </w:r>
-      <w:proofErr w:type="spellStart"/>
-      <w:r>
-        <w:t>mein</w:t>
-      </w:r>
-      <w:proofErr w:type="spellEnd"/>
-      <w:r>
-        <w:t xml:space="preserve"> koi kami </w:t>
-      </w:r>
-      <w:proofErr w:type="spellStart"/>
-      <w:r>
-        <w:t>na</w:t>
-      </w:r>
-      <w:proofErr w:type="spellEnd"/>
-      <w:r>
-        <w:t xml:space="preserve"> </w:t>
-      </w:r>
-      <w:proofErr w:type="spellStart"/>
-      <w:r>
-        <w:t>aaye</w:t>
-      </w:r>
-      <w:proofErr w:type="spellEnd"/>
-      <w:r>
-        <w:t>.</w:t>
+      <w:r>
+        <w:t xml:space="preserve"> tha, jo C++ code ko C code mein convert karke run karta tha taaki performance mein koi kami na aaye.</w:t>
       </w:r>
     </w:p>
     <w:p>
@@ -1710,47 +438,7 @@
     </w:p>
     <w:p>
       <w:r>
-        <w:t xml:space="preserve">C++ tab se </w:t>
-      </w:r>
-      <w:proofErr w:type="spellStart"/>
-      <w:r>
-        <w:t>lekar</w:t>
-      </w:r>
-      <w:proofErr w:type="spellEnd"/>
-      <w:r>
-        <w:t xml:space="preserve"> ab </w:t>
-      </w:r>
-      <w:proofErr w:type="spellStart"/>
-      <w:r>
-        <w:t>tak</w:t>
-      </w:r>
-      <w:proofErr w:type="spellEnd"/>
-      <w:r>
-        <w:t xml:space="preserve"> bahut </w:t>
-      </w:r>
-      <w:proofErr w:type="spellStart"/>
-      <w:r>
-        <w:t>badal</w:t>
-      </w:r>
-      <w:proofErr w:type="spellEnd"/>
-      <w:r>
-        <w:t xml:space="preserve"> </w:t>
-      </w:r>
-      <w:proofErr w:type="spellStart"/>
-      <w:r>
-        <w:t>chuki</w:t>
-      </w:r>
-      <w:proofErr w:type="spellEnd"/>
-      <w:r>
-        <w:t xml:space="preserve"> </w:t>
-      </w:r>
-      <w:proofErr w:type="spellStart"/>
-      <w:r>
-        <w:t>hai</w:t>
-      </w:r>
-      <w:proofErr w:type="spellEnd"/>
-      <w:r>
-        <w:t>:</w:t>
+        <w:t>C++ tab se lekar ab tak bahut badal chuki hai:</w:t>
       </w:r>
     </w:p>
     <w:p>
@@ -1768,63 +456,7 @@
         <w:t>C++ 11:</w:t>
       </w:r>
       <w:r>
-        <w:t xml:space="preserve"> Ye </w:t>
-      </w:r>
-      <w:proofErr w:type="spellStart"/>
-      <w:r>
-        <w:t>sabse</w:t>
-      </w:r>
-      <w:proofErr w:type="spellEnd"/>
-      <w:r>
-        <w:t xml:space="preserve"> "Major Update" </w:t>
-      </w:r>
-      <w:proofErr w:type="spellStart"/>
-      <w:r>
-        <w:t>tha</w:t>
-      </w:r>
-      <w:proofErr w:type="spellEnd"/>
-      <w:r>
-        <w:t xml:space="preserve">. </w:t>
-      </w:r>
-      <w:proofErr w:type="spellStart"/>
-      <w:r>
-        <w:t>Ismein</w:t>
-      </w:r>
-      <w:proofErr w:type="spellEnd"/>
-      <w:r>
-        <w:t xml:space="preserve"> Lambda expressions aur Smart Pointers </w:t>
-      </w:r>
-      <w:proofErr w:type="spellStart"/>
-      <w:r>
-        <w:t>jaise</w:t>
-      </w:r>
-      <w:proofErr w:type="spellEnd"/>
-      <w:r>
-        <w:t xml:space="preserve"> features </w:t>
-      </w:r>
-      <w:proofErr w:type="spellStart"/>
-      <w:r>
-        <w:t>aaye</w:t>
-      </w:r>
-      <w:proofErr w:type="spellEnd"/>
-      <w:r>
-        <w:t xml:space="preserve"> </w:t>
-      </w:r>
-      <w:proofErr w:type="spellStart"/>
-      <w:r>
-        <w:t>jinhone</w:t>
-      </w:r>
-      <w:proofErr w:type="spellEnd"/>
-      <w:r>
-        <w:t xml:space="preserve"> C++ ko modern aur safe </w:t>
-      </w:r>
-      <w:proofErr w:type="spellStart"/>
-      <w:r>
-        <w:t>banaya</w:t>
-      </w:r>
-      <w:proofErr w:type="spellEnd"/>
-      <w:r>
-        <w:t>.</w:t>
+        <w:t xml:space="preserve"> Ye sabse "Major Update" tha. Ismein Lambda expressions aur Smart Pointers jaise features aaye jinhone C++ ko modern aur safe banaya.</w:t>
       </w:r>
     </w:p>
     <w:p>
@@ -1842,39 +474,7 @@
         <w:t>C++ 14/17/20:</w:t>
       </w:r>
       <w:r>
-        <w:t xml:space="preserve"> </w:t>
-      </w:r>
-      <w:proofErr w:type="spellStart"/>
-      <w:r>
-        <w:t>Inme</w:t>
-      </w:r>
-      <w:proofErr w:type="spellEnd"/>
-      <w:r>
-        <w:t xml:space="preserve"> minor aur major updates </w:t>
-      </w:r>
-      <w:proofErr w:type="spellStart"/>
-      <w:r>
-        <w:t>aate</w:t>
-      </w:r>
-      <w:proofErr w:type="spellEnd"/>
-      <w:r>
-        <w:t xml:space="preserve"> </w:t>
-      </w:r>
-      <w:proofErr w:type="spellStart"/>
-      <w:r>
-        <w:t>rahe</w:t>
-      </w:r>
-      <w:proofErr w:type="spellEnd"/>
-      <w:r>
-        <w:t xml:space="preserve"> (</w:t>
-      </w:r>
-      <w:proofErr w:type="spellStart"/>
-      <w:r>
-        <w:t>jaise</w:t>
-      </w:r>
-      <w:proofErr w:type="spellEnd"/>
-      <w:r>
-        <w:t xml:space="preserve"> Generics aur better memory handling).</w:t>
+        <w:t xml:space="preserve"> Inme minor aur major updates aate rahe (jaise Generics aur better memory handling).</w:t>
       </w:r>
     </w:p>
     <w:p>
@@ -1892,79 +492,7 @@
         <w:t>C++ 23:</w:t>
       </w:r>
       <w:r>
-        <w:t xml:space="preserve"> Ye latest versions </w:t>
-      </w:r>
-      <w:proofErr w:type="spellStart"/>
-      <w:r>
-        <w:t>mein</w:t>
-      </w:r>
-      <w:proofErr w:type="spellEnd"/>
-      <w:r>
-        <w:t xml:space="preserve"> se </w:t>
-      </w:r>
-      <w:proofErr w:type="spellStart"/>
-      <w:r>
-        <w:t>hai</w:t>
-      </w:r>
-      <w:proofErr w:type="spellEnd"/>
-      <w:r>
-        <w:t xml:space="preserve">, </w:t>
-      </w:r>
-      <w:proofErr w:type="spellStart"/>
-      <w:r>
-        <w:t>jismein</w:t>
-      </w:r>
-      <w:proofErr w:type="spellEnd"/>
-      <w:r>
-        <w:t xml:space="preserve"> error handling ko aur </w:t>
-      </w:r>
-      <w:proofErr w:type="spellStart"/>
-      <w:r>
-        <w:t>behtar</w:t>
-      </w:r>
-      <w:proofErr w:type="spellEnd"/>
-      <w:r>
-        <w:t xml:space="preserve"> </w:t>
-      </w:r>
-      <w:proofErr w:type="spellStart"/>
-      <w:r>
-        <w:t>banaya</w:t>
-      </w:r>
-      <w:proofErr w:type="spellEnd"/>
-      <w:r>
-        <w:t xml:space="preserve"> </w:t>
-      </w:r>
-      <w:proofErr w:type="spellStart"/>
-      <w:r>
-        <w:t>gaya</w:t>
-      </w:r>
-      <w:proofErr w:type="spellEnd"/>
-      <w:r>
-        <w:t xml:space="preserve"> </w:t>
-      </w:r>
-      <w:proofErr w:type="spellStart"/>
-      <w:r>
-        <w:t>hai</w:t>
-      </w:r>
-      <w:proofErr w:type="spellEnd"/>
-      <w:r>
-        <w:t xml:space="preserve"> (</w:t>
-      </w:r>
-      <w:proofErr w:type="spellStart"/>
-      <w:r>
-        <w:t>thoda</w:t>
-      </w:r>
-      <w:proofErr w:type="spellEnd"/>
-      <w:r>
-        <w:t xml:space="preserve"> Rust language se inspire </w:t>
-      </w:r>
-      <w:proofErr w:type="spellStart"/>
-      <w:r>
-        <w:t>hokar</w:t>
-      </w:r>
-      <w:proofErr w:type="spellEnd"/>
-      <w:r>
-        <w:t>).</w:t>
+        <w:t xml:space="preserve"> Ye latest versions mein se hai, jismein error handling ko aur behtar banaya gaya hai (thoda Rust language se inspire hokar).</w:t>
       </w:r>
     </w:p>
     <w:p>
@@ -2073,23 +601,7 @@
         <w:t>Compiled Language</w:t>
       </w:r>
       <w:r>
-        <w:t xml:space="preserve"> </w:t>
-      </w:r>
-      <w:proofErr w:type="spellStart"/>
-      <w:r>
-        <w:t>hai</w:t>
-      </w:r>
-      <w:proofErr w:type="spellEnd"/>
-      <w:r>
-        <w:t xml:space="preserve">. Iska process simple </w:t>
-      </w:r>
-      <w:proofErr w:type="spellStart"/>
-      <w:r>
-        <w:t>hai</w:t>
-      </w:r>
-      <w:proofErr w:type="spellEnd"/>
-      <w:r>
-        <w:t>:</w:t>
+        <w:t xml:space="preserve"> hai. Iska process simple hai:</w:t>
       </w:r>
     </w:p>
     <w:p>
@@ -2107,39 +619,7 @@
         <w:t>Source Code:</w:t>
       </w:r>
       <w:r>
-        <w:t xml:space="preserve"> </w:t>
-      </w:r>
-      <w:proofErr w:type="spellStart"/>
-      <w:r>
-        <w:t>Aap</w:t>
-      </w:r>
-      <w:proofErr w:type="spellEnd"/>
-      <w:r>
-        <w:t xml:space="preserve"> .</w:t>
-      </w:r>
-      <w:proofErr w:type="spellStart"/>
-      <w:r>
-        <w:t>cpp</w:t>
-      </w:r>
-      <w:proofErr w:type="spellEnd"/>
-      <w:r>
-        <w:t xml:space="preserve"> file </w:t>
-      </w:r>
-      <w:proofErr w:type="spellStart"/>
-      <w:r>
-        <w:t>mein</w:t>
-      </w:r>
-      <w:proofErr w:type="spellEnd"/>
-      <w:r>
-        <w:t xml:space="preserve"> code </w:t>
-      </w:r>
-      <w:proofErr w:type="spellStart"/>
-      <w:r>
-        <w:t>likhte</w:t>
-      </w:r>
-      <w:proofErr w:type="spellEnd"/>
-      <w:r>
-        <w:t xml:space="preserve"> ho.</w:t>
+        <w:t xml:space="preserve"> Aap .cpp file mein code likhte ho.</w:t>
       </w:r>
     </w:p>
     <w:p>
@@ -2157,15 +637,7 @@
         <w:t>Compiler:</w:t>
       </w:r>
       <w:r>
-        <w:t xml:space="preserve"> Ek software (Compiler) us code ko check </w:t>
-      </w:r>
-      <w:proofErr w:type="spellStart"/>
-      <w:r>
-        <w:t>karke</w:t>
-      </w:r>
-      <w:proofErr w:type="spellEnd"/>
-      <w:r>
-        <w:t xml:space="preserve"> </w:t>
+        <w:t xml:space="preserve"> Ek software (Compiler) us code ko check karke </w:t>
       </w:r>
       <w:r>
         <w:rPr>
@@ -2175,23 +647,7 @@
         <w:t>Binaries</w:t>
       </w:r>
       <w:r>
-        <w:t xml:space="preserve"> (.exe file) </w:t>
-      </w:r>
-      <w:proofErr w:type="spellStart"/>
-      <w:r>
-        <w:t>banata</w:t>
-      </w:r>
-      <w:proofErr w:type="spellEnd"/>
-      <w:r>
-        <w:t xml:space="preserve"> </w:t>
-      </w:r>
-      <w:proofErr w:type="spellStart"/>
-      <w:r>
-        <w:t>hai</w:t>
-      </w:r>
-      <w:proofErr w:type="spellEnd"/>
-      <w:r>
-        <w:t>.</w:t>
+        <w:t xml:space="preserve"> (.exe file) banata hai.</w:t>
       </w:r>
     </w:p>
     <w:p>
@@ -2209,31 +665,7 @@
         <w:t>Output:</w:t>
       </w:r>
       <w:r>
-        <w:t xml:space="preserve"> </w:t>
-      </w:r>
-      <w:proofErr w:type="spellStart"/>
-      <w:r>
-        <w:t>Aap</w:t>
-      </w:r>
-      <w:proofErr w:type="spellEnd"/>
-      <w:r>
-        <w:t xml:space="preserve"> us binary file ko run </w:t>
-      </w:r>
-      <w:proofErr w:type="spellStart"/>
-      <w:r>
-        <w:t>karke</w:t>
-      </w:r>
-      <w:proofErr w:type="spellEnd"/>
-      <w:r>
-        <w:t xml:space="preserve"> result </w:t>
-      </w:r>
-      <w:proofErr w:type="spellStart"/>
-      <w:r>
-        <w:t>dekhte</w:t>
-      </w:r>
-      <w:proofErr w:type="spellEnd"/>
-      <w:r>
-        <w:t xml:space="preserve"> ho.</w:t>
+        <w:t xml:space="preserve"> Aap us binary file ko run karke result dekhte ho.</w:t>
       </w:r>
     </w:p>
     <w:p>
@@ -2260,23 +692,7 @@
         <w:t>Compiler:</w:t>
       </w:r>
       <w:r>
-        <w:t xml:space="preserve"> Windows </w:t>
-      </w:r>
-      <w:proofErr w:type="spellStart"/>
-      <w:r>
-        <w:t>ke</w:t>
-      </w:r>
-      <w:proofErr w:type="spellEnd"/>
-      <w:r>
-        <w:t xml:space="preserve"> </w:t>
-      </w:r>
-      <w:proofErr w:type="spellStart"/>
-      <w:r>
-        <w:t>liye</w:t>
-      </w:r>
-      <w:proofErr w:type="spellEnd"/>
-      <w:r>
-        <w:t xml:space="preserve"> </w:t>
+        <w:t xml:space="preserve"> Windows ke liye </w:t>
       </w:r>
       <w:r>
         <w:rPr>
@@ -2286,15 +702,7 @@
         <w:t>MinGW</w:t>
       </w:r>
       <w:r>
-        <w:t xml:space="preserve"> </w:t>
-      </w:r>
-      <w:proofErr w:type="spellStart"/>
-      <w:r>
-        <w:t>ya</w:t>
-      </w:r>
-      <w:proofErr w:type="spellEnd"/>
-      <w:r>
-        <w:t xml:space="preserve"> </w:t>
+        <w:t xml:space="preserve"> ya </w:t>
       </w:r>
       <w:r>
         <w:rPr>
@@ -2304,23 +712,7 @@
         <w:t>Visual Studio</w:t>
       </w:r>
       <w:r>
-        <w:t xml:space="preserve"> (Community Edition). Mac </w:t>
-      </w:r>
-      <w:proofErr w:type="spellStart"/>
-      <w:r>
-        <w:t>ke</w:t>
-      </w:r>
-      <w:proofErr w:type="spellEnd"/>
-      <w:r>
-        <w:t xml:space="preserve"> </w:t>
-      </w:r>
-      <w:proofErr w:type="spellStart"/>
-      <w:r>
-        <w:t>liye</w:t>
-      </w:r>
-      <w:proofErr w:type="spellEnd"/>
-      <w:r>
-        <w:t xml:space="preserve"> </w:t>
+        <w:t xml:space="preserve"> (Community Edition). Mac ke liye </w:t>
       </w:r>
       <w:r>
         <w:rPr>
@@ -2358,47 +750,7 @@
         <w:t>VS Code</w:t>
       </w:r>
       <w:r>
-        <w:t xml:space="preserve"> best </w:t>
-      </w:r>
-      <w:proofErr w:type="spellStart"/>
-      <w:r>
-        <w:t>hai</w:t>
-      </w:r>
-      <w:proofErr w:type="spellEnd"/>
-      <w:r>
-        <w:t xml:space="preserve">. </w:t>
-      </w:r>
-      <w:proofErr w:type="spellStart"/>
-      <w:r>
-        <w:t>Ismein</w:t>
-      </w:r>
-      <w:proofErr w:type="spellEnd"/>
-      <w:r>
-        <w:t xml:space="preserve"> C/C++ extension pack aur Code Runner install </w:t>
-      </w:r>
-      <w:proofErr w:type="spellStart"/>
-      <w:r>
-        <w:t>karna</w:t>
-      </w:r>
-      <w:proofErr w:type="spellEnd"/>
-      <w:r>
-        <w:t xml:space="preserve"> </w:t>
-      </w:r>
-      <w:proofErr w:type="spellStart"/>
-      <w:r>
-        <w:t>zaroori</w:t>
-      </w:r>
-      <w:proofErr w:type="spellEnd"/>
-      <w:r>
-        <w:t xml:space="preserve"> </w:t>
-      </w:r>
-      <w:proofErr w:type="spellStart"/>
-      <w:r>
-        <w:t>hai</w:t>
-      </w:r>
-      <w:proofErr w:type="spellEnd"/>
-      <w:r>
-        <w:t>.</w:t>
+        <w:t xml:space="preserve"> best hai. Ismein C/C++ extension pack aur Code Runner install karna zaroori hai.</w:t>
       </w:r>
     </w:p>
     <w:p>
@@ -2466,71 +818,7 @@
         <w:t>#include &lt;iostream&gt;:</w:t>
       </w:r>
       <w:r>
-        <w:t xml:space="preserve"> Iske </w:t>
-      </w:r>
-      <w:proofErr w:type="spellStart"/>
-      <w:r>
-        <w:t>bina</w:t>
-      </w:r>
-      <w:proofErr w:type="spellEnd"/>
-      <w:r>
-        <w:t xml:space="preserve"> </w:t>
-      </w:r>
-      <w:proofErr w:type="spellStart"/>
-      <w:r>
-        <w:t>aap</w:t>
-      </w:r>
-      <w:proofErr w:type="spellEnd"/>
-      <w:r>
-        <w:t xml:space="preserve"> </w:t>
-      </w:r>
-      <w:proofErr w:type="spellStart"/>
-      <w:r>
-        <w:t>cout</w:t>
-      </w:r>
-      <w:proofErr w:type="spellEnd"/>
-      <w:r>
-        <w:t xml:space="preserve"> (print) </w:t>
-      </w:r>
-      <w:proofErr w:type="spellStart"/>
-      <w:r>
-        <w:t>ya</w:t>
-      </w:r>
-      <w:proofErr w:type="spellEnd"/>
-      <w:r>
-        <w:t xml:space="preserve"> </w:t>
-      </w:r>
-      <w:proofErr w:type="spellStart"/>
-      <w:r>
-        <w:t>cin</w:t>
-      </w:r>
-      <w:proofErr w:type="spellEnd"/>
-      <w:r>
-        <w:t xml:space="preserve"> (input) use </w:t>
-      </w:r>
-      <w:proofErr w:type="spellStart"/>
-      <w:r>
-        <w:t>nahi</w:t>
-      </w:r>
-      <w:proofErr w:type="spellEnd"/>
-      <w:r>
-        <w:t xml:space="preserve"> </w:t>
-      </w:r>
-      <w:proofErr w:type="spellStart"/>
-      <w:r>
-        <w:t>kar</w:t>
-      </w:r>
-      <w:proofErr w:type="spellEnd"/>
-      <w:r>
-        <w:t xml:space="preserve"> </w:t>
-      </w:r>
-      <w:proofErr w:type="spellStart"/>
-      <w:r>
-        <w:t>sakte</w:t>
-      </w:r>
-      <w:proofErr w:type="spellEnd"/>
-      <w:r>
-        <w:t>.</w:t>
+        <w:t xml:space="preserve"> Iske bina aap cout (print) ya cin (input) use nahi kar sakte.</w:t>
       </w:r>
     </w:p>
     <w:p>
@@ -2546,103 +834,10 @@
           <w:b/>
           <w:bCs/>
         </w:rPr>
-        <w:t xml:space="preserve">Semi-colon </w:t>
-      </w:r>
-      <w:proofErr w:type="gramStart"/>
-      <w:r>
-        <w:rPr>
-          <w:b/>
-          <w:bCs/>
-        </w:rPr>
-        <w:t>( ;</w:t>
-      </w:r>
-      <w:proofErr w:type="gramEnd"/>
-      <w:r>
-        <w:rPr>
-          <w:b/>
-          <w:bCs/>
-        </w:rPr>
-        <w:t xml:space="preserve"> ):</w:t>
-      </w:r>
-      <w:r>
-        <w:t xml:space="preserve"> C++ </w:t>
-      </w:r>
-      <w:proofErr w:type="spellStart"/>
-      <w:r>
-        <w:t>mein</w:t>
-      </w:r>
-      <w:proofErr w:type="spellEnd"/>
-      <w:r>
-        <w:t xml:space="preserve"> </w:t>
-      </w:r>
-      <w:proofErr w:type="spellStart"/>
-      <w:r>
-        <w:t>har</w:t>
-      </w:r>
-      <w:proofErr w:type="spellEnd"/>
-      <w:r>
-        <w:t xml:space="preserve"> statement </w:t>
-      </w:r>
-      <w:proofErr w:type="spellStart"/>
-      <w:r>
-        <w:t>ke</w:t>
-      </w:r>
-      <w:proofErr w:type="spellEnd"/>
-      <w:r>
-        <w:t xml:space="preserve"> </w:t>
-      </w:r>
-      <w:proofErr w:type="spellStart"/>
-      <w:proofErr w:type="gramStart"/>
-      <w:r>
-        <w:t>baad</w:t>
-      </w:r>
-      <w:proofErr w:type="spellEnd"/>
-      <w:r>
-        <w:t xml:space="preserve"> ;</w:t>
-      </w:r>
-      <w:proofErr w:type="gramEnd"/>
-      <w:r>
-        <w:t xml:space="preserve"> </w:t>
-      </w:r>
-      <w:proofErr w:type="spellStart"/>
-      <w:r>
-        <w:t>lagana</w:t>
-      </w:r>
-      <w:proofErr w:type="spellEnd"/>
-      <w:r>
-        <w:t xml:space="preserve"> compulsory </w:t>
-      </w:r>
-      <w:proofErr w:type="spellStart"/>
-      <w:r>
-        <w:t>hai</w:t>
-      </w:r>
-      <w:proofErr w:type="spellEnd"/>
-      <w:r>
-        <w:t xml:space="preserve">, varna compiler </w:t>
-      </w:r>
-      <w:proofErr w:type="spellStart"/>
-      <w:r>
-        <w:t>gussa</w:t>
-      </w:r>
-      <w:proofErr w:type="spellEnd"/>
-      <w:r>
-        <w:t xml:space="preserve"> </w:t>
-      </w:r>
-      <w:proofErr w:type="spellStart"/>
-      <w:r>
-        <w:t>ho</w:t>
-      </w:r>
-      <w:proofErr w:type="spellEnd"/>
-      <w:r>
-        <w:t xml:space="preserve"> </w:t>
-      </w:r>
-      <w:proofErr w:type="spellStart"/>
-      <w:r>
-        <w:t>jayega</w:t>
-      </w:r>
-      <w:proofErr w:type="spellEnd"/>
-      <w:r>
-        <w:t>.</w:t>
+        <w:t>Semi-colon ( ; ):</w:t>
+      </w:r>
+      <w:r>
+        <w:t xml:space="preserve"> C++ mein har statement ke baad ; lagana compulsory hai, varna compiler gussa ho jayega.</w:t>
       </w:r>
     </w:p>
     <w:p>
@@ -2661,84 +856,7 @@
         <w:t>using namespace std:</w:t>
       </w:r>
       <w:r>
-        <w:t xml:space="preserve"> Ye shortcut </w:t>
-      </w:r>
-      <w:proofErr w:type="spellStart"/>
-      <w:r>
-        <w:t>hai</w:t>
-      </w:r>
-      <w:proofErr w:type="spellEnd"/>
-      <w:r>
-        <w:t xml:space="preserve">, </w:t>
-      </w:r>
-      <w:proofErr w:type="spellStart"/>
-      <w:r>
-        <w:t>taaki</w:t>
-      </w:r>
-      <w:proofErr w:type="spellEnd"/>
-      <w:r>
-        <w:t xml:space="preserve"> </w:t>
-      </w:r>
-      <w:proofErr w:type="spellStart"/>
-      <w:r>
-        <w:t>humein</w:t>
-      </w:r>
-      <w:proofErr w:type="spellEnd"/>
-      <w:r>
-        <w:t xml:space="preserve"> </w:t>
-      </w:r>
-      <w:proofErr w:type="spellStart"/>
-      <w:r>
-        <w:t>har</w:t>
-      </w:r>
-      <w:proofErr w:type="spellEnd"/>
-      <w:r>
-        <w:t xml:space="preserve"> </w:t>
-      </w:r>
-      <w:proofErr w:type="spellStart"/>
-      <w:r>
-        <w:t>baar</w:t>
-      </w:r>
-      <w:proofErr w:type="spellEnd"/>
-      <w:r>
-        <w:t xml:space="preserve"> </w:t>
-      </w:r>
-      <w:proofErr w:type="gramStart"/>
-      <w:r>
-        <w:t>std::</w:t>
-      </w:r>
-      <w:proofErr w:type="spellStart"/>
-      <w:proofErr w:type="gramEnd"/>
-      <w:r>
-        <w:t>cout</w:t>
-      </w:r>
-      <w:proofErr w:type="spellEnd"/>
-      <w:r>
-        <w:t xml:space="preserve"> </w:t>
-      </w:r>
-      <w:proofErr w:type="spellStart"/>
-      <w:r>
-        <w:t>na</w:t>
-      </w:r>
-      <w:proofErr w:type="spellEnd"/>
-      <w:r>
-        <w:t xml:space="preserve"> </w:t>
-      </w:r>
-      <w:proofErr w:type="spellStart"/>
-      <w:r>
-        <w:t>likhna</w:t>
-      </w:r>
-      <w:proofErr w:type="spellEnd"/>
-      <w:r>
-        <w:t xml:space="preserve"> </w:t>
-      </w:r>
-      <w:proofErr w:type="spellStart"/>
-      <w:r>
-        <w:t>pade</w:t>
-      </w:r>
-      <w:proofErr w:type="spellEnd"/>
-      <w:r>
-        <w:t>.</w:t>
+        <w:t xml:space="preserve"> Ye shortcut hai, taaki humein har baar std::cout na likhna pade.</w:t>
       </w:r>
     </w:p>
     <w:p>
@@ -2757,55 +875,7 @@
         <w:t>Extra Insight for Game Dev:</w:t>
       </w:r>
       <w:r>
-        <w:t xml:space="preserve"> C++ </w:t>
-      </w:r>
-      <w:proofErr w:type="spellStart"/>
-      <w:r>
-        <w:t>seekhne</w:t>
-      </w:r>
-      <w:proofErr w:type="spellEnd"/>
-      <w:r>
-        <w:t xml:space="preserve"> ka </w:t>
-      </w:r>
-      <w:proofErr w:type="spellStart"/>
-      <w:r>
-        <w:t>sabse</w:t>
-      </w:r>
-      <w:proofErr w:type="spellEnd"/>
-      <w:r>
-        <w:t xml:space="preserve"> </w:t>
-      </w:r>
-      <w:proofErr w:type="spellStart"/>
-      <w:r>
-        <w:t>bada</w:t>
-      </w:r>
-      <w:proofErr w:type="spellEnd"/>
-      <w:r>
-        <w:t xml:space="preserve"> </w:t>
-      </w:r>
-      <w:proofErr w:type="spellStart"/>
-      <w:r>
-        <w:t>fayda</w:t>
-      </w:r>
-      <w:proofErr w:type="spellEnd"/>
-      <w:r>
-        <w:t xml:space="preserve"> ye </w:t>
-      </w:r>
-      <w:proofErr w:type="spellStart"/>
-      <w:r>
-        <w:t>hai</w:t>
-      </w:r>
-      <w:proofErr w:type="spellEnd"/>
-      <w:r>
-        <w:t xml:space="preserve"> ki </w:t>
-      </w:r>
-      <w:proofErr w:type="spellStart"/>
-      <w:r>
-        <w:t>tumhein</w:t>
-      </w:r>
-      <w:proofErr w:type="spellEnd"/>
-      <w:r>
-        <w:t xml:space="preserve"> </w:t>
+        <w:t xml:space="preserve"> C++ seekhne ka sabse bada fayda ye hai ki tumhein </w:t>
       </w:r>
       <w:r>
         <w:rPr>
@@ -2815,167 +885,7 @@
         <w:t>Memory Reference</w:t>
       </w:r>
       <w:r>
-        <w:t xml:space="preserve"> ki </w:t>
-      </w:r>
-      <w:proofErr w:type="spellStart"/>
-      <w:r>
-        <w:t>samajh</w:t>
-      </w:r>
-      <w:proofErr w:type="spellEnd"/>
-      <w:r>
-        <w:t xml:space="preserve"> aa </w:t>
-      </w:r>
-      <w:proofErr w:type="spellStart"/>
-      <w:r>
-        <w:t>jayegi</w:t>
-      </w:r>
-      <w:proofErr w:type="spellEnd"/>
-      <w:r>
-        <w:t xml:space="preserve">. Jab tum Unity </w:t>
-      </w:r>
-      <w:proofErr w:type="spellStart"/>
-      <w:r>
-        <w:t>ke</w:t>
-      </w:r>
-      <w:proofErr w:type="spellEnd"/>
-      <w:r>
-        <w:t xml:space="preserve"> </w:t>
-      </w:r>
-      <w:proofErr w:type="spellStart"/>
-      <w:r>
-        <w:t>liye</w:t>
-      </w:r>
-      <w:proofErr w:type="spellEnd"/>
-      <w:r>
-        <w:t xml:space="preserve"> C# </w:t>
-      </w:r>
-      <w:proofErr w:type="spellStart"/>
-      <w:r>
-        <w:t>ya</w:t>
-      </w:r>
-      <w:proofErr w:type="spellEnd"/>
-      <w:r>
-        <w:t xml:space="preserve"> Unreal </w:t>
-      </w:r>
-      <w:proofErr w:type="spellStart"/>
-      <w:r>
-        <w:t>ke</w:t>
-      </w:r>
-      <w:proofErr w:type="spellEnd"/>
-      <w:r>
-        <w:t xml:space="preserve"> </w:t>
-      </w:r>
-      <w:proofErr w:type="spellStart"/>
-      <w:r>
-        <w:t>liye</w:t>
-      </w:r>
-      <w:proofErr w:type="spellEnd"/>
-      <w:r>
-        <w:t xml:space="preserve"> C++ </w:t>
-      </w:r>
-      <w:proofErr w:type="spellStart"/>
-      <w:r>
-        <w:t>karoge</w:t>
-      </w:r>
-      <w:proofErr w:type="spellEnd"/>
-      <w:r>
-        <w:t xml:space="preserve">, </w:t>
-      </w:r>
-      <w:proofErr w:type="spellStart"/>
-      <w:r>
-        <w:t>toh</w:t>
-      </w:r>
-      <w:proofErr w:type="spellEnd"/>
-      <w:r>
-        <w:t xml:space="preserve"> </w:t>
-      </w:r>
-      <w:proofErr w:type="spellStart"/>
-      <w:r>
-        <w:t>tumhein</w:t>
-      </w:r>
-      <w:proofErr w:type="spellEnd"/>
-      <w:r>
-        <w:t xml:space="preserve"> </w:t>
-      </w:r>
-      <w:proofErr w:type="spellStart"/>
-      <w:r>
-        <w:t>pata</w:t>
-      </w:r>
-      <w:proofErr w:type="spellEnd"/>
-      <w:r>
-        <w:t xml:space="preserve"> </w:t>
-      </w:r>
-      <w:proofErr w:type="spellStart"/>
-      <w:r>
-        <w:t>hoga</w:t>
-      </w:r>
-      <w:proofErr w:type="spellEnd"/>
-      <w:r>
-        <w:t xml:space="preserve"> ki variable </w:t>
-      </w:r>
-      <w:proofErr w:type="spellStart"/>
-      <w:r>
-        <w:t>piche</w:t>
-      </w:r>
-      <w:proofErr w:type="spellEnd"/>
-      <w:r>
-        <w:t xml:space="preserve"> RAM </w:t>
-      </w:r>
-      <w:proofErr w:type="spellStart"/>
-      <w:r>
-        <w:t>mein</w:t>
-      </w:r>
-      <w:proofErr w:type="spellEnd"/>
-      <w:r>
-        <w:t xml:space="preserve"> </w:t>
-      </w:r>
-      <w:proofErr w:type="spellStart"/>
-      <w:r>
-        <w:t>kaise</w:t>
-      </w:r>
-      <w:proofErr w:type="spellEnd"/>
-      <w:r>
-        <w:t xml:space="preserve"> store </w:t>
-      </w:r>
-      <w:proofErr w:type="spellStart"/>
-      <w:r>
-        <w:t>ho</w:t>
-      </w:r>
-      <w:proofErr w:type="spellEnd"/>
-      <w:r>
-        <w:t xml:space="preserve"> </w:t>
-      </w:r>
-      <w:proofErr w:type="spellStart"/>
-      <w:r>
-        <w:t>raha</w:t>
-      </w:r>
-      <w:proofErr w:type="spellEnd"/>
-      <w:r>
-        <w:t xml:space="preserve"> </w:t>
-      </w:r>
-      <w:proofErr w:type="spellStart"/>
-      <w:r>
-        <w:t>hai</w:t>
-      </w:r>
-      <w:proofErr w:type="spellEnd"/>
-      <w:r>
-        <w:t xml:space="preserve">. Isse </w:t>
-      </w:r>
-      <w:proofErr w:type="spellStart"/>
-      <w:r>
-        <w:t>tumhare</w:t>
-      </w:r>
-      <w:proofErr w:type="spellEnd"/>
-      <w:r>
-        <w:t xml:space="preserve"> games "lag-free" </w:t>
-      </w:r>
-      <w:proofErr w:type="spellStart"/>
-      <w:r>
-        <w:t>banenge</w:t>
-      </w:r>
-      <w:proofErr w:type="spellEnd"/>
-      <w:r>
-        <w:t>!</w:t>
+        <w:t xml:space="preserve"> ki samajh aa jayegi. Jab tum Unity ke liye C# ya Unreal ke liye C++ karoge, toh tumhein pata hoga ki variable piche RAM mein kaise store ho raha hai. Isse tumhare games "lag-free" banenge!</w:t>
       </w:r>
       <w:r>
         <w:pict w14:anchorId="4EB13B0C">
@@ -3002,20 +912,8 @@
           <w:u w:val="single"/>
         </w:rPr>
         <w:lastRenderedPageBreak/>
-        <w:t xml:space="preserve">C++ </w:t>
-      </w:r>
-      <w:proofErr w:type="gramStart"/>
-      <w:r>
-        <w:rPr>
-          <w:b/>
-          <w:bCs/>
-          <w:sz w:val="36"/>
-          <w:szCs w:val="36"/>
-          <w:u w:val="single"/>
-        </w:rPr>
-        <w:t>NOTES(</w:t>
-      </w:r>
-      <w:proofErr w:type="gramEnd"/>
+        <w:t>C++ NOTES(</w:t>
+      </w:r>
       <w:r>
         <w:rPr>
           <w:b/>
@@ -3091,87 +989,7 @@
     </w:p>
     <w:p>
       <w:r>
-        <w:t xml:space="preserve">C++ ka </w:t>
-      </w:r>
-      <w:proofErr w:type="spellStart"/>
-      <w:r>
-        <w:t>har</w:t>
-      </w:r>
-      <w:proofErr w:type="spellEnd"/>
-      <w:r>
-        <w:t xml:space="preserve"> program ek specific </w:t>
-      </w:r>
-      <w:proofErr w:type="spellStart"/>
-      <w:r>
-        <w:t>dhanchay</w:t>
-      </w:r>
-      <w:proofErr w:type="spellEnd"/>
-      <w:r>
-        <w:t xml:space="preserve"> (structure) </w:t>
-      </w:r>
-      <w:proofErr w:type="spellStart"/>
-      <w:r>
-        <w:t>mein</w:t>
-      </w:r>
-      <w:proofErr w:type="spellEnd"/>
-      <w:r>
-        <w:t xml:space="preserve"> </w:t>
-      </w:r>
-      <w:proofErr w:type="spellStart"/>
-      <w:r>
-        <w:t>likha</w:t>
-      </w:r>
-      <w:proofErr w:type="spellEnd"/>
-      <w:r>
-        <w:t xml:space="preserve"> </w:t>
-      </w:r>
-      <w:proofErr w:type="spellStart"/>
-      <w:r>
-        <w:t>jata</w:t>
-      </w:r>
-      <w:proofErr w:type="spellEnd"/>
-      <w:r>
-        <w:t xml:space="preserve"> </w:t>
-      </w:r>
-      <w:proofErr w:type="spellStart"/>
-      <w:r>
-        <w:t>hai</w:t>
-      </w:r>
-      <w:proofErr w:type="spellEnd"/>
-      <w:r>
-        <w:t xml:space="preserve">. Agar ek </w:t>
-      </w:r>
-      <w:proofErr w:type="spellStart"/>
-      <w:r>
-        <w:t>bhi</w:t>
-      </w:r>
-      <w:proofErr w:type="spellEnd"/>
-      <w:r>
-        <w:t xml:space="preserve"> </w:t>
-      </w:r>
-      <w:proofErr w:type="spellStart"/>
-      <w:r>
-        <w:t>cheez</w:t>
-      </w:r>
-      <w:proofErr w:type="spellEnd"/>
-      <w:r>
-        <w:t xml:space="preserve"> miss hui, </w:t>
-      </w:r>
-      <w:proofErr w:type="spellStart"/>
-      <w:r>
-        <w:t>toh</w:t>
-      </w:r>
-      <w:proofErr w:type="spellEnd"/>
-      <w:r>
-        <w:t xml:space="preserve"> compiler error de </w:t>
-      </w:r>
-      <w:proofErr w:type="spellStart"/>
-      <w:r>
-        <w:t>dega</w:t>
-      </w:r>
-      <w:proofErr w:type="spellEnd"/>
-      <w:r>
-        <w:t>.</w:t>
+        <w:t>C++ ka har program ek specific dhanchay (structure) mein likha jata hai. Agar ek bhi cheez miss hui, toh compiler error de dega.</w:t>
       </w:r>
       <w:r>
         <w:pict w14:anchorId="3E40E8A8">
@@ -3389,50 +1207,10 @@
           <w:b/>
           <w:bCs/>
         </w:rPr>
-        <w:t xml:space="preserve">Kya </w:t>
-      </w:r>
-      <w:proofErr w:type="spellStart"/>
-      <w:r>
-        <w:rPr>
-          <w:b/>
-          <w:bCs/>
-        </w:rPr>
-        <w:t>hai</w:t>
-      </w:r>
-      <w:proofErr w:type="spellEnd"/>
-      <w:r>
-        <w:rPr>
-          <w:b/>
-          <w:bCs/>
-        </w:rPr>
-        <w:t>?</w:t>
-      </w:r>
-      <w:r>
-        <w:t xml:space="preserve"> #include &lt;iostream&gt; program ki </w:t>
-      </w:r>
-      <w:proofErr w:type="spellStart"/>
-      <w:r>
-        <w:t>pehli</w:t>
-      </w:r>
-      <w:proofErr w:type="spellEnd"/>
-      <w:r>
-        <w:t xml:space="preserve"> line </w:t>
-      </w:r>
-      <w:proofErr w:type="spellStart"/>
-      <w:r>
-        <w:t>hoti</w:t>
-      </w:r>
-      <w:proofErr w:type="spellEnd"/>
-      <w:r>
-        <w:t xml:space="preserve"> </w:t>
-      </w:r>
-      <w:proofErr w:type="spellStart"/>
-      <w:r>
-        <w:t>hai</w:t>
-      </w:r>
-      <w:proofErr w:type="spellEnd"/>
-      <w:r>
-        <w:t>.</w:t>
+        <w:t>Kya hai?</w:t>
+      </w:r>
+      <w:r>
+        <w:t xml:space="preserve"> #include &lt;iostream&gt; program ki pehli line hoti hai.</w:t>
       </w:r>
     </w:p>
     <w:p>
@@ -3450,63 +1228,7 @@
         <w:t>Code Detail:</w:t>
       </w:r>
       <w:r>
-        <w:t xml:space="preserve"> # ka </w:t>
-      </w:r>
-      <w:proofErr w:type="spellStart"/>
-      <w:r>
-        <w:t>matlab</w:t>
-      </w:r>
-      <w:proofErr w:type="spellEnd"/>
-      <w:r>
-        <w:t xml:space="preserve"> </w:t>
-      </w:r>
-      <w:proofErr w:type="spellStart"/>
-      <w:r>
-        <w:t>hai</w:t>
-      </w:r>
-      <w:proofErr w:type="spellEnd"/>
-      <w:r>
-        <w:t xml:space="preserve"> preprocessor (jo compilation se </w:t>
-      </w:r>
-      <w:proofErr w:type="spellStart"/>
-      <w:r>
-        <w:t>pehle</w:t>
-      </w:r>
-      <w:proofErr w:type="spellEnd"/>
-      <w:r>
-        <w:t xml:space="preserve"> run </w:t>
-      </w:r>
-      <w:proofErr w:type="spellStart"/>
-      <w:r>
-        <w:t>hota</w:t>
-      </w:r>
-      <w:proofErr w:type="spellEnd"/>
-      <w:r>
-        <w:t xml:space="preserve"> </w:t>
-      </w:r>
-      <w:proofErr w:type="spellStart"/>
-      <w:r>
-        <w:t>hai</w:t>
-      </w:r>
-      <w:proofErr w:type="spellEnd"/>
-      <w:r>
-        <w:t xml:space="preserve">). iostream ka </w:t>
-      </w:r>
-      <w:proofErr w:type="spellStart"/>
-      <w:r>
-        <w:t>matlab</w:t>
-      </w:r>
-      <w:proofErr w:type="spellEnd"/>
-      <w:r>
-        <w:t xml:space="preserve"> </w:t>
-      </w:r>
-      <w:proofErr w:type="spellStart"/>
-      <w:r>
-        <w:t>hai</w:t>
-      </w:r>
-      <w:proofErr w:type="spellEnd"/>
-      <w:r>
-        <w:t xml:space="preserve"> </w:t>
+        <w:t xml:space="preserve"> # ka matlab hai preprocessor (jo compilation se pehle run hota hai). iostream ka matlab hai </w:t>
       </w:r>
       <w:r>
         <w:rPr>
@@ -3531,122 +1253,10 @@
           <w:b/>
           <w:bCs/>
         </w:rPr>
-        <w:t xml:space="preserve">Kyun </w:t>
-      </w:r>
-      <w:proofErr w:type="spellStart"/>
-      <w:r>
-        <w:rPr>
-          <w:b/>
-          <w:bCs/>
-        </w:rPr>
-        <w:t>chahiye</w:t>
-      </w:r>
-      <w:proofErr w:type="spellEnd"/>
-      <w:r>
-        <w:rPr>
-          <w:b/>
-          <w:bCs/>
-        </w:rPr>
-        <w:t>?</w:t>
-      </w:r>
-      <w:r>
-        <w:t xml:space="preserve"> Agar </w:t>
-      </w:r>
-      <w:proofErr w:type="spellStart"/>
-      <w:r>
-        <w:t>tumhe</w:t>
-      </w:r>
-      <w:proofErr w:type="spellEnd"/>
-      <w:r>
-        <w:t xml:space="preserve"> screen par </w:t>
-      </w:r>
-      <w:proofErr w:type="spellStart"/>
-      <w:r>
-        <w:t>kuch</w:t>
-      </w:r>
-      <w:proofErr w:type="spellEnd"/>
-      <w:r>
-        <w:t xml:space="preserve"> print </w:t>
-      </w:r>
-      <w:proofErr w:type="spellStart"/>
-      <w:r>
-        <w:t>karna</w:t>
-      </w:r>
-      <w:proofErr w:type="spellEnd"/>
-      <w:r>
-        <w:t xml:space="preserve"> </w:t>
-      </w:r>
-      <w:proofErr w:type="spellStart"/>
-      <w:r>
-        <w:t>hai</w:t>
-      </w:r>
-      <w:proofErr w:type="spellEnd"/>
-      <w:r>
-        <w:t xml:space="preserve"> (</w:t>
-      </w:r>
-      <w:proofErr w:type="spellStart"/>
-      <w:r>
-        <w:t>cout</w:t>
-      </w:r>
-      <w:proofErr w:type="spellEnd"/>
-      <w:r>
-        <w:t xml:space="preserve">) </w:t>
-      </w:r>
-      <w:proofErr w:type="spellStart"/>
-      <w:r>
-        <w:t>ya</w:t>
-      </w:r>
-      <w:proofErr w:type="spellEnd"/>
-      <w:r>
-        <w:t xml:space="preserve"> user se </w:t>
-      </w:r>
-      <w:proofErr w:type="spellStart"/>
-      <w:r>
-        <w:t>kuch</w:t>
-      </w:r>
-      <w:proofErr w:type="spellEnd"/>
-      <w:r>
-        <w:t xml:space="preserve"> </w:t>
-      </w:r>
-      <w:proofErr w:type="spellStart"/>
-      <w:r>
-        <w:t>poochna</w:t>
-      </w:r>
-      <w:proofErr w:type="spellEnd"/>
-      <w:r>
-        <w:t xml:space="preserve"> </w:t>
-      </w:r>
-      <w:proofErr w:type="spellStart"/>
-      <w:r>
-        <w:t>hai</w:t>
-      </w:r>
-      <w:proofErr w:type="spellEnd"/>
-      <w:r>
-        <w:t xml:space="preserve"> (</w:t>
-      </w:r>
-      <w:proofErr w:type="spellStart"/>
-      <w:r>
-        <w:t>cin</w:t>
-      </w:r>
-      <w:proofErr w:type="spellEnd"/>
-      <w:r>
-        <w:t xml:space="preserve">), </w:t>
-      </w:r>
-      <w:proofErr w:type="spellStart"/>
-      <w:r>
-        <w:t>toh</w:t>
-      </w:r>
-      <w:proofErr w:type="spellEnd"/>
-      <w:r>
-        <w:t xml:space="preserve"> ye library compulsory </w:t>
-      </w:r>
-      <w:proofErr w:type="spellStart"/>
-      <w:r>
-        <w:t>hai</w:t>
-      </w:r>
-      <w:proofErr w:type="spellEnd"/>
-      <w:r>
-        <w:t>.</w:t>
+        <w:t>Kyun chahiye?</w:t>
+      </w:r>
+      <w:r>
+        <w:t xml:space="preserve"> Agar tumhe screen par kuch print karna hai (cout) ya user se kuch poochna hai (cin), toh ye library compulsory hai.</w:t>
       </w:r>
     </w:p>
     <w:p>
@@ -3720,111 +1330,7 @@
     </w:p>
     <w:p>
       <w:r>
-        <w:t xml:space="preserve">Video </w:t>
-      </w:r>
-      <w:proofErr w:type="spellStart"/>
-      <w:r>
-        <w:t>mein</w:t>
-      </w:r>
-      <w:proofErr w:type="spellEnd"/>
-      <w:r>
-        <w:t xml:space="preserve"> </w:t>
-      </w:r>
-      <w:proofErr w:type="spellStart"/>
-      <w:r>
-        <w:t>bataya</w:t>
-      </w:r>
-      <w:proofErr w:type="spellEnd"/>
-      <w:r>
-        <w:t xml:space="preserve"> </w:t>
-      </w:r>
-      <w:proofErr w:type="spellStart"/>
-      <w:r>
-        <w:t>gaya</w:t>
-      </w:r>
-      <w:proofErr w:type="spellEnd"/>
-      <w:r>
-        <w:t xml:space="preserve"> </w:t>
-      </w:r>
-      <w:proofErr w:type="spellStart"/>
-      <w:r>
-        <w:t>hai</w:t>
-      </w:r>
-      <w:proofErr w:type="spellEnd"/>
-      <w:r>
-        <w:t xml:space="preserve"> ki </w:t>
-      </w:r>
-      <w:proofErr w:type="spellStart"/>
-      <w:r>
-        <w:t>cout</w:t>
-      </w:r>
-      <w:proofErr w:type="spellEnd"/>
-      <w:r>
-        <w:t xml:space="preserve"> akela </w:t>
-      </w:r>
-      <w:proofErr w:type="spellStart"/>
-      <w:r>
-        <w:t>kaam</w:t>
-      </w:r>
-      <w:proofErr w:type="spellEnd"/>
-      <w:r>
-        <w:t xml:space="preserve"> </w:t>
-      </w:r>
-      <w:proofErr w:type="spellStart"/>
-      <w:r>
-        <w:t>nahi</w:t>
-      </w:r>
-      <w:proofErr w:type="spellEnd"/>
-      <w:r>
-        <w:t xml:space="preserve"> </w:t>
-      </w:r>
-      <w:proofErr w:type="spellStart"/>
-      <w:r>
-        <w:t>karta</w:t>
-      </w:r>
-      <w:proofErr w:type="spellEnd"/>
-      <w:r>
-        <w:t xml:space="preserve">, wo std (standard) namespace </w:t>
-      </w:r>
-      <w:proofErr w:type="spellStart"/>
-      <w:r>
-        <w:t>ke</w:t>
-      </w:r>
-      <w:proofErr w:type="spellEnd"/>
-      <w:r>
-        <w:t xml:space="preserve"> </w:t>
-      </w:r>
-      <w:proofErr w:type="spellStart"/>
-      <w:r>
-        <w:t>andar</w:t>
-      </w:r>
-      <w:proofErr w:type="spellEnd"/>
-      <w:r>
-        <w:t xml:space="preserve"> </w:t>
-      </w:r>
-      <w:proofErr w:type="spellStart"/>
-      <w:r>
-        <w:t>hota</w:t>
-      </w:r>
-      <w:proofErr w:type="spellEnd"/>
-      <w:r>
-        <w:t xml:space="preserve"> </w:t>
-      </w:r>
-      <w:proofErr w:type="spellStart"/>
-      <w:r>
-        <w:t>hai</w:t>
-      </w:r>
-      <w:proofErr w:type="spellEnd"/>
-      <w:r>
-        <w:t xml:space="preserve">. Iske do </w:t>
-      </w:r>
-      <w:proofErr w:type="spellStart"/>
-      <w:r>
-        <w:t>tarike</w:t>
-      </w:r>
-      <w:proofErr w:type="spellEnd"/>
-      <w:r>
-        <w:t xml:space="preserve"> hain:</w:t>
+        <w:t>Video mein bataya gaya hai ki cout akela kaam nahi karta, wo std (standard) namespace ke andar hota hai. Iske do tarike hain:</w:t>
       </w:r>
     </w:p>
     <w:p>
@@ -3842,36 +1348,7 @@
         <w:t>Tarika 1 (Scope Resolution):</w:t>
       </w:r>
       <w:r>
-        <w:t xml:space="preserve"> Har </w:t>
-      </w:r>
-      <w:proofErr w:type="spellStart"/>
-      <w:r>
-        <w:t>baar</w:t>
-      </w:r>
-      <w:proofErr w:type="spellEnd"/>
-      <w:r>
-        <w:t xml:space="preserve"> </w:t>
-      </w:r>
-      <w:proofErr w:type="gramStart"/>
-      <w:r>
-        <w:t>std::</w:t>
-      </w:r>
-      <w:proofErr w:type="spellStart"/>
-      <w:proofErr w:type="gramEnd"/>
-      <w:r>
-        <w:t>cout</w:t>
-      </w:r>
-      <w:proofErr w:type="spellEnd"/>
-      <w:r>
-        <w:t xml:space="preserve"> </w:t>
-      </w:r>
-      <w:proofErr w:type="spellStart"/>
-      <w:r>
-        <w:t>likho</w:t>
-      </w:r>
-      <w:proofErr w:type="spellEnd"/>
-      <w:r>
-        <w:t>.</w:t>
+        <w:t xml:space="preserve"> Har baar std::cout likho.</w:t>
       </w:r>
     </w:p>
     <w:p>
@@ -3889,31 +1366,7 @@
         <w:t>Tarika 2 (The Shortcut):</w:t>
       </w:r>
       <w:r>
-        <w:t xml:space="preserve"> Program </w:t>
-      </w:r>
-      <w:proofErr w:type="spellStart"/>
-      <w:r>
-        <w:t>ke</w:t>
-      </w:r>
-      <w:proofErr w:type="spellEnd"/>
-      <w:r>
-        <w:t xml:space="preserve"> </w:t>
-      </w:r>
-      <w:proofErr w:type="spellStart"/>
-      <w:r>
-        <w:t>upar</w:t>
-      </w:r>
-      <w:proofErr w:type="spellEnd"/>
-      <w:r>
-        <w:t xml:space="preserve"> using namespace std; </w:t>
-      </w:r>
-      <w:proofErr w:type="spellStart"/>
-      <w:r>
-        <w:t>likh</w:t>
-      </w:r>
-      <w:proofErr w:type="spellEnd"/>
-      <w:r>
-        <w:t xml:space="preserve"> do.</w:t>
+        <w:t xml:space="preserve"> Program ke upar using namespace std; likh do.</w:t>
       </w:r>
     </w:p>
     <w:p>
@@ -4142,146 +1595,14 @@
           <w:sz w:val="22"/>
           <w:szCs w:val="22"/>
         </w:rPr>
-        <w:t xml:space="preserve">int </w:t>
-      </w:r>
-      <w:proofErr w:type="gramStart"/>
-      <w:r>
-        <w:rPr>
-          <w:b/>
-          <w:bCs/>
+        <w:t>int main()</w:t>
+      </w:r>
+      <w:r>
+        <w:rPr>
           <w:sz w:val="22"/>
           <w:szCs w:val="22"/>
         </w:rPr>
-        <w:t>main(</w:t>
-      </w:r>
-      <w:proofErr w:type="gramEnd"/>
-      <w:r>
-        <w:rPr>
-          <w:b/>
-          <w:bCs/>
-          <w:sz w:val="22"/>
-          <w:szCs w:val="22"/>
-        </w:rPr>
-        <w:t>)</w:t>
-      </w:r>
-      <w:r>
-        <w:rPr>
-          <w:sz w:val="22"/>
-          <w:szCs w:val="22"/>
-        </w:rPr>
-        <w:t xml:space="preserve">: Ye wo </w:t>
-      </w:r>
-      <w:proofErr w:type="spellStart"/>
-      <w:r>
-        <w:rPr>
-          <w:sz w:val="22"/>
-          <w:szCs w:val="22"/>
-        </w:rPr>
-        <w:t>jagah</w:t>
-      </w:r>
-      <w:proofErr w:type="spellEnd"/>
-      <w:r>
-        <w:rPr>
-          <w:sz w:val="22"/>
-          <w:szCs w:val="22"/>
-        </w:rPr>
-        <w:t xml:space="preserve"> </w:t>
-      </w:r>
-      <w:proofErr w:type="spellStart"/>
-      <w:r>
-        <w:rPr>
-          <w:sz w:val="22"/>
-          <w:szCs w:val="22"/>
-        </w:rPr>
-        <w:t>hai</w:t>
-      </w:r>
-      <w:proofErr w:type="spellEnd"/>
-      <w:r>
-        <w:rPr>
-          <w:sz w:val="22"/>
-          <w:szCs w:val="22"/>
-        </w:rPr>
-        <w:t xml:space="preserve"> </w:t>
-      </w:r>
-      <w:proofErr w:type="spellStart"/>
-      <w:r>
-        <w:rPr>
-          <w:sz w:val="22"/>
-          <w:szCs w:val="22"/>
-        </w:rPr>
-        <w:t>jahan</w:t>
-      </w:r>
-      <w:proofErr w:type="spellEnd"/>
-      <w:r>
-        <w:rPr>
-          <w:sz w:val="22"/>
-          <w:szCs w:val="22"/>
-        </w:rPr>
-        <w:t xml:space="preserve"> se </w:t>
-      </w:r>
-      <w:proofErr w:type="spellStart"/>
-      <w:r>
-        <w:rPr>
-          <w:sz w:val="22"/>
-          <w:szCs w:val="22"/>
-        </w:rPr>
-        <w:t>tumhara</w:t>
-      </w:r>
-      <w:proofErr w:type="spellEnd"/>
-      <w:r>
-        <w:rPr>
-          <w:sz w:val="22"/>
-          <w:szCs w:val="22"/>
-        </w:rPr>
-        <w:t xml:space="preserve"> program execution </w:t>
-      </w:r>
-      <w:proofErr w:type="spellStart"/>
-      <w:r>
-        <w:rPr>
-          <w:sz w:val="22"/>
-          <w:szCs w:val="22"/>
-        </w:rPr>
-        <w:t>shuru</w:t>
-      </w:r>
-      <w:proofErr w:type="spellEnd"/>
-      <w:r>
-        <w:rPr>
-          <w:sz w:val="22"/>
-          <w:szCs w:val="22"/>
-        </w:rPr>
-        <w:t xml:space="preserve"> </w:t>
-      </w:r>
-      <w:proofErr w:type="spellStart"/>
-      <w:r>
-        <w:rPr>
-          <w:sz w:val="22"/>
-          <w:szCs w:val="22"/>
-        </w:rPr>
-        <w:t>karta</w:t>
-      </w:r>
-      <w:proofErr w:type="spellEnd"/>
-      <w:r>
-        <w:rPr>
-          <w:sz w:val="22"/>
-          <w:szCs w:val="22"/>
-        </w:rPr>
-        <w:t xml:space="preserve"> </w:t>
-      </w:r>
-      <w:proofErr w:type="spellStart"/>
-      <w:r>
-        <w:rPr>
-          <w:sz w:val="22"/>
-          <w:szCs w:val="22"/>
-        </w:rPr>
-        <w:t>hai</w:t>
-      </w:r>
-      <w:proofErr w:type="spellEnd"/>
-      <w:r>
-        <w:rPr>
-          <w:sz w:val="22"/>
-          <w:szCs w:val="22"/>
-        </w:rPr>
-        <w:t>.</w:t>
+        <w:t>: Ye wo jagah hai jahan se tumhara program execution shuru karta hai.</w:t>
       </w:r>
     </w:p>
     <w:p>
@@ -4295,7 +1616,6 @@
           <w:szCs w:val="22"/>
         </w:rPr>
       </w:pPr>
-      <w:proofErr w:type="gramStart"/>
       <w:r>
         <w:rPr>
           <w:b/>
@@ -4303,72 +1623,14 @@
           <w:sz w:val="22"/>
           <w:szCs w:val="22"/>
         </w:rPr>
-        <w:t>{ }</w:t>
-      </w:r>
-      <w:proofErr w:type="gramEnd"/>
-      <w:r>
-        <w:rPr>
-          <w:b/>
-          <w:bCs/>
+        <w:t>{ } (Curly Braces)</w:t>
+      </w:r>
+      <w:r>
+        <w:rPr>
           <w:sz w:val="22"/>
           <w:szCs w:val="22"/>
         </w:rPr>
-        <w:t xml:space="preserve"> (Curly Braces)</w:t>
-      </w:r>
-      <w:r>
-        <w:rPr>
-          <w:sz w:val="22"/>
-          <w:szCs w:val="22"/>
-        </w:rPr>
-        <w:t xml:space="preserve">: Inke beech ka area main function ki "body" </w:t>
-      </w:r>
-      <w:proofErr w:type="spellStart"/>
-      <w:r>
-        <w:rPr>
-          <w:sz w:val="22"/>
-          <w:szCs w:val="22"/>
-        </w:rPr>
-        <w:t>ya</w:t>
-      </w:r>
-      <w:proofErr w:type="spellEnd"/>
-      <w:r>
-        <w:rPr>
-          <w:sz w:val="22"/>
-          <w:szCs w:val="22"/>
-        </w:rPr>
-        <w:t xml:space="preserve"> "scope" </w:t>
-      </w:r>
-      <w:proofErr w:type="spellStart"/>
-      <w:r>
-        <w:rPr>
-          <w:sz w:val="22"/>
-          <w:szCs w:val="22"/>
-        </w:rPr>
-        <w:t>kehlata</w:t>
-      </w:r>
-      <w:proofErr w:type="spellEnd"/>
-      <w:r>
-        <w:rPr>
-          <w:sz w:val="22"/>
-          <w:szCs w:val="22"/>
-        </w:rPr>
-        <w:t xml:space="preserve"> </w:t>
-      </w:r>
-      <w:proofErr w:type="spellStart"/>
-      <w:r>
-        <w:rPr>
-          <w:sz w:val="22"/>
-          <w:szCs w:val="22"/>
-        </w:rPr>
-        <w:t>hai</w:t>
-      </w:r>
-      <w:proofErr w:type="spellEnd"/>
-      <w:r>
-        <w:rPr>
-          <w:sz w:val="22"/>
-          <w:szCs w:val="22"/>
-        </w:rPr>
-        <w:t>.</w:t>
+        <w:t>: Inke beech ka area main function ki "body" ya "scope" kehlata hai.</w:t>
       </w:r>
     </w:p>
     <w:p>
@@ -4389,279 +1651,33 @@
           <w:sz w:val="22"/>
           <w:szCs w:val="22"/>
         </w:rPr>
-        <w:t xml:space="preserve">return </w:t>
-      </w:r>
-      <w:proofErr w:type="gramStart"/>
-      <w:r>
-        <w:rPr>
-          <w:b/>
-          <w:bCs/>
+        <w:t>return 0;</w:t>
+      </w:r>
+      <w:r>
+        <w:rPr>
           <w:sz w:val="22"/>
           <w:szCs w:val="22"/>
         </w:rPr>
-        <w:t>0;</w:t>
-      </w:r>
-      <w:r>
-        <w:rPr>
+        <w:t>: Ye compiler ko batata hai ki program successfully finish ho gaya. Game dev mein agar return 0 nahi hota, toh kabhi kabhi system ko lagta hai game crash ho gaya.</w:t>
+      </w:r>
+    </w:p>
+    <w:p>
+      <w:pPr>
+        <w:rPr>
+          <w:b/>
+          <w:bCs/>
           <w:sz w:val="22"/>
           <w:szCs w:val="22"/>
         </w:rPr>
-        <w:t>:</w:t>
-      </w:r>
-      <w:proofErr w:type="gramEnd"/>
-      <w:r>
-        <w:rPr>
+      </w:pPr>
+      <w:r>
+        <w:rPr>
+          <w:b/>
+          <w:bCs/>
           <w:sz w:val="22"/>
           <w:szCs w:val="22"/>
         </w:rPr>
-        <w:t xml:space="preserve"> Ye compiler ko batata </w:t>
-      </w:r>
-      <w:proofErr w:type="spellStart"/>
-      <w:r>
-        <w:rPr>
-          <w:sz w:val="22"/>
-          <w:szCs w:val="22"/>
-        </w:rPr>
-        <w:t>hai</w:t>
-      </w:r>
-      <w:proofErr w:type="spellEnd"/>
-      <w:r>
-        <w:rPr>
-          <w:sz w:val="22"/>
-          <w:szCs w:val="22"/>
-        </w:rPr>
-        <w:t xml:space="preserve"> ki program successfully finish </w:t>
-      </w:r>
-      <w:proofErr w:type="spellStart"/>
-      <w:r>
-        <w:rPr>
-          <w:sz w:val="22"/>
-          <w:szCs w:val="22"/>
-        </w:rPr>
-        <w:t>ho</w:t>
-      </w:r>
-      <w:proofErr w:type="spellEnd"/>
-      <w:r>
-        <w:rPr>
-          <w:sz w:val="22"/>
-          <w:szCs w:val="22"/>
-        </w:rPr>
-        <w:t xml:space="preserve"> </w:t>
-      </w:r>
-      <w:proofErr w:type="spellStart"/>
-      <w:r>
-        <w:rPr>
-          <w:sz w:val="22"/>
-          <w:szCs w:val="22"/>
-        </w:rPr>
-        <w:t>gaya</w:t>
-      </w:r>
-      <w:proofErr w:type="spellEnd"/>
-      <w:r>
-        <w:rPr>
-          <w:sz w:val="22"/>
-          <w:szCs w:val="22"/>
-        </w:rPr>
-        <w:t xml:space="preserve">. Game dev </w:t>
-      </w:r>
-      <w:proofErr w:type="spellStart"/>
-      <w:r>
-        <w:rPr>
-          <w:sz w:val="22"/>
-          <w:szCs w:val="22"/>
-        </w:rPr>
-        <w:t>mein</w:t>
-      </w:r>
-      <w:proofErr w:type="spellEnd"/>
-      <w:r>
-        <w:rPr>
-          <w:sz w:val="22"/>
-          <w:szCs w:val="22"/>
-        </w:rPr>
-        <w:t xml:space="preserve"> agar return 0 </w:t>
-      </w:r>
-      <w:proofErr w:type="spellStart"/>
-      <w:r>
-        <w:rPr>
-          <w:sz w:val="22"/>
-          <w:szCs w:val="22"/>
-        </w:rPr>
-        <w:t>nahi</w:t>
-      </w:r>
-      <w:proofErr w:type="spellEnd"/>
-      <w:r>
-        <w:rPr>
-          <w:sz w:val="22"/>
-          <w:szCs w:val="22"/>
-        </w:rPr>
-        <w:t xml:space="preserve"> </w:t>
-      </w:r>
-      <w:proofErr w:type="spellStart"/>
-      <w:r>
-        <w:rPr>
-          <w:sz w:val="22"/>
-          <w:szCs w:val="22"/>
-        </w:rPr>
-        <w:t>hota</w:t>
-      </w:r>
-      <w:proofErr w:type="spellEnd"/>
-      <w:r>
-        <w:rPr>
-          <w:sz w:val="22"/>
-          <w:szCs w:val="22"/>
-        </w:rPr>
-        <w:t xml:space="preserve">, </w:t>
-      </w:r>
-      <w:proofErr w:type="spellStart"/>
-      <w:r>
-        <w:rPr>
-          <w:sz w:val="22"/>
-          <w:szCs w:val="22"/>
-        </w:rPr>
-        <w:t>toh</w:t>
-      </w:r>
-      <w:proofErr w:type="spellEnd"/>
-      <w:r>
-        <w:rPr>
-          <w:sz w:val="22"/>
-          <w:szCs w:val="22"/>
-        </w:rPr>
-        <w:t xml:space="preserve"> </w:t>
-      </w:r>
-      <w:proofErr w:type="spellStart"/>
-      <w:r>
-        <w:rPr>
-          <w:sz w:val="22"/>
-          <w:szCs w:val="22"/>
-        </w:rPr>
-        <w:t>kabhi</w:t>
-      </w:r>
-      <w:proofErr w:type="spellEnd"/>
-      <w:r>
-        <w:rPr>
-          <w:sz w:val="22"/>
-          <w:szCs w:val="22"/>
-        </w:rPr>
-        <w:t xml:space="preserve"> </w:t>
-      </w:r>
-      <w:proofErr w:type="spellStart"/>
-      <w:r>
-        <w:rPr>
-          <w:sz w:val="22"/>
-          <w:szCs w:val="22"/>
-        </w:rPr>
-        <w:t>kabhi</w:t>
-      </w:r>
-      <w:proofErr w:type="spellEnd"/>
-      <w:r>
-        <w:rPr>
-          <w:sz w:val="22"/>
-          <w:szCs w:val="22"/>
-        </w:rPr>
-        <w:t xml:space="preserve"> system ko </w:t>
-      </w:r>
-      <w:proofErr w:type="spellStart"/>
-      <w:r>
-        <w:rPr>
-          <w:sz w:val="22"/>
-          <w:szCs w:val="22"/>
-        </w:rPr>
-        <w:t>lagta</w:t>
-      </w:r>
-      <w:proofErr w:type="spellEnd"/>
-      <w:r>
-        <w:rPr>
-          <w:sz w:val="22"/>
-          <w:szCs w:val="22"/>
-        </w:rPr>
-        <w:t xml:space="preserve"> </w:t>
-      </w:r>
-      <w:proofErr w:type="spellStart"/>
-      <w:r>
-        <w:rPr>
-          <w:sz w:val="22"/>
-          <w:szCs w:val="22"/>
-        </w:rPr>
-        <w:t>hai</w:t>
-      </w:r>
-      <w:proofErr w:type="spellEnd"/>
-      <w:r>
-        <w:rPr>
-          <w:sz w:val="22"/>
-          <w:szCs w:val="22"/>
-        </w:rPr>
-        <w:t xml:space="preserve"> game crash </w:t>
-      </w:r>
-      <w:proofErr w:type="spellStart"/>
-      <w:r>
-        <w:rPr>
-          <w:sz w:val="22"/>
-          <w:szCs w:val="22"/>
-        </w:rPr>
-        <w:t>ho</w:t>
-      </w:r>
-      <w:proofErr w:type="spellEnd"/>
-      <w:r>
-        <w:rPr>
-          <w:sz w:val="22"/>
-          <w:szCs w:val="22"/>
-        </w:rPr>
-        <w:t xml:space="preserve"> </w:t>
-      </w:r>
-      <w:proofErr w:type="spellStart"/>
-      <w:r>
-        <w:rPr>
-          <w:sz w:val="22"/>
-          <w:szCs w:val="22"/>
-        </w:rPr>
-        <w:t>gaya</w:t>
-      </w:r>
-      <w:proofErr w:type="spellEnd"/>
-      <w:r>
-        <w:rPr>
-          <w:sz w:val="22"/>
-          <w:szCs w:val="22"/>
-        </w:rPr>
-        <w:t>.</w:t>
-      </w:r>
-    </w:p>
-    <w:p>
-      <w:pPr>
-        <w:rPr>
-          <w:b/>
-          <w:bCs/>
-          <w:sz w:val="22"/>
-          <w:szCs w:val="22"/>
-        </w:rPr>
-      </w:pPr>
-      <w:r>
-        <w:rPr>
-          <w:b/>
-          <w:bCs/>
-          <w:sz w:val="22"/>
-          <w:szCs w:val="22"/>
-        </w:rPr>
-        <w:t>5. Output &amp; Operators (</w:t>
-      </w:r>
-      <w:proofErr w:type="spellStart"/>
-      <w:r>
-        <w:rPr>
-          <w:b/>
-          <w:bCs/>
-          <w:sz w:val="22"/>
-          <w:szCs w:val="22"/>
-        </w:rPr>
-        <w:t>cout</w:t>
-      </w:r>
-      <w:proofErr w:type="spellEnd"/>
-      <w:r>
-        <w:rPr>
-          <w:b/>
-          <w:bCs/>
-          <w:sz w:val="22"/>
-          <w:szCs w:val="22"/>
-        </w:rPr>
-        <w:t xml:space="preserve"> and &lt;&lt;)</w:t>
+        <w:t>5. Output &amp; Operators (cout and &lt;&lt;)</w:t>
       </w:r>
     </w:p>
     <w:p>
@@ -4675,7 +1691,6 @@
           <w:szCs w:val="22"/>
         </w:rPr>
       </w:pPr>
-      <w:proofErr w:type="spellStart"/>
       <w:r>
         <w:rPr>
           <w:b/>
@@ -4685,29 +1700,12 @@
         </w:rPr>
         <w:t>cout</w:t>
       </w:r>
-      <w:proofErr w:type="spellEnd"/>
       <w:r>
         <w:rPr>
           <w:sz w:val="22"/>
           <w:szCs w:val="22"/>
         </w:rPr>
-        <w:t xml:space="preserve">: Iska full form </w:t>
-      </w:r>
-      <w:proofErr w:type="spellStart"/>
-      <w:r>
-        <w:rPr>
-          <w:sz w:val="22"/>
-          <w:szCs w:val="22"/>
-        </w:rPr>
-        <w:t>hai</w:t>
-      </w:r>
-      <w:proofErr w:type="spellEnd"/>
-      <w:r>
-        <w:rPr>
-          <w:sz w:val="22"/>
-          <w:szCs w:val="22"/>
-        </w:rPr>
-        <w:t xml:space="preserve"> </w:t>
+        <w:t xml:space="preserve">: Iska full form hai </w:t>
       </w:r>
       <w:r>
         <w:rPr>
@@ -4751,167 +1749,7 @@
           <w:sz w:val="22"/>
           <w:szCs w:val="22"/>
         </w:rPr>
-        <w:t xml:space="preserve">: In do arrows ka </w:t>
-      </w:r>
-      <w:proofErr w:type="spellStart"/>
-      <w:r>
-        <w:rPr>
-          <w:sz w:val="22"/>
-          <w:szCs w:val="22"/>
-        </w:rPr>
-        <w:t>muh</w:t>
-      </w:r>
-      <w:proofErr w:type="spellEnd"/>
-      <w:r>
-        <w:rPr>
-          <w:sz w:val="22"/>
-          <w:szCs w:val="22"/>
-        </w:rPr>
-        <w:t xml:space="preserve"> </w:t>
-      </w:r>
-      <w:proofErr w:type="spellStart"/>
-      <w:r>
-        <w:rPr>
-          <w:sz w:val="22"/>
-          <w:szCs w:val="22"/>
-        </w:rPr>
-        <w:t>hamesha</w:t>
-      </w:r>
-      <w:proofErr w:type="spellEnd"/>
-      <w:r>
-        <w:rPr>
-          <w:sz w:val="22"/>
-          <w:szCs w:val="22"/>
-        </w:rPr>
-        <w:t xml:space="preserve"> </w:t>
-      </w:r>
-      <w:proofErr w:type="spellStart"/>
-      <w:r>
-        <w:rPr>
-          <w:sz w:val="22"/>
-          <w:szCs w:val="22"/>
-        </w:rPr>
-        <w:t>cout</w:t>
-      </w:r>
-      <w:proofErr w:type="spellEnd"/>
-      <w:r>
-        <w:rPr>
-          <w:sz w:val="22"/>
-          <w:szCs w:val="22"/>
-        </w:rPr>
-        <w:t xml:space="preserve"> ki </w:t>
-      </w:r>
-      <w:proofErr w:type="spellStart"/>
-      <w:r>
-        <w:rPr>
-          <w:sz w:val="22"/>
-          <w:szCs w:val="22"/>
-        </w:rPr>
-        <w:t>taraf</w:t>
-      </w:r>
-      <w:proofErr w:type="spellEnd"/>
-      <w:r>
-        <w:rPr>
-          <w:sz w:val="22"/>
-          <w:szCs w:val="22"/>
-        </w:rPr>
-        <w:t xml:space="preserve"> </w:t>
-      </w:r>
-      <w:proofErr w:type="spellStart"/>
-      <w:r>
-        <w:rPr>
-          <w:sz w:val="22"/>
-          <w:szCs w:val="22"/>
-        </w:rPr>
-        <w:t>hota</w:t>
-      </w:r>
-      <w:proofErr w:type="spellEnd"/>
-      <w:r>
-        <w:rPr>
-          <w:sz w:val="22"/>
-          <w:szCs w:val="22"/>
-        </w:rPr>
-        <w:t xml:space="preserve"> </w:t>
-      </w:r>
-      <w:proofErr w:type="spellStart"/>
-      <w:r>
-        <w:rPr>
-          <w:sz w:val="22"/>
-          <w:szCs w:val="22"/>
-        </w:rPr>
-        <w:t>hai</w:t>
-      </w:r>
-      <w:proofErr w:type="spellEnd"/>
-      <w:r>
-        <w:rPr>
-          <w:sz w:val="22"/>
-          <w:szCs w:val="22"/>
-        </w:rPr>
-        <w:t xml:space="preserve">, </w:t>
-      </w:r>
-      <w:proofErr w:type="spellStart"/>
-      <w:r>
-        <w:rPr>
-          <w:sz w:val="22"/>
-          <w:szCs w:val="22"/>
-        </w:rPr>
-        <w:t>kyunki</w:t>
-      </w:r>
-      <w:proofErr w:type="spellEnd"/>
-      <w:r>
-        <w:rPr>
-          <w:sz w:val="22"/>
-          <w:szCs w:val="22"/>
-        </w:rPr>
-        <w:t xml:space="preserve"> hum data ko output stream </w:t>
-      </w:r>
-      <w:proofErr w:type="spellStart"/>
-      <w:r>
-        <w:rPr>
-          <w:sz w:val="22"/>
-          <w:szCs w:val="22"/>
-        </w:rPr>
-        <w:t>mein</w:t>
-      </w:r>
-      <w:proofErr w:type="spellEnd"/>
-      <w:r>
-        <w:rPr>
-          <w:sz w:val="22"/>
-          <w:szCs w:val="22"/>
-        </w:rPr>
-        <w:t xml:space="preserve"> "insert" </w:t>
-      </w:r>
-      <w:proofErr w:type="spellStart"/>
-      <w:r>
-        <w:rPr>
-          <w:sz w:val="22"/>
-          <w:szCs w:val="22"/>
-        </w:rPr>
-        <w:t>kar</w:t>
-      </w:r>
-      <w:proofErr w:type="spellEnd"/>
-      <w:r>
-        <w:rPr>
-          <w:sz w:val="22"/>
-          <w:szCs w:val="22"/>
-        </w:rPr>
-        <w:t xml:space="preserve"> </w:t>
-      </w:r>
-      <w:proofErr w:type="spellStart"/>
-      <w:r>
-        <w:rPr>
-          <w:sz w:val="22"/>
-          <w:szCs w:val="22"/>
-        </w:rPr>
-        <w:t>rahe</w:t>
-      </w:r>
-      <w:proofErr w:type="spellEnd"/>
-      <w:r>
-        <w:rPr>
-          <w:sz w:val="22"/>
-          <w:szCs w:val="22"/>
-        </w:rPr>
-        <w:t xml:space="preserve"> hain.</w:t>
+        <w:t>: In do arrows ka muh hamesha cout ki taraf hota hai, kyunki hum data ko output stream mein "insert" kar rahe hain.</w:t>
       </w:r>
     </w:p>
     <w:p>
@@ -4932,155 +1770,14 @@
           <w:sz w:val="22"/>
           <w:szCs w:val="22"/>
         </w:rPr>
-        <w:t xml:space="preserve">Semicolon </w:t>
-      </w:r>
-      <w:proofErr w:type="gramStart"/>
-      <w:r>
-        <w:rPr>
-          <w:b/>
-          <w:bCs/>
+        <w:t>Semicolon ( ; )</w:t>
+      </w:r>
+      <w:r>
+        <w:rPr>
           <w:sz w:val="22"/>
           <w:szCs w:val="22"/>
         </w:rPr>
-        <w:t>( ;</w:t>
-      </w:r>
-      <w:proofErr w:type="gramEnd"/>
-      <w:r>
-        <w:rPr>
-          <w:b/>
-          <w:bCs/>
-          <w:sz w:val="22"/>
-          <w:szCs w:val="22"/>
-        </w:rPr>
-        <w:t xml:space="preserve"> )</w:t>
-      </w:r>
-      <w:r>
-        <w:rPr>
-          <w:sz w:val="22"/>
-          <w:szCs w:val="22"/>
-        </w:rPr>
-        <w:t xml:space="preserve">: C++ </w:t>
-      </w:r>
-      <w:proofErr w:type="spellStart"/>
-      <w:r>
-        <w:rPr>
-          <w:sz w:val="22"/>
-          <w:szCs w:val="22"/>
-        </w:rPr>
-        <w:t>mein</w:t>
-      </w:r>
-      <w:proofErr w:type="spellEnd"/>
-      <w:r>
-        <w:rPr>
-          <w:sz w:val="22"/>
-          <w:szCs w:val="22"/>
-        </w:rPr>
-        <w:t xml:space="preserve"> </w:t>
-      </w:r>
-      <w:proofErr w:type="spellStart"/>
-      <w:r>
-        <w:rPr>
-          <w:sz w:val="22"/>
-          <w:szCs w:val="22"/>
-        </w:rPr>
-        <w:t>har</w:t>
-      </w:r>
-      <w:proofErr w:type="spellEnd"/>
-      <w:r>
-        <w:rPr>
-          <w:sz w:val="22"/>
-          <w:szCs w:val="22"/>
-        </w:rPr>
-        <w:t xml:space="preserve"> line </w:t>
-      </w:r>
-      <w:proofErr w:type="spellStart"/>
-      <w:r>
-        <w:rPr>
-          <w:sz w:val="22"/>
-          <w:szCs w:val="22"/>
-        </w:rPr>
-        <w:t>ke</w:t>
-      </w:r>
-      <w:proofErr w:type="spellEnd"/>
-      <w:r>
-        <w:rPr>
-          <w:sz w:val="22"/>
-          <w:szCs w:val="22"/>
-        </w:rPr>
-        <w:t xml:space="preserve"> </w:t>
-      </w:r>
-      <w:proofErr w:type="spellStart"/>
-      <w:proofErr w:type="gramStart"/>
-      <w:r>
-        <w:rPr>
-          <w:sz w:val="22"/>
-          <w:szCs w:val="22"/>
-        </w:rPr>
-        <w:t>baad</w:t>
-      </w:r>
-      <w:proofErr w:type="spellEnd"/>
-      <w:r>
-        <w:rPr>
-          <w:sz w:val="22"/>
-          <w:szCs w:val="22"/>
-        </w:rPr>
-        <w:t xml:space="preserve"> ;</w:t>
-      </w:r>
-      <w:proofErr w:type="gramEnd"/>
-      <w:r>
-        <w:rPr>
-          <w:sz w:val="22"/>
-          <w:szCs w:val="22"/>
-        </w:rPr>
-        <w:t xml:space="preserve"> </w:t>
-      </w:r>
-      <w:proofErr w:type="spellStart"/>
-      <w:r>
-        <w:rPr>
-          <w:sz w:val="22"/>
-          <w:szCs w:val="22"/>
-        </w:rPr>
-        <w:t>lagana</w:t>
-      </w:r>
-      <w:proofErr w:type="spellEnd"/>
-      <w:r>
-        <w:rPr>
-          <w:sz w:val="22"/>
-          <w:szCs w:val="22"/>
-        </w:rPr>
-        <w:t xml:space="preserve"> mandatory </w:t>
-      </w:r>
-      <w:proofErr w:type="spellStart"/>
-      <w:r>
-        <w:rPr>
-          <w:sz w:val="22"/>
-          <w:szCs w:val="22"/>
-        </w:rPr>
-        <w:t>hai</w:t>
-      </w:r>
-      <w:proofErr w:type="spellEnd"/>
-      <w:r>
-        <w:rPr>
-          <w:sz w:val="22"/>
-          <w:szCs w:val="22"/>
-        </w:rPr>
-        <w:t xml:space="preserve">. Ye line ka "full stop" </w:t>
-      </w:r>
-      <w:proofErr w:type="spellStart"/>
-      <w:r>
-        <w:rPr>
-          <w:sz w:val="22"/>
-          <w:szCs w:val="22"/>
-        </w:rPr>
-        <w:t>hai</w:t>
-      </w:r>
-      <w:proofErr w:type="spellEnd"/>
-      <w:r>
-        <w:rPr>
-          <w:sz w:val="22"/>
-          <w:szCs w:val="22"/>
-        </w:rPr>
-        <w:t>.</w:t>
+        <w:t>: C++ mein har line ke baad ; lagana mandatory hai. Ye line ka "full stop" hai.</w:t>
       </w:r>
     </w:p>
     <w:p>
@@ -5199,41 +1896,13 @@
           <w:u w:val="single"/>
         </w:rPr>
       </w:pPr>
-      <w:proofErr w:type="gramStart"/>
       <w:r>
         <w:rPr>
           <w:b/>
           <w:bCs/>
           <w:u w:val="single"/>
         </w:rPr>
-        <w:t>IMPORTANT( LIBRARY</w:t>
-      </w:r>
-      <w:proofErr w:type="gramEnd"/>
-      <w:r>
-        <w:rPr>
-          <w:b/>
-          <w:bCs/>
-          <w:u w:val="single"/>
-        </w:rPr>
-        <w:t xml:space="preserve">, FILES, </w:t>
-      </w:r>
-      <w:proofErr w:type="gramStart"/>
-      <w:r>
-        <w:rPr>
-          <w:b/>
-          <w:bCs/>
-          <w:u w:val="single"/>
-        </w:rPr>
-        <w:t>MODULES..</w:t>
-      </w:r>
-      <w:proofErr w:type="gramEnd"/>
-      <w:r>
-        <w:rPr>
-          <w:b/>
-          <w:bCs/>
-          <w:u w:val="single"/>
-        </w:rPr>
-        <w:t>PYTHON AND C++)</w:t>
+        <w:t>IMPORTANT( LIBRARY, FILES, MODULES..PYTHON AND C++)</w:t>
       </w:r>
     </w:p>
     <w:p>
@@ -5477,6 +2146,7 @@
       </w:pPr>
       <w:r>
         <w:rPr>
+          <w:noProof/>
           <w:sz w:val="22"/>
           <w:szCs w:val="22"/>
         </w:rPr>
@@ -5526,6 +2196,7 @@
       </w:pPr>
       <w:r>
         <w:rPr>
+          <w:noProof/>
           <w:sz w:val="22"/>
           <w:szCs w:val="22"/>
         </w:rPr>
@@ -5594,9 +2265,8 @@
           <w:szCs w:val="36"/>
           <w:u w:val="single"/>
         </w:rPr>
-        <w:t xml:space="preserve">C++ </w:t>
-      </w:r>
-      <w:proofErr w:type="gramStart"/>
+        <w:t>C++ NOTES(</w:t>
+      </w:r>
       <w:r>
         <w:rPr>
           <w:b/>
@@ -5605,9 +2275,8 @@
           <w:szCs w:val="36"/>
           <w:u w:val="single"/>
         </w:rPr>
-        <w:t>NOTES(</w:t>
-      </w:r>
-      <w:proofErr w:type="gramEnd"/>
+        <w:t>CHAPTER</w:t>
+      </w:r>
       <w:r>
         <w:rPr>
           <w:b/>
@@ -5616,7 +2285,7 @@
           <w:szCs w:val="36"/>
           <w:u w:val="single"/>
         </w:rPr>
-        <w:t>CHAPTER</w:t>
+        <w:t xml:space="preserve"> </w:t>
       </w:r>
       <w:r>
         <w:rPr>
@@ -5626,40 +2295,21 @@
           <w:szCs w:val="36"/>
           <w:u w:val="single"/>
         </w:rPr>
-        <w:t xml:space="preserve"> </w:t>
-      </w:r>
-      <w:r>
-        <w:rPr>
-          <w:b/>
-          <w:bCs/>
-          <w:sz w:val="36"/>
-          <w:szCs w:val="36"/>
-          <w:u w:val="single"/>
-        </w:rPr>
-        <w:t>3</w:t>
-      </w:r>
-      <w:r>
-        <w:rPr>
-          <w:b/>
-          <w:bCs/>
-          <w:sz w:val="36"/>
-          <w:szCs w:val="36"/>
-          <w:u w:val="single"/>
-        </w:rPr>
-        <w:t>)</w:t>
-      </w:r>
-    </w:p>
-    <w:p>
-      <w:pPr>
-        <w:rPr>
-          <w:b/>
-          <w:bCs/>
-        </w:rPr>
-      </w:pPr>
-      <w:r>
-        <w:rPr>
-          <w:b/>
-          <w:bCs/>
+        <w:t>3)</w:t>
+      </w:r>
+    </w:p>
+    <w:p>
+      <w:pPr>
+        <w:rPr>
+          <w:b/>
+          <w:bCs/>
+        </w:rPr>
+      </w:pPr>
+      <w:r>
+        <w:rPr>
+          <w:b/>
+          <w:bCs/>
+          <w:noProof/>
         </w:rPr>
         <w:drawing>
           <wp:inline distT="0" distB="0" distL="0" distR="0" wp14:anchorId="2012D254" wp14:editId="544C33A2">
@@ -5794,6 +2444,7 @@
         <w:rPr>
           <w:b/>
           <w:bCs/>
+          <w:noProof/>
         </w:rPr>
         <w:drawing>
           <wp:inline distT="0" distB="0" distL="0" distR="0" wp14:anchorId="4F29A839" wp14:editId="0C277FCE">
@@ -5843,6 +2494,7 @@
         <w:rPr>
           <w:b/>
           <w:bCs/>
+          <w:noProof/>
         </w:rPr>
         <w:lastRenderedPageBreak/>
         <w:drawing>
@@ -5887,7 +2539,7 @@
           <w:szCs w:val="22"/>
         </w:rPr>
         <w:pict w14:anchorId="76ABB038">
-          <v:rect id="_x0000_i1046" style="width:0;height:1.5pt" o:hralign="center" o:hrstd="t" o:hr="t" fillcolor="#a0a0a0" stroked="f"/>
+          <v:rect id="_x0000_i1042" style="width:0;height:1.5pt" o:hralign="center" o:hrstd="t" o:hr="t" fillcolor="#a0a0a0" stroked="f"/>
         </w:pict>
       </w:r>
     </w:p>
@@ -5930,6 +2582,7 @@
         <w:rPr>
           <w:b/>
           <w:bCs/>
+          <w:noProof/>
         </w:rPr>
         <w:drawing>
           <wp:inline distT="0" distB="0" distL="0" distR="0" wp14:anchorId="13EEE094" wp14:editId="2256E1CB">
@@ -5979,6 +2632,7 @@
         <w:rPr>
           <w:b/>
           <w:bCs/>
+          <w:noProof/>
         </w:rPr>
         <w:lastRenderedPageBreak/>
         <w:drawing>
@@ -6027,6 +2681,7 @@
       </w:pPr>
       <w:r>
         <w:rPr>
+          <w:noProof/>
           <w:sz w:val="22"/>
           <w:szCs w:val="22"/>
         </w:rPr>
@@ -6072,7 +2727,7 @@
           <w:szCs w:val="22"/>
         </w:rPr>
         <w:pict w14:anchorId="4D027ED3">
-          <v:rect id="_x0000_i1049" style="width:0;height:1.5pt" o:hralign="center" o:hrstd="t" o:hr="t" fillcolor="#a0a0a0" stroked="f"/>
+          <v:rect id="_x0000_i1043" style="width:0;height:1.5pt" o:hralign="center" o:hrstd="t" o:hr="t" fillcolor="#a0a0a0" stroked="f"/>
         </w:pict>
       </w:r>
     </w:p>
@@ -6089,108 +2744,12 @@
           <w:bCs/>
         </w:rPr>
         <w:lastRenderedPageBreak/>
-        <w:t xml:space="preserve">1. Variables: Data ko Store Kaise </w:t>
-      </w:r>
-      <w:proofErr w:type="spellStart"/>
-      <w:r>
-        <w:rPr>
-          <w:b/>
-          <w:bCs/>
-        </w:rPr>
-        <w:t>Karein</w:t>
-      </w:r>
-      <w:proofErr w:type="spellEnd"/>
-      <w:r>
-        <w:rPr>
-          <w:b/>
-          <w:bCs/>
-        </w:rPr>
-        <w:t>?</w:t>
-      </w:r>
-    </w:p>
-    <w:p>
-      <w:r>
-        <w:t xml:space="preserve">Variable ka </w:t>
-      </w:r>
-      <w:proofErr w:type="spellStart"/>
-      <w:r>
-        <w:t>matlab</w:t>
-      </w:r>
-      <w:proofErr w:type="spellEnd"/>
-      <w:r>
-        <w:t xml:space="preserve"> </w:t>
-      </w:r>
-      <w:proofErr w:type="spellStart"/>
-      <w:r>
-        <w:t>hota</w:t>
-      </w:r>
-      <w:proofErr w:type="spellEnd"/>
-      <w:r>
-        <w:t xml:space="preserve"> </w:t>
-      </w:r>
-      <w:proofErr w:type="spellStart"/>
-      <w:r>
-        <w:t>hai</w:t>
-      </w:r>
-      <w:proofErr w:type="spellEnd"/>
-      <w:r>
-        <w:t xml:space="preserve"> memory </w:t>
-      </w:r>
-      <w:proofErr w:type="spellStart"/>
-      <w:r>
-        <w:t>mein</w:t>
-      </w:r>
-      <w:proofErr w:type="spellEnd"/>
-      <w:r>
-        <w:t xml:space="preserve"> ek "dabba" </w:t>
-      </w:r>
-      <w:proofErr w:type="spellStart"/>
-      <w:r>
-        <w:t>ya</w:t>
-      </w:r>
-      <w:proofErr w:type="spellEnd"/>
-      <w:r>
-        <w:t xml:space="preserve"> "box" book </w:t>
-      </w:r>
-      <w:proofErr w:type="spellStart"/>
-      <w:r>
-        <w:t>karna</w:t>
-      </w:r>
-      <w:proofErr w:type="spellEnd"/>
-      <w:r>
-        <w:t xml:space="preserve"> </w:t>
-      </w:r>
-      <w:proofErr w:type="spellStart"/>
-      <w:r>
-        <w:t>jisme</w:t>
-      </w:r>
-      <w:proofErr w:type="spellEnd"/>
-      <w:r>
-        <w:t xml:space="preserve"> tum </w:t>
-      </w:r>
-      <w:proofErr w:type="spellStart"/>
-      <w:r>
-        <w:t>apna</w:t>
-      </w:r>
-      <w:proofErr w:type="spellEnd"/>
-      <w:r>
-        <w:t xml:space="preserve"> data </w:t>
-      </w:r>
-      <w:proofErr w:type="spellStart"/>
-      <w:r>
-        <w:t>rakh</w:t>
-      </w:r>
-      <w:proofErr w:type="spellEnd"/>
-      <w:r>
-        <w:t xml:space="preserve"> </w:t>
-      </w:r>
-      <w:proofErr w:type="spellStart"/>
-      <w:r>
-        <w:t>sako</w:t>
-      </w:r>
-      <w:proofErr w:type="spellEnd"/>
-      <w:r>
-        <w:t>.</w:t>
+        <w:t>1. Variables: Data ko Store Kaise Karein?</w:t>
+      </w:r>
+    </w:p>
+    <w:p>
+      <w:r>
+        <w:t>Variable ka matlab hota hai memory mein ek "dabba" ya "box" book karna jisme tum apna data rakh sako.</w:t>
       </w:r>
     </w:p>
     <w:p>
@@ -6223,178 +2782,10 @@
           <w:b/>
           <w:bCs/>
         </w:rPr>
-        <w:t xml:space="preserve">Kaise </w:t>
-      </w:r>
-      <w:proofErr w:type="spellStart"/>
-      <w:r>
-        <w:rPr>
-          <w:b/>
-          <w:bCs/>
-        </w:rPr>
-        <w:t>kaam</w:t>
-      </w:r>
-      <w:proofErr w:type="spellEnd"/>
-      <w:r>
-        <w:rPr>
-          <w:b/>
-          <w:bCs/>
-        </w:rPr>
-        <w:t xml:space="preserve"> </w:t>
-      </w:r>
-      <w:proofErr w:type="spellStart"/>
-      <w:r>
-        <w:rPr>
-          <w:b/>
-          <w:bCs/>
-        </w:rPr>
-        <w:t>karta</w:t>
-      </w:r>
-      <w:proofErr w:type="spellEnd"/>
-      <w:r>
-        <w:rPr>
-          <w:b/>
-          <w:bCs/>
-        </w:rPr>
-        <w:t xml:space="preserve"> </w:t>
-      </w:r>
-      <w:proofErr w:type="spellStart"/>
-      <w:r>
-        <w:rPr>
-          <w:b/>
-          <w:bCs/>
-        </w:rPr>
-        <w:t>hai</w:t>
-      </w:r>
-      <w:proofErr w:type="spellEnd"/>
-      <w:r>
-        <w:rPr>
-          <w:b/>
-          <w:bCs/>
-        </w:rPr>
-        <w:t>?</w:t>
-      </w:r>
-      <w:r>
-        <w:t xml:space="preserve"> Jab tum ye line </w:t>
-      </w:r>
-      <w:proofErr w:type="spellStart"/>
-      <w:r>
-        <w:t>likhte</w:t>
-      </w:r>
-      <w:proofErr w:type="spellEnd"/>
-      <w:r>
-        <w:t xml:space="preserve"> </w:t>
-      </w:r>
-      <w:proofErr w:type="spellStart"/>
-      <w:r>
-        <w:t>ho</w:t>
-      </w:r>
-      <w:proofErr w:type="spellEnd"/>
-      <w:r>
-        <w:t xml:space="preserve">, </w:t>
-      </w:r>
-      <w:proofErr w:type="spellStart"/>
-      <w:r>
-        <w:t>toh</w:t>
-      </w:r>
-      <w:proofErr w:type="spellEnd"/>
-      <w:r>
-        <w:t xml:space="preserve"> RAM </w:t>
-      </w:r>
-      <w:proofErr w:type="spellStart"/>
-      <w:r>
-        <w:t>mein</w:t>
-      </w:r>
-      <w:proofErr w:type="spellEnd"/>
-      <w:r>
-        <w:t xml:space="preserve"> ek space reserve </w:t>
-      </w:r>
-      <w:proofErr w:type="spellStart"/>
-      <w:r>
-        <w:t>ho</w:t>
-      </w:r>
-      <w:proofErr w:type="spellEnd"/>
-      <w:r>
-        <w:t xml:space="preserve"> jati </w:t>
-      </w:r>
-      <w:proofErr w:type="spellStart"/>
-      <w:r>
-        <w:t>hai</w:t>
-      </w:r>
-      <w:proofErr w:type="spellEnd"/>
-      <w:r>
-        <w:t xml:space="preserve"> </w:t>
-      </w:r>
-      <w:proofErr w:type="spellStart"/>
-      <w:r>
-        <w:t>jiska</w:t>
-      </w:r>
-      <w:proofErr w:type="spellEnd"/>
-      <w:r>
-        <w:t xml:space="preserve"> naam </w:t>
-      </w:r>
-      <w:proofErr w:type="spellStart"/>
-      <w:r>
-        <w:t>tumne</w:t>
-      </w:r>
-      <w:proofErr w:type="spellEnd"/>
-      <w:r>
-        <w:t xml:space="preserve"> score </w:t>
-      </w:r>
-      <w:proofErr w:type="spellStart"/>
-      <w:r>
-        <w:t>rakha</w:t>
-      </w:r>
-      <w:proofErr w:type="spellEnd"/>
-      <w:r>
-        <w:t xml:space="preserve"> </w:t>
-      </w:r>
-      <w:proofErr w:type="spellStart"/>
-      <w:r>
-        <w:t>hai</w:t>
-      </w:r>
-      <w:proofErr w:type="spellEnd"/>
-      <w:r>
-        <w:t xml:space="preserve">. Future </w:t>
-      </w:r>
-      <w:proofErr w:type="spellStart"/>
-      <w:r>
-        <w:t>mein</w:t>
-      </w:r>
-      <w:proofErr w:type="spellEnd"/>
-      <w:r>
-        <w:t xml:space="preserve"> jab </w:t>
-      </w:r>
-      <w:proofErr w:type="spellStart"/>
-      <w:r>
-        <w:t>bhi</w:t>
-      </w:r>
-      <w:proofErr w:type="spellEnd"/>
-      <w:r>
-        <w:t xml:space="preserve"> tum score </w:t>
-      </w:r>
-      <w:proofErr w:type="spellStart"/>
-      <w:r>
-        <w:t>bulaoge</w:t>
-      </w:r>
-      <w:proofErr w:type="spellEnd"/>
-      <w:r>
-        <w:t xml:space="preserve">, </w:t>
-      </w:r>
-      <w:proofErr w:type="spellStart"/>
-      <w:r>
-        <w:t>tumhe</w:t>
-      </w:r>
-      <w:proofErr w:type="spellEnd"/>
-      <w:r>
-        <w:t xml:space="preserve"> wo value mil </w:t>
-      </w:r>
-      <w:proofErr w:type="spellStart"/>
-      <w:r>
-        <w:t>jayegi</w:t>
-      </w:r>
-      <w:proofErr w:type="spellEnd"/>
-      <w:r>
-        <w:t>.</w:t>
+        <w:t>Kaise kaam karta hai?</w:t>
+      </w:r>
+      <w:r>
+        <w:t xml:space="preserve"> Jab tum ye line likhte ho, toh RAM mein ek space reserve ho jati hai jiska naam tumne score rakha hai. Future mein jab bhi tum score bulaoge, tumhe wo value mil jayegi.</w:t>
       </w:r>
     </w:p>
     <w:p>
@@ -6422,39 +2813,7 @@
         <w:t>Declaration:</w:t>
       </w:r>
       <w:r>
-        <w:t xml:space="preserve"> int score; (</w:t>
-      </w:r>
-      <w:proofErr w:type="spellStart"/>
-      <w:r>
-        <w:t>Sirf</w:t>
-      </w:r>
-      <w:proofErr w:type="spellEnd"/>
-      <w:r>
-        <w:t xml:space="preserve"> dabba </w:t>
-      </w:r>
-      <w:proofErr w:type="spellStart"/>
-      <w:r>
-        <w:t>banaya</w:t>
-      </w:r>
-      <w:proofErr w:type="spellEnd"/>
-      <w:r>
-        <w:t xml:space="preserve">, value </w:t>
-      </w:r>
-      <w:proofErr w:type="spellStart"/>
-      <w:r>
-        <w:t>nahi</w:t>
-      </w:r>
-      <w:proofErr w:type="spellEnd"/>
-      <w:r>
-        <w:t xml:space="preserve"> </w:t>
-      </w:r>
-      <w:proofErr w:type="spellStart"/>
-      <w:r>
-        <w:t>daali</w:t>
-      </w:r>
-      <w:proofErr w:type="spellEnd"/>
-      <w:r>
-        <w:t>).</w:t>
+        <w:t xml:space="preserve"> int score; (Sirf dabba banaya, value nahi daali).</w:t>
       </w:r>
     </w:p>
     <w:p>
@@ -6472,31 +2831,7 @@
         <w:t>Initialization:</w:t>
       </w:r>
       <w:r>
-        <w:t xml:space="preserve"> score = 110; (</w:t>
-      </w:r>
-      <w:proofErr w:type="spellStart"/>
-      <w:r>
-        <w:t>Dabbe</w:t>
-      </w:r>
-      <w:proofErr w:type="spellEnd"/>
-      <w:r>
-        <w:t xml:space="preserve"> </w:t>
-      </w:r>
-      <w:proofErr w:type="spellStart"/>
-      <w:r>
-        <w:t>mein</w:t>
-      </w:r>
-      <w:proofErr w:type="spellEnd"/>
-      <w:r>
-        <w:t xml:space="preserve"> value </w:t>
-      </w:r>
-      <w:proofErr w:type="spellStart"/>
-      <w:r>
-        <w:t>daal</w:t>
-      </w:r>
-      <w:proofErr w:type="spellEnd"/>
-      <w:r>
-        <w:t xml:space="preserve"> di).</w:t>
+        <w:t xml:space="preserve"> score = 110; (Dabbe mein value daal di).</w:t>
       </w:r>
     </w:p>
     <w:p>
@@ -6507,55 +2842,7 @@
         </w:numPr>
       </w:pPr>
       <w:r>
-        <w:t xml:space="preserve">Tum </w:t>
-      </w:r>
-      <w:proofErr w:type="spellStart"/>
-      <w:r>
-        <w:t>dono</w:t>
-      </w:r>
-      <w:proofErr w:type="spellEnd"/>
-      <w:r>
-        <w:t xml:space="preserve"> ek </w:t>
-      </w:r>
-      <w:proofErr w:type="spellStart"/>
-      <w:r>
-        <w:t>saath</w:t>
-      </w:r>
-      <w:proofErr w:type="spellEnd"/>
-      <w:r>
-        <w:t xml:space="preserve"> </w:t>
-      </w:r>
-      <w:proofErr w:type="spellStart"/>
-      <w:r>
-        <w:t>bhi</w:t>
-      </w:r>
-      <w:proofErr w:type="spellEnd"/>
-      <w:r>
-        <w:t xml:space="preserve"> </w:t>
-      </w:r>
-      <w:proofErr w:type="spellStart"/>
-      <w:r>
-        <w:t>kar</w:t>
-      </w:r>
-      <w:proofErr w:type="spellEnd"/>
-      <w:r>
-        <w:t xml:space="preserve"> </w:t>
-      </w:r>
-      <w:proofErr w:type="spellStart"/>
-      <w:r>
-        <w:t>sakte</w:t>
-      </w:r>
-      <w:proofErr w:type="spellEnd"/>
-      <w:r>
-        <w:t xml:space="preserve"> </w:t>
-      </w:r>
-      <w:proofErr w:type="spellStart"/>
-      <w:r>
-        <w:t>ho</w:t>
-      </w:r>
-      <w:proofErr w:type="spellEnd"/>
-      <w:r>
-        <w:t>: int balance = 500;</w:t>
+        <w:t>Tum dono ek saath bhi kar sakte ho: int balance = 500;</w:t>
       </w:r>
     </w:p>
     <w:p>
@@ -6567,6 +2854,7 @@
       </w:pPr>
       <w:r>
         <w:rPr>
+          <w:noProof/>
           <w:sz w:val="22"/>
           <w:szCs w:val="22"/>
         </w:rPr>
@@ -6612,7 +2900,7 @@
           <w:szCs w:val="22"/>
         </w:rPr>
         <w:pict w14:anchorId="0EFDF71C">
-          <v:rect id="_x0000_i1042" style="width:0;height:1.5pt" o:hralign="center" o:hrstd="t" o:hr="t" fillcolor="#a0a0a0" stroked="f"/>
+          <v:rect id="_x0000_i1044" style="width:0;height:1.5pt" o:hralign="center" o:hrstd="t" o:hr="t" fillcolor="#a0a0a0" stroked="f"/>
         </w:pict>
       </w:r>
     </w:p>
@@ -6665,6 +2953,7 @@
         <w:rPr>
           <w:b/>
           <w:bCs/>
+          <w:noProof/>
         </w:rPr>
         <w:drawing>
           <wp:inline distT="0" distB="0" distL="0" distR="0" wp14:anchorId="72E71D53" wp14:editId="275D00B3">
@@ -6708,7 +2997,7 @@
           <w:szCs w:val="22"/>
         </w:rPr>
         <w:pict w14:anchorId="73668E10">
-          <v:rect id="_x0000_i1052" style="width:0;height:1.5pt" o:hralign="center" o:hrstd="t" o:hr="t" fillcolor="#a0a0a0" stroked="f"/>
+          <v:rect id="_x0000_i1045" style="width:0;height:1.5pt" o:hralign="center" o:hrstd="t" o:hr="t" fillcolor="#a0a0a0" stroked="f"/>
         </w:pict>
       </w:r>
     </w:p>
@@ -6724,84 +3013,12 @@
           <w:b/>
           <w:bCs/>
         </w:rPr>
-        <w:t>2. Constants (</w:t>
-      </w:r>
-      <w:proofErr w:type="spellStart"/>
-      <w:r>
-        <w:rPr>
-          <w:b/>
-          <w:bCs/>
-        </w:rPr>
-        <w:t>const</w:t>
-      </w:r>
-      <w:proofErr w:type="spellEnd"/>
-      <w:r>
-        <w:rPr>
-          <w:b/>
-          <w:bCs/>
-        </w:rPr>
-        <w:t>): Fixed Data</w:t>
-      </w:r>
-    </w:p>
-    <w:p>
-      <w:r>
-        <w:t xml:space="preserve">Kabhi </w:t>
-      </w:r>
-      <w:proofErr w:type="spellStart"/>
-      <w:r>
-        <w:t>kabhi</w:t>
-      </w:r>
-      <w:proofErr w:type="spellEnd"/>
-      <w:r>
-        <w:t xml:space="preserve"> hum </w:t>
-      </w:r>
-      <w:proofErr w:type="spellStart"/>
-      <w:r>
-        <w:t>chahte</w:t>
-      </w:r>
-      <w:proofErr w:type="spellEnd"/>
-      <w:r>
-        <w:t xml:space="preserve"> hain ki variable ki value koi </w:t>
-      </w:r>
-      <w:proofErr w:type="spellStart"/>
-      <w:r>
-        <w:t>badal</w:t>
-      </w:r>
-      <w:proofErr w:type="spellEnd"/>
-      <w:r>
-        <w:t xml:space="preserve"> </w:t>
-      </w:r>
-      <w:proofErr w:type="spellStart"/>
-      <w:r>
-        <w:t>na</w:t>
-      </w:r>
-      <w:proofErr w:type="spellEnd"/>
-      <w:r>
-        <w:t xml:space="preserve"> sake (</w:t>
-      </w:r>
-      <w:proofErr w:type="spellStart"/>
-      <w:r>
-        <w:t>jaise</w:t>
-      </w:r>
-      <w:proofErr w:type="spellEnd"/>
-      <w:r>
-        <w:t xml:space="preserve"> ki </w:t>
-      </w:r>
-      <w:proofErr w:type="spellStart"/>
-      <w:r>
-        <w:t>kisi</w:t>
-      </w:r>
-      <w:proofErr w:type="spellEnd"/>
-      <w:r>
-        <w:t xml:space="preserve"> ki Unique ID </w:t>
-      </w:r>
-      <w:proofErr w:type="spellStart"/>
-      <w:r>
-        <w:t>ya</w:t>
-      </w:r>
-      <w:proofErr w:type="spellEnd"/>
-      <w:r>
-        <w:t xml:space="preserve"> Bank Account Number).</w:t>
+        <w:t>2. Constants (const): Fixed Data</w:t>
+      </w:r>
+    </w:p>
+    <w:p>
+      <w:r>
+        <w:t>Kabhi kabhi hum chahte hain ki variable ki value koi badal na sake (jaise ki kisi ki Unique ID ya Bank Account Number).</w:t>
       </w:r>
     </w:p>
     <w:p>
@@ -6819,13 +3036,8 @@
         <w:t>Keyword:</w:t>
       </w:r>
       <w:r>
-        <w:t xml:space="preserve"> </w:t>
-      </w:r>
-      <w:proofErr w:type="spellStart"/>
-      <w:r>
-        <w:t>const</w:t>
-      </w:r>
-      <w:proofErr w:type="spellEnd"/>
+        <w:t xml:space="preserve"> const</w:t>
+      </w:r>
     </w:p>
     <w:p>
       <w:pPr>
@@ -6842,15 +3054,7 @@
         <w:t>Example:</w:t>
       </w:r>
       <w:r>
-        <w:t xml:space="preserve"> </w:t>
-      </w:r>
-      <w:proofErr w:type="spellStart"/>
-      <w:r>
-        <w:t>const</w:t>
-      </w:r>
-      <w:proofErr w:type="spellEnd"/>
-      <w:r>
-        <w:t xml:space="preserve"> int UID = 232323;</w:t>
+        <w:t xml:space="preserve"> const int UID = 232323;</w:t>
       </w:r>
     </w:p>
     <w:p>
@@ -6861,63 +3065,7 @@
         </w:numPr>
       </w:pPr>
       <w:r>
-        <w:t xml:space="preserve">Agar tum </w:t>
-      </w:r>
-      <w:proofErr w:type="spellStart"/>
-      <w:r>
-        <w:t>baad</w:t>
-      </w:r>
-      <w:proofErr w:type="spellEnd"/>
-      <w:r>
-        <w:t xml:space="preserve"> </w:t>
-      </w:r>
-      <w:proofErr w:type="spellStart"/>
-      <w:r>
-        <w:t>mein</w:t>
-      </w:r>
-      <w:proofErr w:type="spellEnd"/>
-      <w:r>
-        <w:t xml:space="preserve"> UID = 1212; </w:t>
-      </w:r>
-      <w:proofErr w:type="spellStart"/>
-      <w:r>
-        <w:t>karne</w:t>
-      </w:r>
-      <w:proofErr w:type="spellEnd"/>
-      <w:r>
-        <w:t xml:space="preserve"> ki </w:t>
-      </w:r>
-      <w:proofErr w:type="spellStart"/>
-      <w:r>
-        <w:t>koshish</w:t>
-      </w:r>
-      <w:proofErr w:type="spellEnd"/>
-      <w:r>
-        <w:t xml:space="preserve"> </w:t>
-      </w:r>
-      <w:proofErr w:type="spellStart"/>
-      <w:r>
-        <w:t>karoge</w:t>
-      </w:r>
-      <w:proofErr w:type="spellEnd"/>
-      <w:r>
-        <w:t xml:space="preserve">, </w:t>
-      </w:r>
-      <w:proofErr w:type="spellStart"/>
-      <w:r>
-        <w:t>toh</w:t>
-      </w:r>
-      <w:proofErr w:type="spellEnd"/>
-      <w:r>
-        <w:t xml:space="preserve"> C++ error de </w:t>
-      </w:r>
-      <w:proofErr w:type="spellStart"/>
-      <w:r>
-        <w:t>dega</w:t>
-      </w:r>
-      <w:proofErr w:type="spellEnd"/>
-      <w:r>
-        <w:t xml:space="preserve"> (</w:t>
+        <w:t>Agar tum baad mein UID = 1212; karne ki koshish karoge, toh C++ error de dega (</w:t>
       </w:r>
       <w:r>
         <w:rPr>
@@ -6927,31 +3075,7 @@
         <w:t>L-value error</w:t>
       </w:r>
       <w:r>
-        <w:t xml:space="preserve">). Iska </w:t>
-      </w:r>
-      <w:proofErr w:type="spellStart"/>
-      <w:r>
-        <w:t>matlab</w:t>
-      </w:r>
-      <w:proofErr w:type="spellEnd"/>
-      <w:r>
-        <w:t xml:space="preserve"> </w:t>
-      </w:r>
-      <w:proofErr w:type="spellStart"/>
-      <w:r>
-        <w:t>hai</w:t>
-      </w:r>
-      <w:proofErr w:type="spellEnd"/>
-      <w:r>
-        <w:t xml:space="preserve"> ki ye value ab "Locked" </w:t>
-      </w:r>
-      <w:proofErr w:type="spellStart"/>
-      <w:r>
-        <w:t>hai</w:t>
-      </w:r>
-      <w:proofErr w:type="spellEnd"/>
-      <w:r>
-        <w:t>.</w:t>
+        <w:t>). Iska matlab hai ki ye value ab "Locked" hai.</w:t>
       </w:r>
     </w:p>
     <w:p>
@@ -6995,6 +3119,7 @@
       </w:pPr>
       <w:r>
         <w:rPr>
+          <w:noProof/>
           <w:sz w:val="22"/>
           <w:szCs w:val="22"/>
         </w:rPr>
@@ -7045,6 +3170,7 @@
       </w:pPr>
       <w:r>
         <w:rPr>
+          <w:noProof/>
           <w:sz w:val="22"/>
           <w:szCs w:val="22"/>
         </w:rPr>
@@ -7098,7 +3224,7 @@
           <w:szCs w:val="22"/>
         </w:rPr>
         <w:pict w14:anchorId="3C1192F5">
-          <v:rect id="_x0000_i1043" style="width:0;height:1.5pt" o:hralign="center" o:hrstd="t" o:hr="t" fillcolor="#a0a0a0" stroked="f"/>
+          <v:rect id="_x0000_i1046" style="width:0;height:1.5pt" o:hralign="center" o:hrstd="t" o:hr="t" fillcolor="#a0a0a0" stroked="f"/>
         </w:pict>
       </w:r>
     </w:p>
@@ -7213,6 +3339,7 @@
         <w:rPr>
           <w:b/>
           <w:bCs/>
+          <w:noProof/>
         </w:rPr>
         <w:drawing>
           <wp:inline distT="0" distB="0" distL="0" distR="0" wp14:anchorId="613D1E4B" wp14:editId="1E7D5C07">
@@ -7256,7 +3383,7 @@
           <w:szCs w:val="22"/>
         </w:rPr>
         <w:pict w14:anchorId="431082FA">
-          <v:rect id="_x0000_i1053" style="width:0;height:1.5pt" o:hralign="center" o:hrstd="t" o:hr="t" fillcolor="#a0a0a0" stroked="f"/>
+          <v:rect id="_x0000_i1047" style="width:0;height:1.5pt" o:hralign="center" o:hrstd="t" o:hr="t" fillcolor="#a0a0a0" stroked="f"/>
         </w:pict>
       </w:r>
     </w:p>
@@ -7272,116 +3399,12 @@
           <w:b/>
           <w:bCs/>
         </w:rPr>
-        <w:t xml:space="preserve">3. Identifiers: Variable </w:t>
-      </w:r>
-      <w:proofErr w:type="spellStart"/>
-      <w:r>
-        <w:rPr>
-          <w:b/>
-          <w:bCs/>
-        </w:rPr>
-        <w:t>ke</w:t>
-      </w:r>
-      <w:proofErr w:type="spellEnd"/>
-      <w:r>
-        <w:rPr>
-          <w:b/>
-          <w:bCs/>
-        </w:rPr>
-        <w:t xml:space="preserve"> Naam </w:t>
-      </w:r>
-      <w:proofErr w:type="spellStart"/>
-      <w:r>
-        <w:rPr>
-          <w:b/>
-          <w:bCs/>
-        </w:rPr>
-        <w:t>Rakhne</w:t>
-      </w:r>
-      <w:proofErr w:type="spellEnd"/>
-      <w:r>
-        <w:rPr>
-          <w:b/>
-          <w:bCs/>
-        </w:rPr>
-        <w:t xml:space="preserve"> </w:t>
-      </w:r>
-      <w:proofErr w:type="spellStart"/>
-      <w:r>
-        <w:rPr>
-          <w:b/>
-          <w:bCs/>
-        </w:rPr>
-        <w:t>ke</w:t>
-      </w:r>
-      <w:proofErr w:type="spellEnd"/>
-      <w:r>
-        <w:rPr>
-          <w:b/>
-          <w:bCs/>
-        </w:rPr>
-        <w:t xml:space="preserve"> Rules</w:t>
-      </w:r>
-    </w:p>
-    <w:p>
-      <w:r>
-        <w:t xml:space="preserve">Variable ka naam (Identifier) </w:t>
-      </w:r>
-      <w:proofErr w:type="spellStart"/>
-      <w:r>
-        <w:t>kuch</w:t>
-      </w:r>
-      <w:proofErr w:type="spellEnd"/>
-      <w:r>
-        <w:t xml:space="preserve"> </w:t>
-      </w:r>
-      <w:proofErr w:type="spellStart"/>
-      <w:r>
-        <w:t>bhi</w:t>
-      </w:r>
-      <w:proofErr w:type="spellEnd"/>
-      <w:r>
-        <w:t xml:space="preserve"> </w:t>
-      </w:r>
-      <w:proofErr w:type="spellStart"/>
-      <w:r>
-        <w:t>rakhne</w:t>
-      </w:r>
-      <w:proofErr w:type="spellEnd"/>
-      <w:r>
-        <w:t xml:space="preserve"> se </w:t>
-      </w:r>
-      <w:proofErr w:type="spellStart"/>
-      <w:r>
-        <w:t>pehle</w:t>
-      </w:r>
-      <w:proofErr w:type="spellEnd"/>
-      <w:r>
-        <w:t xml:space="preserve"> ye rules </w:t>
-      </w:r>
-      <w:proofErr w:type="spellStart"/>
-      <w:r>
-        <w:t>dhyan</w:t>
-      </w:r>
-      <w:proofErr w:type="spellEnd"/>
-      <w:r>
-        <w:t xml:space="preserve"> </w:t>
-      </w:r>
-      <w:proofErr w:type="spellStart"/>
-      <w:r>
-        <w:t>mein</w:t>
-      </w:r>
-      <w:proofErr w:type="spellEnd"/>
-      <w:r>
-        <w:t xml:space="preserve"> </w:t>
-      </w:r>
-      <w:proofErr w:type="spellStart"/>
-      <w:r>
-        <w:t>rakho</w:t>
-      </w:r>
-      <w:proofErr w:type="spellEnd"/>
-      <w:r>
-        <w:t>:</w:t>
+        <w:t>3. Identifiers: Variable ke Naam Rakhne ke Rules</w:t>
+      </w:r>
+    </w:p>
+    <w:p>
+      <w:r>
+        <w:t>Variable ka naam (Identifier) kuch bhi rakhne se pehle ye rules dhyan mein rakho:</w:t>
       </w:r>
     </w:p>
     <w:p>
@@ -7399,79 +3422,7 @@
         <w:t>Meaningful Names:</w:t>
       </w:r>
       <w:r>
-        <w:t xml:space="preserve"> Hamesha </w:t>
-      </w:r>
-      <w:proofErr w:type="spellStart"/>
-      <w:r>
-        <w:t>aise</w:t>
-      </w:r>
-      <w:proofErr w:type="spellEnd"/>
-      <w:r>
-        <w:t xml:space="preserve"> naam </w:t>
-      </w:r>
-      <w:proofErr w:type="spellStart"/>
-      <w:r>
-        <w:t>rakho</w:t>
-      </w:r>
-      <w:proofErr w:type="spellEnd"/>
-      <w:r>
-        <w:t xml:space="preserve"> jo </w:t>
-      </w:r>
-      <w:proofErr w:type="spellStart"/>
-      <w:r>
-        <w:t>samajh</w:t>
-      </w:r>
-      <w:proofErr w:type="spellEnd"/>
-      <w:r>
-        <w:t xml:space="preserve"> </w:t>
-      </w:r>
-      <w:proofErr w:type="spellStart"/>
-      <w:r>
-        <w:t>aayein</w:t>
-      </w:r>
-      <w:proofErr w:type="spellEnd"/>
-      <w:r>
-        <w:t xml:space="preserve">, </w:t>
-      </w:r>
-      <w:proofErr w:type="spellStart"/>
-      <w:r>
-        <w:t>jaise</w:t>
-      </w:r>
-      <w:proofErr w:type="spellEnd"/>
-      <w:r>
-        <w:t xml:space="preserve"> </w:t>
-      </w:r>
-      <w:proofErr w:type="spellStart"/>
-      <w:r>
-        <w:t>userBalance</w:t>
-      </w:r>
-      <w:proofErr w:type="spellEnd"/>
-      <w:r>
-        <w:t xml:space="preserve"> </w:t>
-      </w:r>
-      <w:proofErr w:type="spellStart"/>
-      <w:r>
-        <w:t>na</w:t>
-      </w:r>
-      <w:proofErr w:type="spellEnd"/>
-      <w:r>
-        <w:t xml:space="preserve"> ki </w:t>
-      </w:r>
-      <w:proofErr w:type="spellStart"/>
-      <w:r>
-        <w:t>sirf</w:t>
-      </w:r>
-      <w:proofErr w:type="spellEnd"/>
-      <w:r>
-        <w:t xml:space="preserve"> a </w:t>
-      </w:r>
-      <w:proofErr w:type="spellStart"/>
-      <w:r>
-        <w:t>ya</w:t>
-      </w:r>
-      <w:proofErr w:type="spellEnd"/>
-      <w:r>
-        <w:t xml:space="preserve"> b.</w:t>
+        <w:t xml:space="preserve"> Hamesha aise naam rakho jo samajh aayein, jaise userBalance na ki sirf a ya b.</w:t>
       </w:r>
     </w:p>
     <w:p>
@@ -7515,71 +3466,7 @@
         </w:numPr>
       </w:pPr>
       <w:r>
-        <w:t xml:space="preserve">Numbers se </w:t>
-      </w:r>
-      <w:proofErr w:type="spellStart"/>
-      <w:r>
-        <w:t>shuru</w:t>
-      </w:r>
-      <w:proofErr w:type="spellEnd"/>
-      <w:r>
-        <w:t xml:space="preserve"> </w:t>
-      </w:r>
-      <w:proofErr w:type="spellStart"/>
-      <w:r>
-        <w:t>nahi</w:t>
-      </w:r>
-      <w:proofErr w:type="spellEnd"/>
-      <w:r>
-        <w:t xml:space="preserve"> </w:t>
-      </w:r>
-      <w:proofErr w:type="spellStart"/>
-      <w:r>
-        <w:t>kar</w:t>
-      </w:r>
-      <w:proofErr w:type="spellEnd"/>
-      <w:r>
-        <w:t xml:space="preserve"> </w:t>
-      </w:r>
-      <w:proofErr w:type="spellStart"/>
-      <w:r>
-        <w:t>sakte</w:t>
-      </w:r>
-      <w:proofErr w:type="spellEnd"/>
-      <w:r>
-        <w:t xml:space="preserve"> (1score </w:t>
-      </w:r>
-      <w:proofErr w:type="spellStart"/>
-      <w:r>
-        <w:t>galat</w:t>
-      </w:r>
-      <w:proofErr w:type="spellEnd"/>
-      <w:r>
-        <w:t xml:space="preserve"> </w:t>
-      </w:r>
-      <w:proofErr w:type="spellStart"/>
-      <w:r>
-        <w:t>hai</w:t>
-      </w:r>
-      <w:proofErr w:type="spellEnd"/>
-      <w:r>
-        <w:t xml:space="preserve">, score1 </w:t>
-      </w:r>
-      <w:proofErr w:type="spellStart"/>
-      <w:r>
-        <w:t>sahi</w:t>
-      </w:r>
-      <w:proofErr w:type="spellEnd"/>
-      <w:r>
-        <w:t xml:space="preserve"> </w:t>
-      </w:r>
-      <w:proofErr w:type="spellStart"/>
-      <w:r>
-        <w:t>hai</w:t>
-      </w:r>
-      <w:proofErr w:type="spellEnd"/>
-      <w:r>
-        <w:t>).</w:t>
+        <w:t>Numbers se shuru nahi kar sakte (1score galat hai, score1 sahi hai).</w:t>
       </w:r>
     </w:p>
     <w:p>
@@ -7590,79 +3477,7 @@
         </w:numPr>
       </w:pPr>
       <w:r>
-        <w:t xml:space="preserve">Spaces </w:t>
-      </w:r>
-      <w:proofErr w:type="spellStart"/>
-      <w:r>
-        <w:t>nahi</w:t>
-      </w:r>
-      <w:proofErr w:type="spellEnd"/>
-      <w:r>
-        <w:t xml:space="preserve"> de </w:t>
-      </w:r>
-      <w:proofErr w:type="spellStart"/>
-      <w:r>
-        <w:t>sakte</w:t>
-      </w:r>
-      <w:proofErr w:type="spellEnd"/>
-      <w:r>
-        <w:t xml:space="preserve"> (user balance </w:t>
-      </w:r>
-      <w:proofErr w:type="spellStart"/>
-      <w:r>
-        <w:t>galat</w:t>
-      </w:r>
-      <w:proofErr w:type="spellEnd"/>
-      <w:r>
-        <w:t xml:space="preserve"> </w:t>
-      </w:r>
-      <w:proofErr w:type="spellStart"/>
-      <w:r>
-        <w:t>hai</w:t>
-      </w:r>
-      <w:proofErr w:type="spellEnd"/>
-      <w:r>
-        <w:t xml:space="preserve">, </w:t>
-      </w:r>
-      <w:proofErr w:type="spellStart"/>
-      <w:r>
-        <w:t>user_balance</w:t>
-      </w:r>
-      <w:proofErr w:type="spellEnd"/>
-      <w:r>
-        <w:t xml:space="preserve"> </w:t>
-      </w:r>
-      <w:proofErr w:type="spellStart"/>
-      <w:r>
-        <w:t>ya</w:t>
-      </w:r>
-      <w:proofErr w:type="spellEnd"/>
-      <w:r>
-        <w:t xml:space="preserve"> </w:t>
-      </w:r>
-      <w:proofErr w:type="spellStart"/>
-      <w:r>
-        <w:t>userBalance</w:t>
-      </w:r>
-      <w:proofErr w:type="spellEnd"/>
-      <w:r>
-        <w:t xml:space="preserve"> </w:t>
-      </w:r>
-      <w:proofErr w:type="spellStart"/>
-      <w:r>
-        <w:t>sahi</w:t>
-      </w:r>
-      <w:proofErr w:type="spellEnd"/>
-      <w:r>
-        <w:t xml:space="preserve"> </w:t>
-      </w:r>
-      <w:proofErr w:type="spellStart"/>
-      <w:r>
-        <w:t>hai</w:t>
-      </w:r>
-      <w:proofErr w:type="spellEnd"/>
-      <w:r>
-        <w:t>).</w:t>
+        <w:t>Spaces nahi de sakte (user balance galat hai, user_balance ya userBalance sahi hai).</w:t>
       </w:r>
     </w:p>
     <w:p>
@@ -7680,47 +3495,7 @@
         <w:t>Reserved Keywords:</w:t>
       </w:r>
       <w:r>
-        <w:t xml:space="preserve"> Tum int, for, while </w:t>
-      </w:r>
-      <w:proofErr w:type="spellStart"/>
-      <w:r>
-        <w:t>jaise</w:t>
-      </w:r>
-      <w:proofErr w:type="spellEnd"/>
-      <w:r>
-        <w:t xml:space="preserve"> words ko naam ki </w:t>
-      </w:r>
-      <w:proofErr w:type="spellStart"/>
-      <w:r>
-        <w:t>tarah</w:t>
-      </w:r>
-      <w:proofErr w:type="spellEnd"/>
-      <w:r>
-        <w:t xml:space="preserve"> use </w:t>
-      </w:r>
-      <w:proofErr w:type="spellStart"/>
-      <w:r>
-        <w:t>nahi</w:t>
-      </w:r>
-      <w:proofErr w:type="spellEnd"/>
-      <w:r>
-        <w:t xml:space="preserve"> </w:t>
-      </w:r>
-      <w:proofErr w:type="spellStart"/>
-      <w:r>
-        <w:t>kar</w:t>
-      </w:r>
-      <w:proofErr w:type="spellEnd"/>
-      <w:r>
-        <w:t xml:space="preserve"> </w:t>
-      </w:r>
-      <w:proofErr w:type="spellStart"/>
-      <w:r>
-        <w:t>sakte</w:t>
-      </w:r>
-      <w:proofErr w:type="spellEnd"/>
-      <w:r>
-        <w:t>.</w:t>
+        <w:t xml:space="preserve"> Tum int, for, while jaise words ko naam ki tarah use nahi kar sakte.</w:t>
       </w:r>
     </w:p>
     <w:p>
@@ -7732,6 +3507,7 @@
       </w:pPr>
       <w:r>
         <w:rPr>
+          <w:noProof/>
           <w:sz w:val="22"/>
           <w:szCs w:val="22"/>
         </w:rPr>
@@ -7786,7 +3562,7 @@
           <w:szCs w:val="22"/>
         </w:rPr>
         <w:pict w14:anchorId="16925C83">
-          <v:rect id="_x0000_i1044" style="width:0;height:1.5pt" o:hralign="center" o:hrstd="t" o:hr="t" fillcolor="#a0a0a0" stroked="f"/>
+          <v:rect id="_x0000_i1048" style="width:0;height:1.5pt" o:hralign="center" o:hrstd="t" o:hr="t" fillcolor="#a0a0a0" stroked="f"/>
         </w:pict>
       </w:r>
     </w:p>
@@ -7802,116 +3578,12 @@
           <w:b/>
           <w:bCs/>
         </w:rPr>
-        <w:t xml:space="preserve">4. Comments: Code ko </w:t>
-      </w:r>
-      <w:proofErr w:type="spellStart"/>
-      <w:r>
-        <w:rPr>
-          <w:b/>
-          <w:bCs/>
-        </w:rPr>
-        <w:t>Samjhne</w:t>
-      </w:r>
-      <w:proofErr w:type="spellEnd"/>
-      <w:r>
-        <w:rPr>
-          <w:b/>
-          <w:bCs/>
-        </w:rPr>
-        <w:t xml:space="preserve"> </w:t>
-      </w:r>
-      <w:proofErr w:type="spellStart"/>
-      <w:r>
-        <w:rPr>
-          <w:b/>
-          <w:bCs/>
-        </w:rPr>
-        <w:t>ke</w:t>
-      </w:r>
-      <w:proofErr w:type="spellEnd"/>
-      <w:r>
-        <w:rPr>
-          <w:b/>
-          <w:bCs/>
-        </w:rPr>
-        <w:t xml:space="preserve"> Liye</w:t>
-      </w:r>
-    </w:p>
-    <w:p>
-      <w:r>
-        <w:t xml:space="preserve">Comments wo lines </w:t>
-      </w:r>
-      <w:proofErr w:type="spellStart"/>
-      <w:r>
-        <w:t>hoti</w:t>
-      </w:r>
-      <w:proofErr w:type="spellEnd"/>
-      <w:r>
-        <w:t xml:space="preserve"> hain </w:t>
-      </w:r>
-      <w:proofErr w:type="spellStart"/>
-      <w:r>
-        <w:t>jinhe</w:t>
-      </w:r>
-      <w:proofErr w:type="spellEnd"/>
-      <w:r>
-        <w:t xml:space="preserve"> compiler ignore </w:t>
-      </w:r>
-      <w:proofErr w:type="spellStart"/>
-      <w:r>
-        <w:t>kar</w:t>
-      </w:r>
-      <w:proofErr w:type="spellEnd"/>
-      <w:r>
-        <w:t xml:space="preserve"> </w:t>
-      </w:r>
-      <w:proofErr w:type="spellStart"/>
-      <w:r>
-        <w:t>deta</w:t>
-      </w:r>
-      <w:proofErr w:type="spellEnd"/>
-      <w:r>
-        <w:t xml:space="preserve"> </w:t>
-      </w:r>
-      <w:proofErr w:type="spellStart"/>
-      <w:r>
-        <w:t>hai</w:t>
-      </w:r>
-      <w:proofErr w:type="spellEnd"/>
-      <w:r>
-        <w:t xml:space="preserve">. Ye </w:t>
-      </w:r>
-      <w:proofErr w:type="spellStart"/>
-      <w:r>
-        <w:t>sirf</w:t>
-      </w:r>
-      <w:proofErr w:type="spellEnd"/>
-      <w:r>
-        <w:t xml:space="preserve"> developers </w:t>
-      </w:r>
-      <w:proofErr w:type="spellStart"/>
-      <w:r>
-        <w:t>ke</w:t>
-      </w:r>
-      <w:proofErr w:type="spellEnd"/>
-      <w:r>
-        <w:t xml:space="preserve"> </w:t>
-      </w:r>
-      <w:proofErr w:type="spellStart"/>
-      <w:r>
-        <w:t>liye</w:t>
-      </w:r>
-      <w:proofErr w:type="spellEnd"/>
-      <w:r>
-        <w:t xml:space="preserve"> </w:t>
-      </w:r>
-      <w:proofErr w:type="spellStart"/>
-      <w:r>
-        <w:t>hoti</w:t>
-      </w:r>
-      <w:proofErr w:type="spellEnd"/>
-      <w:r>
-        <w:t xml:space="preserve"> hain.</w:t>
+        <w:t>4. Comments: Code ko Samjhne ke Liye</w:t>
+      </w:r>
+    </w:p>
+    <w:p>
+      <w:r>
+        <w:t>Comments wo lines hoti hain jinhe compiler ignore kar deta hai. Ye sirf developers ke liye hoti hain.</w:t>
       </w:r>
     </w:p>
     <w:p>
@@ -7929,13 +3601,8 @@
         <w:t>Single Line:</w:t>
       </w:r>
       <w:r>
-        <w:t xml:space="preserve"> // Ye ek comment </w:t>
-      </w:r>
-      <w:proofErr w:type="spellStart"/>
-      <w:r>
-        <w:t>hai</w:t>
-      </w:r>
-      <w:proofErr w:type="spellEnd"/>
+        <w:t xml:space="preserve"> // Ye ek comment hai</w:t>
+      </w:r>
     </w:p>
     <w:p>
       <w:pPr>
@@ -7952,15 +3619,7 @@
         <w:t>Multi-line:</w:t>
       </w:r>
       <w:r>
-        <w:t xml:space="preserve"> /* Ye kai lines ka comment </w:t>
-      </w:r>
-      <w:proofErr w:type="spellStart"/>
-      <w:r>
-        <w:t>hai</w:t>
-      </w:r>
-      <w:proofErr w:type="spellEnd"/>
-      <w:r>
-        <w:t xml:space="preserve"> */</w:t>
+        <w:t xml:space="preserve"> /* Ye kai lines ka comment hai */</w:t>
       </w:r>
     </w:p>
     <w:p>
@@ -7978,71 +3637,7 @@
         <w:t>Pro Tip:</w:t>
       </w:r>
       <w:r>
-        <w:t xml:space="preserve"> VS Code </w:t>
-      </w:r>
-      <w:proofErr w:type="spellStart"/>
-      <w:r>
-        <w:t>mein</w:t>
-      </w:r>
-      <w:proofErr w:type="spellEnd"/>
-      <w:r>
-        <w:t xml:space="preserve"> Ctrl + / (Windows) </w:t>
-      </w:r>
-      <w:proofErr w:type="spellStart"/>
-      <w:r>
-        <w:t>ya</w:t>
-      </w:r>
-      <w:proofErr w:type="spellEnd"/>
-      <w:r>
-        <w:t xml:space="preserve"> </w:t>
-      </w:r>
-      <w:proofErr w:type="spellStart"/>
-      <w:r>
-        <w:t>Cmd</w:t>
-      </w:r>
-      <w:proofErr w:type="spellEnd"/>
-      <w:r>
-        <w:t xml:space="preserve"> + / (Mac) </w:t>
-      </w:r>
-      <w:proofErr w:type="spellStart"/>
-      <w:r>
-        <w:t>dabane</w:t>
-      </w:r>
-      <w:proofErr w:type="spellEnd"/>
-      <w:r>
-        <w:t xml:space="preserve"> se koi </w:t>
-      </w:r>
-      <w:proofErr w:type="spellStart"/>
-      <w:r>
-        <w:t>bhi</w:t>
-      </w:r>
-      <w:proofErr w:type="spellEnd"/>
-      <w:r>
-        <w:t xml:space="preserve"> line </w:t>
-      </w:r>
-      <w:proofErr w:type="spellStart"/>
-      <w:r>
-        <w:t>turant</w:t>
-      </w:r>
-      <w:proofErr w:type="spellEnd"/>
-      <w:r>
-        <w:t xml:space="preserve"> comment/uncomment </w:t>
-      </w:r>
-      <w:proofErr w:type="spellStart"/>
-      <w:r>
-        <w:t>ho</w:t>
-      </w:r>
-      <w:proofErr w:type="spellEnd"/>
-      <w:r>
-        <w:t xml:space="preserve"> jati </w:t>
-      </w:r>
-      <w:proofErr w:type="spellStart"/>
-      <w:r>
-        <w:t>hai</w:t>
-      </w:r>
-      <w:proofErr w:type="spellEnd"/>
-      <w:r>
-        <w:t>.</w:t>
+        <w:t xml:space="preserve"> VS Code mein Ctrl + / (Windows) ya Cmd + / (Mac) dabane se koi bhi line turant comment/uncomment ho jati hai.</w:t>
       </w:r>
     </w:p>
     <w:p>
@@ -8060,55 +3655,7 @@
         <w:t>Good Practice:</w:t>
       </w:r>
       <w:r>
-        <w:t xml:space="preserve"> Har </w:t>
-      </w:r>
-      <w:proofErr w:type="spellStart"/>
-      <w:r>
-        <w:t>cheez</w:t>
-      </w:r>
-      <w:proofErr w:type="spellEnd"/>
-      <w:r>
-        <w:t xml:space="preserve"> par comment mat </w:t>
-      </w:r>
-      <w:proofErr w:type="spellStart"/>
-      <w:r>
-        <w:t>likho</w:t>
-      </w:r>
-      <w:proofErr w:type="spellEnd"/>
-      <w:r>
-        <w:t xml:space="preserve">. </w:t>
-      </w:r>
-      <w:proofErr w:type="spellStart"/>
-      <w:r>
-        <w:t>Sirf</w:t>
-      </w:r>
-      <w:proofErr w:type="spellEnd"/>
-      <w:r>
-        <w:t xml:space="preserve"> </w:t>
-      </w:r>
-      <w:proofErr w:type="spellStart"/>
-      <w:r>
-        <w:t>wahan</w:t>
-      </w:r>
-      <w:proofErr w:type="spellEnd"/>
-      <w:r>
-        <w:t xml:space="preserve"> </w:t>
-      </w:r>
-      <w:proofErr w:type="spellStart"/>
-      <w:r>
-        <w:t>likho</w:t>
-      </w:r>
-      <w:proofErr w:type="spellEnd"/>
-      <w:r>
-        <w:t xml:space="preserve"> </w:t>
-      </w:r>
-      <w:proofErr w:type="spellStart"/>
-      <w:r>
-        <w:t>jahan</w:t>
-      </w:r>
-      <w:proofErr w:type="spellEnd"/>
-      <w:r>
-        <w:t xml:space="preserve"> code complex ho.</w:t>
+        <w:t xml:space="preserve"> Har cheez par comment mat likho. Sirf wahan likho jahan code complex ho.</w:t>
       </w:r>
     </w:p>
     <w:p>
@@ -8120,6 +3667,7 @@
       </w:pPr>
       <w:r>
         <w:rPr>
+          <w:noProof/>
           <w:sz w:val="22"/>
           <w:szCs w:val="22"/>
         </w:rPr>
@@ -8166,7 +3714,7 @@
           <w:szCs w:val="22"/>
         </w:rPr>
         <w:pict w14:anchorId="4DAC3F46">
-          <v:rect id="_x0000_i1045" style="width:0;height:1.5pt" o:hralign="center" o:hrstd="t" o:hr="t" fillcolor="#a0a0a0" stroked="f"/>
+          <v:rect id="_x0000_i1049" style="width:0;height:1.5pt" o:hralign="center" o:hrstd="t" o:hr="t" fillcolor="#a0a0a0" stroked="f"/>
         </w:pict>
       </w:r>
     </w:p>
@@ -8193,111 +3741,7 @@
         </w:rPr>
       </w:pPr>
       <w:r>
-        <w:t xml:space="preserve">C++ compiler ko extra spaces se koi </w:t>
-      </w:r>
-      <w:proofErr w:type="spellStart"/>
-      <w:r>
-        <w:t>matlab</w:t>
-      </w:r>
-      <w:proofErr w:type="spellEnd"/>
-      <w:r>
-        <w:t xml:space="preserve"> </w:t>
-      </w:r>
-      <w:proofErr w:type="spellStart"/>
-      <w:r>
-        <w:t>nahi</w:t>
-      </w:r>
-      <w:proofErr w:type="spellEnd"/>
-      <w:r>
-        <w:t xml:space="preserve"> </w:t>
-      </w:r>
-      <w:proofErr w:type="spellStart"/>
-      <w:r>
-        <w:t>hota</w:t>
-      </w:r>
-      <w:proofErr w:type="spellEnd"/>
-      <w:r>
-        <w:t xml:space="preserve">. Tum code ko khula-khula </w:t>
-      </w:r>
-      <w:proofErr w:type="spellStart"/>
-      <w:r>
-        <w:t>likho</w:t>
-      </w:r>
-      <w:proofErr w:type="spellEnd"/>
-      <w:r>
-        <w:t xml:space="preserve"> </w:t>
-      </w:r>
-      <w:proofErr w:type="spellStart"/>
-      <w:r>
-        <w:t>ya</w:t>
-      </w:r>
-      <w:proofErr w:type="spellEnd"/>
-      <w:r>
-        <w:t xml:space="preserve"> </w:t>
-      </w:r>
-      <w:proofErr w:type="spellStart"/>
-      <w:r>
-        <w:t>chipka</w:t>
-      </w:r>
-      <w:proofErr w:type="spellEnd"/>
-      <w:r>
-        <w:t xml:space="preserve"> </w:t>
-      </w:r>
-      <w:proofErr w:type="spellStart"/>
-      <w:r>
-        <w:t>kar</w:t>
-      </w:r>
-      <w:proofErr w:type="spellEnd"/>
-      <w:r>
-        <w:t xml:space="preserve">, output </w:t>
-      </w:r>
-      <w:proofErr w:type="spellStart"/>
-      <w:r>
-        <w:t>wahi</w:t>
-      </w:r>
-      <w:proofErr w:type="spellEnd"/>
-      <w:r>
-        <w:t xml:space="preserve"> </w:t>
-      </w:r>
-      <w:proofErr w:type="spellStart"/>
-      <w:r>
-        <w:t>aayega</w:t>
-      </w:r>
-      <w:proofErr w:type="spellEnd"/>
-      <w:r>
-        <w:t xml:space="preserve">. Par </w:t>
-      </w:r>
-      <w:proofErr w:type="spellStart"/>
-      <w:r>
-        <w:t>achhe</w:t>
-      </w:r>
-      <w:proofErr w:type="spellEnd"/>
-      <w:r>
-        <w:t xml:space="preserve"> programmer </w:t>
-      </w:r>
-      <w:proofErr w:type="spellStart"/>
-      <w:r>
-        <w:t>hamesha</w:t>
-      </w:r>
-      <w:proofErr w:type="spellEnd"/>
-      <w:r>
-        <w:t xml:space="preserve"> </w:t>
-      </w:r>
-      <w:proofErr w:type="spellStart"/>
-      <w:r>
-        <w:t>saaf-suthra</w:t>
-      </w:r>
-      <w:proofErr w:type="spellEnd"/>
-      <w:r>
-        <w:t xml:space="preserve"> (Readable) code </w:t>
-      </w:r>
-      <w:proofErr w:type="spellStart"/>
-      <w:r>
-        <w:t>likhte</w:t>
-      </w:r>
-      <w:proofErr w:type="spellEnd"/>
-      <w:r>
-        <w:t xml:space="preserve"> hain.</w:t>
+        <w:t>C++ compiler ko extra spaces se koi matlab nahi hota. Tum code ko khula-khula likho ya chipka kar, output wahi aayega. Par achhe programmer hamesha saaf-suthra (Readable) code likhte hain.</w:t>
       </w:r>
       <w:r>
         <w:rPr>
@@ -8305,7 +3749,7 @@
           <w:szCs w:val="22"/>
         </w:rPr>
         <w:pict w14:anchorId="78C8C4F6">
-          <v:rect id="_x0000_i1048" style="width:0;height:1.5pt" o:hralign="center" o:hrstd="t" o:hr="t" fillcolor="#a0a0a0" stroked="f"/>
+          <v:rect id="_x0000_i1050" style="width:0;height:1.5pt" o:hralign="center" o:hrstd="t" o:hr="t" fillcolor="#a0a0a0" stroked="f"/>
         </w:pict>
       </w:r>
     </w:p>
@@ -8326,175 +3770,7 @@
     </w:p>
     <w:p>
       <w:r>
-        <w:t xml:space="preserve">Game dev </w:t>
-      </w:r>
-      <w:proofErr w:type="spellStart"/>
-      <w:r>
-        <w:t>mein</w:t>
-      </w:r>
-      <w:proofErr w:type="spellEnd"/>
-      <w:r>
-        <w:t xml:space="preserve"> </w:t>
-      </w:r>
-      <w:proofErr w:type="spellStart"/>
-      <w:r>
-        <w:t>const</w:t>
-      </w:r>
-      <w:proofErr w:type="spellEnd"/>
-      <w:r>
-        <w:t xml:space="preserve"> ka bahut use </w:t>
-      </w:r>
-      <w:proofErr w:type="spellStart"/>
-      <w:r>
-        <w:t>hota</w:t>
-      </w:r>
-      <w:proofErr w:type="spellEnd"/>
-      <w:r>
-        <w:t xml:space="preserve"> </w:t>
-      </w:r>
-      <w:proofErr w:type="spellStart"/>
-      <w:r>
-        <w:t>hai</w:t>
-      </w:r>
-      <w:proofErr w:type="spellEnd"/>
-      <w:r>
-        <w:t xml:space="preserve">. Jaise ki gravity </w:t>
-      </w:r>
-      <w:proofErr w:type="spellStart"/>
-      <w:r>
-        <w:t>ya</w:t>
-      </w:r>
-      <w:proofErr w:type="spellEnd"/>
-      <w:r>
-        <w:t xml:space="preserve"> </w:t>
-      </w:r>
-      <w:proofErr w:type="spellStart"/>
-      <w:r>
-        <w:t>maxHealth</w:t>
-      </w:r>
-      <w:proofErr w:type="spellEnd"/>
-      <w:r>
-        <w:t xml:space="preserve">. Tum </w:t>
-      </w:r>
-      <w:proofErr w:type="spellStart"/>
-      <w:r>
-        <w:t>nahi</w:t>
-      </w:r>
-      <w:proofErr w:type="spellEnd"/>
-      <w:r>
-        <w:t xml:space="preserve"> </w:t>
-      </w:r>
-      <w:proofErr w:type="spellStart"/>
-      <w:r>
-        <w:t>chahoge</w:t>
-      </w:r>
-      <w:proofErr w:type="spellEnd"/>
-      <w:r>
-        <w:t xml:space="preserve"> ki game </w:t>
-      </w:r>
-      <w:proofErr w:type="spellStart"/>
-      <w:r>
-        <w:t>chalte</w:t>
-      </w:r>
-      <w:proofErr w:type="spellEnd"/>
-      <w:r>
-        <w:t xml:space="preserve"> </w:t>
-      </w:r>
-      <w:proofErr w:type="spellStart"/>
-      <w:r>
-        <w:t>waqt</w:t>
-      </w:r>
-      <w:proofErr w:type="spellEnd"/>
-      <w:r>
-        <w:t xml:space="preserve"> </w:t>
-      </w:r>
-      <w:proofErr w:type="spellStart"/>
-      <w:r>
-        <w:t>galti</w:t>
-      </w:r>
-      <w:proofErr w:type="spellEnd"/>
-      <w:r>
-        <w:t xml:space="preserve"> se koi gravity ki value </w:t>
-      </w:r>
-      <w:proofErr w:type="spellStart"/>
-      <w:r>
-        <w:t>badal</w:t>
-      </w:r>
-      <w:proofErr w:type="spellEnd"/>
-      <w:r>
-        <w:t xml:space="preserve"> de! Wahi </w:t>
-      </w:r>
-      <w:proofErr w:type="spellStart"/>
-      <w:r>
-        <w:t>dusri</w:t>
-      </w:r>
-      <w:proofErr w:type="spellEnd"/>
-      <w:r>
-        <w:t xml:space="preserve"> </w:t>
-      </w:r>
-      <w:proofErr w:type="spellStart"/>
-      <w:r>
-        <w:t>taraf</w:t>
-      </w:r>
-      <w:proofErr w:type="spellEnd"/>
-      <w:r>
-        <w:t xml:space="preserve"> score </w:t>
-      </w:r>
-      <w:proofErr w:type="spellStart"/>
-      <w:r>
-        <w:t>ya</w:t>
-      </w:r>
-      <w:proofErr w:type="spellEnd"/>
-      <w:r>
-        <w:t xml:space="preserve"> </w:t>
-      </w:r>
-      <w:proofErr w:type="spellStart"/>
-      <w:r>
-        <w:t>playerPosition</w:t>
-      </w:r>
-      <w:proofErr w:type="spellEnd"/>
-      <w:r>
-        <w:t xml:space="preserve"> </w:t>
-      </w:r>
-      <w:proofErr w:type="spellStart"/>
-      <w:r>
-        <w:t>hamesha</w:t>
-      </w:r>
-      <w:proofErr w:type="spellEnd"/>
-      <w:r>
-        <w:t xml:space="preserve"> normal variables </w:t>
-      </w:r>
-      <w:proofErr w:type="spellStart"/>
-      <w:r>
-        <w:t>hote</w:t>
-      </w:r>
-      <w:proofErr w:type="spellEnd"/>
-      <w:r>
-        <w:t xml:space="preserve"> hain </w:t>
-      </w:r>
-      <w:proofErr w:type="spellStart"/>
-      <w:r>
-        <w:t>kyunki</w:t>
-      </w:r>
-      <w:proofErr w:type="spellEnd"/>
-      <w:r>
-        <w:t xml:space="preserve"> wo </w:t>
-      </w:r>
-      <w:proofErr w:type="spellStart"/>
-      <w:r>
-        <w:t>har</w:t>
-      </w:r>
-      <w:proofErr w:type="spellEnd"/>
-      <w:r>
-        <w:t xml:space="preserve"> second </w:t>
-      </w:r>
-      <w:proofErr w:type="spellStart"/>
-      <w:r>
-        <w:t>badalte</w:t>
-      </w:r>
-      <w:proofErr w:type="spellEnd"/>
-      <w:r>
-        <w:t xml:space="preserve"> hain.</w:t>
+        <w:t>Game dev mein const ka bahut use hota hai. Jaise ki gravity ya maxHealth. Tum nahi chahoge ki game chalte waqt galti se koi gravity ki value badal de! Wahi dusri taraf score ya playerPosition hamesha normal variables hote hain kyunki wo har second badalte hain.</w:t>
       </w:r>
     </w:p>
     <w:p>
@@ -8510,7 +3786,7 @@
           <w:szCs w:val="22"/>
         </w:rPr>
         <w:pict w14:anchorId="5F5A100A">
-          <v:rect id="_x0000_i1054" style="width:0;height:1.5pt" o:hralign="center" o:hrstd="t" o:hr="t" fillcolor="#a0a0a0" stroked="f"/>
+          <v:rect id="_x0000_i1051" style="width:0;height:1.5pt" o:hralign="center" o:hrstd="t" o:hr="t" fillcolor="#a0a0a0" stroked="f"/>
         </w:pict>
       </w:r>
     </w:p>
@@ -8584,6 +3860,9 @@
         </w:rPr>
       </w:pPr>
       <w:r>
+        <w:rPr>
+          <w:noProof/>
+        </w:rPr>
         <w:drawing>
           <wp:inline distT="0" distB="0" distL="0" distR="0" wp14:anchorId="14CD624C" wp14:editId="2640A88C">
             <wp:extent cx="5639587" cy="4001058"/>
@@ -8626,7 +3905,7 @@
           <w:szCs w:val="22"/>
         </w:rPr>
         <w:pict w14:anchorId="2DE513D5">
-          <v:rect id="_x0000_i1055" style="width:0;height:1.5pt" o:hralign="center" o:hrstd="t" o:hr="t" fillcolor="#a0a0a0" stroked="f"/>
+          <v:rect id="_x0000_i1052" style="width:0;height:1.5pt" o:hralign="center" o:hrstd="t" o:hr="t" fillcolor="#a0a0a0" stroked="f"/>
         </w:pict>
       </w:r>
     </w:p>
@@ -8648,9 +3927,8 @@
           <w:szCs w:val="36"/>
           <w:u w:val="single"/>
         </w:rPr>
-        <w:t xml:space="preserve">C++ </w:t>
-      </w:r>
-      <w:proofErr w:type="gramStart"/>
+        <w:t>C++ NOTES(</w:t>
+      </w:r>
       <w:r>
         <w:rPr>
           <w:b/>
@@ -8659,9 +3937,8 @@
           <w:szCs w:val="36"/>
           <w:u w:val="single"/>
         </w:rPr>
-        <w:t>NOTES(</w:t>
-      </w:r>
-      <w:proofErr w:type="gramEnd"/>
+        <w:t>CHAPTER</w:t>
+      </w:r>
       <w:r>
         <w:rPr>
           <w:b/>
@@ -8670,7 +3947,7 @@
           <w:szCs w:val="36"/>
           <w:u w:val="single"/>
         </w:rPr>
-        <w:t>CHAPTER</w:t>
+        <w:t xml:space="preserve"> </w:t>
       </w:r>
       <w:r>
         <w:rPr>
@@ -8680,119 +3957,27 @@
           <w:szCs w:val="36"/>
           <w:u w:val="single"/>
         </w:rPr>
-        <w:t xml:space="preserve"> </w:t>
-      </w:r>
-      <w:r>
-        <w:rPr>
-          <w:b/>
-          <w:bCs/>
-          <w:sz w:val="36"/>
-          <w:szCs w:val="36"/>
-          <w:u w:val="single"/>
-        </w:rPr>
-        <w:t>4</w:t>
-      </w:r>
-      <w:r>
-        <w:rPr>
-          <w:b/>
-          <w:bCs/>
-          <w:sz w:val="36"/>
-          <w:szCs w:val="36"/>
-          <w:u w:val="single"/>
-        </w:rPr>
-        <w:t>)</w:t>
-      </w:r>
-    </w:p>
-    <w:p>
-      <w:pPr>
-        <w:rPr>
-          <w:b/>
-          <w:bCs/>
-        </w:rPr>
-      </w:pPr>
-      <w:r>
-        <w:rPr>
-          <w:b/>
-          <w:bCs/>
-        </w:rPr>
-        <w:t xml:space="preserve">1. Data Types Kyun </w:t>
-      </w:r>
-      <w:proofErr w:type="spellStart"/>
-      <w:r>
-        <w:rPr>
-          <w:b/>
-          <w:bCs/>
-        </w:rPr>
-        <w:t>Zaroori</w:t>
-      </w:r>
-      <w:proofErr w:type="spellEnd"/>
-      <w:r>
-        <w:rPr>
-          <w:b/>
-          <w:bCs/>
-        </w:rPr>
-        <w:t xml:space="preserve"> Hain? (Introduction)</w:t>
-      </w:r>
-    </w:p>
-    <w:p>
-      <w:r>
-        <w:t xml:space="preserve">C++ ek "Statically Typed" language </w:t>
-      </w:r>
-      <w:proofErr w:type="spellStart"/>
-      <w:r>
-        <w:t>hai</w:t>
-      </w:r>
-      <w:proofErr w:type="spellEnd"/>
-      <w:r>
-        <w:t xml:space="preserve">, </w:t>
-      </w:r>
-      <w:proofErr w:type="spellStart"/>
-      <w:r>
-        <w:t>iska</w:t>
-      </w:r>
-      <w:proofErr w:type="spellEnd"/>
-      <w:r>
-        <w:t xml:space="preserve"> </w:t>
-      </w:r>
-      <w:proofErr w:type="spellStart"/>
-      <w:r>
-        <w:t>matlab</w:t>
-      </w:r>
-      <w:proofErr w:type="spellEnd"/>
-      <w:r>
-        <w:t xml:space="preserve"> </w:t>
-      </w:r>
-      <w:proofErr w:type="spellStart"/>
-      <w:r>
-        <w:t>har</w:t>
-      </w:r>
-      <w:proofErr w:type="spellEnd"/>
-      <w:r>
-        <w:t xml:space="preserve"> data ka type </w:t>
-      </w:r>
-      <w:proofErr w:type="spellStart"/>
-      <w:r>
-        <w:t>batana</w:t>
-      </w:r>
-      <w:proofErr w:type="spellEnd"/>
-      <w:r>
-        <w:t xml:space="preserve"> </w:t>
-      </w:r>
-      <w:proofErr w:type="spellStart"/>
-      <w:r>
-        <w:t>padta</w:t>
-      </w:r>
-      <w:proofErr w:type="spellEnd"/>
-      <w:r>
-        <w:t xml:space="preserve"> </w:t>
-      </w:r>
-      <w:proofErr w:type="spellStart"/>
-      <w:r>
-        <w:t>hai</w:t>
-      </w:r>
-      <w:proofErr w:type="spellEnd"/>
-      <w:r>
-        <w:t>.</w:t>
+        <w:t>4)</w:t>
+      </w:r>
+    </w:p>
+    <w:p>
+      <w:pPr>
+        <w:rPr>
+          <w:b/>
+          <w:bCs/>
+        </w:rPr>
+      </w:pPr>
+      <w:r>
+        <w:rPr>
+          <w:b/>
+          <w:bCs/>
+        </w:rPr>
+        <w:t>1. Data Types Kyun Zaroori Hain? (Introduction)</w:t>
+      </w:r>
+    </w:p>
+    <w:p>
+      <w:r>
+        <w:t>C++ ek "Statically Typed" language hai, iska matlab har data ka type batana padta hai.</w:t>
       </w:r>
     </w:p>
     <w:p>
@@ -8810,134 +3995,21 @@
         <w:t>Problem with Numbers:</w:t>
       </w:r>
       <w:r>
-        <w:t xml:space="preserve"> Video </w:t>
-      </w:r>
-      <w:proofErr w:type="spellStart"/>
-      <w:r>
-        <w:t>mein</w:t>
-      </w:r>
-      <w:proofErr w:type="spellEnd"/>
-      <w:r>
-        <w:t xml:space="preserve"> example diya </w:t>
-      </w:r>
-      <w:proofErr w:type="spellStart"/>
-      <w:r>
-        <w:t>gaya</w:t>
-      </w:r>
-      <w:proofErr w:type="spellEnd"/>
-      <w:r>
-        <w:t xml:space="preserve"> </w:t>
-      </w:r>
-      <w:proofErr w:type="spellStart"/>
-      <w:r>
-        <w:t>hai</w:t>
-      </w:r>
-      <w:proofErr w:type="spellEnd"/>
-      <w:r>
-        <w:t xml:space="preserve"> ki 4 aur 4.0 compiler </w:t>
-      </w:r>
-      <w:proofErr w:type="spellStart"/>
-      <w:r>
-        <w:t>ke</w:t>
-      </w:r>
-      <w:proofErr w:type="spellEnd"/>
-      <w:r>
-        <w:t xml:space="preserve"> </w:t>
-      </w:r>
-      <w:proofErr w:type="spellStart"/>
-      <w:r>
-        <w:t>liye</w:t>
-      </w:r>
-      <w:proofErr w:type="spellEnd"/>
-      <w:r>
-        <w:t xml:space="preserve"> </w:t>
-      </w:r>
-      <w:proofErr w:type="spellStart"/>
-      <w:r>
-        <w:t>alag</w:t>
-      </w:r>
-      <w:proofErr w:type="spellEnd"/>
-      <w:r>
-        <w:t xml:space="preserve"> hain. 4 ek integer </w:t>
-      </w:r>
-      <w:proofErr w:type="spellStart"/>
-      <w:r>
-        <w:t>hai</w:t>
-      </w:r>
-      <w:proofErr w:type="spellEnd"/>
-      <w:r>
-        <w:t xml:space="preserve">, par 4.0 precision (decimal) ki </w:t>
-      </w:r>
-      <w:proofErr w:type="spellStart"/>
-      <w:r>
-        <w:t>baat</w:t>
-      </w:r>
-      <w:proofErr w:type="spellEnd"/>
-      <w:r>
-        <w:t xml:space="preserve"> </w:t>
-      </w:r>
-      <w:proofErr w:type="spellStart"/>
-      <w:r>
-        <w:t>karta</w:t>
-      </w:r>
-      <w:proofErr w:type="spellEnd"/>
-      <w:r>
-        <w:t xml:space="preserve"> </w:t>
-      </w:r>
-      <w:proofErr w:type="spellStart"/>
-      <w:r>
-        <w:t>hai</w:t>
-      </w:r>
-      <w:proofErr w:type="spellEnd"/>
-      <w:r>
-        <w:t xml:space="preserve">. Banking </w:t>
-      </w:r>
-      <w:proofErr w:type="spellStart"/>
-      <w:r>
-        <w:t>ya</w:t>
-      </w:r>
-      <w:proofErr w:type="spellEnd"/>
-      <w:r>
-        <w:t xml:space="preserve"> scientific calculations </w:t>
-      </w:r>
-      <w:proofErr w:type="spellStart"/>
-      <w:r>
-        <w:t>mein</w:t>
-      </w:r>
-      <w:proofErr w:type="spellEnd"/>
-      <w:r>
-        <w:t xml:space="preserve"> ye precision bahut matter </w:t>
-      </w:r>
-      <w:proofErr w:type="spellStart"/>
-      <w:r>
-        <w:t>karta</w:t>
-      </w:r>
-      <w:proofErr w:type="spellEnd"/>
-      <w:r>
-        <w:t xml:space="preserve"> </w:t>
-      </w:r>
-      <w:proofErr w:type="spellStart"/>
-      <w:proofErr w:type="gramStart"/>
-      <w:r>
-        <w:t>hai</w:t>
-      </w:r>
-      <w:proofErr w:type="spellEnd"/>
-      <w:r>
-        <w:t xml:space="preserve"> .</w:t>
-      </w:r>
-      <w:proofErr w:type="gramEnd"/>
-    </w:p>
-    <w:p>
-      <w:pPr>
-        <w:rPr>
-          <w:b/>
-          <w:bCs/>
-        </w:rPr>
-      </w:pPr>
-      <w:r>
-        <w:rPr>
-          <w:b/>
-          <w:bCs/>
+        <w:t xml:space="preserve"> Video mein example diya gaya hai ki 4 aur 4.0 compiler ke liye alag hain. 4 ek integer hai, par 4.0 precision (decimal) ki baat karta hai. Banking ya scientific calculations mein ye precision bahut matter karta hai .</w:t>
+      </w:r>
+    </w:p>
+    <w:p>
+      <w:pPr>
+        <w:rPr>
+          <w:b/>
+          <w:bCs/>
+        </w:rPr>
+      </w:pPr>
+      <w:r>
+        <w:rPr>
+          <w:b/>
+          <w:bCs/>
+          <w:noProof/>
         </w:rPr>
         <w:drawing>
           <wp:inline distT="0" distB="0" distL="0" distR="0" wp14:anchorId="17825B4B" wp14:editId="7EF51872">
@@ -8986,6 +4058,7 @@
         <w:rPr>
           <w:b/>
           <w:bCs/>
+          <w:noProof/>
         </w:rPr>
         <w:drawing>
           <wp:inline distT="0" distB="0" distL="0" distR="0" wp14:anchorId="43AD84DF" wp14:editId="0CBEFD88">
@@ -9038,7 +4111,7 @@
         </w:rPr>
         <w:lastRenderedPageBreak/>
         <w:pict w14:anchorId="413977BD">
-          <v:rect id="_x0000_i1056" style="width:0;height:1.5pt" o:hralign="center" o:hrstd="t" o:hr="t" fillcolor="#a0a0a0" stroked="f"/>
+          <v:rect id="_x0000_i1053" style="width:0;height:1.5pt" o:hralign="center" o:hrstd="t" o:hr="t" fillcolor="#a0a0a0" stroked="f"/>
         </w:pict>
       </w:r>
     </w:p>
@@ -9059,47 +4132,7 @@
     </w:p>
     <w:p>
       <w:r>
-        <w:t xml:space="preserve">Video </w:t>
-      </w:r>
-      <w:proofErr w:type="spellStart"/>
-      <w:r>
-        <w:t>mein</w:t>
-      </w:r>
-      <w:proofErr w:type="spellEnd"/>
-      <w:r>
-        <w:t xml:space="preserve"> teen </w:t>
-      </w:r>
-      <w:proofErr w:type="spellStart"/>
-      <w:r>
-        <w:t>tarah</w:t>
-      </w:r>
-      <w:proofErr w:type="spellEnd"/>
-      <w:r>
-        <w:t xml:space="preserve"> </w:t>
-      </w:r>
-      <w:proofErr w:type="spellStart"/>
-      <w:r>
-        <w:t>ke</w:t>
-      </w:r>
-      <w:proofErr w:type="spellEnd"/>
-      <w:r>
-        <w:t xml:space="preserve"> data types </w:t>
-      </w:r>
-      <w:proofErr w:type="spellStart"/>
-      <w:r>
-        <w:t>bataye</w:t>
-      </w:r>
-      <w:proofErr w:type="spellEnd"/>
-      <w:r>
-        <w:t xml:space="preserve"> </w:t>
-      </w:r>
-      <w:proofErr w:type="spellStart"/>
-      <w:r>
-        <w:t>gaye</w:t>
-      </w:r>
-      <w:proofErr w:type="spellEnd"/>
-      <w:r>
-        <w:t xml:space="preserve"> hain:</w:t>
+        <w:t>Video mein teen tarah ke data types bataye gaye hain:</w:t>
       </w:r>
     </w:p>
     <w:p>
@@ -9117,23 +4150,7 @@
         <w:t>Primitive (Basic):</w:t>
       </w:r>
       <w:r>
-        <w:t xml:space="preserve"> Jo language </w:t>
-      </w:r>
-      <w:proofErr w:type="spellStart"/>
-      <w:r>
-        <w:t>mein</w:t>
-      </w:r>
-      <w:proofErr w:type="spellEnd"/>
-      <w:r>
-        <w:t xml:space="preserve"> in-built </w:t>
-      </w:r>
-      <w:proofErr w:type="spellStart"/>
-      <w:r>
-        <w:t>hote</w:t>
-      </w:r>
-      <w:proofErr w:type="spellEnd"/>
-      <w:r>
-        <w:t xml:space="preserve"> hain.</w:t>
+        <w:t xml:space="preserve"> Jo language mein in-built hote hain.</w:t>
       </w:r>
     </w:p>
     <w:p>
@@ -9155,39 +4172,7 @@
         </w:numPr>
       </w:pPr>
       <w:r>
-        <w:t xml:space="preserve">float / double: Decimal numbers. double </w:t>
-      </w:r>
-      <w:proofErr w:type="spellStart"/>
-      <w:r>
-        <w:t>mein</w:t>
-      </w:r>
-      <w:proofErr w:type="spellEnd"/>
-      <w:r>
-        <w:t xml:space="preserve"> float se </w:t>
-      </w:r>
-      <w:proofErr w:type="spellStart"/>
-      <w:r>
-        <w:t>zyada</w:t>
-      </w:r>
-      <w:proofErr w:type="spellEnd"/>
-      <w:r>
-        <w:t xml:space="preserve"> precision </w:t>
-      </w:r>
-      <w:proofErr w:type="spellStart"/>
-      <w:r>
-        <w:t>hota</w:t>
-      </w:r>
-      <w:proofErr w:type="spellEnd"/>
-      <w:r>
-        <w:t xml:space="preserve"> </w:t>
-      </w:r>
-      <w:proofErr w:type="spellStart"/>
-      <w:r>
-        <w:t>hai</w:t>
-      </w:r>
-      <w:proofErr w:type="spellEnd"/>
-      <w:r>
-        <w:t>.</w:t>
+        <w:t>float / double: Decimal numbers. double mein float se zyada precision hota hai.</w:t>
       </w:r>
     </w:p>
     <w:p>
@@ -9197,21 +4182,8 @@
           <w:numId w:val="17"/>
         </w:numPr>
       </w:pPr>
-      <w:proofErr w:type="spellStart"/>
-      <w:r>
-        <w:t>char</w:t>
-      </w:r>
-      <w:proofErr w:type="spellEnd"/>
-      <w:r>
-        <w:t>: Single character (</w:t>
-      </w:r>
-      <w:proofErr w:type="spellStart"/>
-      <w:r>
-        <w:t>jaise</w:t>
-      </w:r>
-      <w:proofErr w:type="spellEnd"/>
-      <w:r>
-        <w:t xml:space="preserve"> 'A', 'B').</w:t>
+      <w:r>
+        <w:t>char: Single character (jaise 'A', 'B').</w:t>
       </w:r>
     </w:p>
     <w:p>
@@ -9222,15 +4194,7 @@
         </w:numPr>
       </w:pPr>
       <w:r>
-        <w:t xml:space="preserve">bool: True </w:t>
-      </w:r>
-      <w:proofErr w:type="spellStart"/>
-      <w:r>
-        <w:t>ya</w:t>
-      </w:r>
-      <w:proofErr w:type="spellEnd"/>
-      <w:r>
-        <w:t xml:space="preserve"> False.</w:t>
+        <w:t>bool: True ya False.</w:t>
       </w:r>
     </w:p>
     <w:p>
@@ -9241,55 +4205,7 @@
         </w:numPr>
       </w:pPr>
       <w:r>
-        <w:t xml:space="preserve">void: Iska </w:t>
-      </w:r>
-      <w:proofErr w:type="spellStart"/>
-      <w:r>
-        <w:t>matlab</w:t>
-      </w:r>
-      <w:proofErr w:type="spellEnd"/>
-      <w:r>
-        <w:t xml:space="preserve"> "</w:t>
-      </w:r>
-      <w:proofErr w:type="spellStart"/>
-      <w:r>
-        <w:t>Nothin</w:t>
-      </w:r>
-      <w:proofErr w:type="spellEnd"/>
-      <w:r>
-        <w:t xml:space="preserve">" </w:t>
-      </w:r>
-      <w:proofErr w:type="spellStart"/>
-      <w:r>
-        <w:t>ya</w:t>
-      </w:r>
-      <w:proofErr w:type="spellEnd"/>
-      <w:r>
-        <w:t xml:space="preserve"> "Empty" </w:t>
-      </w:r>
-      <w:proofErr w:type="spellStart"/>
-      <w:r>
-        <w:t>hota</w:t>
-      </w:r>
-      <w:proofErr w:type="spellEnd"/>
-      <w:r>
-        <w:t xml:space="preserve"> </w:t>
-      </w:r>
-      <w:proofErr w:type="spellStart"/>
-      <w:r>
-        <w:t>hai</w:t>
-      </w:r>
-      <w:proofErr w:type="spellEnd"/>
-      <w:r>
-        <w:t xml:space="preserve"> (Zero </w:t>
-      </w:r>
-      <w:proofErr w:type="spellStart"/>
-      <w:r>
-        <w:t>nahi</w:t>
-      </w:r>
-      <w:proofErr w:type="spellEnd"/>
-      <w:r>
-        <w:t>!).</w:t>
+        <w:t>void: Iska matlab "Nothin" ya "Empty" hota hai (Zero nahi!).</w:t>
       </w:r>
     </w:p>
     <w:p>
@@ -9307,15 +4223,7 @@
         <w:t>Derived:</w:t>
       </w:r>
       <w:r>
-        <w:t xml:space="preserve"> Jo primitives se bane </w:t>
-      </w:r>
-      <w:proofErr w:type="spellStart"/>
-      <w:r>
-        <w:t>hote</w:t>
-      </w:r>
-      <w:proofErr w:type="spellEnd"/>
-      <w:r>
-        <w:t xml:space="preserve"> hain.</w:t>
+        <w:t xml:space="preserve"> Jo primitives se bane hote hain.</w:t>
       </w:r>
     </w:p>
     <w:p>
@@ -9326,15 +4234,7 @@
         </w:numPr>
       </w:pPr>
       <w:r>
-        <w:t xml:space="preserve">Array: Ek hi type </w:t>
-      </w:r>
-      <w:proofErr w:type="spellStart"/>
-      <w:r>
-        <w:t>ke</w:t>
-      </w:r>
-      <w:proofErr w:type="spellEnd"/>
-      <w:r>
-        <w:t xml:space="preserve"> data ka collection.</w:t>
+        <w:t>Array: Ek hi type ke data ka collection.</w:t>
       </w:r>
     </w:p>
     <w:p>
@@ -9345,15 +4245,7 @@
         </w:numPr>
       </w:pPr>
       <w:r>
-        <w:t xml:space="preserve">Pointers: Jo memory address store </w:t>
-      </w:r>
-      <w:proofErr w:type="spellStart"/>
-      <w:r>
-        <w:t>karte</w:t>
-      </w:r>
-      <w:proofErr w:type="spellEnd"/>
-      <w:r>
-        <w:t xml:space="preserve"> hain.</w:t>
+        <w:t>Pointers: Jo memory address store karte hain.</w:t>
       </w:r>
     </w:p>
     <w:p>
@@ -9382,15 +4274,7 @@
         <w:t>User Defined:</w:t>
       </w:r>
       <w:r>
-        <w:t xml:space="preserve"> Jo hum khud </w:t>
-      </w:r>
-      <w:proofErr w:type="spellStart"/>
-      <w:r>
-        <w:t>banate</w:t>
-      </w:r>
-      <w:proofErr w:type="spellEnd"/>
-      <w:r>
-        <w:t xml:space="preserve"> hain.</w:t>
+        <w:t xml:space="preserve"> Jo hum khud banate hain.</w:t>
       </w:r>
     </w:p>
     <w:p>
@@ -9401,22 +4285,17 @@
         </w:numPr>
       </w:pPr>
       <w:r>
-        <w:t xml:space="preserve">struct, union, </w:t>
-      </w:r>
-      <w:proofErr w:type="spellStart"/>
-      <w:r>
-        <w:t>enum</w:t>
-      </w:r>
-      <w:proofErr w:type="spellEnd"/>
-      <w:r>
-        <w:t>, class.</w:t>
-      </w:r>
-    </w:p>
-    <w:p>
-      <w:pPr>
-        <w:rPr>
-          <w:b/>
-          <w:bCs/>
+        <w:t>struct, union, enum, class.</w:t>
+      </w:r>
+    </w:p>
+    <w:p>
+      <w:pPr>
+        <w:rPr>
+          <w:b/>
+          <w:bCs/>
+          <w:sz w:val="32"/>
+          <w:szCs w:val="32"/>
+          <w:u w:val="single"/>
         </w:rPr>
       </w:pPr>
       <w:r>
@@ -9424,8 +4303,330 @@
           <w:sz w:val="22"/>
           <w:szCs w:val="22"/>
         </w:rPr>
+        <w:pict w14:anchorId="5AA0E11E">
+          <v:rect id="_x0000_i1061" style="width:0;height:1.5pt" o:hralign="center" o:hrstd="t" o:hr="t" fillcolor="#a0a0a0" stroked="f"/>
+        </w:pict>
+      </w:r>
+    </w:p>
+    <w:p>
+      <w:pPr>
+        <w:rPr>
+          <w:b/>
+          <w:bCs/>
+          <w:sz w:val="32"/>
+          <w:szCs w:val="32"/>
+          <w:u w:val="single"/>
+        </w:rPr>
+      </w:pPr>
+      <w:r>
+        <w:rPr>
+          <w:b/>
+          <w:bCs/>
+          <w:sz w:val="32"/>
+          <w:szCs w:val="32"/>
+        </w:rPr>
+        <w:lastRenderedPageBreak/>
+        <w:drawing>
+          <wp:inline distT="0" distB="0" distL="0" distR="0" wp14:anchorId="57B24454" wp14:editId="6CF42CBF">
+            <wp:extent cx="5706271" cy="5191850"/>
+            <wp:effectExtent l="0" t="0" r="8890" b="8890"/>
+            <wp:docPr id="1411761558" name="Picture 1"/>
+            <wp:cNvGraphicFramePr>
+              <a:graphicFrameLocks xmlns:a="http://schemas.openxmlformats.org/drawingml/2006/main" noChangeAspect="1"/>
+            </wp:cNvGraphicFramePr>
+            <a:graphic xmlns:a="http://schemas.openxmlformats.org/drawingml/2006/main">
+              <a:graphicData uri="http://schemas.openxmlformats.org/drawingml/2006/picture">
+                <pic:pic xmlns:pic="http://schemas.openxmlformats.org/drawingml/2006/picture">
+                  <pic:nvPicPr>
+                    <pic:cNvPr id="1411761558" name=""/>
+                    <pic:cNvPicPr/>
+                  </pic:nvPicPr>
+                  <pic:blipFill>
+                    <a:blip r:embed="rId37"/>
+                    <a:stretch>
+                      <a:fillRect/>
+                    </a:stretch>
+                  </pic:blipFill>
+                  <pic:spPr>
+                    <a:xfrm>
+                      <a:off x="0" y="0"/>
+                      <a:ext cx="5706271" cy="5191850"/>
+                    </a:xfrm>
+                    <a:prstGeom prst="rect">
+                      <a:avLst/>
+                    </a:prstGeom>
+                  </pic:spPr>
+                </pic:pic>
+              </a:graphicData>
+            </a:graphic>
+          </wp:inline>
+        </w:drawing>
+      </w:r>
+    </w:p>
+    <w:p>
+      <w:pPr>
+        <w:rPr>
+          <w:b/>
+          <w:bCs/>
+          <w:sz w:val="32"/>
+          <w:szCs w:val="32"/>
+          <w:u w:val="single"/>
+        </w:rPr>
+      </w:pPr>
+      <w:r>
+        <w:rPr>
+          <w:sz w:val="22"/>
+          <w:szCs w:val="22"/>
+        </w:rPr>
+        <w:pict w14:anchorId="2F738C3A">
+          <v:rect id="_x0000_i1062" style="width:0;height:1.5pt" o:hralign="center" o:hrstd="t" o:hr="t" fillcolor="#a0a0a0" stroked="f"/>
+        </w:pict>
+      </w:r>
+    </w:p>
+    <w:p>
+      <w:pPr>
+        <w:rPr>
+          <w:b/>
+          <w:bCs/>
+          <w:sz w:val="32"/>
+          <w:szCs w:val="32"/>
+          <w:u w:val="single"/>
+        </w:rPr>
+      </w:pPr>
+    </w:p>
+    <w:p>
+      <w:pPr>
+        <w:rPr>
+          <w:b/>
+          <w:bCs/>
+          <w:sz w:val="32"/>
+          <w:szCs w:val="32"/>
+          <w:u w:val="single"/>
+        </w:rPr>
+      </w:pPr>
+    </w:p>
+    <w:p>
+      <w:pPr>
+        <w:rPr>
+          <w:b/>
+          <w:bCs/>
+          <w:sz w:val="32"/>
+          <w:szCs w:val="32"/>
+          <w:u w:val="single"/>
+        </w:rPr>
+      </w:pPr>
+    </w:p>
+    <w:p>
+      <w:pPr>
+        <w:rPr>
+          <w:b/>
+          <w:bCs/>
+          <w:sz w:val="32"/>
+          <w:szCs w:val="32"/>
+          <w:u w:val="single"/>
+        </w:rPr>
+      </w:pPr>
+    </w:p>
+    <w:p>
+      <w:pPr>
+        <w:rPr>
+          <w:b/>
+          <w:bCs/>
+          <w:sz w:val="32"/>
+          <w:szCs w:val="32"/>
+          <w:u w:val="single"/>
+        </w:rPr>
+      </w:pPr>
+    </w:p>
+    <w:p>
+      <w:pPr>
+        <w:rPr>
+          <w:b/>
+          <w:bCs/>
+          <w:sz w:val="32"/>
+          <w:szCs w:val="32"/>
+          <w:u w:val="single"/>
+        </w:rPr>
+      </w:pPr>
+    </w:p>
+    <w:p>
+      <w:pPr>
+        <w:rPr>
+          <w:b/>
+          <w:bCs/>
+          <w:sz w:val="32"/>
+          <w:szCs w:val="32"/>
+          <w:u w:val="single"/>
+        </w:rPr>
+      </w:pPr>
+    </w:p>
+    <w:p>
+      <w:pPr>
+        <w:rPr>
+          <w:b/>
+          <w:bCs/>
+          <w:sz w:val="32"/>
+          <w:szCs w:val="32"/>
+          <w:u w:val="single"/>
+        </w:rPr>
+      </w:pPr>
+    </w:p>
+    <w:p>
+      <w:pPr>
+        <w:rPr>
+          <w:b/>
+          <w:bCs/>
+          <w:sz w:val="32"/>
+          <w:szCs w:val="32"/>
+          <w:u w:val="single"/>
+        </w:rPr>
+      </w:pPr>
+      <w:r>
+        <w:rPr>
+          <w:b/>
+          <w:bCs/>
+          <w:sz w:val="32"/>
+          <w:szCs w:val="32"/>
+          <w:u w:val="single"/>
+        </w:rPr>
+        <w:lastRenderedPageBreak/>
+        <w:t xml:space="preserve">(Q). </w:t>
+      </w:r>
+      <w:r>
+        <w:rPr>
+          <w:b/>
+          <w:bCs/>
+          <w:sz w:val="32"/>
+          <w:szCs w:val="32"/>
+          <w:u w:val="single"/>
+        </w:rPr>
+        <w:t xml:space="preserve">HOW </w:t>
+      </w:r>
+      <w:r>
+        <w:rPr>
+          <w:b/>
+          <w:bCs/>
+          <w:sz w:val="32"/>
+          <w:szCs w:val="32"/>
+          <w:u w:val="single"/>
+        </w:rPr>
+        <w:t>DATA AND MEMORY</w:t>
+      </w:r>
+      <w:r>
+        <w:rPr>
+          <w:b/>
+          <w:bCs/>
+          <w:sz w:val="32"/>
+          <w:szCs w:val="32"/>
+          <w:u w:val="single"/>
+        </w:rPr>
+        <w:t xml:space="preserve"> WORKS FOR C++ AND PYTHON </w:t>
+      </w:r>
+    </w:p>
+    <w:p>
+      <w:pPr>
+        <w:rPr>
+          <w:sz w:val="22"/>
+          <w:szCs w:val="22"/>
+        </w:rPr>
+      </w:pPr>
+      <w:r>
+        <w:rPr>
+          <w:sz w:val="22"/>
+          <w:szCs w:val="22"/>
+        </w:rPr>
+        <w:drawing>
+          <wp:inline distT="0" distB="0" distL="0" distR="0" wp14:anchorId="1683D23D" wp14:editId="21772A66">
+            <wp:extent cx="5731510" cy="3309620"/>
+            <wp:effectExtent l="0" t="0" r="2540" b="5080"/>
+            <wp:docPr id="515995479" name="Picture 1"/>
+            <wp:cNvGraphicFramePr>
+              <a:graphicFrameLocks xmlns:a="http://schemas.openxmlformats.org/drawingml/2006/main" noChangeAspect="1"/>
+            </wp:cNvGraphicFramePr>
+            <a:graphic xmlns:a="http://schemas.openxmlformats.org/drawingml/2006/main">
+              <a:graphicData uri="http://schemas.openxmlformats.org/drawingml/2006/picture">
+                <pic:pic xmlns:pic="http://schemas.openxmlformats.org/drawingml/2006/picture">
+                  <pic:nvPicPr>
+                    <pic:cNvPr id="515995479" name=""/>
+                    <pic:cNvPicPr/>
+                  </pic:nvPicPr>
+                  <pic:blipFill>
+                    <a:blip r:embed="rId38"/>
+                    <a:stretch>
+                      <a:fillRect/>
+                    </a:stretch>
+                  </pic:blipFill>
+                  <pic:spPr>
+                    <a:xfrm>
+                      <a:off x="0" y="0"/>
+                      <a:ext cx="5731510" cy="3309620"/>
+                    </a:xfrm>
+                    <a:prstGeom prst="rect">
+                      <a:avLst/>
+                    </a:prstGeom>
+                  </pic:spPr>
+                </pic:pic>
+              </a:graphicData>
+            </a:graphic>
+          </wp:inline>
+        </w:drawing>
+      </w:r>
+    </w:p>
+    <w:p>
+      <w:pPr>
+        <w:rPr>
+          <w:sz w:val="22"/>
+          <w:szCs w:val="22"/>
+        </w:rPr>
+      </w:pPr>
+      <w:r>
+        <w:rPr>
+          <w:sz w:val="22"/>
+          <w:szCs w:val="22"/>
+        </w:rPr>
+        <w:drawing>
+          <wp:inline distT="0" distB="0" distL="0" distR="0" wp14:anchorId="661A3DAF" wp14:editId="17BD58D0">
+            <wp:extent cx="5639587" cy="2391109"/>
+            <wp:effectExtent l="0" t="0" r="0" b="9525"/>
+            <wp:docPr id="1143925707" name="Picture 1"/>
+            <wp:cNvGraphicFramePr>
+              <a:graphicFrameLocks xmlns:a="http://schemas.openxmlformats.org/drawingml/2006/main" noChangeAspect="1"/>
+            </wp:cNvGraphicFramePr>
+            <a:graphic xmlns:a="http://schemas.openxmlformats.org/drawingml/2006/main">
+              <a:graphicData uri="http://schemas.openxmlformats.org/drawingml/2006/picture">
+                <pic:pic xmlns:pic="http://schemas.openxmlformats.org/drawingml/2006/picture">
+                  <pic:nvPicPr>
+                    <pic:cNvPr id="1143925707" name=""/>
+                    <pic:cNvPicPr/>
+                  </pic:nvPicPr>
+                  <pic:blipFill>
+                    <a:blip r:embed="rId39"/>
+                    <a:stretch>
+                      <a:fillRect/>
+                    </a:stretch>
+                  </pic:blipFill>
+                  <pic:spPr>
+                    <a:xfrm>
+                      <a:off x="0" y="0"/>
+                      <a:ext cx="5639587" cy="2391109"/>
+                    </a:xfrm>
+                    <a:prstGeom prst="rect">
+                      <a:avLst/>
+                    </a:prstGeom>
+                  </pic:spPr>
+                </pic:pic>
+              </a:graphicData>
+            </a:graphic>
+          </wp:inline>
+        </w:drawing>
+      </w:r>
+      <w:r>
+        <w:rPr>
+          <w:sz w:val="22"/>
+          <w:szCs w:val="22"/>
+        </w:rPr>
         <w:pict w14:anchorId="27C363F6">
-          <v:rect id="_x0000_i1057" style="width:0;height:1.5pt" o:hralign="center" o:hrstd="t" o:hr="t" fillcolor="#a0a0a0" stroked="f"/>
+          <v:rect id="_x0000_i1054" style="width:0;height:1.5pt" o:hralign="center" o:hrstd="t" o:hr="t" fillcolor="#a0a0a0" stroked="f"/>
         </w:pict>
       </w:r>
     </w:p>
@@ -9441,164 +4642,12 @@
           <w:b/>
           <w:bCs/>
         </w:rPr>
-        <w:t xml:space="preserve">3. Floating Point Precision </w:t>
-      </w:r>
-      <w:proofErr w:type="gramStart"/>
-      <w:r>
-        <w:rPr>
-          <w:b/>
-          <w:bCs/>
-        </w:rPr>
-        <w:t>ka</w:t>
-      </w:r>
-      <w:proofErr w:type="gramEnd"/>
-      <w:r>
-        <w:rPr>
-          <w:b/>
-          <w:bCs/>
-        </w:rPr>
-        <w:t xml:space="preserve"> Challenge </w:t>
-      </w:r>
-    </w:p>
-    <w:p>
-      <w:r>
-        <w:t xml:space="preserve">Video </w:t>
-      </w:r>
-      <w:proofErr w:type="spellStart"/>
-      <w:r>
-        <w:t>mein</w:t>
-      </w:r>
-      <w:proofErr w:type="spellEnd"/>
-      <w:r>
-        <w:t xml:space="preserve"> ek important </w:t>
-      </w:r>
-      <w:proofErr w:type="spellStart"/>
-      <w:r>
-        <w:t>baat</w:t>
-      </w:r>
-      <w:proofErr w:type="spellEnd"/>
-      <w:r>
-        <w:t xml:space="preserve"> </w:t>
-      </w:r>
-      <w:proofErr w:type="spellStart"/>
-      <w:r>
-        <w:t>batayi</w:t>
-      </w:r>
-      <w:proofErr w:type="spellEnd"/>
-      <w:r>
-        <w:t xml:space="preserve"> </w:t>
-      </w:r>
-      <w:proofErr w:type="spellStart"/>
-      <w:r>
-        <w:t>gayi</w:t>
-      </w:r>
-      <w:proofErr w:type="spellEnd"/>
-      <w:r>
-        <w:t xml:space="preserve"> </w:t>
-      </w:r>
-      <w:proofErr w:type="spellStart"/>
-      <w:r>
-        <w:t>hai</w:t>
-      </w:r>
-      <w:proofErr w:type="spellEnd"/>
-      <w:r>
-        <w:t xml:space="preserve">: Agar tum int variable </w:t>
-      </w:r>
-      <w:proofErr w:type="spellStart"/>
-      <w:r>
-        <w:t>mein</w:t>
-      </w:r>
-      <w:proofErr w:type="spellEnd"/>
-      <w:r>
-        <w:t xml:space="preserve"> 85.5 store </w:t>
-      </w:r>
-      <w:proofErr w:type="spellStart"/>
-      <w:r>
-        <w:t>karoge</w:t>
-      </w:r>
-      <w:proofErr w:type="spellEnd"/>
-      <w:r>
-        <w:t xml:space="preserve">, </w:t>
-      </w:r>
-      <w:proofErr w:type="spellStart"/>
-      <w:r>
-        <w:t>toh</w:t>
-      </w:r>
-      <w:proofErr w:type="spellEnd"/>
-      <w:r>
-        <w:t xml:space="preserve"> compiler .5 ko </w:t>
-      </w:r>
-      <w:proofErr w:type="spellStart"/>
-      <w:r>
-        <w:t>uda</w:t>
-      </w:r>
-      <w:proofErr w:type="spellEnd"/>
-      <w:r>
-        <w:t xml:space="preserve"> </w:t>
-      </w:r>
-      <w:proofErr w:type="spellStart"/>
-      <w:r>
-        <w:t>dega</w:t>
-      </w:r>
-      <w:proofErr w:type="spellEnd"/>
-      <w:r>
-        <w:t xml:space="preserve"> aur </w:t>
-      </w:r>
-      <w:proofErr w:type="spellStart"/>
-      <w:r>
-        <w:t>sirf</w:t>
-      </w:r>
-      <w:proofErr w:type="spellEnd"/>
-      <w:r>
-        <w:t xml:space="preserve"> 85 </w:t>
-      </w:r>
-      <w:proofErr w:type="spellStart"/>
-      <w:r>
-        <w:t>rakhega</w:t>
-      </w:r>
-      <w:proofErr w:type="spellEnd"/>
-      <w:r>
-        <w:t xml:space="preserve">. Precision </w:t>
-      </w:r>
-      <w:proofErr w:type="spellStart"/>
-      <w:r>
-        <w:t>chahiye</w:t>
-      </w:r>
-      <w:proofErr w:type="spellEnd"/>
-      <w:r>
-        <w:t xml:space="preserve"> </w:t>
-      </w:r>
-      <w:proofErr w:type="spellStart"/>
-      <w:r>
-        <w:t>toh</w:t>
-      </w:r>
-      <w:proofErr w:type="spellEnd"/>
-      <w:r>
-        <w:t xml:space="preserve"> float </w:t>
-      </w:r>
-      <w:proofErr w:type="spellStart"/>
-      <w:r>
-        <w:t>ya</w:t>
-      </w:r>
-      <w:proofErr w:type="spellEnd"/>
-      <w:r>
-        <w:t xml:space="preserve"> double use </w:t>
-      </w:r>
-      <w:proofErr w:type="spellStart"/>
-      <w:r>
-        <w:t>karna</w:t>
-      </w:r>
-      <w:proofErr w:type="spellEnd"/>
-      <w:r>
-        <w:t xml:space="preserve"> </w:t>
-      </w:r>
-      <w:proofErr w:type="spellStart"/>
-      <w:r>
-        <w:t>padega</w:t>
-      </w:r>
-      <w:proofErr w:type="spellEnd"/>
-      <w:r>
-        <w:t>.</w:t>
+        <w:t xml:space="preserve">3. Floating Point Precision ka Challenge </w:t>
+      </w:r>
+    </w:p>
+    <w:p>
+      <w:r>
+        <w:t>Video mein ek important baat batayi gayi hai: Agar tum int variable mein 85.5 store karoge, toh compiler .5 ko uda dega aur sirf 85 rakhega. Precision chahiye toh float ya double use karna padega.</w:t>
       </w:r>
     </w:p>
     <w:p>
@@ -9616,39 +4665,7 @@
         <w:t>Double vs Float:</w:t>
       </w:r>
       <w:r>
-        <w:t xml:space="preserve"> double </w:t>
-      </w:r>
-      <w:proofErr w:type="spellStart"/>
-      <w:r>
-        <w:t>zyada</w:t>
-      </w:r>
-      <w:proofErr w:type="spellEnd"/>
-      <w:r>
-        <w:t xml:space="preserve"> bade aur accurate decimal numbers handle </w:t>
-      </w:r>
-      <w:proofErr w:type="spellStart"/>
-      <w:r>
-        <w:t>kar</w:t>
-      </w:r>
-      <w:proofErr w:type="spellEnd"/>
-      <w:r>
-        <w:t xml:space="preserve"> </w:t>
-      </w:r>
-      <w:proofErr w:type="spellStart"/>
-      <w:r>
-        <w:t>sakta</w:t>
-      </w:r>
-      <w:proofErr w:type="spellEnd"/>
-      <w:r>
-        <w:t xml:space="preserve"> </w:t>
-      </w:r>
-      <w:proofErr w:type="spellStart"/>
-      <w:r>
-        <w:t>hai</w:t>
-      </w:r>
-      <w:proofErr w:type="spellEnd"/>
-      <w:r>
-        <w:t>.</w:t>
+        <w:t xml:space="preserve"> double zyada bade aur accurate decimal numbers handle kar sakta hai.</w:t>
       </w:r>
     </w:p>
     <w:p>
@@ -9664,7 +4681,7 @@
           <w:szCs w:val="22"/>
         </w:rPr>
         <w:pict w14:anchorId="22CE2B01">
-          <v:rect id="_x0000_i1058" style="width:0;height:1.5pt" o:hralign="center" o:hrstd="t" o:hr="t" fillcolor="#a0a0a0" stroked="f"/>
+          <v:rect id="_x0000_i1055" style="width:0;height:1.5pt" o:hralign="center" o:hrstd="t" o:hr="t" fillcolor="#a0a0a0" stroked="f"/>
         </w:pict>
       </w:r>
     </w:p>
@@ -9685,39 +4702,8 @@
     </w:p>
     <w:p>
       <w:r>
-        <w:t xml:space="preserve">Video </w:t>
-      </w:r>
-      <w:proofErr w:type="spellStart"/>
-      <w:r>
-        <w:t>mein</w:t>
-      </w:r>
-      <w:proofErr w:type="spellEnd"/>
-      <w:r>
-        <w:t xml:space="preserve"> ek experiment </w:t>
-      </w:r>
-      <w:proofErr w:type="spellStart"/>
-      <w:r>
-        <w:t>dikhaya</w:t>
-      </w:r>
-      <w:proofErr w:type="spellEnd"/>
-      <w:r>
-        <w:t xml:space="preserve"> </w:t>
-      </w:r>
-      <w:proofErr w:type="spellStart"/>
-      <w:r>
-        <w:t>gaya</w:t>
-      </w:r>
-      <w:proofErr w:type="spellEnd"/>
-      <w:r>
-        <w:t xml:space="preserve"> </w:t>
-      </w:r>
-      <w:proofErr w:type="spellStart"/>
-      <w:r>
-        <w:t>hai</w:t>
-      </w:r>
-      <w:proofErr w:type="spellEnd"/>
-      <w:r>
-        <w:t>:</w:t>
+        <w:lastRenderedPageBreak/>
+        <w:t>Video mein ek experiment dikhaya gaya hai:</w:t>
       </w:r>
     </w:p>
     <w:p>
@@ -9728,63 +4714,7 @@
         </w:numPr>
       </w:pPr>
       <w:r>
-        <w:t xml:space="preserve">Agar tum ek bool variable </w:t>
-      </w:r>
-      <w:proofErr w:type="spellStart"/>
-      <w:r>
-        <w:t>mein</w:t>
-      </w:r>
-      <w:proofErr w:type="spellEnd"/>
-      <w:r>
-        <w:t xml:space="preserve"> 5 (</w:t>
-      </w:r>
-      <w:proofErr w:type="spellStart"/>
-      <w:r>
-        <w:t>ya</w:t>
-      </w:r>
-      <w:proofErr w:type="spellEnd"/>
-      <w:r>
-        <w:t xml:space="preserve"> koi </w:t>
-      </w:r>
-      <w:proofErr w:type="spellStart"/>
-      <w:r>
-        <w:t>bhi</w:t>
-      </w:r>
-      <w:proofErr w:type="spellEnd"/>
-      <w:r>
-        <w:t xml:space="preserve"> non-zero number) store </w:t>
-      </w:r>
-      <w:proofErr w:type="spellStart"/>
-      <w:r>
-        <w:t>karoge</w:t>
-      </w:r>
-      <w:proofErr w:type="spellEnd"/>
-      <w:r>
-        <w:t xml:space="preserve">, </w:t>
-      </w:r>
-      <w:proofErr w:type="spellStart"/>
-      <w:r>
-        <w:t>toh</w:t>
-      </w:r>
-      <w:proofErr w:type="spellEnd"/>
-      <w:r>
-        <w:t xml:space="preserve"> compiler use 1 (True) </w:t>
-      </w:r>
-      <w:proofErr w:type="spellStart"/>
-      <w:r>
-        <w:t>maan</w:t>
-      </w:r>
-      <w:proofErr w:type="spellEnd"/>
-      <w:r>
-        <w:t xml:space="preserve"> </w:t>
-      </w:r>
-      <w:proofErr w:type="spellStart"/>
-      <w:r>
-        <w:t>lega</w:t>
-      </w:r>
-      <w:proofErr w:type="spellEnd"/>
-      <w:r>
-        <w:t>.</w:t>
+        <w:t>Agar tum ek bool variable mein 5 (ya koi bhi non-zero number) store karoge, toh compiler use 1 (True) maan lega.</w:t>
       </w:r>
     </w:p>
     <w:p>
@@ -9794,29 +4724,8 @@
           <w:numId w:val="19"/>
         </w:numPr>
       </w:pPr>
-      <w:proofErr w:type="spellStart"/>
-      <w:r>
-        <w:t>Sirf</w:t>
-      </w:r>
-      <w:proofErr w:type="spellEnd"/>
-      <w:r>
-        <w:t xml:space="preserve"> 0 ko wo 0 (False) </w:t>
-      </w:r>
-      <w:proofErr w:type="spellStart"/>
-      <w:r>
-        <w:t>maanta</w:t>
-      </w:r>
-      <w:proofErr w:type="spellEnd"/>
-      <w:r>
-        <w:t xml:space="preserve"> </w:t>
-      </w:r>
-      <w:proofErr w:type="spellStart"/>
-      <w:r>
-        <w:t>hai</w:t>
-      </w:r>
-      <w:proofErr w:type="spellEnd"/>
-      <w:r>
-        <w:t>.</w:t>
+      <w:r>
+        <w:t>Sirf 0 ko wo 0 (False) maanta hai.</w:t>
       </w:r>
     </w:p>
     <w:p>
@@ -9832,7 +4741,7 @@
           <w:szCs w:val="22"/>
         </w:rPr>
         <w:pict w14:anchorId="0EE972D4">
-          <v:rect id="_x0000_i1059" style="width:0;height:1.5pt" o:hralign="center" o:hrstd="t" o:hr="t" fillcolor="#a0a0a0" stroked="f"/>
+          <v:rect id="_x0000_i1056" style="width:0;height:1.5pt" o:hralign="center" o:hrstd="t" o:hr="t" fillcolor="#a0a0a0" stroked="f"/>
         </w:pict>
       </w:r>
     </w:p>
@@ -9848,29 +4757,12 @@
           <w:b/>
           <w:bCs/>
         </w:rPr>
-        <w:lastRenderedPageBreak/>
         <w:t>5. Data Modifiers (Signed, Unsigned, Long, Short)</w:t>
       </w:r>
     </w:p>
     <w:p>
       <w:r>
-        <w:t xml:space="preserve">Ye C++ ka </w:t>
-      </w:r>
-      <w:proofErr w:type="spellStart"/>
-      <w:r>
-        <w:t>sabse</w:t>
-      </w:r>
-      <w:proofErr w:type="spellEnd"/>
-      <w:r>
-        <w:t xml:space="preserve"> powerful part </w:t>
-      </w:r>
-      <w:proofErr w:type="spellStart"/>
-      <w:r>
-        <w:t>hai</w:t>
-      </w:r>
-      <w:proofErr w:type="spellEnd"/>
-      <w:r>
-        <w:t>:</w:t>
+        <w:t>Ye C++ ka sabse powerful part hai:</w:t>
       </w:r>
     </w:p>
     <w:p>
@@ -9888,79 +4780,7 @@
         <w:t>unsigned:</w:t>
       </w:r>
       <w:r>
-        <w:t xml:space="preserve"> </w:t>
-      </w:r>
-      <w:proofErr w:type="spellStart"/>
-      <w:r>
-        <w:t>Sirf</w:t>
-      </w:r>
-      <w:proofErr w:type="spellEnd"/>
-      <w:r>
-        <w:t xml:space="preserve"> positive numbers store </w:t>
-      </w:r>
-      <w:proofErr w:type="spellStart"/>
-      <w:r>
-        <w:t>karega</w:t>
-      </w:r>
-      <w:proofErr w:type="spellEnd"/>
-      <w:r>
-        <w:t xml:space="preserve">. Agar </w:t>
-      </w:r>
-      <w:proofErr w:type="spellStart"/>
-      <w:r>
-        <w:t>isme</w:t>
-      </w:r>
-      <w:proofErr w:type="spellEnd"/>
-      <w:r>
-        <w:t xml:space="preserve"> </w:t>
-      </w:r>
-      <w:proofErr w:type="spellStart"/>
-      <w:r>
-        <w:t>galti</w:t>
-      </w:r>
-      <w:proofErr w:type="spellEnd"/>
-      <w:r>
-        <w:t xml:space="preserve"> se negative number </w:t>
-      </w:r>
-      <w:proofErr w:type="spellStart"/>
-      <w:r>
-        <w:t>dala</w:t>
-      </w:r>
-      <w:proofErr w:type="spellEnd"/>
-      <w:r>
-        <w:t xml:space="preserve">, </w:t>
-      </w:r>
-      <w:proofErr w:type="spellStart"/>
-      <w:r>
-        <w:t>toh</w:t>
-      </w:r>
-      <w:proofErr w:type="spellEnd"/>
-      <w:r>
-        <w:t xml:space="preserve"> ye "Garbage Value" (koi </w:t>
-      </w:r>
-      <w:proofErr w:type="spellStart"/>
-      <w:r>
-        <w:t>bhi</w:t>
-      </w:r>
-      <w:proofErr w:type="spellEnd"/>
-      <w:r>
-        <w:t xml:space="preserve"> random </w:t>
-      </w:r>
-      <w:proofErr w:type="spellStart"/>
-      <w:r>
-        <w:t>bada</w:t>
-      </w:r>
-      <w:proofErr w:type="spellEnd"/>
-      <w:r>
-        <w:t xml:space="preserve"> number) </w:t>
-      </w:r>
-      <w:proofErr w:type="spellStart"/>
-      <w:r>
-        <w:t>dikhayega</w:t>
-      </w:r>
-      <w:proofErr w:type="spellEnd"/>
-      <w:r>
-        <w:t>.</w:t>
+        <w:t xml:space="preserve"> Sirf positive numbers store karega. Agar isme galti se negative number dala, toh ye "Garbage Value" (koi bhi random bada number) dikhayega.</w:t>
       </w:r>
     </w:p>
     <w:p>
@@ -9975,42 +4795,10 @@
           <w:b/>
           <w:bCs/>
         </w:rPr>
-        <w:t xml:space="preserve">long / long </w:t>
-      </w:r>
-      <w:proofErr w:type="spellStart"/>
-      <w:r>
-        <w:rPr>
-          <w:b/>
-          <w:bCs/>
-        </w:rPr>
-        <w:t>long</w:t>
-      </w:r>
-      <w:proofErr w:type="spellEnd"/>
-      <w:r>
-        <w:rPr>
-          <w:b/>
-          <w:bCs/>
-        </w:rPr>
-        <w:t>:</w:t>
-      </w:r>
-      <w:r>
-        <w:t xml:space="preserve"> Bahut bade numbers </w:t>
-      </w:r>
-      <w:proofErr w:type="spellStart"/>
-      <w:r>
-        <w:t>ke</w:t>
-      </w:r>
-      <w:proofErr w:type="spellEnd"/>
-      <w:r>
-        <w:t xml:space="preserve"> </w:t>
-      </w:r>
-      <w:proofErr w:type="spellStart"/>
-      <w:r>
-        <w:t>liye</w:t>
-      </w:r>
-      <w:proofErr w:type="spellEnd"/>
-      <w:r>
-        <w:t>.</w:t>
+        <w:t>long / long long:</w:t>
+      </w:r>
+      <w:r>
+        <w:t xml:space="preserve"> Bahut bade numbers ke liye.</w:t>
       </w:r>
     </w:p>
     <w:p>
@@ -10028,55 +4816,7 @@
         <w:t>short:</w:t>
       </w:r>
       <w:r>
-        <w:t xml:space="preserve"> </w:t>
-      </w:r>
-      <w:proofErr w:type="spellStart"/>
-      <w:r>
-        <w:t>Chhote</w:t>
-      </w:r>
-      <w:proofErr w:type="spellEnd"/>
-      <w:r>
-        <w:t xml:space="preserve"> numbers </w:t>
-      </w:r>
-      <w:proofErr w:type="spellStart"/>
-      <w:r>
-        <w:t>ke</w:t>
-      </w:r>
-      <w:proofErr w:type="spellEnd"/>
-      <w:r>
-        <w:t xml:space="preserve"> </w:t>
-      </w:r>
-      <w:proofErr w:type="spellStart"/>
-      <w:r>
-        <w:t>liye</w:t>
-      </w:r>
-      <w:proofErr w:type="spellEnd"/>
-      <w:r>
-        <w:t xml:space="preserve"> (memory </w:t>
-      </w:r>
-      <w:proofErr w:type="spellStart"/>
-      <w:r>
-        <w:t>bachane</w:t>
-      </w:r>
-      <w:proofErr w:type="spellEnd"/>
-      <w:r>
-        <w:t xml:space="preserve"> </w:t>
-      </w:r>
-      <w:proofErr w:type="spellStart"/>
-      <w:r>
-        <w:t>ke</w:t>
-      </w:r>
-      <w:proofErr w:type="spellEnd"/>
-      <w:r>
-        <w:t xml:space="preserve"> </w:t>
-      </w:r>
-      <w:proofErr w:type="spellStart"/>
-      <w:r>
-        <w:t>liye</w:t>
-      </w:r>
-      <w:proofErr w:type="spellEnd"/>
-      <w:r>
-        <w:t>).</w:t>
+        <w:t xml:space="preserve"> Chhote numbers ke liye (memory bachane ke liye).</w:t>
       </w:r>
     </w:p>
     <w:p>
@@ -10092,7 +4832,7 @@
           <w:szCs w:val="22"/>
         </w:rPr>
         <w:pict w14:anchorId="4B2AE9E3">
-          <v:rect id="_x0000_i1060" style="width:0;height:1.5pt" o:hralign="center" o:hrstd="t" o:hr="t" fillcolor="#a0a0a0" stroked="f"/>
+          <v:rect id="_x0000_i1057" style="width:0;height:1.5pt" o:hralign="center" o:hrstd="t" o:hr="t" fillcolor="#a0a0a0" stroked="f"/>
         </w:pict>
       </w:r>
     </w:p>
@@ -10118,6 +4858,9 @@
     </w:p>
     <w:p>
       <w:r>
+        <w:rPr>
+          <w:noProof/>
+        </w:rPr>
         <w:drawing>
           <wp:inline distT="0" distB="0" distL="0" distR="0" wp14:anchorId="5D4D9A27" wp14:editId="051FAFF6">
             <wp:extent cx="4753638" cy="2810267"/>
@@ -10134,7 +4877,7 @@
                     <pic:cNvPicPr/>
                   </pic:nvPicPr>
                   <pic:blipFill>
-                    <a:blip r:embed="rId37"/>
+                    <a:blip r:embed="rId40"/>
                     <a:stretch>
                       <a:fillRect/>
                     </a:stretch>
@@ -10161,55 +4904,7 @@
           <w:b/>
           <w:bCs/>
         </w:rPr>
-        <w:t xml:space="preserve">B. Type Casting (Ek se </w:t>
-      </w:r>
-      <w:proofErr w:type="spellStart"/>
-      <w:r>
-        <w:rPr>
-          <w:b/>
-          <w:bCs/>
-        </w:rPr>
-        <w:t>doosre</w:t>
-      </w:r>
-      <w:proofErr w:type="spellEnd"/>
-      <w:r>
-        <w:rPr>
-          <w:b/>
-          <w:bCs/>
-        </w:rPr>
-        <w:t xml:space="preserve"> </w:t>
-      </w:r>
-      <w:proofErr w:type="spellStart"/>
-      <w:r>
-        <w:rPr>
-          <w:b/>
-          <w:bCs/>
-        </w:rPr>
-        <w:t>mein</w:t>
-      </w:r>
-      <w:proofErr w:type="spellEnd"/>
-      <w:r>
-        <w:rPr>
-          <w:b/>
-          <w:bCs/>
-        </w:rPr>
-        <w:t xml:space="preserve"> </w:t>
-      </w:r>
-      <w:proofErr w:type="spellStart"/>
-      <w:r>
-        <w:rPr>
-          <w:b/>
-          <w:bCs/>
-        </w:rPr>
-        <w:t>badalna</w:t>
-      </w:r>
-      <w:proofErr w:type="spellEnd"/>
-      <w:r>
-        <w:rPr>
-          <w:b/>
-          <w:bCs/>
-        </w:rPr>
-        <w:t xml:space="preserve">) </w:t>
+        <w:t xml:space="preserve">B. Type Casting (Ek se doosre mein badalna) </w:t>
       </w:r>
     </w:p>
     <w:p>
@@ -10227,31 +4922,7 @@
         <w:t>Explicit Casting:</w:t>
       </w:r>
       <w:r>
-        <w:t xml:space="preserve"> Jab hum khud </w:t>
-      </w:r>
-      <w:proofErr w:type="spellStart"/>
-      <w:r>
-        <w:t>badalte</w:t>
-      </w:r>
-      <w:proofErr w:type="spellEnd"/>
-      <w:r>
-        <w:t xml:space="preserve"> hain. (int)49.99 </w:t>
-      </w:r>
-      <w:proofErr w:type="spellStart"/>
-      <w:r>
-        <w:t>karne</w:t>
-      </w:r>
-      <w:proofErr w:type="spellEnd"/>
-      <w:r>
-        <w:t xml:space="preserve"> se result 49 </w:t>
-      </w:r>
-      <w:proofErr w:type="spellStart"/>
-      <w:r>
-        <w:t>aayega</w:t>
-      </w:r>
-      <w:proofErr w:type="spellEnd"/>
-      <w:r>
-        <w:t>.</w:t>
+        <w:t xml:space="preserve"> Jab hum khud badalte hain. (int)49.99 karne se result 49 aayega.</w:t>
       </w:r>
     </w:p>
     <w:p>
@@ -10269,48 +4940,14 @@
         <w:t>Warning:</w:t>
       </w:r>
       <w:r>
-        <w:t xml:space="preserve"> Isse precision ka </w:t>
-      </w:r>
-      <w:proofErr w:type="spellStart"/>
-      <w:r>
-        <w:t>nuksaan</w:t>
-      </w:r>
-      <w:proofErr w:type="spellEnd"/>
+        <w:t xml:space="preserve"> Isse precision ka nuksaan hota hai (e.g., $1 ka loss calculation mein)</w:t>
+      </w:r>
       <w:r>
         <w:t xml:space="preserve"> </w:t>
       </w:r>
-      <w:proofErr w:type="spellStart"/>
-      <w:r>
-        <w:t>hota</w:t>
-      </w:r>
-      <w:proofErr w:type="spellEnd"/>
-      <w:r>
-        <w:t xml:space="preserve"> </w:t>
-      </w:r>
-      <w:proofErr w:type="spellStart"/>
-      <w:r>
-        <w:t>hai</w:t>
-      </w:r>
-      <w:proofErr w:type="spellEnd"/>
-      <w:r>
-        <w:t xml:space="preserve"> (e.g., $1 ka loss calculation </w:t>
-      </w:r>
-      <w:proofErr w:type="spellStart"/>
-      <w:r>
-        <w:t>mein</w:t>
-      </w:r>
-      <w:proofErr w:type="spellEnd"/>
-      <w:proofErr w:type="gramStart"/>
-      <w:r>
-        <w:t>)</w:t>
-      </w:r>
-      <w:r>
-        <w:t xml:space="preserve"> </w:t>
-      </w:r>
       <w:r>
         <w:t>.</w:t>
       </w:r>
-      <w:proofErr w:type="gramEnd"/>
     </w:p>
     <w:p>
       <w:r>
@@ -10329,39 +4966,7 @@
         </w:numPr>
       </w:pPr>
       <w:r>
-        <w:t xml:space="preserve">Text </w:t>
-      </w:r>
-      <w:proofErr w:type="spellStart"/>
-      <w:r>
-        <w:t>ke</w:t>
-      </w:r>
-      <w:proofErr w:type="spellEnd"/>
-      <w:r>
-        <w:t xml:space="preserve"> </w:t>
-      </w:r>
-      <w:proofErr w:type="spellStart"/>
-      <w:r>
-        <w:t>liye</w:t>
-      </w:r>
-      <w:proofErr w:type="spellEnd"/>
-      <w:r>
-        <w:t xml:space="preserve"> #include &lt;string&gt; </w:t>
-      </w:r>
-      <w:proofErr w:type="spellStart"/>
-      <w:r>
-        <w:t>zaroori</w:t>
-      </w:r>
-      <w:proofErr w:type="spellEnd"/>
-      <w:r>
-        <w:t xml:space="preserve"> </w:t>
-      </w:r>
-      <w:proofErr w:type="spellStart"/>
-      <w:r>
-        <w:t>hai</w:t>
-      </w:r>
-      <w:proofErr w:type="spellEnd"/>
-      <w:r>
-        <w:t>.</w:t>
+        <w:t>Text ke liye #include &lt;string&gt; zaroori hai.</w:t>
       </w:r>
     </w:p>
     <w:p>
@@ -10376,6 +4981,7 @@
           <w:b/>
           <w:bCs/>
         </w:rPr>
+        <w:lastRenderedPageBreak/>
         <w:t>Escape Sequences:</w:t>
       </w:r>
       <w:r>
@@ -10401,88 +5007,16 @@
         </w:numPr>
       </w:pPr>
       <w:r>
-        <w:t xml:space="preserve">\": String </w:t>
-      </w:r>
-      <w:proofErr w:type="spellStart"/>
-      <w:r>
-        <w:t>ke</w:t>
-      </w:r>
-      <w:proofErr w:type="spellEnd"/>
-      <w:r>
-        <w:t xml:space="preserve"> </w:t>
-      </w:r>
-      <w:proofErr w:type="spellStart"/>
-      <w:r>
-        <w:t>andar</w:t>
-      </w:r>
-      <w:proofErr w:type="spellEnd"/>
-      <w:r>
-        <w:t xml:space="preserve"> quotes </w:t>
-      </w:r>
-      <w:proofErr w:type="spellStart"/>
-      <w:r>
-        <w:t>dikhane</w:t>
-      </w:r>
-      <w:proofErr w:type="spellEnd"/>
-      <w:r>
-        <w:t xml:space="preserve"> </w:t>
-      </w:r>
-      <w:proofErr w:type="spellStart"/>
-      <w:r>
-        <w:t>ke</w:t>
-      </w:r>
-      <w:proofErr w:type="spellEnd"/>
-      <w:r>
-        <w:t xml:space="preserve"> </w:t>
-      </w:r>
-      <w:proofErr w:type="spellStart"/>
-      <w:r>
-        <w:t>liye</w:t>
-      </w:r>
-      <w:proofErr w:type="spellEnd"/>
-      <w:r>
-        <w:t>.</w:t>
-      </w:r>
-    </w:p>
-    <w:p>
-      <w:r>
-        <w:rPr>
-          <w:b/>
-          <w:bCs/>
-        </w:rPr>
-        <w:t>D. User Input (</w:t>
-      </w:r>
-      <w:proofErr w:type="spellStart"/>
-      <w:r>
-        <w:rPr>
-          <w:b/>
-          <w:bCs/>
-        </w:rPr>
-        <w:t>cin</w:t>
-      </w:r>
-      <w:proofErr w:type="spellEnd"/>
-      <w:r>
-        <w:rPr>
-          <w:b/>
-          <w:bCs/>
-        </w:rPr>
-        <w:t xml:space="preserve"> vs </w:t>
-      </w:r>
-      <w:proofErr w:type="spellStart"/>
-      <w:r>
-        <w:rPr>
-          <w:b/>
-          <w:bCs/>
-        </w:rPr>
-        <w:t>getline</w:t>
-      </w:r>
-      <w:proofErr w:type="spellEnd"/>
-      <w:r>
-        <w:rPr>
-          <w:b/>
-          <w:bCs/>
-        </w:rPr>
-        <w:t xml:space="preserve">) </w:t>
+        <w:t>\": String ke andar quotes dikhane ke liye.</w:t>
+      </w:r>
+    </w:p>
+    <w:p>
+      <w:r>
+        <w:rPr>
+          <w:b/>
+          <w:bCs/>
+        </w:rPr>
+        <w:t xml:space="preserve">D. User Input (cin vs getline) </w:t>
       </w:r>
     </w:p>
     <w:p>
@@ -10492,77 +5026,8 @@
           <w:numId w:val="23"/>
         </w:numPr>
       </w:pPr>
-      <w:proofErr w:type="spellStart"/>
-      <w:r>
-        <w:t>cin</w:t>
-      </w:r>
-      <w:proofErr w:type="spellEnd"/>
-      <w:r>
-        <w:t xml:space="preserve"> &gt;&gt; var</w:t>
-      </w:r>
-      <w:proofErr w:type="gramStart"/>
-      <w:r>
-        <w:t>; :</w:t>
-      </w:r>
-      <w:proofErr w:type="gramEnd"/>
-      <w:r>
-        <w:t xml:space="preserve"> Space </w:t>
-      </w:r>
-      <w:proofErr w:type="spellStart"/>
-      <w:r>
-        <w:t>aate</w:t>
-      </w:r>
-      <w:proofErr w:type="spellEnd"/>
-      <w:r>
-        <w:t xml:space="preserve"> hi </w:t>
-      </w:r>
-      <w:proofErr w:type="spellStart"/>
-      <w:r>
-        <w:t>ruk</w:t>
-      </w:r>
-      <w:proofErr w:type="spellEnd"/>
-      <w:r>
-        <w:t xml:space="preserve"> </w:t>
-      </w:r>
-      <w:proofErr w:type="spellStart"/>
-      <w:r>
-        <w:t>jata</w:t>
-      </w:r>
-      <w:proofErr w:type="spellEnd"/>
-      <w:r>
-        <w:t xml:space="preserve"> </w:t>
-      </w:r>
-      <w:proofErr w:type="spellStart"/>
-      <w:r>
-        <w:t>hai</w:t>
-      </w:r>
-      <w:proofErr w:type="spellEnd"/>
-      <w:r>
-        <w:t xml:space="preserve"> (e.g., "Masala Tea" </w:t>
-      </w:r>
-      <w:proofErr w:type="spellStart"/>
-      <w:r>
-        <w:t>mein</w:t>
-      </w:r>
-      <w:proofErr w:type="spellEnd"/>
-      <w:r>
-        <w:t xml:space="preserve"> </w:t>
-      </w:r>
-      <w:proofErr w:type="spellStart"/>
-      <w:r>
-        <w:t>sirf</w:t>
-      </w:r>
-      <w:proofErr w:type="spellEnd"/>
-      <w:r>
-        <w:t xml:space="preserve"> "Masala" </w:t>
-      </w:r>
-      <w:proofErr w:type="spellStart"/>
-      <w:r>
-        <w:t>lega</w:t>
-      </w:r>
-      <w:proofErr w:type="spellEnd"/>
-      <w:r>
-        <w:t>).</w:t>
+      <w:r>
+        <w:t>cin &gt;&gt; var; : Space aate hi ruk jata hai (e.g., "Masala Tea" mein sirf "Masala" lega).</w:t>
       </w:r>
     </w:p>
     <w:p>
@@ -10572,64 +5037,8 @@
           <w:numId w:val="23"/>
         </w:numPr>
       </w:pPr>
-      <w:proofErr w:type="spellStart"/>
-      <w:proofErr w:type="gramStart"/>
-      <w:r>
-        <w:lastRenderedPageBreak/>
-        <w:t>getline</w:t>
-      </w:r>
-      <w:proofErr w:type="spellEnd"/>
-      <w:r>
-        <w:t>(</w:t>
-      </w:r>
-      <w:proofErr w:type="spellStart"/>
-      <w:proofErr w:type="gramEnd"/>
-      <w:r>
-        <w:t>cin</w:t>
-      </w:r>
-      <w:proofErr w:type="spellEnd"/>
-      <w:r>
-        <w:t>, var)</w:t>
-      </w:r>
-      <w:proofErr w:type="gramStart"/>
-      <w:r>
-        <w:t>; :</w:t>
-      </w:r>
-      <w:proofErr w:type="gramEnd"/>
-      <w:r>
-        <w:t xml:space="preserve"> Poori line read </w:t>
-      </w:r>
-      <w:proofErr w:type="spellStart"/>
-      <w:r>
-        <w:t>karta</w:t>
-      </w:r>
-      <w:proofErr w:type="spellEnd"/>
-      <w:r>
-        <w:t xml:space="preserve"> </w:t>
-      </w:r>
-      <w:proofErr w:type="spellStart"/>
-      <w:r>
-        <w:t>hai</w:t>
-      </w:r>
-      <w:proofErr w:type="spellEnd"/>
-      <w:r>
-        <w:t xml:space="preserve"> (Space </w:t>
-      </w:r>
-      <w:proofErr w:type="spellStart"/>
-      <w:r>
-        <w:t>ke</w:t>
-      </w:r>
-      <w:proofErr w:type="spellEnd"/>
-      <w:r>
-        <w:t xml:space="preserve"> </w:t>
-      </w:r>
-      <w:proofErr w:type="spellStart"/>
-      <w:r>
-        <w:t>saath</w:t>
-      </w:r>
-      <w:proofErr w:type="spellEnd"/>
-      <w:r>
-        <w:t>).</w:t>
+      <w:r>
+        <w:t>getline(cin, var); : Poori line read karta hai (Space ke saath).</w:t>
       </w:r>
     </w:p>
     <w:p>
@@ -10645,7 +5054,7 @@
           <w:szCs w:val="22"/>
         </w:rPr>
         <w:pict w14:anchorId="5952B833">
-          <v:rect id="_x0000_i1061" style="width:0;height:1.5pt" o:hralign="center" o:hrstd="t" o:hr="t" fillcolor="#a0a0a0" stroked="f"/>
+          <v:rect id="_x0000_i1058" style="width:0;height:1.5pt" o:hralign="center" o:hrstd="t" o:hr="t" fillcolor="#a0a0a0" stroked="f"/>
         </w:pict>
       </w:r>
     </w:p>
@@ -10666,39 +5075,7 @@
     </w:p>
     <w:p>
       <w:r>
-        <w:t xml:space="preserve">Video </w:t>
-      </w:r>
-      <w:proofErr w:type="spellStart"/>
-      <w:r>
-        <w:t>ke</w:t>
-      </w:r>
-      <w:proofErr w:type="spellEnd"/>
-      <w:r>
-        <w:t xml:space="preserve"> end </w:t>
-      </w:r>
-      <w:proofErr w:type="spellStart"/>
-      <w:r>
-        <w:t>mein</w:t>
-      </w:r>
-      <w:proofErr w:type="spellEnd"/>
-      <w:r>
-        <w:t xml:space="preserve"> teen challenges </w:t>
-      </w:r>
-      <w:proofErr w:type="spellStart"/>
-      <w:r>
-        <w:t>diye</w:t>
-      </w:r>
-      <w:proofErr w:type="spellEnd"/>
-      <w:r>
-        <w:t xml:space="preserve"> </w:t>
-      </w:r>
-      <w:proofErr w:type="spellStart"/>
-      <w:r>
-        <w:t>gaye</w:t>
-      </w:r>
-      <w:proofErr w:type="spellEnd"/>
-      <w:r>
-        <w:t xml:space="preserve"> hain:</w:t>
+        <w:t>Video ke end mein teen challenges diye gaye hain:</w:t>
       </w:r>
     </w:p>
     <w:p>
@@ -10716,47 +5093,7 @@
         <w:t>Tea Info Display:</w:t>
       </w:r>
       <w:r>
-        <w:t xml:space="preserve"> Variable </w:t>
-      </w:r>
-      <w:proofErr w:type="spellStart"/>
-      <w:r>
-        <w:t>banao</w:t>
-      </w:r>
-      <w:proofErr w:type="spellEnd"/>
-      <w:r>
-        <w:t xml:space="preserve"> (type, price, rating) aur </w:t>
-      </w:r>
-      <w:proofErr w:type="spellStart"/>
-      <w:r>
-        <w:t>unhe</w:t>
-      </w:r>
-      <w:proofErr w:type="spellEnd"/>
-      <w:r>
-        <w:t xml:space="preserve"> \t aur \n use </w:t>
-      </w:r>
-      <w:proofErr w:type="spellStart"/>
-      <w:r>
-        <w:t>karke</w:t>
-      </w:r>
-      <w:proofErr w:type="spellEnd"/>
-      <w:r>
-        <w:t xml:space="preserve"> </w:t>
-      </w:r>
-      <w:proofErr w:type="spellStart"/>
-      <w:r>
-        <w:t>sundar</w:t>
-      </w:r>
-      <w:proofErr w:type="spellEnd"/>
-      <w:r>
-        <w:t xml:space="preserve"> format </w:t>
-      </w:r>
-      <w:proofErr w:type="spellStart"/>
-      <w:r>
-        <w:t>mein</w:t>
-      </w:r>
-      <w:proofErr w:type="spellEnd"/>
-      <w:r>
-        <w:t xml:space="preserve"> print karo.</w:t>
+        <w:t xml:space="preserve"> Variable banao (type, price, rating) aur unhe \t aur \n use karke sundar format mein print karo.</w:t>
       </w:r>
     </w:p>
     <w:p>
@@ -10774,31 +5111,7 @@
         <w:t>Price Calculator:</w:t>
       </w:r>
       <w:r>
-        <w:t xml:space="preserve"> User se base price lo, use 10% </w:t>
-      </w:r>
-      <w:proofErr w:type="spellStart"/>
-      <w:r>
-        <w:t>badhao</w:t>
-      </w:r>
-      <w:proofErr w:type="spellEnd"/>
-      <w:r>
-        <w:t xml:space="preserve"> (Type casting use </w:t>
-      </w:r>
-      <w:proofErr w:type="spellStart"/>
-      <w:r>
-        <w:t>karke</w:t>
-      </w:r>
-      <w:proofErr w:type="spellEnd"/>
-      <w:r>
-        <w:t xml:space="preserve">) aur final rounded price </w:t>
-      </w:r>
-      <w:proofErr w:type="spellStart"/>
-      <w:r>
-        <w:t>dikhao</w:t>
-      </w:r>
-      <w:proofErr w:type="spellEnd"/>
-      <w:r>
-        <w:t>.</w:t>
+        <w:t xml:space="preserve"> User se base price lo, use 10% badhao (Type casting use karke) aur final rounded price dikhao.</w:t>
       </w:r>
     </w:p>
     <w:p>
@@ -10816,39 +5129,7 @@
         <w:t>User Preference:</w:t>
       </w:r>
       <w:r>
-        <w:t xml:space="preserve"> </w:t>
-      </w:r>
-      <w:proofErr w:type="spellStart"/>
-      <w:r>
-        <w:t>getline</w:t>
-      </w:r>
-      <w:proofErr w:type="spellEnd"/>
-      <w:r>
-        <w:t xml:space="preserve"> se </w:t>
-      </w:r>
-      <w:proofErr w:type="spellStart"/>
-      <w:r>
-        <w:t>favorite</w:t>
-      </w:r>
-      <w:proofErr w:type="spellEnd"/>
-      <w:r>
-        <w:t xml:space="preserve"> tea lo aur </w:t>
-      </w:r>
-      <w:proofErr w:type="spellStart"/>
-      <w:r>
-        <w:t>cin</w:t>
-      </w:r>
-      <w:proofErr w:type="spellEnd"/>
-      <w:r>
-        <w:t xml:space="preserve"> se quantity, </w:t>
-      </w:r>
-      <w:proofErr w:type="spellStart"/>
-      <w:r>
-        <w:t>phir</w:t>
-      </w:r>
-      <w:proofErr w:type="spellEnd"/>
-      <w:r>
-        <w:t xml:space="preserve"> ek fun message print karo.</w:t>
+        <w:t xml:space="preserve"> getline se favorite tea lo aur cin se quantity, phir ek fun message print karo.</w:t>
       </w:r>
     </w:p>
     <w:p>
@@ -10866,55 +5147,7 @@
         <w:t>Pro-Tip for Game Dev:</w:t>
       </w:r>
       <w:r>
-        <w:t xml:space="preserve"> Precision (double) aur Memory Management (short/long) ka </w:t>
-      </w:r>
-      <w:proofErr w:type="spellStart"/>
-      <w:r>
-        <w:t>sahi</w:t>
-      </w:r>
-      <w:proofErr w:type="spellEnd"/>
-      <w:r>
-        <w:t xml:space="preserve"> use games ko optimize </w:t>
-      </w:r>
-      <w:proofErr w:type="spellStart"/>
-      <w:r>
-        <w:t>karne</w:t>
-      </w:r>
-      <w:proofErr w:type="spellEnd"/>
-      <w:r>
-        <w:t xml:space="preserve"> </w:t>
-      </w:r>
-      <w:proofErr w:type="spellStart"/>
-      <w:r>
-        <w:t>mein</w:t>
-      </w:r>
-      <w:proofErr w:type="spellEnd"/>
-      <w:r>
-        <w:t xml:space="preserve"> </w:t>
-      </w:r>
-      <w:proofErr w:type="spellStart"/>
-      <w:r>
-        <w:t>kaam</w:t>
-      </w:r>
-      <w:proofErr w:type="spellEnd"/>
-      <w:r>
-        <w:t xml:space="preserve"> </w:t>
-      </w:r>
-      <w:proofErr w:type="spellStart"/>
-      <w:r>
-        <w:t>aata</w:t>
-      </w:r>
-      <w:proofErr w:type="spellEnd"/>
-      <w:r>
-        <w:t xml:space="preserve"> </w:t>
-      </w:r>
-      <w:proofErr w:type="spellStart"/>
-      <w:r>
-        <w:t>hai</w:t>
-      </w:r>
-      <w:proofErr w:type="spellEnd"/>
-      <w:r>
-        <w:t>.</w:t>
+        <w:t xml:space="preserve"> Precision (double) aur Memory Management (short/long) ka sahi use games ko optimize karne mein kaam aata hai.</w:t>
       </w:r>
       <w:r>
         <w:rPr>
@@ -10922,7 +5155,7 @@
           <w:szCs w:val="22"/>
         </w:rPr>
         <w:pict w14:anchorId="7886C042">
-          <v:rect id="_x0000_i1062" style="width:0;height:1.5pt" o:hralign="center" o:hrstd="t" o:hr="t" fillcolor="#a0a0a0" stroked="f"/>
+          <v:rect id="_x0000_i1059" style="width:0;height:1.5pt" o:hralign="center" o:hrstd="t" o:hr="t" fillcolor="#a0a0a0" stroked="f"/>
         </w:pict>
       </w:r>
     </w:p>
@@ -15085,6 +9318,7 @@
   <w:style w:type="character" w:default="1" w:styleId="DefaultParagraphFont">
     <w:name w:val="Default Paragraph Font"/>
     <w:uiPriority w:val="1"/>
+    <w:semiHidden/>
     <w:unhideWhenUsed/>
   </w:style>
   <w:style w:type="table" w:default="1" w:styleId="TableNormal">
